--- a/0_Documents/Pflichtenheft.docx
+++ b/0_Documents/Pflichtenheft.docx
@@ -625,20 +625,34 @@
                 <w:rFonts w:ascii="Arial" w:hAnsi="Arial" w:cs="Arial"/>
                 <w:sz w:val="20"/>
               </w:rPr>
-              <w:t>01.</w:t>
+              <w:t>18</w:t>
             </w:r>
             <w:r>
               <w:rPr>
                 <w:rFonts w:ascii="Arial" w:hAnsi="Arial" w:cs="Arial"/>
                 <w:sz w:val="20"/>
               </w:rPr>
-              <w:t>09</w:t>
+              <w:t>.</w:t>
             </w:r>
             <w:r>
               <w:rPr>
                 <w:rFonts w:ascii="Arial" w:hAnsi="Arial" w:cs="Arial"/>
                 <w:sz w:val="20"/>
               </w:rPr>
+              <w:t>0</w:t>
+            </w:r>
+            <w:r>
+              <w:rPr>
+                <w:rFonts w:ascii="Arial" w:hAnsi="Arial" w:cs="Arial"/>
+                <w:sz w:val="20"/>
+              </w:rPr>
+              <w:t>5</w:t>
+            </w:r>
+            <w:r>
+              <w:rPr>
+                <w:rFonts w:ascii="Arial" w:hAnsi="Arial" w:cs="Arial"/>
+                <w:sz w:val="20"/>
+              </w:rPr>
               <w:t>.20</w:t>
             </w:r>
             <w:r>
@@ -646,7 +660,14 @@
                 <w:rFonts w:ascii="Arial" w:hAnsi="Arial" w:cs="Arial"/>
                 <w:sz w:val="20"/>
               </w:rPr>
-              <w:t>23</w:t>
+              <w:t>2</w:t>
+            </w:r>
+            <w:r>
+              <w:rPr>
+                <w:rFonts w:ascii="Arial" w:hAnsi="Arial" w:cs="Arial"/>
+                <w:sz w:val="20"/>
+              </w:rPr>
+              <w:t>6</w:t>
             </w:r>
           </w:p>
         </w:tc>
@@ -668,14 +689,7 @@
                 <w:rFonts w:ascii="Arial" w:hAnsi="Arial" w:cs="Arial"/>
                 <w:sz w:val="20"/>
               </w:rPr>
-              <w:t>1.</w:t>
-            </w:r>
-            <w:r>
-              <w:rPr>
-                <w:rFonts w:ascii="Arial" w:hAnsi="Arial" w:cs="Arial"/>
-                <w:sz w:val="20"/>
-              </w:rPr>
-              <w:t>0</w:t>
+              <w:t>0.1</w:t>
             </w:r>
           </w:p>
         </w:tc>
@@ -692,6 +706,29 @@
                 <w:sz w:val="20"/>
               </w:rPr>
             </w:pPr>
+            <w:r>
+              <w:rPr>
+                <w:rFonts w:ascii="Arial" w:hAnsi="Arial" w:cs="Arial"/>
+                <w:sz w:val="20"/>
+              </w:rPr>
+              <w:t>User/</w:t>
+            </w:r>
+            <w:proofErr w:type="spellStart"/>
+            <w:r>
+              <w:rPr>
+                <w:rFonts w:ascii="Arial" w:hAnsi="Arial" w:cs="Arial"/>
+                <w:sz w:val="20"/>
+              </w:rPr>
+              <w:t>Friendship</w:t>
+            </w:r>
+            <w:proofErr w:type="spellEnd"/>
+            <w:r>
+              <w:rPr>
+                <w:rFonts w:ascii="Arial" w:hAnsi="Arial" w:cs="Arial"/>
+                <w:sz w:val="20"/>
+              </w:rPr>
+              <w:t>-system</w:t>
+            </w:r>
           </w:p>
         </w:tc>
         <w:tc>
@@ -707,6 +744,13 @@
                 <w:sz w:val="20"/>
               </w:rPr>
             </w:pPr>
+            <w:r>
+              <w:rPr>
+                <w:rFonts w:ascii="Arial" w:hAnsi="Arial" w:cs="Arial"/>
+                <w:sz w:val="20"/>
+              </w:rPr>
+              <w:t>Implementation</w:t>
+            </w:r>
           </w:p>
         </w:tc>
         <w:tc>
@@ -741,15 +785,21 @@
               <w:jc w:val="center"/>
               <w:rPr>
                 <w:rFonts w:ascii="Arial" w:hAnsi="Arial" w:cs="Arial"/>
+                <w:b/>
+                <w:bCs/>
+                <w:color w:val="70AD47" w:themeColor="accent6"/>
                 <w:sz w:val="20"/>
               </w:rPr>
             </w:pPr>
             <w:r>
               <w:rPr>
                 <w:rFonts w:ascii="Arial" w:hAnsi="Arial" w:cs="Arial"/>
+                <w:b/>
+                <w:bCs/>
+                <w:color w:val="70AD47" w:themeColor="accent6"/>
                 <w:sz w:val="20"/>
               </w:rPr>
-              <w:t>-</w:t>
+              <w:t>DONE</w:t>
             </w:r>
           </w:p>
         </w:tc>
@@ -1347,7 +1397,7 @@
             </w:rPr>
             <w:fldChar w:fldCharType="separate"/>
           </w:r>
-          <w:hyperlink w:anchor="_Toc175590202" w:history="1">
+          <w:hyperlink w:anchor="_Toc230013872" w:history="1">
             <w:r>
               <w:rPr>
                 <w:rStyle w:val="Hyperlink"/>
@@ -1395,7 +1445,7 @@
                 <w:noProof/>
                 <w:webHidden/>
               </w:rPr>
-              <w:instrText xml:space="preserve"> PAGEREF _Toc175590202 \h </w:instrText>
+              <w:instrText xml:space="preserve"> PAGEREF _Toc230013872 \h </w:instrText>
             </w:r>
             <w:r>
               <w:rPr>
@@ -1415,7 +1465,7 @@
                 <w:noProof/>
                 <w:webHidden/>
               </w:rPr>
-              <w:t>3</w:t>
+              <w:t>4</w:t>
             </w:r>
             <w:r>
               <w:rPr>
@@ -1443,7 +1493,7 @@
               <w14:ligatures w14:val="standardContextual"/>
             </w:rPr>
           </w:pPr>
-          <w:hyperlink w:anchor="_Toc175590203" w:history="1">
+          <w:hyperlink w:anchor="_Toc230013873" w:history="1">
             <w:r>
               <w:rPr>
                 <w:rStyle w:val="Hyperlink"/>
@@ -1491,7 +1541,7 @@
                 <w:noProof/>
                 <w:webHidden/>
               </w:rPr>
-              <w:instrText xml:space="preserve"> PAGEREF _Toc175590203 \h </w:instrText>
+              <w:instrText xml:space="preserve"> PAGEREF _Toc230013873 \h </w:instrText>
             </w:r>
             <w:r>
               <w:rPr>
@@ -1511,7 +1561,7 @@
                 <w:noProof/>
                 <w:webHidden/>
               </w:rPr>
-              <w:t>3</w:t>
+              <w:t>4</w:t>
             </w:r>
             <w:r>
               <w:rPr>
@@ -1539,7 +1589,7 @@
               <w14:ligatures w14:val="standardContextual"/>
             </w:rPr>
           </w:pPr>
-          <w:hyperlink w:anchor="_Toc175590204" w:history="1">
+          <w:hyperlink w:anchor="_Toc230013874" w:history="1">
             <w:r>
               <w:rPr>
                 <w:rStyle w:val="Hyperlink"/>
@@ -1587,7 +1637,7 @@
                 <w:noProof/>
                 <w:webHidden/>
               </w:rPr>
-              <w:instrText xml:space="preserve"> PAGEREF _Toc175590204 \h </w:instrText>
+              <w:instrText xml:space="preserve"> PAGEREF _Toc230013874 \h </w:instrText>
             </w:r>
             <w:r>
               <w:rPr>
@@ -1607,7 +1657,7 @@
                 <w:noProof/>
                 <w:webHidden/>
               </w:rPr>
-              <w:t>3</w:t>
+              <w:t>4</w:t>
             </w:r>
             <w:r>
               <w:rPr>
@@ -1635,7 +1685,7 @@
               <w14:ligatures w14:val="standardContextual"/>
             </w:rPr>
           </w:pPr>
-          <w:hyperlink w:anchor="_Toc175590205" w:history="1">
+          <w:hyperlink w:anchor="_Toc230013875" w:history="1">
             <w:r>
               <w:rPr>
                 <w:rStyle w:val="Hyperlink"/>
@@ -1683,7 +1733,7 @@
                 <w:noProof/>
                 <w:webHidden/>
               </w:rPr>
-              <w:instrText xml:space="preserve"> PAGEREF _Toc175590205 \h </w:instrText>
+              <w:instrText xml:space="preserve"> PAGEREF _Toc230013875 \h </w:instrText>
             </w:r>
             <w:r>
               <w:rPr>
@@ -1703,7 +1753,7 @@
                 <w:noProof/>
                 <w:webHidden/>
               </w:rPr>
-              <w:t>3</w:t>
+              <w:t>4</w:t>
             </w:r>
             <w:r>
               <w:rPr>
@@ -1731,7 +1781,7 @@
               <w14:ligatures w14:val="standardContextual"/>
             </w:rPr>
           </w:pPr>
-          <w:hyperlink w:anchor="_Toc175590206" w:history="1">
+          <w:hyperlink w:anchor="_Toc230013876" w:history="1">
             <w:r>
               <w:rPr>
                 <w:rStyle w:val="Hyperlink"/>
@@ -1779,7 +1829,7 @@
                 <w:noProof/>
                 <w:webHidden/>
               </w:rPr>
-              <w:instrText xml:space="preserve"> PAGEREF _Toc175590206 \h </w:instrText>
+              <w:instrText xml:space="preserve"> PAGEREF _Toc230013876 \h </w:instrText>
             </w:r>
             <w:r>
               <w:rPr>
@@ -1799,7 +1849,7 @@
                 <w:noProof/>
                 <w:webHidden/>
               </w:rPr>
-              <w:t>3</w:t>
+              <w:t>4</w:t>
             </w:r>
             <w:r>
               <w:rPr>
@@ -1827,7 +1877,7 @@
               <w14:ligatures w14:val="standardContextual"/>
             </w:rPr>
           </w:pPr>
-          <w:hyperlink w:anchor="_Toc175590207" w:history="1">
+          <w:hyperlink w:anchor="_Toc230013877" w:history="1">
             <w:r>
               <w:rPr>
                 <w:rStyle w:val="Hyperlink"/>
@@ -1875,7 +1925,7 @@
                 <w:noProof/>
                 <w:webHidden/>
               </w:rPr>
-              <w:instrText xml:space="preserve"> PAGEREF _Toc175590207 \h </w:instrText>
+              <w:instrText xml:space="preserve"> PAGEREF _Toc230013877 \h </w:instrText>
             </w:r>
             <w:r>
               <w:rPr>
@@ -1895,7 +1945,7 @@
                 <w:noProof/>
                 <w:webHidden/>
               </w:rPr>
-              <w:t>3</w:t>
+              <w:t>4</w:t>
             </w:r>
             <w:r>
               <w:rPr>
@@ -1923,7 +1973,7 @@
               <w14:ligatures w14:val="standardContextual"/>
             </w:rPr>
           </w:pPr>
-          <w:hyperlink w:anchor="_Toc175590208" w:history="1">
+          <w:hyperlink w:anchor="_Toc230013878" w:history="1">
             <w:r>
               <w:rPr>
                 <w:rStyle w:val="Hyperlink"/>
@@ -1950,7 +2000,7 @@
                 <w:rFonts w:ascii="Arial" w:hAnsi="Arial" w:cs="Arial"/>
                 <w:noProof/>
               </w:rPr>
-              <w:t>Teams und Schnittstellen</w:t>
+              <w:t>Teams</w:t>
             </w:r>
             <w:r>
               <w:rPr>
@@ -1971,7 +2021,7 @@
                 <w:noProof/>
                 <w:webHidden/>
               </w:rPr>
-              <w:instrText xml:space="preserve"> PAGEREF _Toc175590208 \h </w:instrText>
+              <w:instrText xml:space="preserve"> PAGEREF _Toc230013878 \h </w:instrText>
             </w:r>
             <w:r>
               <w:rPr>
@@ -1991,7 +2041,103 @@
                 <w:noProof/>
                 <w:webHidden/>
               </w:rPr>
-              <w:t>3</w:t>
+              <w:t>5</w:t>
+            </w:r>
+            <w:r>
+              <w:rPr>
+                <w:noProof/>
+                <w:webHidden/>
+              </w:rPr>
+              <w:fldChar w:fldCharType="end"/>
+            </w:r>
+          </w:hyperlink>
+        </w:p>
+        <w:p>
+          <w:pPr>
+            <w:pStyle w:val="Verzeichnis2"/>
+            <w:tabs>
+              <w:tab w:val="left" w:pos="960"/>
+              <w:tab w:val="right" w:leader="dot" w:pos="9062"/>
+            </w:tabs>
+            <w:rPr>
+              <w:rFonts w:eastAsiaTheme="minorEastAsia"/>
+              <w:noProof/>
+              <w:kern w:val="2"/>
+              <w:sz w:val="24"/>
+              <w:szCs w:val="24"/>
+              <w:lang w:val="de-AT" w:eastAsia="de-AT"/>
+              <w14:ligatures w14:val="standardContextual"/>
+            </w:rPr>
+          </w:pPr>
+          <w:hyperlink w:anchor="_Toc230013879" w:history="1">
+            <w:r>
+              <w:rPr>
+                <w:rStyle w:val="Hyperlink"/>
+                <w:rFonts w:ascii="Arial" w:hAnsi="Arial" w:cs="Arial"/>
+                <w:noProof/>
+              </w:rPr>
+              <w:t>2.6</w:t>
+            </w:r>
+            <w:r>
+              <w:rPr>
+                <w:rFonts w:eastAsiaTheme="minorEastAsia"/>
+                <w:noProof/>
+                <w:kern w:val="2"/>
+                <w:sz w:val="24"/>
+                <w:szCs w:val="24"/>
+                <w:lang w:val="de-AT" w:eastAsia="de-AT"/>
+                <w14:ligatures w14:val="standardContextual"/>
+              </w:rPr>
+              <w:tab/>
+            </w:r>
+            <w:r>
+              <w:rPr>
+                <w:rStyle w:val="Hyperlink"/>
+                <w:rFonts w:ascii="Arial" w:hAnsi="Arial" w:cs="Arial"/>
+                <w:noProof/>
+              </w:rPr>
+              <w:t>Schnittstellen</w:t>
+            </w:r>
+            <w:r>
+              <w:rPr>
+                <w:noProof/>
+                <w:webHidden/>
+              </w:rPr>
+              <w:tab/>
+            </w:r>
+            <w:r>
+              <w:rPr>
+                <w:noProof/>
+                <w:webHidden/>
+              </w:rPr>
+              <w:fldChar w:fldCharType="begin"/>
+            </w:r>
+            <w:r>
+              <w:rPr>
+                <w:noProof/>
+                <w:webHidden/>
+              </w:rPr>
+              <w:instrText xml:space="preserve"> PAGEREF _Toc230013879 \h </w:instrText>
+            </w:r>
+            <w:r>
+              <w:rPr>
+                <w:noProof/>
+                <w:webHidden/>
+              </w:rPr>
+            </w:r>
+            <w:r>
+              <w:rPr>
+                <w:noProof/>
+                <w:webHidden/>
+              </w:rPr>
+              <w:fldChar w:fldCharType="separate"/>
+            </w:r>
+            <w:r>
+              <w:rPr>
+                <w:noProof/>
+                <w:webHidden/>
+              </w:rPr>
+              <w:t>5</w:t>
             </w:r>
             <w:r>
               <w:rPr>
@@ -2019,7 +2165,7 @@
               <w14:ligatures w14:val="standardContextual"/>
             </w:rPr>
           </w:pPr>
-          <w:hyperlink w:anchor="_Toc175590209" w:history="1">
+          <w:hyperlink w:anchor="_Toc230013880" w:history="1">
             <w:r>
               <w:rPr>
                 <w:rStyle w:val="Hyperlink"/>
@@ -2067,7 +2213,7 @@
                 <w:noProof/>
                 <w:webHidden/>
               </w:rPr>
-              <w:instrText xml:space="preserve"> PAGEREF _Toc175590209 \h </w:instrText>
+              <w:instrText xml:space="preserve"> PAGEREF _Toc230013880 \h </w:instrText>
             </w:r>
             <w:r>
               <w:rPr>
@@ -2087,7 +2233,7 @@
                 <w:noProof/>
                 <w:webHidden/>
               </w:rPr>
-              <w:t>4</w:t>
+              <w:t>5</w:t>
             </w:r>
             <w:r>
               <w:rPr>
@@ -2115,7 +2261,7 @@
               <w14:ligatures w14:val="standardContextual"/>
             </w:rPr>
           </w:pPr>
-          <w:hyperlink w:anchor="_Toc175590210" w:history="1">
+          <w:hyperlink w:anchor="_Toc230013881" w:history="1">
             <w:r>
               <w:rPr>
                 <w:rStyle w:val="Hyperlink"/>
@@ -2163,7 +2309,7 @@
                 <w:noProof/>
                 <w:webHidden/>
               </w:rPr>
-              <w:instrText xml:space="preserve"> PAGEREF _Toc175590210 \h </w:instrText>
+              <w:instrText xml:space="preserve"> PAGEREF _Toc230013881 \h </w:instrText>
             </w:r>
             <w:r>
               <w:rPr>
@@ -2183,7 +2329,7 @@
                 <w:noProof/>
                 <w:webHidden/>
               </w:rPr>
-              <w:t>4</w:t>
+              <w:t>5</w:t>
             </w:r>
             <w:r>
               <w:rPr>
@@ -2211,7 +2357,7 @@
               <w14:ligatures w14:val="standardContextual"/>
             </w:rPr>
           </w:pPr>
-          <w:hyperlink w:anchor="_Toc175590211" w:history="1">
+          <w:hyperlink w:anchor="_Toc230013882" w:history="1">
             <w:r>
               <w:rPr>
                 <w:rStyle w:val="Hyperlink"/>
@@ -2259,7 +2405,7 @@
                 <w:noProof/>
                 <w:webHidden/>
               </w:rPr>
-              <w:instrText xml:space="preserve"> PAGEREF _Toc175590211 \h </w:instrText>
+              <w:instrText xml:space="preserve"> PAGEREF _Toc230013882 \h </w:instrText>
             </w:r>
             <w:r>
               <w:rPr>
@@ -2279,7 +2425,7 @@
                 <w:noProof/>
                 <w:webHidden/>
               </w:rPr>
-              <w:t>4</w:t>
+              <w:t>5</w:t>
             </w:r>
             <w:r>
               <w:rPr>
@@ -2307,7 +2453,7 @@
               <w14:ligatures w14:val="standardContextual"/>
             </w:rPr>
           </w:pPr>
-          <w:hyperlink w:anchor="_Toc175590212" w:history="1">
+          <w:hyperlink w:anchor="_Toc230013883" w:history="1">
             <w:r>
               <w:rPr>
                 <w:rStyle w:val="Hyperlink"/>
@@ -2355,7 +2501,7 @@
                 <w:noProof/>
                 <w:webHidden/>
               </w:rPr>
-              <w:instrText xml:space="preserve"> PAGEREF _Toc175590212 \h </w:instrText>
+              <w:instrText xml:space="preserve"> PAGEREF _Toc230013883 \h </w:instrText>
             </w:r>
             <w:r>
               <w:rPr>
@@ -2375,7 +2521,7 @@
                 <w:noProof/>
                 <w:webHidden/>
               </w:rPr>
-              <w:t>4</w:t>
+              <w:t>6</w:t>
             </w:r>
             <w:r>
               <w:rPr>
@@ -2403,7 +2549,7 @@
               <w14:ligatures w14:val="standardContextual"/>
             </w:rPr>
           </w:pPr>
-          <w:hyperlink w:anchor="_Toc175590213" w:history="1">
+          <w:hyperlink w:anchor="_Toc230013884" w:history="1">
             <w:r>
               <w:rPr>
                 <w:rStyle w:val="Hyperlink"/>
@@ -2430,7 +2576,7 @@
                 <w:rFonts w:ascii="Arial" w:hAnsi="Arial" w:cs="Arial"/>
                 <w:noProof/>
               </w:rPr>
-              <w:t>Allgemeine und funktionale Anforderungen</w:t>
+              <w:t>Allgemeine App-Anforderungen</w:t>
             </w:r>
             <w:r>
               <w:rPr>
@@ -2451,7 +2597,7 @@
                 <w:noProof/>
                 <w:webHidden/>
               </w:rPr>
-              <w:instrText xml:space="preserve"> PAGEREF _Toc175590213 \h </w:instrText>
+              <w:instrText xml:space="preserve"> PAGEREF _Toc230013884 \h </w:instrText>
             </w:r>
             <w:r>
               <w:rPr>
@@ -2471,7 +2617,7 @@
                 <w:noProof/>
                 <w:webHidden/>
               </w:rPr>
-              <w:t>4</w:t>
+              <w:t>6</w:t>
             </w:r>
             <w:r>
               <w:rPr>
@@ -2499,7 +2645,7 @@
               <w14:ligatures w14:val="standardContextual"/>
             </w:rPr>
           </w:pPr>
-          <w:hyperlink w:anchor="_Toc175590214" w:history="1">
+          <w:hyperlink w:anchor="_Toc230013885" w:history="1">
             <w:r>
               <w:rPr>
                 <w:rStyle w:val="Hyperlink"/>
@@ -2526,14 +2672,7 @@
                 <w:rFonts w:ascii="Arial" w:hAnsi="Arial" w:cs="Arial"/>
                 <w:noProof/>
               </w:rPr>
-              <w:t xml:space="preserve">Anforderung 1 </w:t>
-            </w:r>
-            <w:r>
-              <w:rPr>
-                <w:rStyle w:val="Hyperlink"/>
-                <w:noProof/>
-              </w:rPr>
-              <w:t>&lt;Benutzerverwaltung&gt;</w:t>
+              <w:t>Benutzerverwaltung</w:t>
             </w:r>
             <w:r>
               <w:rPr>
@@ -2554,7 +2693,7 @@
                 <w:noProof/>
                 <w:webHidden/>
               </w:rPr>
-              <w:instrText xml:space="preserve"> PAGEREF _Toc175590214 \h </w:instrText>
+              <w:instrText xml:space="preserve"> PAGEREF _Toc230013885 \h </w:instrText>
             </w:r>
             <w:r>
               <w:rPr>
@@ -2574,7 +2713,7 @@
                 <w:noProof/>
                 <w:webHidden/>
               </w:rPr>
-              <w:t>4</w:t>
+              <w:t>6</w:t>
             </w:r>
             <w:r>
               <w:rPr>
@@ -2602,7 +2741,7 @@
               <w14:ligatures w14:val="standardContextual"/>
             </w:rPr>
           </w:pPr>
-          <w:hyperlink w:anchor="_Toc175590215" w:history="1">
+          <w:hyperlink w:anchor="_Toc230013886" w:history="1">
             <w:r>
               <w:rPr>
                 <w:rStyle w:val="Hyperlink"/>
@@ -2629,14 +2768,7 @@
                 <w:rFonts w:ascii="Arial" w:hAnsi="Arial" w:cs="Arial"/>
                 <w:noProof/>
               </w:rPr>
-              <w:t xml:space="preserve">Anforderung 2 </w:t>
-            </w:r>
-            <w:r>
-              <w:rPr>
-                <w:rStyle w:val="Hyperlink"/>
-                <w:noProof/>
-              </w:rPr>
-              <w:t>&lt;Datenverarbeitung&gt;</w:t>
+              <w:t>Datenverarbeitung</w:t>
             </w:r>
             <w:r>
               <w:rPr>
@@ -2657,7 +2789,7 @@
                 <w:noProof/>
                 <w:webHidden/>
               </w:rPr>
-              <w:instrText xml:space="preserve"> PAGEREF _Toc175590215 \h </w:instrText>
+              <w:instrText xml:space="preserve"> PAGEREF _Toc230013886 \h </w:instrText>
             </w:r>
             <w:r>
               <w:rPr>
@@ -2677,7 +2809,7 @@
                 <w:noProof/>
                 <w:webHidden/>
               </w:rPr>
-              <w:t>4</w:t>
+              <w:t>6</w:t>
             </w:r>
             <w:r>
               <w:rPr>
@@ -2705,7 +2837,7 @@
               <w14:ligatures w14:val="standardContextual"/>
             </w:rPr>
           </w:pPr>
-          <w:hyperlink w:anchor="_Toc175590216" w:history="1">
+          <w:hyperlink w:anchor="_Toc230013887" w:history="1">
             <w:r>
               <w:rPr>
                 <w:rStyle w:val="Hyperlink"/>
@@ -2732,24 +2864,113 @@
                 <w:rFonts w:ascii="Arial" w:hAnsi="Arial" w:cs="Arial"/>
                 <w:noProof/>
               </w:rPr>
-              <w:t xml:space="preserve">Anforderung 3 </w:t>
-            </w:r>
+              <w:t>Datenverarbeitung</w:t>
+            </w:r>
+            <w:r>
+              <w:rPr>
+                <w:noProof/>
+                <w:webHidden/>
+              </w:rPr>
+              <w:tab/>
+            </w:r>
+            <w:r>
+              <w:rPr>
+                <w:noProof/>
+                <w:webHidden/>
+              </w:rPr>
+              <w:fldChar w:fldCharType="begin"/>
+            </w:r>
+            <w:r>
+              <w:rPr>
+                <w:noProof/>
+                <w:webHidden/>
+              </w:rPr>
+              <w:instrText xml:space="preserve"> PAGEREF _Toc230013887 \h </w:instrText>
+            </w:r>
+            <w:r>
+              <w:rPr>
+                <w:noProof/>
+                <w:webHidden/>
+              </w:rPr>
+            </w:r>
+            <w:r>
+              <w:rPr>
+                <w:noProof/>
+                <w:webHidden/>
+              </w:rPr>
+              <w:fldChar w:fldCharType="separate"/>
+            </w:r>
+            <w:r>
+              <w:rPr>
+                <w:noProof/>
+                <w:webHidden/>
+              </w:rPr>
+              <w:t>6</w:t>
+            </w:r>
+            <w:r>
+              <w:rPr>
+                <w:noProof/>
+                <w:webHidden/>
+              </w:rPr>
+              <w:fldChar w:fldCharType="end"/>
+            </w:r>
+          </w:hyperlink>
+        </w:p>
+        <w:p>
+          <w:pPr>
+            <w:pStyle w:val="Verzeichnis2"/>
+            <w:tabs>
+              <w:tab w:val="left" w:pos="960"/>
+              <w:tab w:val="right" w:leader="dot" w:pos="9062"/>
+            </w:tabs>
+            <w:rPr>
+              <w:rFonts w:eastAsiaTheme="minorEastAsia"/>
+              <w:noProof/>
+              <w:kern w:val="2"/>
+              <w:sz w:val="24"/>
+              <w:szCs w:val="24"/>
+              <w:lang w:val="de-AT" w:eastAsia="de-AT"/>
+              <w14:ligatures w14:val="standardContextual"/>
+            </w:rPr>
+          </w:pPr>
+          <w:hyperlink w:anchor="_Toc230013888" w:history="1">
             <w:r>
               <w:rPr>
                 <w:rStyle w:val="Hyperlink"/>
-                <w:noProof/>
-              </w:rPr>
-              <w:t>&lt;Features&gt;</w:t>
-            </w:r>
-            <w:r>
-              <w:rPr>
-                <w:noProof/>
-                <w:webHidden/>
+                <w:rFonts w:ascii="Arial" w:hAnsi="Arial" w:cs="Arial"/>
+                <w:noProof/>
+              </w:rPr>
+              <w:t>4.4</w:t>
+            </w:r>
+            <w:r>
+              <w:rPr>
+                <w:rFonts w:eastAsiaTheme="minorEastAsia"/>
+                <w:noProof/>
+                <w:kern w:val="2"/>
+                <w:sz w:val="24"/>
+                <w:szCs w:val="24"/>
+                <w:lang w:val="de-AT" w:eastAsia="de-AT"/>
+                <w14:ligatures w14:val="standardContextual"/>
               </w:rPr>
               <w:tab/>
             </w:r>
             <w:r>
               <w:rPr>
+                <w:rStyle w:val="Hyperlink"/>
+                <w:rFonts w:ascii="Arial" w:hAnsi="Arial" w:cs="Arial"/>
+                <w:noProof/>
+              </w:rPr>
+              <w:t>Features</w:t>
+            </w:r>
+            <w:r>
+              <w:rPr>
+                <w:noProof/>
+                <w:webHidden/>
+              </w:rPr>
+              <w:tab/>
+            </w:r>
+            <w:r>
+              <w:rPr>
                 <w:noProof/>
                 <w:webHidden/>
               </w:rPr>
@@ -2760,7 +2981,7 @@
                 <w:noProof/>
                 <w:webHidden/>
               </w:rPr>
-              <w:instrText xml:space="preserve"> PAGEREF _Toc175590216 \h </w:instrText>
+              <w:instrText xml:space="preserve"> PAGEREF _Toc230013888 \h </w:instrText>
             </w:r>
             <w:r>
               <w:rPr>
@@ -2780,7 +3001,103 @@
                 <w:noProof/>
                 <w:webHidden/>
               </w:rPr>
-              <w:t>4</w:t>
+              <w:t>7</w:t>
+            </w:r>
+            <w:r>
+              <w:rPr>
+                <w:noProof/>
+                <w:webHidden/>
+              </w:rPr>
+              <w:fldChar w:fldCharType="end"/>
+            </w:r>
+          </w:hyperlink>
+        </w:p>
+        <w:p>
+          <w:pPr>
+            <w:pStyle w:val="Verzeichnis2"/>
+            <w:tabs>
+              <w:tab w:val="left" w:pos="960"/>
+              <w:tab w:val="right" w:leader="dot" w:pos="9062"/>
+            </w:tabs>
+            <w:rPr>
+              <w:rFonts w:eastAsiaTheme="minorEastAsia"/>
+              <w:noProof/>
+              <w:kern w:val="2"/>
+              <w:sz w:val="24"/>
+              <w:szCs w:val="24"/>
+              <w:lang w:val="de-AT" w:eastAsia="de-AT"/>
+              <w14:ligatures w14:val="standardContextual"/>
+            </w:rPr>
+          </w:pPr>
+          <w:hyperlink w:anchor="_Toc230013889" w:history="1">
+            <w:r>
+              <w:rPr>
+                <w:rStyle w:val="Hyperlink"/>
+                <w:rFonts w:ascii="Arial" w:hAnsi="Arial" w:cs="Arial"/>
+                <w:noProof/>
+              </w:rPr>
+              <w:t>4.5</w:t>
+            </w:r>
+            <w:r>
+              <w:rPr>
+                <w:rFonts w:eastAsiaTheme="minorEastAsia"/>
+                <w:noProof/>
+                <w:kern w:val="2"/>
+                <w:sz w:val="24"/>
+                <w:szCs w:val="24"/>
+                <w:lang w:val="de-AT" w:eastAsia="de-AT"/>
+                <w14:ligatures w14:val="standardContextual"/>
+              </w:rPr>
+              <w:tab/>
+            </w:r>
+            <w:r>
+              <w:rPr>
+                <w:rStyle w:val="Hyperlink"/>
+                <w:rFonts w:ascii="Arial" w:hAnsi="Arial" w:cs="Arial"/>
+                <w:noProof/>
+              </w:rPr>
+              <w:t>Sicherheitsanforderungen</w:t>
+            </w:r>
+            <w:r>
+              <w:rPr>
+                <w:noProof/>
+                <w:webHidden/>
+              </w:rPr>
+              <w:tab/>
+            </w:r>
+            <w:r>
+              <w:rPr>
+                <w:noProof/>
+                <w:webHidden/>
+              </w:rPr>
+              <w:fldChar w:fldCharType="begin"/>
+            </w:r>
+            <w:r>
+              <w:rPr>
+                <w:noProof/>
+                <w:webHidden/>
+              </w:rPr>
+              <w:instrText xml:space="preserve"> PAGEREF _Toc230013889 \h </w:instrText>
+            </w:r>
+            <w:r>
+              <w:rPr>
+                <w:noProof/>
+                <w:webHidden/>
+              </w:rPr>
+            </w:r>
+            <w:r>
+              <w:rPr>
+                <w:noProof/>
+                <w:webHidden/>
+              </w:rPr>
+              <w:fldChar w:fldCharType="separate"/>
+            </w:r>
+            <w:r>
+              <w:rPr>
+                <w:noProof/>
+                <w:webHidden/>
+              </w:rPr>
+              <w:t>7</w:t>
             </w:r>
             <w:r>
               <w:rPr>
@@ -2808,7 +3125,7 @@
               <w14:ligatures w14:val="standardContextual"/>
             </w:rPr>
           </w:pPr>
-          <w:hyperlink w:anchor="_Toc175590217" w:history="1">
+          <w:hyperlink w:anchor="_Toc230013890" w:history="1">
             <w:r>
               <w:rPr>
                 <w:rStyle w:val="Hyperlink"/>
@@ -2835,7 +3152,7 @@
                 <w:rFonts w:ascii="Arial" w:hAnsi="Arial" w:cs="Arial"/>
                 <w:noProof/>
               </w:rPr>
-              <w:t>Rahmenbedingungen</w:t>
+              <w:t>Funktionale Anforderungen</w:t>
             </w:r>
             <w:r>
               <w:rPr>
@@ -2856,7 +3173,7 @@
                 <w:noProof/>
                 <w:webHidden/>
               </w:rPr>
-              <w:instrText xml:space="preserve"> PAGEREF _Toc175590217 \h </w:instrText>
+              <w:instrText xml:space="preserve"> PAGEREF _Toc230013890 \h </w:instrText>
             </w:r>
             <w:r>
               <w:rPr>
@@ -2876,7 +3193,7 @@
                 <w:noProof/>
                 <w:webHidden/>
               </w:rPr>
-              <w:t>5</w:t>
+              <w:t>7</w:t>
             </w:r>
             <w:r>
               <w:rPr>
@@ -2904,7 +3221,7 @@
               <w14:ligatures w14:val="standardContextual"/>
             </w:rPr>
           </w:pPr>
-          <w:hyperlink w:anchor="_Toc175590218" w:history="1">
+          <w:hyperlink w:anchor="_Toc230013891" w:history="1">
             <w:r>
               <w:rPr>
                 <w:rStyle w:val="Hyperlink"/>
@@ -2931,7 +3248,7 @@
                 <w:rFonts w:ascii="Arial" w:hAnsi="Arial" w:cs="Arial"/>
                 <w:noProof/>
               </w:rPr>
-              <w:t>Zeitplan</w:t>
+              <w:t>LandingPage / AuthPage</w:t>
             </w:r>
             <w:r>
               <w:rPr>
@@ -2952,7 +3269,7 @@
                 <w:noProof/>
                 <w:webHidden/>
               </w:rPr>
-              <w:instrText xml:space="preserve"> PAGEREF _Toc175590218 \h </w:instrText>
+              <w:instrText xml:space="preserve"> PAGEREF _Toc230013891 \h </w:instrText>
             </w:r>
             <w:r>
               <w:rPr>
@@ -2972,7 +3289,75 @@
                 <w:noProof/>
                 <w:webHidden/>
               </w:rPr>
-              <w:t>5</w:t>
+              <w:t>7</w:t>
+            </w:r>
+            <w:r>
+              <w:rPr>
+                <w:noProof/>
+                <w:webHidden/>
+              </w:rPr>
+              <w:fldChar w:fldCharType="end"/>
+            </w:r>
+          </w:hyperlink>
+        </w:p>
+        <w:p>
+          <w:pPr>
+            <w:pStyle w:val="Verzeichnis3"/>
+            <w:tabs>
+              <w:tab w:val="right" w:leader="dot" w:pos="9062"/>
+            </w:tabs>
+            <w:rPr>
+              <w:noProof/>
+            </w:rPr>
+          </w:pPr>
+          <w:hyperlink w:anchor="_Toc230013892" w:history="1">
+            <w:r>
+              <w:rPr>
+                <w:rStyle w:val="Hyperlink"/>
+                <w:noProof/>
+              </w:rPr>
+              <w:t>5.1.1 Funktionen:</w:t>
+            </w:r>
+            <w:r>
+              <w:rPr>
+                <w:noProof/>
+                <w:webHidden/>
+              </w:rPr>
+              <w:tab/>
+            </w:r>
+            <w:r>
+              <w:rPr>
+                <w:noProof/>
+                <w:webHidden/>
+              </w:rPr>
+              <w:fldChar w:fldCharType="begin"/>
+            </w:r>
+            <w:r>
+              <w:rPr>
+                <w:noProof/>
+                <w:webHidden/>
+              </w:rPr>
+              <w:instrText xml:space="preserve"> PAGEREF _Toc230013892 \h </w:instrText>
+            </w:r>
+            <w:r>
+              <w:rPr>
+                <w:noProof/>
+                <w:webHidden/>
+              </w:rPr>
+            </w:r>
+            <w:r>
+              <w:rPr>
+                <w:noProof/>
+                <w:webHidden/>
+              </w:rPr>
+              <w:fldChar w:fldCharType="separate"/>
+            </w:r>
+            <w:r>
+              <w:rPr>
+                <w:noProof/>
+                <w:webHidden/>
+              </w:rPr>
+              <w:t>7</w:t>
             </w:r>
             <w:r>
               <w:rPr>
@@ -3000,7 +3385,7 @@
               <w14:ligatures w14:val="standardContextual"/>
             </w:rPr>
           </w:pPr>
-          <w:hyperlink w:anchor="_Toc175590219" w:history="1">
+          <w:hyperlink w:anchor="_Toc230013893" w:history="1">
             <w:r>
               <w:rPr>
                 <w:rStyle w:val="Hyperlink"/>
@@ -3027,7 +3412,7 @@
                 <w:rFonts w:ascii="Arial" w:hAnsi="Arial" w:cs="Arial"/>
                 <w:noProof/>
               </w:rPr>
-              <w:t>Technische Anforderungen</w:t>
+              <w:t>Dashboard (User)</w:t>
             </w:r>
             <w:r>
               <w:rPr>
@@ -3048,7 +3433,7 @@
                 <w:noProof/>
                 <w:webHidden/>
               </w:rPr>
-              <w:instrText xml:space="preserve"> PAGEREF _Toc175590219 \h </w:instrText>
+              <w:instrText xml:space="preserve"> PAGEREF _Toc230013893 \h </w:instrText>
             </w:r>
             <w:r>
               <w:rPr>
@@ -3068,7 +3453,7 @@
                 <w:noProof/>
                 <w:webHidden/>
               </w:rPr>
-              <w:t>5</w:t>
+              <w:t>7</w:t>
             </w:r>
             <w:r>
               <w:rPr>
@@ -3096,7 +3481,7 @@
               <w14:ligatures w14:val="standardContextual"/>
             </w:rPr>
           </w:pPr>
-          <w:hyperlink w:anchor="_Toc175590220" w:history="1">
+          <w:hyperlink w:anchor="_Toc230013894" w:history="1">
             <w:r>
               <w:rPr>
                 <w:rStyle w:val="Hyperlink"/>
@@ -3123,7 +3508,7 @@
                 <w:rFonts w:ascii="Arial" w:hAnsi="Arial" w:cs="Arial"/>
                 <w:noProof/>
               </w:rPr>
-              <w:t>Problemanalyse</w:t>
+              <w:t>Workspaces</w:t>
             </w:r>
             <w:r>
               <w:rPr>
@@ -3144,7 +3529,7 @@
                 <w:noProof/>
                 <w:webHidden/>
               </w:rPr>
-              <w:instrText xml:space="preserve"> PAGEREF _Toc175590220 \h </w:instrText>
+              <w:instrText xml:space="preserve"> PAGEREF _Toc230013894 \h </w:instrText>
             </w:r>
             <w:r>
               <w:rPr>
@@ -3164,7 +3549,7 @@
                 <w:noProof/>
                 <w:webHidden/>
               </w:rPr>
-              <w:t>5</w:t>
+              <w:t>8</w:t>
             </w:r>
             <w:r>
               <w:rPr>
@@ -3192,7 +3577,7 @@
               <w14:ligatures w14:val="standardContextual"/>
             </w:rPr>
           </w:pPr>
-          <w:hyperlink w:anchor="_Toc175590221" w:history="1">
+          <w:hyperlink w:anchor="_Toc230013895" w:history="1">
             <w:r>
               <w:rPr>
                 <w:rStyle w:val="Hyperlink"/>
@@ -3219,7 +3604,7 @@
                 <w:rFonts w:ascii="Arial" w:hAnsi="Arial" w:cs="Arial"/>
                 <w:noProof/>
               </w:rPr>
-              <w:t>Qualität</w:t>
+              <w:t>Todos</w:t>
             </w:r>
             <w:r>
               <w:rPr>
@@ -3240,7 +3625,7 @@
                 <w:noProof/>
                 <w:webHidden/>
               </w:rPr>
-              <w:instrText xml:space="preserve"> PAGEREF _Toc175590221 \h </w:instrText>
+              <w:instrText xml:space="preserve"> PAGEREF _Toc230013895 \h </w:instrText>
             </w:r>
             <w:r>
               <w:rPr>
@@ -3260,7 +3645,7 @@
                 <w:noProof/>
                 <w:webHidden/>
               </w:rPr>
-              <w:t>5</w:t>
+              <w:t>8</w:t>
             </w:r>
             <w:r>
               <w:rPr>
@@ -3273,9 +3658,9 @@
         </w:p>
         <w:p>
           <w:pPr>
-            <w:pStyle w:val="Verzeichnis1"/>
+            <w:pStyle w:val="Verzeichnis2"/>
             <w:tabs>
-              <w:tab w:val="left" w:pos="480"/>
+              <w:tab w:val="left" w:pos="960"/>
               <w:tab w:val="right" w:leader="dot" w:pos="9062"/>
             </w:tabs>
             <w:rPr>
@@ -3288,14 +3673,14 @@
               <w14:ligatures w14:val="standardContextual"/>
             </w:rPr>
           </w:pPr>
-          <w:hyperlink w:anchor="_Toc175590222" w:history="1">
+          <w:hyperlink w:anchor="_Toc230013896" w:history="1">
             <w:r>
               <w:rPr>
                 <w:rStyle w:val="Hyperlink"/>
                 <w:rFonts w:ascii="Arial" w:hAnsi="Arial" w:cs="Arial"/>
                 <w:noProof/>
               </w:rPr>
-              <w:t>6</w:t>
+              <w:t>5.5</w:t>
             </w:r>
             <w:r>
               <w:rPr>
@@ -3315,7 +3700,7 @@
                 <w:rFonts w:ascii="Arial" w:hAnsi="Arial" w:cs="Arial"/>
                 <w:noProof/>
               </w:rPr>
-              <w:t>Abnahmebedingungen</w:t>
+              <w:t>Events</w:t>
             </w:r>
             <w:r>
               <w:rPr>
@@ -3336,7 +3721,7 @@
                 <w:noProof/>
                 <w:webHidden/>
               </w:rPr>
-              <w:instrText xml:space="preserve"> PAGEREF _Toc175590222 \h </w:instrText>
+              <w:instrText xml:space="preserve"> PAGEREF _Toc230013896 \h </w:instrText>
             </w:r>
             <w:r>
               <w:rPr>
@@ -3356,7 +3741,7 @@
                 <w:noProof/>
                 <w:webHidden/>
               </w:rPr>
-              <w:t>5</w:t>
+              <w:t>8</w:t>
             </w:r>
             <w:r>
               <w:rPr>
@@ -3369,9 +3754,9 @@
         </w:p>
         <w:p>
           <w:pPr>
-            <w:pStyle w:val="Verzeichnis1"/>
+            <w:pStyle w:val="Verzeichnis2"/>
             <w:tabs>
-              <w:tab w:val="left" w:pos="480"/>
+              <w:tab w:val="left" w:pos="960"/>
               <w:tab w:val="right" w:leader="dot" w:pos="9062"/>
             </w:tabs>
             <w:rPr>
@@ -3384,14 +3769,14 @@
               <w14:ligatures w14:val="standardContextual"/>
             </w:rPr>
           </w:pPr>
-          <w:hyperlink w:anchor="_Toc175590223" w:history="1">
+          <w:hyperlink w:anchor="_Toc230013897" w:history="1">
             <w:r>
               <w:rPr>
                 <w:rStyle w:val="Hyperlink"/>
                 <w:rFonts w:ascii="Arial" w:hAnsi="Arial" w:cs="Arial"/>
                 <w:noProof/>
               </w:rPr>
-              <w:t>7</w:t>
+              <w:t>5.6</w:t>
             </w:r>
             <w:r>
               <w:rPr>
@@ -3411,7 +3796,7 @@
                 <w:rFonts w:ascii="Arial" w:hAnsi="Arial" w:cs="Arial"/>
                 <w:noProof/>
               </w:rPr>
-              <w:t>Beurteilung</w:t>
+              <w:t>Notizen</w:t>
             </w:r>
             <w:r>
               <w:rPr>
@@ -3432,7 +3817,7 @@
                 <w:noProof/>
                 <w:webHidden/>
               </w:rPr>
-              <w:instrText xml:space="preserve"> PAGEREF _Toc175590223 \h </w:instrText>
+              <w:instrText xml:space="preserve"> PAGEREF _Toc230013897 \h </w:instrText>
             </w:r>
             <w:r>
               <w:rPr>
@@ -3452,7 +3837,7 @@
                 <w:noProof/>
                 <w:webHidden/>
               </w:rPr>
-              <w:t>6</w:t>
+              <w:t>8</w:t>
             </w:r>
             <w:r>
               <w:rPr>
@@ -3467,7 +3852,7 @@
           <w:pPr>
             <w:pStyle w:val="Verzeichnis1"/>
             <w:tabs>
-              <w:tab w:val="left" w:pos="480"/>
+              <w:tab w:val="left" w:pos="440"/>
               <w:tab w:val="right" w:leader="dot" w:pos="9062"/>
             </w:tabs>
             <w:rPr>
@@ -3480,14 +3865,14 @@
               <w14:ligatures w14:val="standardContextual"/>
             </w:rPr>
           </w:pPr>
-          <w:hyperlink w:anchor="_Toc175590224" w:history="1">
+          <w:hyperlink w:anchor="_Toc230013898" w:history="1">
             <w:r>
               <w:rPr>
                 <w:rStyle w:val="Hyperlink"/>
                 <w:rFonts w:ascii="Arial" w:hAnsi="Arial" w:cs="Arial"/>
                 <w:noProof/>
               </w:rPr>
-              <w:t>8</w:t>
+              <w:t>6</w:t>
             </w:r>
             <w:r>
               <w:rPr>
@@ -3507,7 +3892,7 @@
                 <w:rFonts w:ascii="Arial" w:hAnsi="Arial" w:cs="Arial"/>
                 <w:noProof/>
               </w:rPr>
-              <w:t>Anhang</w:t>
+              <w:t>Rahmenbedingungen</w:t>
             </w:r>
             <w:r>
               <w:rPr>
@@ -3528,7 +3913,7 @@
                 <w:noProof/>
                 <w:webHidden/>
               </w:rPr>
-              <w:instrText xml:space="preserve"> PAGEREF _Toc175590224 \h </w:instrText>
+              <w:instrText xml:space="preserve"> PAGEREF _Toc230013898 \h </w:instrText>
             </w:r>
             <w:r>
               <w:rPr>
@@ -3548,7 +3933,7 @@
                 <w:noProof/>
                 <w:webHidden/>
               </w:rPr>
-              <w:t>6</w:t>
+              <w:t>9</w:t>
             </w:r>
             <w:r>
               <w:rPr>
@@ -3561,9 +3946,9 @@
         </w:p>
         <w:p>
           <w:pPr>
-            <w:pStyle w:val="Verzeichnis1"/>
+            <w:pStyle w:val="Verzeichnis2"/>
             <w:tabs>
-              <w:tab w:val="left" w:pos="480"/>
+              <w:tab w:val="left" w:pos="960"/>
               <w:tab w:val="right" w:leader="dot" w:pos="9062"/>
             </w:tabs>
             <w:rPr>
@@ -3576,14 +3961,14 @@
               <w14:ligatures w14:val="standardContextual"/>
             </w:rPr>
           </w:pPr>
-          <w:hyperlink w:anchor="_Toc175590225" w:history="1">
+          <w:hyperlink w:anchor="_Toc230013899" w:history="1">
             <w:r>
               <w:rPr>
                 <w:rStyle w:val="Hyperlink"/>
                 <w:rFonts w:ascii="Arial" w:hAnsi="Arial" w:cs="Arial"/>
                 <w:noProof/>
               </w:rPr>
-              <w:t>9</w:t>
+              <w:t>6.1</w:t>
             </w:r>
             <w:r>
               <w:rPr>
@@ -3603,6 +3988,678 @@
                 <w:rFonts w:ascii="Arial" w:hAnsi="Arial" w:cs="Arial"/>
                 <w:noProof/>
               </w:rPr>
+              <w:t>Zeitplan</w:t>
+            </w:r>
+            <w:r>
+              <w:rPr>
+                <w:noProof/>
+                <w:webHidden/>
+              </w:rPr>
+              <w:tab/>
+            </w:r>
+            <w:r>
+              <w:rPr>
+                <w:noProof/>
+                <w:webHidden/>
+              </w:rPr>
+              <w:fldChar w:fldCharType="begin"/>
+            </w:r>
+            <w:r>
+              <w:rPr>
+                <w:noProof/>
+                <w:webHidden/>
+              </w:rPr>
+              <w:instrText xml:space="preserve"> PAGEREF _Toc230013899 \h </w:instrText>
+            </w:r>
+            <w:r>
+              <w:rPr>
+                <w:noProof/>
+                <w:webHidden/>
+              </w:rPr>
+            </w:r>
+            <w:r>
+              <w:rPr>
+                <w:noProof/>
+                <w:webHidden/>
+              </w:rPr>
+              <w:fldChar w:fldCharType="separate"/>
+            </w:r>
+            <w:r>
+              <w:rPr>
+                <w:noProof/>
+                <w:webHidden/>
+              </w:rPr>
+              <w:t>9</w:t>
+            </w:r>
+            <w:r>
+              <w:rPr>
+                <w:noProof/>
+                <w:webHidden/>
+              </w:rPr>
+              <w:fldChar w:fldCharType="end"/>
+            </w:r>
+          </w:hyperlink>
+        </w:p>
+        <w:p>
+          <w:pPr>
+            <w:pStyle w:val="Verzeichnis2"/>
+            <w:tabs>
+              <w:tab w:val="left" w:pos="960"/>
+              <w:tab w:val="right" w:leader="dot" w:pos="9062"/>
+            </w:tabs>
+            <w:rPr>
+              <w:rFonts w:eastAsiaTheme="minorEastAsia"/>
+              <w:noProof/>
+              <w:kern w:val="2"/>
+              <w:sz w:val="24"/>
+              <w:szCs w:val="24"/>
+              <w:lang w:val="de-AT" w:eastAsia="de-AT"/>
+              <w14:ligatures w14:val="standardContextual"/>
+            </w:rPr>
+          </w:pPr>
+          <w:hyperlink w:anchor="_Toc230013900" w:history="1">
+            <w:r>
+              <w:rPr>
+                <w:rStyle w:val="Hyperlink"/>
+                <w:rFonts w:ascii="Arial" w:hAnsi="Arial" w:cs="Arial"/>
+                <w:noProof/>
+              </w:rPr>
+              <w:t>6.2</w:t>
+            </w:r>
+            <w:r>
+              <w:rPr>
+                <w:rFonts w:eastAsiaTheme="minorEastAsia"/>
+                <w:noProof/>
+                <w:kern w:val="2"/>
+                <w:sz w:val="24"/>
+                <w:szCs w:val="24"/>
+                <w:lang w:val="de-AT" w:eastAsia="de-AT"/>
+                <w14:ligatures w14:val="standardContextual"/>
+              </w:rPr>
+              <w:tab/>
+            </w:r>
+            <w:r>
+              <w:rPr>
+                <w:rStyle w:val="Hyperlink"/>
+                <w:rFonts w:ascii="Arial" w:hAnsi="Arial" w:cs="Arial"/>
+                <w:noProof/>
+              </w:rPr>
+              <w:t>Technische Anforderungen</w:t>
+            </w:r>
+            <w:r>
+              <w:rPr>
+                <w:noProof/>
+                <w:webHidden/>
+              </w:rPr>
+              <w:tab/>
+            </w:r>
+            <w:r>
+              <w:rPr>
+                <w:noProof/>
+                <w:webHidden/>
+              </w:rPr>
+              <w:fldChar w:fldCharType="begin"/>
+            </w:r>
+            <w:r>
+              <w:rPr>
+                <w:noProof/>
+                <w:webHidden/>
+              </w:rPr>
+              <w:instrText xml:space="preserve"> PAGEREF _Toc230013900 \h </w:instrText>
+            </w:r>
+            <w:r>
+              <w:rPr>
+                <w:noProof/>
+                <w:webHidden/>
+              </w:rPr>
+            </w:r>
+            <w:r>
+              <w:rPr>
+                <w:noProof/>
+                <w:webHidden/>
+              </w:rPr>
+              <w:fldChar w:fldCharType="separate"/>
+            </w:r>
+            <w:r>
+              <w:rPr>
+                <w:noProof/>
+                <w:webHidden/>
+              </w:rPr>
+              <w:t>9</w:t>
+            </w:r>
+            <w:r>
+              <w:rPr>
+                <w:noProof/>
+                <w:webHidden/>
+              </w:rPr>
+              <w:fldChar w:fldCharType="end"/>
+            </w:r>
+          </w:hyperlink>
+        </w:p>
+        <w:p>
+          <w:pPr>
+            <w:pStyle w:val="Verzeichnis2"/>
+            <w:tabs>
+              <w:tab w:val="left" w:pos="960"/>
+              <w:tab w:val="right" w:leader="dot" w:pos="9062"/>
+            </w:tabs>
+            <w:rPr>
+              <w:rFonts w:eastAsiaTheme="minorEastAsia"/>
+              <w:noProof/>
+              <w:kern w:val="2"/>
+              <w:sz w:val="24"/>
+              <w:szCs w:val="24"/>
+              <w:lang w:val="de-AT" w:eastAsia="de-AT"/>
+              <w14:ligatures w14:val="standardContextual"/>
+            </w:rPr>
+          </w:pPr>
+          <w:hyperlink w:anchor="_Toc230013901" w:history="1">
+            <w:r>
+              <w:rPr>
+                <w:rStyle w:val="Hyperlink"/>
+                <w:rFonts w:ascii="Arial" w:hAnsi="Arial" w:cs="Arial"/>
+                <w:noProof/>
+              </w:rPr>
+              <w:t>6.3</w:t>
+            </w:r>
+            <w:r>
+              <w:rPr>
+                <w:rFonts w:eastAsiaTheme="minorEastAsia"/>
+                <w:noProof/>
+                <w:kern w:val="2"/>
+                <w:sz w:val="24"/>
+                <w:szCs w:val="24"/>
+                <w:lang w:val="de-AT" w:eastAsia="de-AT"/>
+                <w14:ligatures w14:val="standardContextual"/>
+              </w:rPr>
+              <w:tab/>
+            </w:r>
+            <w:r>
+              <w:rPr>
+                <w:rStyle w:val="Hyperlink"/>
+                <w:rFonts w:ascii="Arial" w:hAnsi="Arial" w:cs="Arial"/>
+                <w:noProof/>
+              </w:rPr>
+              <w:t>Problemanalyse</w:t>
+            </w:r>
+            <w:r>
+              <w:rPr>
+                <w:noProof/>
+                <w:webHidden/>
+              </w:rPr>
+              <w:tab/>
+            </w:r>
+            <w:r>
+              <w:rPr>
+                <w:noProof/>
+                <w:webHidden/>
+              </w:rPr>
+              <w:fldChar w:fldCharType="begin"/>
+            </w:r>
+            <w:r>
+              <w:rPr>
+                <w:noProof/>
+                <w:webHidden/>
+              </w:rPr>
+              <w:instrText xml:space="preserve"> PAGEREF _Toc230013901 \h </w:instrText>
+            </w:r>
+            <w:r>
+              <w:rPr>
+                <w:noProof/>
+                <w:webHidden/>
+              </w:rPr>
+            </w:r>
+            <w:r>
+              <w:rPr>
+                <w:noProof/>
+                <w:webHidden/>
+              </w:rPr>
+              <w:fldChar w:fldCharType="separate"/>
+            </w:r>
+            <w:r>
+              <w:rPr>
+                <w:noProof/>
+                <w:webHidden/>
+              </w:rPr>
+              <w:t>9</w:t>
+            </w:r>
+            <w:r>
+              <w:rPr>
+                <w:noProof/>
+                <w:webHidden/>
+              </w:rPr>
+              <w:fldChar w:fldCharType="end"/>
+            </w:r>
+          </w:hyperlink>
+        </w:p>
+        <w:p>
+          <w:pPr>
+            <w:pStyle w:val="Verzeichnis2"/>
+            <w:tabs>
+              <w:tab w:val="left" w:pos="960"/>
+              <w:tab w:val="right" w:leader="dot" w:pos="9062"/>
+            </w:tabs>
+            <w:rPr>
+              <w:rFonts w:eastAsiaTheme="minorEastAsia"/>
+              <w:noProof/>
+              <w:kern w:val="2"/>
+              <w:sz w:val="24"/>
+              <w:szCs w:val="24"/>
+              <w:lang w:val="de-AT" w:eastAsia="de-AT"/>
+              <w14:ligatures w14:val="standardContextual"/>
+            </w:rPr>
+          </w:pPr>
+          <w:hyperlink w:anchor="_Toc230013902" w:history="1">
+            <w:r>
+              <w:rPr>
+                <w:rStyle w:val="Hyperlink"/>
+                <w:rFonts w:ascii="Arial" w:hAnsi="Arial" w:cs="Arial"/>
+                <w:noProof/>
+              </w:rPr>
+              <w:t>6.4</w:t>
+            </w:r>
+            <w:r>
+              <w:rPr>
+                <w:rFonts w:eastAsiaTheme="minorEastAsia"/>
+                <w:noProof/>
+                <w:kern w:val="2"/>
+                <w:sz w:val="24"/>
+                <w:szCs w:val="24"/>
+                <w:lang w:val="de-AT" w:eastAsia="de-AT"/>
+                <w14:ligatures w14:val="standardContextual"/>
+              </w:rPr>
+              <w:tab/>
+            </w:r>
+            <w:r>
+              <w:rPr>
+                <w:rStyle w:val="Hyperlink"/>
+                <w:rFonts w:ascii="Arial" w:hAnsi="Arial" w:cs="Arial"/>
+                <w:noProof/>
+              </w:rPr>
+              <w:t>Qualität</w:t>
+            </w:r>
+            <w:r>
+              <w:rPr>
+                <w:noProof/>
+                <w:webHidden/>
+              </w:rPr>
+              <w:tab/>
+            </w:r>
+            <w:r>
+              <w:rPr>
+                <w:noProof/>
+                <w:webHidden/>
+              </w:rPr>
+              <w:fldChar w:fldCharType="begin"/>
+            </w:r>
+            <w:r>
+              <w:rPr>
+                <w:noProof/>
+                <w:webHidden/>
+              </w:rPr>
+              <w:instrText xml:space="preserve"> PAGEREF _Toc230013902 \h </w:instrText>
+            </w:r>
+            <w:r>
+              <w:rPr>
+                <w:noProof/>
+                <w:webHidden/>
+              </w:rPr>
+            </w:r>
+            <w:r>
+              <w:rPr>
+                <w:noProof/>
+                <w:webHidden/>
+              </w:rPr>
+              <w:fldChar w:fldCharType="separate"/>
+            </w:r>
+            <w:r>
+              <w:rPr>
+                <w:noProof/>
+                <w:webHidden/>
+              </w:rPr>
+              <w:t>10</w:t>
+            </w:r>
+            <w:r>
+              <w:rPr>
+                <w:noProof/>
+                <w:webHidden/>
+              </w:rPr>
+              <w:fldChar w:fldCharType="end"/>
+            </w:r>
+          </w:hyperlink>
+        </w:p>
+        <w:p>
+          <w:pPr>
+            <w:pStyle w:val="Verzeichnis1"/>
+            <w:tabs>
+              <w:tab w:val="left" w:pos="440"/>
+              <w:tab w:val="right" w:leader="dot" w:pos="9062"/>
+            </w:tabs>
+            <w:rPr>
+              <w:rFonts w:eastAsiaTheme="minorEastAsia"/>
+              <w:noProof/>
+              <w:kern w:val="2"/>
+              <w:sz w:val="24"/>
+              <w:szCs w:val="24"/>
+              <w:lang w:val="de-AT" w:eastAsia="de-AT"/>
+              <w14:ligatures w14:val="standardContextual"/>
+            </w:rPr>
+          </w:pPr>
+          <w:hyperlink w:anchor="_Toc230013903" w:history="1">
+            <w:r>
+              <w:rPr>
+                <w:rStyle w:val="Hyperlink"/>
+                <w:rFonts w:ascii="Arial" w:hAnsi="Arial" w:cs="Arial"/>
+                <w:noProof/>
+              </w:rPr>
+              <w:t>7</w:t>
+            </w:r>
+            <w:r>
+              <w:rPr>
+                <w:rFonts w:eastAsiaTheme="minorEastAsia"/>
+                <w:noProof/>
+                <w:kern w:val="2"/>
+                <w:sz w:val="24"/>
+                <w:szCs w:val="24"/>
+                <w:lang w:val="de-AT" w:eastAsia="de-AT"/>
+                <w14:ligatures w14:val="standardContextual"/>
+              </w:rPr>
+              <w:tab/>
+            </w:r>
+            <w:r>
+              <w:rPr>
+                <w:rStyle w:val="Hyperlink"/>
+                <w:rFonts w:ascii="Arial" w:hAnsi="Arial" w:cs="Arial"/>
+                <w:noProof/>
+              </w:rPr>
+              <w:t>Abnahmebedingungen</w:t>
+            </w:r>
+            <w:r>
+              <w:rPr>
+                <w:noProof/>
+                <w:webHidden/>
+              </w:rPr>
+              <w:tab/>
+            </w:r>
+            <w:r>
+              <w:rPr>
+                <w:noProof/>
+                <w:webHidden/>
+              </w:rPr>
+              <w:fldChar w:fldCharType="begin"/>
+            </w:r>
+            <w:r>
+              <w:rPr>
+                <w:noProof/>
+                <w:webHidden/>
+              </w:rPr>
+              <w:instrText xml:space="preserve"> PAGEREF _Toc230013903 \h </w:instrText>
+            </w:r>
+            <w:r>
+              <w:rPr>
+                <w:noProof/>
+                <w:webHidden/>
+              </w:rPr>
+            </w:r>
+            <w:r>
+              <w:rPr>
+                <w:noProof/>
+                <w:webHidden/>
+              </w:rPr>
+              <w:fldChar w:fldCharType="separate"/>
+            </w:r>
+            <w:r>
+              <w:rPr>
+                <w:noProof/>
+                <w:webHidden/>
+              </w:rPr>
+              <w:t>10</w:t>
+            </w:r>
+            <w:r>
+              <w:rPr>
+                <w:noProof/>
+                <w:webHidden/>
+              </w:rPr>
+              <w:fldChar w:fldCharType="end"/>
+            </w:r>
+          </w:hyperlink>
+        </w:p>
+        <w:p>
+          <w:pPr>
+            <w:pStyle w:val="Verzeichnis1"/>
+            <w:tabs>
+              <w:tab w:val="left" w:pos="440"/>
+              <w:tab w:val="right" w:leader="dot" w:pos="9062"/>
+            </w:tabs>
+            <w:rPr>
+              <w:rFonts w:eastAsiaTheme="minorEastAsia"/>
+              <w:noProof/>
+              <w:kern w:val="2"/>
+              <w:sz w:val="24"/>
+              <w:szCs w:val="24"/>
+              <w:lang w:val="de-AT" w:eastAsia="de-AT"/>
+              <w14:ligatures w14:val="standardContextual"/>
+            </w:rPr>
+          </w:pPr>
+          <w:hyperlink w:anchor="_Toc230013904" w:history="1">
+            <w:r>
+              <w:rPr>
+                <w:rStyle w:val="Hyperlink"/>
+                <w:rFonts w:ascii="Arial" w:hAnsi="Arial" w:cs="Arial"/>
+                <w:noProof/>
+              </w:rPr>
+              <w:t>8</w:t>
+            </w:r>
+            <w:r>
+              <w:rPr>
+                <w:rFonts w:eastAsiaTheme="minorEastAsia"/>
+                <w:noProof/>
+                <w:kern w:val="2"/>
+                <w:sz w:val="24"/>
+                <w:szCs w:val="24"/>
+                <w:lang w:val="de-AT" w:eastAsia="de-AT"/>
+                <w14:ligatures w14:val="standardContextual"/>
+              </w:rPr>
+              <w:tab/>
+            </w:r>
+            <w:r>
+              <w:rPr>
+                <w:rStyle w:val="Hyperlink"/>
+                <w:rFonts w:ascii="Arial" w:hAnsi="Arial" w:cs="Arial"/>
+                <w:noProof/>
+              </w:rPr>
+              <w:t>Beurteilung</w:t>
+            </w:r>
+            <w:r>
+              <w:rPr>
+                <w:noProof/>
+                <w:webHidden/>
+              </w:rPr>
+              <w:tab/>
+            </w:r>
+            <w:r>
+              <w:rPr>
+                <w:noProof/>
+                <w:webHidden/>
+              </w:rPr>
+              <w:fldChar w:fldCharType="begin"/>
+            </w:r>
+            <w:r>
+              <w:rPr>
+                <w:noProof/>
+                <w:webHidden/>
+              </w:rPr>
+              <w:instrText xml:space="preserve"> PAGEREF _Toc230013904 \h </w:instrText>
+            </w:r>
+            <w:r>
+              <w:rPr>
+                <w:noProof/>
+                <w:webHidden/>
+              </w:rPr>
+            </w:r>
+            <w:r>
+              <w:rPr>
+                <w:noProof/>
+                <w:webHidden/>
+              </w:rPr>
+              <w:fldChar w:fldCharType="separate"/>
+            </w:r>
+            <w:r>
+              <w:rPr>
+                <w:noProof/>
+                <w:webHidden/>
+              </w:rPr>
+              <w:t>10</w:t>
+            </w:r>
+            <w:r>
+              <w:rPr>
+                <w:noProof/>
+                <w:webHidden/>
+              </w:rPr>
+              <w:fldChar w:fldCharType="end"/>
+            </w:r>
+          </w:hyperlink>
+        </w:p>
+        <w:p>
+          <w:pPr>
+            <w:pStyle w:val="Verzeichnis1"/>
+            <w:tabs>
+              <w:tab w:val="left" w:pos="440"/>
+              <w:tab w:val="right" w:leader="dot" w:pos="9062"/>
+            </w:tabs>
+            <w:rPr>
+              <w:rFonts w:eastAsiaTheme="minorEastAsia"/>
+              <w:noProof/>
+              <w:kern w:val="2"/>
+              <w:sz w:val="24"/>
+              <w:szCs w:val="24"/>
+              <w:lang w:val="de-AT" w:eastAsia="de-AT"/>
+              <w14:ligatures w14:val="standardContextual"/>
+            </w:rPr>
+          </w:pPr>
+          <w:hyperlink w:anchor="_Toc230013905" w:history="1">
+            <w:r>
+              <w:rPr>
+                <w:rStyle w:val="Hyperlink"/>
+                <w:rFonts w:ascii="Arial" w:hAnsi="Arial" w:cs="Arial"/>
+                <w:noProof/>
+              </w:rPr>
+              <w:t>9</w:t>
+            </w:r>
+            <w:r>
+              <w:rPr>
+                <w:rFonts w:eastAsiaTheme="minorEastAsia"/>
+                <w:noProof/>
+                <w:kern w:val="2"/>
+                <w:sz w:val="24"/>
+                <w:szCs w:val="24"/>
+                <w:lang w:val="de-AT" w:eastAsia="de-AT"/>
+                <w14:ligatures w14:val="standardContextual"/>
+              </w:rPr>
+              <w:tab/>
+            </w:r>
+            <w:r>
+              <w:rPr>
+                <w:rStyle w:val="Hyperlink"/>
+                <w:rFonts w:ascii="Arial" w:hAnsi="Arial" w:cs="Arial"/>
+                <w:noProof/>
+              </w:rPr>
+              <w:t>Anhang</w:t>
+            </w:r>
+            <w:r>
+              <w:rPr>
+                <w:noProof/>
+                <w:webHidden/>
+              </w:rPr>
+              <w:tab/>
+            </w:r>
+            <w:r>
+              <w:rPr>
+                <w:noProof/>
+                <w:webHidden/>
+              </w:rPr>
+              <w:fldChar w:fldCharType="begin"/>
+            </w:r>
+            <w:r>
+              <w:rPr>
+                <w:noProof/>
+                <w:webHidden/>
+              </w:rPr>
+              <w:instrText xml:space="preserve"> PAGEREF _Toc230013905 \h </w:instrText>
+            </w:r>
+            <w:r>
+              <w:rPr>
+                <w:noProof/>
+                <w:webHidden/>
+              </w:rPr>
+            </w:r>
+            <w:r>
+              <w:rPr>
+                <w:noProof/>
+                <w:webHidden/>
+              </w:rPr>
+              <w:fldChar w:fldCharType="separate"/>
+            </w:r>
+            <w:r>
+              <w:rPr>
+                <w:noProof/>
+                <w:webHidden/>
+              </w:rPr>
+              <w:t>10</w:t>
+            </w:r>
+            <w:r>
+              <w:rPr>
+                <w:noProof/>
+                <w:webHidden/>
+              </w:rPr>
+              <w:fldChar w:fldCharType="end"/>
+            </w:r>
+          </w:hyperlink>
+        </w:p>
+        <w:p>
+          <w:pPr>
+            <w:pStyle w:val="Verzeichnis1"/>
+            <w:tabs>
+              <w:tab w:val="left" w:pos="720"/>
+              <w:tab w:val="right" w:leader="dot" w:pos="9062"/>
+            </w:tabs>
+            <w:rPr>
+              <w:rFonts w:eastAsiaTheme="minorEastAsia"/>
+              <w:noProof/>
+              <w:kern w:val="2"/>
+              <w:sz w:val="24"/>
+              <w:szCs w:val="24"/>
+              <w:lang w:val="de-AT" w:eastAsia="de-AT"/>
+              <w14:ligatures w14:val="standardContextual"/>
+            </w:rPr>
+          </w:pPr>
+          <w:hyperlink w:anchor="_Toc230013906" w:history="1">
+            <w:r>
+              <w:rPr>
+                <w:rStyle w:val="Hyperlink"/>
+                <w:rFonts w:ascii="Arial" w:hAnsi="Arial" w:cs="Arial"/>
+                <w:noProof/>
+              </w:rPr>
+              <w:t>10</w:t>
+            </w:r>
+            <w:r>
+              <w:rPr>
+                <w:rFonts w:eastAsiaTheme="minorEastAsia"/>
+                <w:noProof/>
+                <w:kern w:val="2"/>
+                <w:sz w:val="24"/>
+                <w:szCs w:val="24"/>
+                <w:lang w:val="de-AT" w:eastAsia="de-AT"/>
+                <w14:ligatures w14:val="standardContextual"/>
+              </w:rPr>
+              <w:tab/>
+            </w:r>
+            <w:r>
+              <w:rPr>
+                <w:rStyle w:val="Hyperlink"/>
+                <w:rFonts w:ascii="Arial" w:hAnsi="Arial" w:cs="Arial"/>
+                <w:noProof/>
+              </w:rPr>
               <w:t>Vereinbarung</w:t>
             </w:r>
             <w:r>
@@ -3624,7 +4681,7 @@
                 <w:noProof/>
                 <w:webHidden/>
               </w:rPr>
-              <w:instrText xml:space="preserve"> PAGEREF _Toc175590225 \h </w:instrText>
+              <w:instrText xml:space="preserve"> PAGEREF _Toc230013906 \h </w:instrText>
             </w:r>
             <w:r>
               <w:rPr>
@@ -3644,7 +4701,7 @@
                 <w:noProof/>
                 <w:webHidden/>
               </w:rPr>
-              <w:t>6</w:t>
+              <w:t>10</w:t>
             </w:r>
             <w:r>
               <w:rPr>
@@ -3667,6 +4724,7 @@
               <w:b/>
               <w:bCs/>
             </w:rPr>
+            <w:lastRenderedPageBreak/>
             <w:fldChar w:fldCharType="end"/>
           </w:r>
         </w:p>
@@ -3696,7 +4754,7 @@
           <w:rFonts w:ascii="Arial" w:hAnsi="Arial" w:cs="Arial"/>
         </w:rPr>
       </w:pPr>
-      <w:bookmarkStart w:id="0" w:name="_Toc175590202"/>
+      <w:bookmarkStart w:id="0" w:name="_Toc230013872"/>
       <w:r>
         <w:rPr>
           <w:rFonts w:ascii="Arial" w:hAnsi="Arial" w:cs="Arial"/>
@@ -3753,7 +4811,15 @@
           <w:rFonts w:ascii="Arial" w:hAnsi="Arial" w:cs="Arial"/>
           <w:i/>
         </w:rPr>
-        <w:t xml:space="preserve">das zu entwickelnde </w:t>
+        <w:t xml:space="preserve">das </w:t>
+      </w:r>
+      <w:proofErr w:type="gramStart"/>
+      <w:r>
+        <w:rPr>
+          <w:rFonts w:ascii="Arial" w:hAnsi="Arial" w:cs="Arial"/>
+          <w:i/>
+        </w:rPr>
+        <w:t xml:space="preserve">zu entwickelnde </w:t>
       </w:r>
       <w:r>
         <w:rPr>
@@ -3762,6 +4828,7 @@
         </w:rPr>
         <w:t>Produkt</w:t>
       </w:r>
+      <w:proofErr w:type="gramEnd"/>
       <w:r>
         <w:rPr>
           <w:rFonts w:ascii="Arial" w:hAnsi="Arial" w:cs="Arial"/>
@@ -3964,7 +5031,7 @@
           <w:rFonts w:ascii="Arial" w:hAnsi="Arial" w:cs="Arial"/>
         </w:rPr>
       </w:pPr>
-      <w:bookmarkStart w:id="1" w:name="_Toc175590203"/>
+      <w:bookmarkStart w:id="1" w:name="_Toc230013873"/>
       <w:r>
         <w:rPr>
           <w:rFonts w:ascii="Arial" w:hAnsi="Arial" w:cs="Arial"/>
@@ -3984,7 +5051,7 @@
           <w:rFonts w:ascii="Arial" w:hAnsi="Arial" w:cs="Arial"/>
         </w:rPr>
       </w:pPr>
-      <w:bookmarkStart w:id="2" w:name="_Toc175590204"/>
+      <w:bookmarkStart w:id="2" w:name="_Toc230013874"/>
       <w:r>
         <w:rPr>
           <w:rFonts w:ascii="Arial" w:hAnsi="Arial" w:cs="Arial"/>
@@ -4035,12 +5102,21 @@
         </w:rPr>
         <w:t>Desktop-</w:t>
       </w:r>
-      <w:r>
-        <w:rPr>
-          <w:rFonts w:ascii="Arial" w:hAnsi="Arial" w:cs="Arial"/>
-          <w:i/>
-        </w:rPr>
-        <w:t xml:space="preserve">WebApp „Lumify“. </w:t>
+      <w:proofErr w:type="spellStart"/>
+      <w:r>
+        <w:rPr>
+          <w:rFonts w:ascii="Arial" w:hAnsi="Arial" w:cs="Arial"/>
+          <w:i/>
+        </w:rPr>
+        <w:t>WebApp</w:t>
+      </w:r>
+      <w:proofErr w:type="spellEnd"/>
+      <w:r>
+        <w:rPr>
+          <w:rFonts w:ascii="Arial" w:hAnsi="Arial" w:cs="Arial"/>
+          <w:i/>
+        </w:rPr>
+        <w:t xml:space="preserve"> „Lumify“. </w:t>
       </w:r>
       <w:r>
         <w:rPr>
@@ -4075,7 +5151,7 @@
           <w:rFonts w:ascii="Arial" w:hAnsi="Arial" w:cs="Arial"/>
         </w:rPr>
       </w:pPr>
-      <w:bookmarkStart w:id="3" w:name="_Toc175590205"/>
+      <w:bookmarkStart w:id="3" w:name="_Toc230013875"/>
       <w:r>
         <w:rPr>
           <w:rFonts w:ascii="Arial" w:hAnsi="Arial" w:cs="Arial"/>
@@ -4188,7 +5264,7 @@
           <w:rFonts w:ascii="Arial" w:hAnsi="Arial" w:cs="Arial"/>
         </w:rPr>
       </w:pPr>
-      <w:bookmarkStart w:id="4" w:name="_Toc175590206"/>
+      <w:bookmarkStart w:id="4" w:name="_Toc230013876"/>
       <w:r>
         <w:rPr>
           <w:rFonts w:ascii="Arial" w:hAnsi="Arial" w:cs="Arial"/>
@@ -4237,7 +5313,7 @@
           <w:rFonts w:ascii="Arial" w:hAnsi="Arial" w:cs="Arial"/>
         </w:rPr>
       </w:pPr>
-      <w:bookmarkStart w:id="5" w:name="_Toc175590207"/>
+      <w:bookmarkStart w:id="5" w:name="_Toc230013877"/>
       <w:r>
         <w:rPr>
           <w:rFonts w:ascii="Arial" w:hAnsi="Arial" w:cs="Arial"/>
@@ -4264,7 +5340,39 @@
           <w:rFonts w:ascii="Arial" w:hAnsi="Arial" w:cs="Arial"/>
           <w:i/>
         </w:rPr>
-        <w:t>API = Application Programming Interface</w:t>
+        <w:t xml:space="preserve">API = </w:t>
+      </w:r>
+      <w:proofErr w:type="spellStart"/>
+      <w:r>
+        <w:rPr>
+          <w:rFonts w:ascii="Arial" w:hAnsi="Arial" w:cs="Arial"/>
+          <w:i/>
+        </w:rPr>
+        <w:t>Application</w:t>
+      </w:r>
+      <w:proofErr w:type="spellEnd"/>
+      <w:r>
+        <w:rPr>
+          <w:rFonts w:ascii="Arial" w:hAnsi="Arial" w:cs="Arial"/>
+          <w:i/>
+        </w:rPr>
+        <w:t xml:space="preserve"> </w:t>
+      </w:r>
+      <w:proofErr w:type="spellStart"/>
+      <w:r>
+        <w:rPr>
+          <w:rFonts w:ascii="Arial" w:hAnsi="Arial" w:cs="Arial"/>
+          <w:i/>
+        </w:rPr>
+        <w:t>Programming</w:t>
+      </w:r>
+      <w:proofErr w:type="spellEnd"/>
+      <w:r>
+        <w:rPr>
+          <w:rFonts w:ascii="Arial" w:hAnsi="Arial" w:cs="Arial"/>
+          <w:i/>
+        </w:rPr>
+        <w:t xml:space="preserve"> Interface</w:t>
       </w:r>
     </w:p>
     <w:p>
@@ -4285,8 +5393,17 @@
           <w:rFonts w:ascii="Arial" w:hAnsi="Arial" w:cs="Arial"/>
           <w:i/>
         </w:rPr>
-        <w:t>DTO = Data Transfer Object</w:t>
-      </w:r>
+        <w:t xml:space="preserve">DTO = Data Transfer </w:t>
+      </w:r>
+      <w:proofErr w:type="spellStart"/>
+      <w:r>
+        <w:rPr>
+          <w:rFonts w:ascii="Arial" w:hAnsi="Arial" w:cs="Arial"/>
+          <w:i/>
+        </w:rPr>
+        <w:t>Object</w:t>
+      </w:r>
+      <w:proofErr w:type="spellEnd"/>
     </w:p>
     <w:p>
       <w:pPr>
@@ -4385,15 +5502,21 @@
           <w:rFonts w:ascii="Arial" w:hAnsi="Arial" w:cs="Arial"/>
         </w:rPr>
       </w:pPr>
-      <w:bookmarkStart w:id="6" w:name="_Toc175590208"/>
+      <w:bookmarkStart w:id="6" w:name="_Toc230013878"/>
       <w:r>
         <w:rPr>
           <w:rFonts w:ascii="Arial" w:hAnsi="Arial" w:cs="Arial"/>
         </w:rPr>
         <w:lastRenderedPageBreak/>
-        <w:t xml:space="preserve">Teams </w:t>
+        <w:t>Teams</w:t>
       </w:r>
       <w:bookmarkEnd w:id="6"/>
+      <w:r>
+        <w:rPr>
+          <w:rFonts w:ascii="Arial" w:hAnsi="Arial" w:cs="Arial"/>
+        </w:rPr>
+        <w:t xml:space="preserve"> </w:t>
+      </w:r>
     </w:p>
     <w:tbl>
       <w:tblPr>
@@ -4803,12 +5926,14 @@
           <w:rFonts w:ascii="Arial" w:hAnsi="Arial" w:cs="Arial"/>
         </w:rPr>
       </w:pPr>
+      <w:bookmarkStart w:id="7" w:name="_Toc230013879"/>
       <w:r>
         <w:rPr>
           <w:rFonts w:ascii="Arial" w:hAnsi="Arial" w:cs="Arial"/>
         </w:rPr>
         <w:t>Schnittstellen</w:t>
       </w:r>
+      <w:bookmarkEnd w:id="7"/>
     </w:p>
     <w:p>
       <w:pPr>
@@ -4826,6 +5951,7 @@
           <w:shd w:val="clear" w:color="auto" w:fill="FFFFFF"/>
         </w:rPr>
       </w:pPr>
+      <w:proofErr w:type="spellStart"/>
       <w:r>
         <w:rPr>
           <w:rFonts w:ascii="Arial" w:hAnsi="Arial" w:cs="Arial"/>
@@ -4834,7 +5960,18 @@
           <w:szCs w:val="21"/>
           <w:shd w:val="clear" w:color="auto" w:fill="FFFFFF"/>
         </w:rPr>
-        <w:t xml:space="preserve">Github </w:t>
+        <w:t>Github</w:t>
+      </w:r>
+      <w:proofErr w:type="spellEnd"/>
+      <w:r>
+        <w:rPr>
+          <w:rFonts w:ascii="Arial" w:hAnsi="Arial" w:cs="Arial"/>
+          <w:i/>
+          <w:color w:val="3C3C3C"/>
+          <w:szCs w:val="21"/>
+          <w:shd w:val="clear" w:color="auto" w:fill="FFFFFF"/>
+        </w:rPr>
+        <w:t xml:space="preserve"> </w:t>
       </w:r>
       <w:r>
         <w:rPr>
@@ -4929,14 +6066,14 @@
           <w:rFonts w:ascii="Arial" w:hAnsi="Arial" w:cs="Arial"/>
         </w:rPr>
       </w:pPr>
-      <w:bookmarkStart w:id="7" w:name="_Toc175590209"/>
+      <w:bookmarkStart w:id="8" w:name="_Toc230013880"/>
       <w:r>
         <w:rPr>
           <w:rFonts w:ascii="Arial" w:hAnsi="Arial" w:cs="Arial"/>
         </w:rPr>
         <w:t>Konzept</w:t>
       </w:r>
-      <w:bookmarkEnd w:id="7"/>
+      <w:bookmarkEnd w:id="8"/>
     </w:p>
     <w:p>
       <w:pPr>
@@ -4968,7 +6105,7 @@
           <w:rFonts w:ascii="Arial" w:hAnsi="Arial" w:cs="Arial"/>
         </w:rPr>
       </w:pPr>
-      <w:bookmarkStart w:id="8" w:name="_Toc175590210"/>
+      <w:bookmarkStart w:id="9" w:name="_Toc230013881"/>
       <w:r>
         <w:rPr>
           <w:rFonts w:ascii="Arial" w:hAnsi="Arial" w:cs="Arial"/>
@@ -4981,7 +6118,7 @@
         </w:rPr>
         <w:t xml:space="preserve"> (Unternehmen, Organisation)</w:t>
       </w:r>
-      <w:bookmarkEnd w:id="8"/>
+      <w:bookmarkEnd w:id="9"/>
     </w:p>
     <w:p>
       <w:pPr>
@@ -5000,10 +6137,28 @@
       <w:r>
         <w:rPr>
           <w:rFonts w:ascii="Arial" w:hAnsi="Arial" w:cs="Arial"/>
+          <w:b/>
+          <w:bCs/>
           <w:i/>
           <w:iCs/>
         </w:rPr>
-        <w:t>Entwicklung einer modernen und erweiterbaren Planungsapp</w:t>
+        <w:t>Gemeinsames Arbeiten ermöglichen</w:t>
+      </w:r>
+      <w:r>
+        <w:rPr>
+          <w:rFonts w:ascii="Arial" w:hAnsi="Arial" w:cs="Arial"/>
+          <w:i/>
+          <w:iCs/>
+        </w:rPr>
+        <w:t xml:space="preserve">: </w:t>
+      </w:r>
+      <w:r>
+        <w:rPr>
+          <w:rFonts w:ascii="Arial" w:hAnsi="Arial" w:cs="Arial"/>
+          <w:i/>
+          <w:iCs/>
+        </w:rPr>
+        <w:t>Bis zur Fertigstellung der ersten Version soll die Anwendung Funktionen für kollaboratives Arbeiten bereitstellen, sodass mehrere Benutzer gemeinsam in Workspaces arbeiten und Inhalte teilen können.</w:t>
       </w:r>
     </w:p>
     <w:p>
@@ -5023,10 +6178,38 @@
       <w:r>
         <w:rPr>
           <w:rFonts w:ascii="Arial" w:hAnsi="Arial" w:cs="Arial"/>
+          <w:b/>
+          <w:bCs/>
           <w:i/>
           <w:iCs/>
         </w:rPr>
-        <w:t>Möglichkeit für gemeinsames Arbeiten bieten.</w:t>
+        <w:t>Erweiterbare Architektur schaffen</w:t>
+      </w:r>
+      <w:r>
+        <w:rPr>
+          <w:rFonts w:ascii="Arial" w:hAnsi="Arial" w:cs="Arial"/>
+          <w:b/>
+          <w:bCs/>
+          <w:i/>
+          <w:iCs/>
+        </w:rPr>
+        <w:t>:</w:t>
+      </w:r>
+      <w:r>
+        <w:rPr>
+          <w:rFonts w:ascii="Arial" w:hAnsi="Arial" w:cs="Arial"/>
+          <w:i/>
+          <w:iCs/>
+        </w:rPr>
+        <w:t xml:space="preserve"> </w:t>
+      </w:r>
+      <w:r>
+        <w:rPr>
+          <w:rFonts w:ascii="Arial" w:hAnsi="Arial" w:cs="Arial"/>
+          <w:i/>
+          <w:iCs/>
+        </w:rPr>
+        <w:t>Die Software soll mit einer modularen Architektur umgesetzt werden, sodass zukünftige Funktionen ohne größere Änderungen am bestehenden System ergänzt werden können.</w:t>
       </w:r>
     </w:p>
     <w:p>
@@ -5046,10 +6229,12 @@
       <w:r>
         <w:rPr>
           <w:rFonts w:ascii="Arial" w:hAnsi="Arial" w:cs="Arial"/>
+          <w:b/>
+          <w:bCs/>
           <w:i/>
           <w:iCs/>
         </w:rPr>
-        <w:t>Schaffung einer stabilen Grundlage für zukünftige weitere Features</w:t>
+        <w:t>Echtzeit-Aktualisierung integrieren</w:t>
       </w:r>
       <w:r>
         <w:rPr>
@@ -5057,7 +6242,59 @@
           <w:i/>
           <w:iCs/>
         </w:rPr>
-        <w:t>.</w:t>
+        <w:t xml:space="preserve">: </w:t>
+      </w:r>
+      <w:r>
+        <w:rPr>
+          <w:rFonts w:ascii="Arial" w:hAnsi="Arial" w:cs="Arial"/>
+          <w:i/>
+          <w:iCs/>
+        </w:rPr>
+        <w:t>Bis zum Projektende sollen Änderungen an Aufgaben, Notizen oder Kalenderdaten automatisch in Echtzeit für andere Benutzer sichtbar sein.</w:t>
+      </w:r>
+    </w:p>
+    <w:p>
+      <w:pPr>
+        <w:pStyle w:val="Listenabsatz"/>
+        <w:numPr>
+          <w:ilvl w:val="0"/>
+          <w:numId w:val="10"/>
+        </w:numPr>
+        <w:ind w:left="426"/>
+        <w:rPr>
+          <w:rFonts w:ascii="Arial" w:hAnsi="Arial" w:cs="Arial"/>
+          <w:i/>
+          <w:iCs/>
+        </w:rPr>
+      </w:pPr>
+      <w:r>
+        <w:rPr>
+          <w:rFonts w:ascii="Arial" w:hAnsi="Arial" w:cs="Arial"/>
+          <w:b/>
+          <w:bCs/>
+          <w:i/>
+          <w:iCs/>
+        </w:rPr>
+        <w:t>Übersichtlichkeit verbessern</w:t>
+      </w:r>
+      <w:r>
+        <w:rPr>
+          <w:rFonts w:ascii="Arial" w:hAnsi="Arial" w:cs="Arial"/>
+          <w:b/>
+          <w:bCs/>
+          <w:i/>
+          <w:iCs/>
+        </w:rPr>
+        <w:t>:</w:t>
+      </w:r>
+      <w:r>
+        <w:rPr>
+          <w:rFonts w:ascii="Arial" w:hAnsi="Arial" w:cs="Arial"/>
+          <w:i/>
+          <w:iCs/>
+        </w:rPr>
+        <w:br/>
+        <w:t>Bis zur ersten Version soll Lumify eine übersichtliche und moderne Benutzeroberfläche bieten, sodass Nutzer wichtige Funktionen mit wenigen Klicks erreichen können.</w:t>
       </w:r>
     </w:p>
     <w:p>
@@ -5082,14 +6319,14 @@
           <w:rFonts w:ascii="Arial" w:hAnsi="Arial" w:cs="Arial"/>
         </w:rPr>
       </w:pPr>
-      <w:bookmarkStart w:id="9" w:name="_Toc175590211"/>
+      <w:bookmarkStart w:id="10" w:name="_Toc230013882"/>
       <w:r>
         <w:rPr>
           <w:rFonts w:ascii="Arial" w:hAnsi="Arial" w:cs="Arial"/>
         </w:rPr>
         <w:t>Ziel(e) und Nutzen des Anwenders</w:t>
       </w:r>
-      <w:bookmarkEnd w:id="9"/>
+      <w:bookmarkEnd w:id="10"/>
     </w:p>
     <w:p>
       <w:pPr>
@@ -5107,9 +6344,25 @@
       <w:r>
         <w:rPr>
           <w:rFonts w:ascii="Arial" w:hAnsi="Arial" w:cs="Arial"/>
-          <w:i/>
-        </w:rPr>
-        <w:t>Planung von Aufgaben und Terminen</w:t>
+          <w:b/>
+          <w:bCs/>
+          <w:i/>
+        </w:rPr>
+        <w:t>Zentrale Organisation ermöglichen:</w:t>
+      </w:r>
+      <w:r>
+        <w:rPr>
+          <w:rFonts w:ascii="Arial" w:hAnsi="Arial" w:cs="Arial"/>
+          <w:i/>
+        </w:rPr>
+        <w:t xml:space="preserve"> </w:t>
+      </w:r>
+      <w:r>
+        <w:rPr>
+          <w:rFonts w:ascii="Arial" w:hAnsi="Arial" w:cs="Arial"/>
+          <w:i/>
+        </w:rPr>
+        <w:t>Bis zur Nutzung der ersten Version soll der Anwender Aufgaben, Termine und Notizen an einem zentralen Ort verwalten können.</w:t>
       </w:r>
     </w:p>
     <w:p>
@@ -5128,36 +6381,37 @@
       <w:r>
         <w:rPr>
           <w:rFonts w:ascii="Arial" w:hAnsi="Arial" w:cs="Arial"/>
-          <w:i/>
-        </w:rPr>
-        <w:t>Ablegen von Informationen</w:t>
-      </w:r>
-    </w:p>
-    <w:p>
-      <w:pPr>
-        <w:pStyle w:val="Listenabsatz"/>
-        <w:numPr>
-          <w:ilvl w:val="0"/>
-          <w:numId w:val="11"/>
-        </w:numPr>
-        <w:ind w:left="426"/>
-        <w:rPr>
-          <w:rFonts w:ascii="Arial" w:hAnsi="Arial" w:cs="Arial"/>
-          <w:i/>
-        </w:rPr>
-      </w:pPr>
-      <w:r>
-        <w:rPr>
-          <w:rFonts w:ascii="Arial" w:hAnsi="Arial" w:cs="Arial"/>
-          <w:i/>
-        </w:rPr>
-        <w:t>Gemeinsame Planung von Prozessen oder kleinen Projekten im Team.</w:t>
-      </w:r>
-    </w:p>
-    <w:p>
-      <w:pPr>
-        <w:pStyle w:val="Listenabsatz"/>
-        <w:ind w:left="426"/>
+          <w:b/>
+          <w:bCs/>
+          <w:i/>
+        </w:rPr>
+        <w:t>Teamarbeit vereinfachen:</w:t>
+      </w:r>
+      <w:r>
+        <w:rPr>
+          <w:rFonts w:ascii="Arial" w:hAnsi="Arial" w:cs="Arial"/>
+          <w:i/>
+        </w:rPr>
+        <w:t xml:space="preserve"> </w:t>
+      </w:r>
+      <w:r>
+        <w:rPr>
+          <w:rFonts w:ascii="Arial" w:hAnsi="Arial" w:cs="Arial"/>
+          <w:i/>
+        </w:rPr>
+        <w:t>Bis zur ersten Version sollen Benutzer Inhalte gemeinsam in Workspaces verwalten können, um kleinere Projekte oder Arbeitsprozesse im Team zu organisieren.</w:t>
+      </w:r>
+    </w:p>
+    <w:p>
+      <w:pPr>
+        <w:rPr>
+          <w:rFonts w:ascii="Arial" w:hAnsi="Arial" w:cs="Arial"/>
+          <w:i/>
+        </w:rPr>
+      </w:pPr>
+    </w:p>
+    <w:p>
+      <w:pPr>
         <w:rPr>
           <w:rFonts w:ascii="Arial" w:hAnsi="Arial" w:cs="Arial"/>
           <w:i/>
@@ -5171,18 +6425,20 @@
           <w:ilvl w:val="1"/>
           <w:numId w:val="2"/>
         </w:numPr>
-        <w:rPr>
-          <w:rFonts w:ascii="Arial" w:hAnsi="Arial" w:cs="Arial"/>
-        </w:rPr>
-      </w:pPr>
-      <w:bookmarkStart w:id="10" w:name="_Toc175590212"/>
-      <w:r>
-        <w:rPr>
-          <w:rFonts w:ascii="Arial" w:hAnsi="Arial" w:cs="Arial"/>
-        </w:rPr>
+        <w:ind w:left="567" w:hanging="567"/>
+        <w:rPr>
+          <w:rFonts w:ascii="Arial" w:hAnsi="Arial" w:cs="Arial"/>
+        </w:rPr>
+      </w:pPr>
+      <w:bookmarkStart w:id="11" w:name="_Toc230013883"/>
+      <w:r>
+        <w:rPr>
+          <w:rFonts w:ascii="Arial" w:hAnsi="Arial" w:cs="Arial"/>
+        </w:rPr>
+        <w:lastRenderedPageBreak/>
         <w:t>Zielgruppe(n)</w:t>
       </w:r>
-      <w:bookmarkEnd w:id="10"/>
+      <w:bookmarkEnd w:id="11"/>
     </w:p>
     <w:p>
       <w:pPr>
@@ -5326,25 +6582,43 @@
           <w:ilvl w:val="0"/>
           <w:numId w:val="2"/>
         </w:numPr>
-        <w:rPr>
-          <w:rFonts w:ascii="Arial" w:hAnsi="Arial" w:cs="Arial"/>
-        </w:rPr>
-      </w:pPr>
-      <w:bookmarkStart w:id="11" w:name="_Toc175590213"/>
-      <w:r>
-        <w:rPr>
-          <w:rFonts w:ascii="Arial" w:hAnsi="Arial" w:cs="Arial"/>
-        </w:rPr>
-        <w:lastRenderedPageBreak/>
-        <w:t>Allgemeine und funktionale</w:t>
-      </w:r>
-      <w:r>
-        <w:rPr>
-          <w:rFonts w:ascii="Arial" w:hAnsi="Arial" w:cs="Arial"/>
-        </w:rPr>
-        <w:t xml:space="preserve"> Anforderungen</w:t>
-      </w:r>
-      <w:bookmarkEnd w:id="11"/>
+        <w:ind w:left="284"/>
+        <w:rPr>
+          <w:rFonts w:ascii="Arial" w:hAnsi="Arial" w:cs="Arial"/>
+        </w:rPr>
+      </w:pPr>
+      <w:bookmarkStart w:id="12" w:name="_Toc230013884"/>
+      <w:r>
+        <w:rPr>
+          <w:rFonts w:ascii="Arial" w:hAnsi="Arial" w:cs="Arial"/>
+        </w:rPr>
+        <w:t>Allgemeine</w:t>
+      </w:r>
+      <w:r>
+        <w:rPr>
+          <w:rFonts w:ascii="Arial" w:hAnsi="Arial" w:cs="Arial"/>
+        </w:rPr>
+        <w:t xml:space="preserve"> </w:t>
+      </w:r>
+      <w:r>
+        <w:rPr>
+          <w:rFonts w:ascii="Arial" w:hAnsi="Arial" w:cs="Arial"/>
+        </w:rPr>
+        <w:t>A</w:t>
+      </w:r>
+      <w:r>
+        <w:rPr>
+          <w:rFonts w:ascii="Arial" w:hAnsi="Arial" w:cs="Arial"/>
+        </w:rPr>
+        <w:t>pp</w:t>
+      </w:r>
+      <w:r>
+        <w:rPr>
+          <w:rFonts w:ascii="Arial" w:hAnsi="Arial" w:cs="Arial"/>
+        </w:rPr>
+        <w:t>-Anforderungen</w:t>
+      </w:r>
+      <w:bookmarkEnd w:id="12"/>
     </w:p>
     <w:p>
       <w:pPr>
@@ -5366,6 +6640,14 @@
           <w:i/>
         </w:rPr>
         <w:t xml:space="preserve"> </w:t>
+      </w:r>
+      <w:r>
+        <w:rPr>
+          <w:rFonts w:ascii="Arial" w:hAnsi="Arial" w:cs="Arial"/>
+          <w:i/>
+        </w:rPr>
+        <w:br/>
+        <w:t xml:space="preserve">Im Folgenden sind die allgemeinen Anforderungen an die App thematisch aufgelistet: </w:t>
       </w:r>
     </w:p>
     <w:p>
@@ -5375,16 +6657,19 @@
           <w:ilvl w:val="1"/>
           <w:numId w:val="2"/>
         </w:numPr>
-        <w:rPr>
-          <w:rFonts w:ascii="Arial" w:hAnsi="Arial" w:cs="Arial"/>
-        </w:rPr>
-      </w:pPr>
+        <w:ind w:left="567" w:hanging="566"/>
+        <w:rPr>
+          <w:rFonts w:ascii="Arial" w:hAnsi="Arial" w:cs="Arial"/>
+        </w:rPr>
+      </w:pPr>
+      <w:bookmarkStart w:id="13" w:name="_Toc230013885"/>
       <w:r>
         <w:rPr>
           <w:rFonts w:ascii="Arial" w:hAnsi="Arial" w:cs="Arial"/>
         </w:rPr>
         <w:t>Benutzerverwaltung</w:t>
       </w:r>
+      <w:bookmarkEnd w:id="13"/>
     </w:p>
     <w:p>
       <w:pPr>
@@ -5394,11 +6679,26 @@
           <w:numId w:val="12"/>
         </w:numPr>
         <w:ind w:left="426"/>
-      </w:pPr>
-      <w:r>
+        <w:rPr>
+          <w:rFonts w:ascii="Arial" w:hAnsi="Arial" w:cs="Arial"/>
+          <w:i/>
+          <w:iCs/>
+        </w:rPr>
+      </w:pPr>
+      <w:r>
+        <w:rPr>
+          <w:rFonts w:ascii="Arial" w:hAnsi="Arial" w:cs="Arial"/>
+          <w:i/>
+          <w:iCs/>
+        </w:rPr>
         <w:t xml:space="preserve">Benutzerregistrierung und Login. </w:t>
       </w:r>
       <w:r>
+        <w:rPr>
+          <w:rFonts w:ascii="Arial" w:hAnsi="Arial" w:cs="Arial"/>
+          <w:i/>
+          <w:iCs/>
+        </w:rPr>
         <w:br/>
         <w:t>(Benutzer sollen sich registrieren und anmelden können)</w:t>
       </w:r>
@@ -5411,15 +6711,35 @@
           <w:numId w:val="12"/>
         </w:numPr>
         <w:ind w:left="426"/>
-      </w:pPr>
-      <w:r>
+        <w:rPr>
+          <w:rFonts w:ascii="Arial" w:hAnsi="Arial" w:cs="Arial"/>
+          <w:i/>
+          <w:iCs/>
+        </w:rPr>
+      </w:pPr>
+      <w:r>
+        <w:rPr>
+          <w:rFonts w:ascii="Arial" w:hAnsi="Arial" w:cs="Arial"/>
+          <w:i/>
+          <w:iCs/>
+        </w:rPr>
         <w:t>Profilverwaltung.</w:t>
       </w:r>
       <w:r>
+        <w:rPr>
+          <w:rFonts w:ascii="Arial" w:hAnsi="Arial" w:cs="Arial"/>
+          <w:i/>
+          <w:iCs/>
+        </w:rPr>
         <w:br/>
         <w:t>(Der Nutzer soll die Möglichkeit besitzen sein Profil zu verwalten. Darunter soll der Display-Name, das Avatar und die Nutzerbeschreibung bearbeitbar sein.</w:t>
       </w:r>
       <w:r>
+        <w:rPr>
+          <w:rFonts w:ascii="Arial" w:hAnsi="Arial" w:cs="Arial"/>
+          <w:i/>
+          <w:iCs/>
+        </w:rPr>
         <w:t>)</w:t>
       </w:r>
     </w:p>
@@ -5431,11 +6751,44 @@
           <w:numId w:val="12"/>
         </w:numPr>
         <w:ind w:left="426"/>
-      </w:pPr>
-      <w:r>
-        <w:t>Authentifizierung mittels Token/Claim</w:t>
-      </w:r>
-      <w:r>
+        <w:rPr>
+          <w:rFonts w:ascii="Arial" w:hAnsi="Arial" w:cs="Arial"/>
+          <w:i/>
+          <w:iCs/>
+        </w:rPr>
+      </w:pPr>
+      <w:r>
+        <w:rPr>
+          <w:rFonts w:ascii="Arial" w:hAnsi="Arial" w:cs="Arial"/>
+          <w:i/>
+          <w:iCs/>
+        </w:rPr>
+        <w:t xml:space="preserve">Authentifizierung </w:t>
+      </w:r>
+      <w:proofErr w:type="gramStart"/>
+      <w:r>
+        <w:rPr>
+          <w:rFonts w:ascii="Arial" w:hAnsi="Arial" w:cs="Arial"/>
+          <w:i/>
+          <w:iCs/>
+        </w:rPr>
+        <w:t>mittels Token</w:t>
+      </w:r>
+      <w:proofErr w:type="gramEnd"/>
+      <w:r>
+        <w:rPr>
+          <w:rFonts w:ascii="Arial" w:hAnsi="Arial" w:cs="Arial"/>
+          <w:i/>
+          <w:iCs/>
+        </w:rPr>
+        <w:t>/Claim</w:t>
+      </w:r>
+      <w:r>
+        <w:rPr>
+          <w:rFonts w:ascii="Arial" w:hAnsi="Arial" w:cs="Arial"/>
+          <w:i/>
+          <w:iCs/>
+        </w:rPr>
         <w:br/>
         <w:t>(Die Authentifizierung sollte sicher über JWT-Claim und Token geschehen)</w:t>
       </w:r>
@@ -5448,17 +6801,22 @@
           <w:numId w:val="12"/>
         </w:numPr>
         <w:ind w:left="426"/>
-      </w:pPr>
-      <w:r>
+        <w:rPr>
+          <w:rFonts w:ascii="Arial" w:hAnsi="Arial" w:cs="Arial"/>
+          <w:i/>
+          <w:iCs/>
+        </w:rPr>
+      </w:pPr>
+      <w:r>
+        <w:rPr>
+          <w:rFonts w:ascii="Arial" w:hAnsi="Arial" w:cs="Arial"/>
+          <w:i/>
+          <w:iCs/>
+        </w:rPr>
         <w:t>Multi-User Unterstützung inklusive Freundschafts- und Präsenzsystem soll vorhanden sein.</w:t>
       </w:r>
     </w:p>
-    <w:p>
-      <w:pPr>
-        <w:pStyle w:val="Listenabsatz"/>
-        <w:ind w:left="426"/>
-      </w:pPr>
-    </w:p>
+    <w:p/>
     <w:p>
       <w:pPr>
         <w:pStyle w:val="berschrift2"/>
@@ -5466,35 +6824,19 @@
           <w:ilvl w:val="1"/>
           <w:numId w:val="2"/>
         </w:numPr>
-        <w:rPr>
-          <w:rFonts w:ascii="Arial" w:hAnsi="Arial" w:cs="Arial"/>
-        </w:rPr>
-      </w:pPr>
-      <w:r>
-        <w:rPr>
-          <w:rFonts w:ascii="Arial" w:hAnsi="Arial" w:cs="Arial"/>
-        </w:rPr>
-        <w:t>Datenbankstruktur</w:t>
-      </w:r>
-    </w:p>
-    <w:p/>
-    <w:p>
-      <w:pPr>
-        <w:pStyle w:val="berschrift2"/>
-        <w:numPr>
-          <w:ilvl w:val="1"/>
-          <w:numId w:val="2"/>
-        </w:numPr>
-        <w:rPr>
-          <w:rFonts w:ascii="Arial" w:hAnsi="Arial" w:cs="Arial"/>
-        </w:rPr>
-      </w:pPr>
+        <w:ind w:left="567" w:hanging="531"/>
+        <w:rPr>
+          <w:rFonts w:ascii="Arial" w:hAnsi="Arial" w:cs="Arial"/>
+        </w:rPr>
+      </w:pPr>
+      <w:bookmarkStart w:id="14" w:name="_Toc230013886"/>
       <w:r>
         <w:rPr>
           <w:rFonts w:ascii="Arial" w:hAnsi="Arial" w:cs="Arial"/>
         </w:rPr>
         <w:t>Datenverarbeitung</w:t>
       </w:r>
+      <w:bookmarkEnd w:id="14"/>
     </w:p>
     <w:p>
       <w:pPr>
@@ -5504,9 +6846,35 @@
           <w:numId w:val="13"/>
         </w:numPr>
         <w:ind w:left="426"/>
-      </w:pPr>
-      <w:r>
-        <w:t>Die Verarbeitung der Daten soll über eine .Web-API geschehen.</w:t>
+        <w:rPr>
+          <w:rFonts w:ascii="Arial" w:hAnsi="Arial" w:cs="Arial"/>
+          <w:i/>
+          <w:iCs/>
+        </w:rPr>
+      </w:pPr>
+      <w:r>
+        <w:rPr>
+          <w:rFonts w:ascii="Arial" w:hAnsi="Arial" w:cs="Arial"/>
+          <w:i/>
+          <w:iCs/>
+        </w:rPr>
+        <w:t>Die Verarbeitung</w:t>
+      </w:r>
+      <w:r>
+        <w:rPr>
+          <w:rFonts w:ascii="Arial" w:hAnsi="Arial" w:cs="Arial"/>
+          <w:i/>
+          <w:iCs/>
+        </w:rPr>
+        <w:t xml:space="preserve"> und der Austausch von</w:t>
+      </w:r>
+      <w:r>
+        <w:rPr>
+          <w:rFonts w:ascii="Arial" w:hAnsi="Arial" w:cs="Arial"/>
+          <w:i/>
+          <w:iCs/>
+        </w:rPr>
+        <w:t xml:space="preserve"> Daten soll über eine Web-API geschehen.</w:t>
       </w:r>
     </w:p>
     <w:p>
@@ -5517,14 +6885,60 @@
           <w:numId w:val="13"/>
         </w:numPr>
         <w:ind w:left="426"/>
-      </w:pPr>
-      <w:r>
-        <w:t xml:space="preserve">Sensible Benutzerdaten wie das Passwort müssen crypted </w:t>
-      </w:r>
-      <w:r>
+        <w:rPr>
+          <w:rFonts w:ascii="Arial" w:hAnsi="Arial" w:cs="Arial"/>
+          <w:i/>
+          <w:iCs/>
+        </w:rPr>
+      </w:pPr>
+      <w:r>
+        <w:rPr>
+          <w:rFonts w:ascii="Arial" w:hAnsi="Arial" w:cs="Arial"/>
+          <w:i/>
+          <w:iCs/>
+        </w:rPr>
+        <w:t xml:space="preserve">Sensible Benutzerdaten wie das Passwort müssen </w:t>
+      </w:r>
+      <w:proofErr w:type="spellStart"/>
+      <w:r>
+        <w:rPr>
+          <w:rFonts w:ascii="Arial" w:hAnsi="Arial" w:cs="Arial"/>
+          <w:i/>
+          <w:iCs/>
+        </w:rPr>
+        <w:t>en</w:t>
+      </w:r>
+      <w:r>
+        <w:rPr>
+          <w:rFonts w:ascii="Arial" w:hAnsi="Arial" w:cs="Arial"/>
+          <w:i/>
+          <w:iCs/>
+        </w:rPr>
+        <w:t>crypted</w:t>
+      </w:r>
+      <w:proofErr w:type="spellEnd"/>
+      <w:r>
+        <w:rPr>
+          <w:rFonts w:ascii="Arial" w:hAnsi="Arial" w:cs="Arial"/>
+          <w:i/>
+          <w:iCs/>
+        </w:rPr>
+        <w:t xml:space="preserve"> </w:t>
+      </w:r>
+      <w:r>
+        <w:rPr>
+          <w:rFonts w:ascii="Arial" w:hAnsi="Arial" w:cs="Arial"/>
+          <w:i/>
+          <w:iCs/>
+        </w:rPr>
         <w:t>abgespeichert werden</w:t>
       </w:r>
       <w:r>
+        <w:rPr>
+          <w:rFonts w:ascii="Arial" w:hAnsi="Arial" w:cs="Arial"/>
+          <w:i/>
+          <w:iCs/>
+        </w:rPr>
         <w:t>.</w:t>
       </w:r>
     </w:p>
@@ -5536,9 +6950,51 @@
           <w:numId w:val="13"/>
         </w:numPr>
         <w:ind w:left="426"/>
-      </w:pPr>
-      <w:r>
-        <w:t>Datenbankinteraktionen sollen über Entity-Framework stattfinden.</w:t>
+        <w:rPr>
+          <w:rFonts w:ascii="Arial" w:hAnsi="Arial" w:cs="Arial"/>
+          <w:i/>
+          <w:iCs/>
+        </w:rPr>
+      </w:pPr>
+      <w:r>
+        <w:rPr>
+          <w:rFonts w:ascii="Arial" w:hAnsi="Arial" w:cs="Arial"/>
+          <w:i/>
+          <w:iCs/>
+        </w:rPr>
+        <w:t>Datenbankinteraktionen sollen</w:t>
+      </w:r>
+      <w:r>
+        <w:rPr>
+          <w:rFonts w:ascii="Arial" w:hAnsi="Arial" w:cs="Arial"/>
+          <w:i/>
+          <w:iCs/>
+        </w:rPr>
+        <w:t xml:space="preserve"> für zusätzliche Sicherheit</w:t>
+      </w:r>
+      <w:r>
+        <w:rPr>
+          <w:rFonts w:ascii="Arial" w:hAnsi="Arial" w:cs="Arial"/>
+          <w:i/>
+          <w:iCs/>
+        </w:rPr>
+        <w:t xml:space="preserve"> </w:t>
+      </w:r>
+      <w:r>
+        <w:rPr>
+          <w:rFonts w:ascii="Arial" w:hAnsi="Arial" w:cs="Arial"/>
+          <w:i/>
+          <w:iCs/>
+        </w:rPr>
+        <w:t>mittels</w:t>
+      </w:r>
+      <w:r>
+        <w:rPr>
+          <w:rFonts w:ascii="Arial" w:hAnsi="Arial" w:cs="Arial"/>
+          <w:i/>
+          <w:iCs/>
+        </w:rPr>
+        <w:t xml:space="preserve"> Entity-Framework stattfinden.</w:t>
       </w:r>
     </w:p>
     <w:p>
@@ -5549,9 +7005,37 @@
           <w:numId w:val="13"/>
         </w:numPr>
         <w:ind w:left="426"/>
-      </w:pPr>
-      <w:r>
-        <w:t>Es sollen sowohl Nutzerdaten als auch Featuredaten (Todos, Events, Notizen) abgespeichert werden.</w:t>
+        <w:rPr>
+          <w:rFonts w:ascii="Arial" w:hAnsi="Arial" w:cs="Arial"/>
+          <w:i/>
+          <w:iCs/>
+        </w:rPr>
+      </w:pPr>
+      <w:r>
+        <w:rPr>
+          <w:rFonts w:ascii="Arial" w:hAnsi="Arial" w:cs="Arial"/>
+          <w:i/>
+          <w:iCs/>
+        </w:rPr>
+        <w:t xml:space="preserve">Es sollen sowohl Nutzerdaten als auch </w:t>
+      </w:r>
+      <w:proofErr w:type="spellStart"/>
+      <w:r>
+        <w:rPr>
+          <w:rFonts w:ascii="Arial" w:hAnsi="Arial" w:cs="Arial"/>
+          <w:i/>
+          <w:iCs/>
+        </w:rPr>
+        <w:t>Featuredaten</w:t>
+      </w:r>
+      <w:proofErr w:type="spellEnd"/>
+      <w:r>
+        <w:rPr>
+          <w:rFonts w:ascii="Arial" w:hAnsi="Arial" w:cs="Arial"/>
+          <w:i/>
+          <w:iCs/>
+        </w:rPr>
+        <w:t xml:space="preserve"> (Todos, Events, Notizen) abgespeichert werden.</w:t>
       </w:r>
     </w:p>
     <w:p>
@@ -5562,11 +7046,76 @@
           <w:numId w:val="13"/>
         </w:numPr>
         <w:ind w:left="426"/>
-      </w:pPr>
-      <w:r>
-        <w:t>Änderungen von Featuredaten sollen nachvollziehbar sein. (Timestamps und Userinfo)</w:t>
-      </w:r>
-    </w:p>
+        <w:rPr>
+          <w:rFonts w:ascii="Arial" w:hAnsi="Arial" w:cs="Arial"/>
+          <w:i/>
+          <w:iCs/>
+        </w:rPr>
+      </w:pPr>
+      <w:r>
+        <w:rPr>
+          <w:rFonts w:ascii="Arial" w:hAnsi="Arial" w:cs="Arial"/>
+          <w:i/>
+          <w:iCs/>
+        </w:rPr>
+        <w:t xml:space="preserve">Änderungen von </w:t>
+      </w:r>
+      <w:proofErr w:type="spellStart"/>
+      <w:r>
+        <w:rPr>
+          <w:rFonts w:ascii="Arial" w:hAnsi="Arial" w:cs="Arial"/>
+          <w:i/>
+          <w:iCs/>
+        </w:rPr>
+        <w:t>Featuredaten</w:t>
+      </w:r>
+      <w:proofErr w:type="spellEnd"/>
+      <w:r>
+        <w:rPr>
+          <w:rFonts w:ascii="Arial" w:hAnsi="Arial" w:cs="Arial"/>
+          <w:i/>
+          <w:iCs/>
+        </w:rPr>
+        <w:t xml:space="preserve"> sollen nachvollziehbar sein. (</w:t>
+      </w:r>
+      <w:proofErr w:type="spellStart"/>
+      <w:r>
+        <w:rPr>
+          <w:rFonts w:ascii="Arial" w:hAnsi="Arial" w:cs="Arial"/>
+          <w:i/>
+          <w:iCs/>
+        </w:rPr>
+        <w:t>Timestamps</w:t>
+      </w:r>
+      <w:proofErr w:type="spellEnd"/>
+      <w:r>
+        <w:rPr>
+          <w:rFonts w:ascii="Arial" w:hAnsi="Arial" w:cs="Arial"/>
+          <w:i/>
+          <w:iCs/>
+        </w:rPr>
+        <w:t xml:space="preserve"> und </w:t>
+      </w:r>
+      <w:proofErr w:type="spellStart"/>
+      <w:r>
+        <w:rPr>
+          <w:rFonts w:ascii="Arial" w:hAnsi="Arial" w:cs="Arial"/>
+          <w:i/>
+          <w:iCs/>
+        </w:rPr>
+        <w:t>Userinfo</w:t>
+      </w:r>
+      <w:proofErr w:type="spellEnd"/>
+      <w:r>
+        <w:rPr>
+          <w:rFonts w:ascii="Arial" w:hAnsi="Arial" w:cs="Arial"/>
+          <w:i/>
+          <w:iCs/>
+        </w:rPr>
+        <w:t>)</w:t>
+      </w:r>
+    </w:p>
+    <w:p/>
     <w:p>
       <w:pPr>
         <w:pStyle w:val="berschrift2"/>
@@ -5574,18 +7123,540 @@
           <w:ilvl w:val="1"/>
           <w:numId w:val="2"/>
         </w:numPr>
-        <w:rPr>
-          <w:rFonts w:ascii="Arial" w:hAnsi="Arial" w:cs="Arial"/>
-        </w:rPr>
-      </w:pPr>
-      <w:bookmarkStart w:id="12" w:name="_Toc175590216"/>
+        <w:ind w:left="567" w:hanging="531"/>
+        <w:rPr>
+          <w:rFonts w:ascii="Arial" w:hAnsi="Arial" w:cs="Arial"/>
+        </w:rPr>
+      </w:pPr>
+      <w:bookmarkStart w:id="15" w:name="_Toc230013887"/>
+      <w:r>
+        <w:rPr>
+          <w:rFonts w:ascii="Arial" w:hAnsi="Arial" w:cs="Arial"/>
+        </w:rPr>
+        <w:t>Datenverarbeitung</w:t>
+      </w:r>
+      <w:bookmarkEnd w:id="15"/>
+    </w:p>
+    <w:p>
+      <w:pPr>
+        <w:rPr>
+          <w:rFonts w:ascii="Arial" w:hAnsi="Arial" w:cs="Arial"/>
+          <w:i/>
+          <w:iCs/>
+        </w:rPr>
+      </w:pPr>
+      <w:r>
+        <w:rPr>
+          <w:rFonts w:ascii="Arial" w:hAnsi="Arial" w:cs="Arial"/>
+          <w:i/>
+          <w:iCs/>
+        </w:rPr>
+        <w:t xml:space="preserve">Die Anwendung verwendet </w:t>
+      </w:r>
+      <w:r>
+        <w:rPr>
+          <w:rFonts w:ascii="Arial" w:hAnsi="Arial" w:cs="Arial"/>
+          <w:i/>
+          <w:iCs/>
+        </w:rPr>
+        <w:t xml:space="preserve">eine </w:t>
+      </w:r>
+      <w:r>
+        <w:rPr>
+          <w:rFonts w:ascii="Arial" w:hAnsi="Arial" w:cs="Arial"/>
+          <w:i/>
+          <w:iCs/>
+        </w:rPr>
+        <w:t xml:space="preserve">relationale Datenbank. Wichtige Tabellen sind unter anderem: User, Workspace, </w:t>
+      </w:r>
+      <w:proofErr w:type="spellStart"/>
+      <w:r>
+        <w:rPr>
+          <w:rFonts w:ascii="Arial" w:hAnsi="Arial" w:cs="Arial"/>
+          <w:i/>
+          <w:iCs/>
+        </w:rPr>
+        <w:t>WorkspaceMember</w:t>
+      </w:r>
+      <w:proofErr w:type="spellEnd"/>
+      <w:r>
+        <w:rPr>
+          <w:rFonts w:ascii="Arial" w:hAnsi="Arial" w:cs="Arial"/>
+          <w:i/>
+          <w:iCs/>
+        </w:rPr>
+        <w:t xml:space="preserve">, </w:t>
+      </w:r>
+      <w:proofErr w:type="spellStart"/>
+      <w:r>
+        <w:rPr>
+          <w:rFonts w:ascii="Arial" w:hAnsi="Arial" w:cs="Arial"/>
+          <w:i/>
+          <w:iCs/>
+        </w:rPr>
+        <w:t>TodoList</w:t>
+      </w:r>
+      <w:proofErr w:type="spellEnd"/>
+      <w:r>
+        <w:rPr>
+          <w:rFonts w:ascii="Arial" w:hAnsi="Arial" w:cs="Arial"/>
+          <w:i/>
+          <w:iCs/>
+        </w:rPr>
+        <w:t xml:space="preserve">, </w:t>
+      </w:r>
+      <w:proofErr w:type="spellStart"/>
+      <w:r>
+        <w:rPr>
+          <w:rFonts w:ascii="Arial" w:hAnsi="Arial" w:cs="Arial"/>
+          <w:i/>
+          <w:iCs/>
+        </w:rPr>
+        <w:t>TodoEntry</w:t>
+      </w:r>
+      <w:proofErr w:type="spellEnd"/>
+      <w:r>
+        <w:rPr>
+          <w:rFonts w:ascii="Arial" w:hAnsi="Arial" w:cs="Arial"/>
+          <w:i/>
+          <w:iCs/>
+        </w:rPr>
+        <w:t xml:space="preserve">, Event, Note und </w:t>
+      </w:r>
+      <w:proofErr w:type="spellStart"/>
+      <w:r>
+        <w:rPr>
+          <w:rFonts w:ascii="Arial" w:hAnsi="Arial" w:cs="Arial"/>
+          <w:i/>
+          <w:iCs/>
+        </w:rPr>
+        <w:t>Friendship</w:t>
+      </w:r>
+      <w:proofErr w:type="spellEnd"/>
+      <w:r>
+        <w:rPr>
+          <w:rFonts w:ascii="Arial" w:hAnsi="Arial" w:cs="Arial"/>
+          <w:i/>
+          <w:iCs/>
+        </w:rPr>
+        <w:t xml:space="preserve">. </w:t>
+      </w:r>
+    </w:p>
+    <w:p>
+      <w:pPr>
+        <w:rPr>
+          <w:rFonts w:ascii="Arial" w:hAnsi="Arial" w:cs="Arial"/>
+          <w:i/>
+          <w:iCs/>
+        </w:rPr>
+      </w:pPr>
+      <w:r>
+        <w:rPr>
+          <w:rFonts w:ascii="Arial" w:hAnsi="Arial" w:cs="Arial"/>
+          <w:i/>
+          <w:iCs/>
+        </w:rPr>
+        <w:t>Die IDs werden als GUID-Strings gespeichert. Zeitstempel werden im ISO-Format gespeichert.</w:t>
+      </w:r>
+    </w:p>
+    <w:p>
+      <w:pPr>
+        <w:rPr>
+          <w:rFonts w:ascii="Arial" w:hAnsi="Arial" w:cs="Arial"/>
+          <w:i/>
+          <w:iCs/>
+        </w:rPr>
+      </w:pPr>
+      <w:r>
+        <w:rPr>
+          <w:rFonts w:ascii="Arial" w:hAnsi="Arial" w:cs="Arial"/>
+          <w:i/>
+          <w:iCs/>
+        </w:rPr>
+        <w:t xml:space="preserve">Boolean-Werte werden als integer </w:t>
+      </w:r>
+      <w:proofErr w:type="gramStart"/>
+      <w:r>
+        <w:rPr>
+          <w:rFonts w:ascii="Arial" w:hAnsi="Arial" w:cs="Arial"/>
+          <w:i/>
+          <w:iCs/>
+        </w:rPr>
+        <w:t>eingetragen</w:t>
+      </w:r>
+      <w:proofErr w:type="gramEnd"/>
+      <w:r>
+        <w:rPr>
+          <w:rFonts w:ascii="Arial" w:hAnsi="Arial" w:cs="Arial"/>
+          <w:i/>
+          <w:iCs/>
+        </w:rPr>
+        <w:t xml:space="preserve"> um einen möglichen Umbau auf andere Datenbanktypen zu gewährleisten.</w:t>
+      </w:r>
+    </w:p>
+    <w:p>
+      <w:pPr>
+        <w:pStyle w:val="Listenabsatz"/>
+        <w:ind w:left="426"/>
+      </w:pPr>
+    </w:p>
+    <w:p>
+      <w:pPr>
+        <w:pStyle w:val="berschrift2"/>
+        <w:numPr>
+          <w:ilvl w:val="1"/>
+          <w:numId w:val="2"/>
+        </w:numPr>
+        <w:ind w:left="426"/>
+        <w:rPr>
+          <w:rFonts w:ascii="Arial" w:hAnsi="Arial" w:cs="Arial"/>
+        </w:rPr>
+      </w:pPr>
+      <w:bookmarkStart w:id="16" w:name="_Toc230013888"/>
       <w:r>
         <w:rPr>
           <w:rFonts w:ascii="Arial" w:hAnsi="Arial" w:cs="Arial"/>
         </w:rPr>
         <w:t>Features</w:t>
       </w:r>
-      <w:bookmarkEnd w:id="12"/>
+      <w:bookmarkEnd w:id="16"/>
+    </w:p>
+    <w:p>
+      <w:pPr>
+        <w:pStyle w:val="Listenabsatz"/>
+        <w:numPr>
+          <w:ilvl w:val="0"/>
+          <w:numId w:val="14"/>
+        </w:numPr>
+        <w:ind w:left="426"/>
+        <w:rPr>
+          <w:rFonts w:ascii="Arial" w:hAnsi="Arial" w:cs="Arial"/>
+          <w:i/>
+          <w:iCs/>
+        </w:rPr>
+      </w:pPr>
+      <w:r>
+        <w:rPr>
+          <w:rFonts w:ascii="Arial" w:hAnsi="Arial" w:cs="Arial"/>
+          <w:i/>
+          <w:iCs/>
+        </w:rPr>
+        <w:t>Workspaces (Räume für Usergruppen)</w:t>
+      </w:r>
+    </w:p>
+    <w:p>
+      <w:pPr>
+        <w:pStyle w:val="Listenabsatz"/>
+        <w:numPr>
+          <w:ilvl w:val="0"/>
+          <w:numId w:val="14"/>
+        </w:numPr>
+        <w:ind w:left="426"/>
+        <w:rPr>
+          <w:rFonts w:ascii="Arial" w:hAnsi="Arial" w:cs="Arial"/>
+          <w:i/>
+          <w:iCs/>
+        </w:rPr>
+      </w:pPr>
+      <w:proofErr w:type="spellStart"/>
+      <w:r>
+        <w:rPr>
+          <w:rFonts w:ascii="Arial" w:hAnsi="Arial" w:cs="Arial"/>
+          <w:i/>
+          <w:iCs/>
+        </w:rPr>
+        <w:t>Dashoard</w:t>
+      </w:r>
+      <w:proofErr w:type="spellEnd"/>
+      <w:r>
+        <w:rPr>
+          <w:rFonts w:ascii="Arial" w:hAnsi="Arial" w:cs="Arial"/>
+          <w:i/>
+          <w:iCs/>
+        </w:rPr>
+        <w:t xml:space="preserve"> (Infozentrale des Users)</w:t>
+      </w:r>
+    </w:p>
+    <w:p>
+      <w:pPr>
+        <w:pStyle w:val="Listenabsatz"/>
+        <w:numPr>
+          <w:ilvl w:val="0"/>
+          <w:numId w:val="14"/>
+        </w:numPr>
+        <w:ind w:left="426"/>
+        <w:rPr>
+          <w:rFonts w:ascii="Arial" w:hAnsi="Arial" w:cs="Arial"/>
+          <w:i/>
+          <w:iCs/>
+        </w:rPr>
+      </w:pPr>
+      <w:r>
+        <w:rPr>
+          <w:rFonts w:ascii="Arial" w:hAnsi="Arial" w:cs="Arial"/>
+          <w:i/>
+          <w:iCs/>
+        </w:rPr>
+        <w:t>Todos (</w:t>
+      </w:r>
+      <w:proofErr w:type="spellStart"/>
+      <w:r>
+        <w:rPr>
+          <w:rFonts w:ascii="Arial" w:hAnsi="Arial" w:cs="Arial"/>
+          <w:i/>
+          <w:iCs/>
+        </w:rPr>
+        <w:t>Todolisten</w:t>
+      </w:r>
+      <w:proofErr w:type="spellEnd"/>
+      <w:r>
+        <w:rPr>
+          <w:rFonts w:ascii="Arial" w:hAnsi="Arial" w:cs="Arial"/>
+          <w:i/>
+          <w:iCs/>
+        </w:rPr>
+        <w:t xml:space="preserve"> mit </w:t>
+      </w:r>
+      <w:proofErr w:type="spellStart"/>
+      <w:r>
+        <w:rPr>
+          <w:rFonts w:ascii="Arial" w:hAnsi="Arial" w:cs="Arial"/>
+          <w:i/>
+          <w:iCs/>
+        </w:rPr>
+        <w:t>Todoeinträgen</w:t>
+      </w:r>
+      <w:proofErr w:type="spellEnd"/>
+      <w:r>
+        <w:rPr>
+          <w:rFonts w:ascii="Arial" w:hAnsi="Arial" w:cs="Arial"/>
+          <w:i/>
+          <w:iCs/>
+        </w:rPr>
+        <w:t>)</w:t>
+      </w:r>
+    </w:p>
+    <w:p>
+      <w:pPr>
+        <w:pStyle w:val="Listenabsatz"/>
+        <w:numPr>
+          <w:ilvl w:val="0"/>
+          <w:numId w:val="14"/>
+        </w:numPr>
+        <w:ind w:left="426"/>
+        <w:rPr>
+          <w:rFonts w:ascii="Arial" w:hAnsi="Arial" w:cs="Arial"/>
+          <w:i/>
+          <w:iCs/>
+        </w:rPr>
+      </w:pPr>
+      <w:r>
+        <w:rPr>
+          <w:rFonts w:ascii="Arial" w:hAnsi="Arial" w:cs="Arial"/>
+          <w:i/>
+          <w:iCs/>
+        </w:rPr>
+        <w:t>Events (Termine und Events anlegen in einem Kalender)</w:t>
+      </w:r>
+    </w:p>
+    <w:p>
+      <w:pPr>
+        <w:pStyle w:val="Listenabsatz"/>
+        <w:numPr>
+          <w:ilvl w:val="0"/>
+          <w:numId w:val="14"/>
+        </w:numPr>
+        <w:ind w:left="426"/>
+        <w:rPr>
+          <w:rFonts w:ascii="Arial" w:hAnsi="Arial" w:cs="Arial"/>
+          <w:i/>
+          <w:iCs/>
+        </w:rPr>
+      </w:pPr>
+      <w:r>
+        <w:rPr>
+          <w:rFonts w:ascii="Arial" w:hAnsi="Arial" w:cs="Arial"/>
+          <w:i/>
+          <w:iCs/>
+        </w:rPr>
+        <w:t>Notes (Notizen ablegen in einem Ordner/</w:t>
+      </w:r>
+      <w:proofErr w:type="spellStart"/>
+      <w:r>
+        <w:rPr>
+          <w:rFonts w:ascii="Arial" w:hAnsi="Arial" w:cs="Arial"/>
+          <w:i/>
+          <w:iCs/>
+        </w:rPr>
+        <w:t>FileBrowser</w:t>
+      </w:r>
+      <w:proofErr w:type="spellEnd"/>
+      <w:r>
+        <w:rPr>
+          <w:rFonts w:ascii="Arial" w:hAnsi="Arial" w:cs="Arial"/>
+          <w:i/>
+          <w:iCs/>
+        </w:rPr>
+        <w:t>-System)</w:t>
+      </w:r>
+    </w:p>
+    <w:p>
+      <w:pPr>
+        <w:rPr>
+          <w:rFonts w:ascii="Arial" w:hAnsi="Arial" w:cs="Arial"/>
+          <w:i/>
+          <w:iCs/>
+        </w:rPr>
+      </w:pPr>
+    </w:p>
+    <w:p>
+      <w:pPr>
+        <w:pStyle w:val="berschrift2"/>
+        <w:numPr>
+          <w:ilvl w:val="1"/>
+          <w:numId w:val="2"/>
+        </w:numPr>
+        <w:ind w:left="426"/>
+        <w:rPr>
+          <w:rFonts w:ascii="Arial" w:hAnsi="Arial" w:cs="Arial"/>
+        </w:rPr>
+      </w:pPr>
+      <w:bookmarkStart w:id="17" w:name="_Toc230013889"/>
+      <w:r>
+        <w:rPr>
+          <w:rFonts w:ascii="Arial" w:hAnsi="Arial" w:cs="Arial"/>
+        </w:rPr>
+        <w:t>Sicherheitsanforderungen</w:t>
+      </w:r>
+      <w:bookmarkEnd w:id="17"/>
+    </w:p>
+    <w:p>
+      <w:pPr>
+        <w:pStyle w:val="Listenabsatz"/>
+        <w:numPr>
+          <w:ilvl w:val="0"/>
+          <w:numId w:val="15"/>
+        </w:numPr>
+        <w:ind w:left="426"/>
+        <w:rPr>
+          <w:rFonts w:ascii="Arial" w:hAnsi="Arial" w:cs="Arial"/>
+          <w:i/>
+          <w:iCs/>
+        </w:rPr>
+      </w:pPr>
+      <w:r>
+        <w:rPr>
+          <w:rFonts w:ascii="Arial" w:hAnsi="Arial" w:cs="Arial"/>
+          <w:i/>
+          <w:iCs/>
+        </w:rPr>
+        <w:t xml:space="preserve">CSRF-Schutz (Schutz vor </w:t>
+      </w:r>
+      <w:proofErr w:type="spellStart"/>
+      <w:r>
+        <w:rPr>
+          <w:rFonts w:ascii="Arial" w:hAnsi="Arial" w:cs="Arial"/>
+          <w:i/>
+          <w:iCs/>
+        </w:rPr>
+        <w:t>Tokenfälschung</w:t>
+      </w:r>
+      <w:proofErr w:type="spellEnd"/>
+      <w:r>
+        <w:rPr>
+          <w:rFonts w:ascii="Arial" w:hAnsi="Arial" w:cs="Arial"/>
+          <w:i/>
+          <w:iCs/>
+        </w:rPr>
+        <w:t xml:space="preserve"> -&gt; Nutzen eines Tokens über eine fremde Adresse)</w:t>
+      </w:r>
+    </w:p>
+    <w:p>
+      <w:pPr>
+        <w:pStyle w:val="Listenabsatz"/>
+        <w:numPr>
+          <w:ilvl w:val="0"/>
+          <w:numId w:val="15"/>
+        </w:numPr>
+        <w:ind w:left="426"/>
+        <w:rPr>
+          <w:rFonts w:ascii="Arial" w:hAnsi="Arial" w:cs="Arial"/>
+          <w:i/>
+          <w:iCs/>
+        </w:rPr>
+      </w:pPr>
+      <w:r>
+        <w:rPr>
+          <w:rFonts w:ascii="Arial" w:hAnsi="Arial" w:cs="Arial"/>
+          <w:i/>
+          <w:iCs/>
+        </w:rPr>
+        <w:t>Autorisierung über geschützte API-Endpunkte</w:t>
+      </w:r>
+    </w:p>
+    <w:p>
+      <w:pPr>
+        <w:pStyle w:val="Listenabsatz"/>
+        <w:numPr>
+          <w:ilvl w:val="0"/>
+          <w:numId w:val="15"/>
+        </w:numPr>
+        <w:ind w:left="426"/>
+        <w:rPr>
+          <w:rFonts w:ascii="Arial" w:hAnsi="Arial" w:cs="Arial"/>
+          <w:i/>
+          <w:iCs/>
+        </w:rPr>
+      </w:pPr>
+      <w:r>
+        <w:rPr>
+          <w:rFonts w:ascii="Arial" w:hAnsi="Arial" w:cs="Arial"/>
+          <w:i/>
+          <w:iCs/>
+        </w:rPr>
+        <w:t>Passwort-</w:t>
+      </w:r>
+      <w:proofErr w:type="spellStart"/>
+      <w:r>
+        <w:rPr>
+          <w:rFonts w:ascii="Arial" w:hAnsi="Arial" w:cs="Arial"/>
+          <w:i/>
+          <w:iCs/>
+        </w:rPr>
+        <w:t>Hashing</w:t>
+      </w:r>
+      <w:proofErr w:type="spellEnd"/>
+    </w:p>
+    <w:p>
+      <w:pPr>
+        <w:pStyle w:val="Listenabsatz"/>
+        <w:numPr>
+          <w:ilvl w:val="0"/>
+          <w:numId w:val="15"/>
+        </w:numPr>
+        <w:ind w:left="426"/>
+        <w:rPr>
+          <w:rFonts w:ascii="Arial" w:hAnsi="Arial" w:cs="Arial"/>
+          <w:i/>
+          <w:iCs/>
+        </w:rPr>
+      </w:pPr>
+      <w:r>
+        <w:rPr>
+          <w:rFonts w:ascii="Arial" w:hAnsi="Arial" w:cs="Arial"/>
+          <w:i/>
+          <w:iCs/>
+        </w:rPr>
+        <w:t>Trennung von privaten und öffentlichen Workspaces</w:t>
+      </w:r>
+      <w:r>
+        <w:rPr>
+          <w:rFonts w:ascii="Arial" w:hAnsi="Arial" w:cs="Arial"/>
+          <w:i/>
+          <w:iCs/>
+        </w:rPr>
+        <w:t>.</w:t>
+      </w:r>
     </w:p>
     <w:p/>
     <w:p>
@@ -5595,39 +7666,19 @@
           <w:ilvl w:val="0"/>
           <w:numId w:val="2"/>
         </w:numPr>
-        <w:rPr>
-          <w:rFonts w:ascii="Arial" w:hAnsi="Arial" w:cs="Arial"/>
-        </w:rPr>
-      </w:pPr>
-      <w:bookmarkStart w:id="13" w:name="_Toc175590217"/>
-      <w:r>
-        <w:rPr>
-          <w:rFonts w:ascii="Arial" w:hAnsi="Arial" w:cs="Arial"/>
-        </w:rPr>
-        <w:t>Rahmenbedingungen</w:t>
-      </w:r>
-      <w:bookmarkEnd w:id="13"/>
-    </w:p>
-    <w:p>
-      <w:pPr>
-        <w:rPr>
-          <w:rFonts w:ascii="Arial" w:hAnsi="Arial" w:cs="Arial"/>
-          <w:i/>
-          <w:color w:val="3C3C3C"/>
-          <w:szCs w:val="21"/>
-          <w:shd w:val="clear" w:color="auto" w:fill="FFFFFF"/>
-        </w:rPr>
-      </w:pPr>
-      <w:r>
-        <w:rPr>
-          <w:rFonts w:ascii="Arial" w:hAnsi="Arial" w:cs="Arial"/>
-          <w:i/>
-          <w:color w:val="3C3C3C"/>
-          <w:szCs w:val="21"/>
-          <w:shd w:val="clear" w:color="auto" w:fill="FFFFFF"/>
-        </w:rPr>
-        <w:t>Hier gehen Sie zum Beispiel auf die gesamte Bearbeitungszeit ein. Beschreiben Sie ruhig auch die geplanten Betriebs- und Arbeitszeiten.</w:t>
-      </w:r>
+        <w:ind w:left="284"/>
+        <w:rPr>
+          <w:rFonts w:ascii="Arial" w:hAnsi="Arial" w:cs="Arial"/>
+        </w:rPr>
+      </w:pPr>
+      <w:bookmarkStart w:id="18" w:name="_Toc230013890"/>
+      <w:r>
+        <w:rPr>
+          <w:rFonts w:ascii="Arial" w:hAnsi="Arial" w:cs="Arial"/>
+        </w:rPr>
+        <w:t>Funktionale Anforderungen</w:t>
+      </w:r>
+      <w:bookmarkEnd w:id="18"/>
     </w:p>
     <w:p>
       <w:pPr>
@@ -5636,86 +7687,195 @@
           <w:ilvl w:val="1"/>
           <w:numId w:val="2"/>
         </w:numPr>
-        <w:rPr>
-          <w:rFonts w:ascii="Arial" w:hAnsi="Arial" w:cs="Arial"/>
-        </w:rPr>
-      </w:pPr>
-      <w:bookmarkStart w:id="14" w:name="_Toc175590218"/>
-      <w:r>
-        <w:rPr>
-          <w:rFonts w:ascii="Arial" w:hAnsi="Arial" w:cs="Arial"/>
-        </w:rPr>
-        <w:t>Zeitplan</w:t>
-      </w:r>
-      <w:bookmarkEnd w:id="14"/>
-    </w:p>
-    <w:p>
-      <w:pPr>
-        <w:rPr>
-          <w:rFonts w:ascii="Arial" w:hAnsi="Arial" w:cs="Arial"/>
-          <w:i/>
-        </w:rPr>
-      </w:pPr>
-      <w:r>
-        <w:rPr>
-          <w:rFonts w:ascii="Arial" w:hAnsi="Arial" w:cs="Arial"/>
-          <w:i/>
-        </w:rPr>
-        <w:t>Wie viel Zeit wird für einzelne Phasen voraussichtlich aufg</w:t>
-      </w:r>
-      <w:r>
-        <w:rPr>
-          <w:rFonts w:ascii="Arial" w:hAnsi="Arial" w:cs="Arial"/>
-          <w:i/>
-        </w:rPr>
-        <w:t>e</w:t>
-      </w:r>
-      <w:r>
-        <w:rPr>
-          <w:rFonts w:ascii="Arial" w:hAnsi="Arial" w:cs="Arial"/>
-          <w:i/>
-        </w:rPr>
-        <w:t>wendet? Hier sollte eine Übersicht folgen, die möglichst auch Arbeitszeiten oder ggf. Betriebspausen miteinbezieht.</w:t>
-      </w:r>
-    </w:p>
-    <w:p>
-      <w:pPr>
-        <w:ind w:left="360"/>
-      </w:pPr>
-      <w:r>
-        <w:t>&lt;Planungsphase 1 Woche</w:t>
-      </w:r>
-    </w:p>
-    <w:p>
-      <w:pPr>
-        <w:ind w:left="360"/>
-      </w:pPr>
-      <w:r>
-        <w:t>Aufgaben. Projektdefinition, Anforderungsanalyse, ..&gt;</w:t>
-      </w:r>
-    </w:p>
-    <w:p>
-      <w:pPr>
-        <w:ind w:left="360"/>
-      </w:pPr>
-      <w:r>
-        <w:t>Entwicklung</w:t>
-      </w:r>
-    </w:p>
-    <w:p>
-      <w:pPr>
-        <w:ind w:left="360"/>
-      </w:pPr>
-      <w:r>
-        <w:t>Test</w:t>
-      </w:r>
-    </w:p>
-    <w:p>
-      <w:pPr>
-        <w:ind w:left="360"/>
-      </w:pPr>
-      <w:r>
-        <w:t>Abschluss</w:t>
+        <w:ind w:left="426" w:hanging="466"/>
+        <w:rPr>
+          <w:rFonts w:ascii="Arial" w:hAnsi="Arial" w:cs="Arial"/>
+        </w:rPr>
+      </w:pPr>
+      <w:bookmarkStart w:id="19" w:name="_Toc230013891"/>
+      <w:proofErr w:type="spellStart"/>
+      <w:r>
+        <w:rPr>
+          <w:rFonts w:ascii="Arial" w:hAnsi="Arial" w:cs="Arial"/>
+        </w:rPr>
+        <w:t>LandingPage</w:t>
+      </w:r>
+      <w:proofErr w:type="spellEnd"/>
+      <w:r>
+        <w:rPr>
+          <w:rFonts w:ascii="Arial" w:hAnsi="Arial" w:cs="Arial"/>
+        </w:rPr>
+        <w:t xml:space="preserve"> / </w:t>
+      </w:r>
+      <w:proofErr w:type="spellStart"/>
+      <w:r>
+        <w:rPr>
+          <w:rFonts w:ascii="Arial" w:hAnsi="Arial" w:cs="Arial"/>
+        </w:rPr>
+        <w:t>AuthPage</w:t>
+      </w:r>
+      <w:bookmarkEnd w:id="19"/>
+      <w:proofErr w:type="spellEnd"/>
+    </w:p>
+    <w:p>
+      <w:pPr>
+        <w:pStyle w:val="berschrift3"/>
+      </w:pPr>
+      <w:bookmarkStart w:id="20" w:name="_Toc230013892"/>
+      <w:r>
+        <w:t>5.1.1 Funktionen:</w:t>
+      </w:r>
+      <w:bookmarkEnd w:id="20"/>
+    </w:p>
+    <w:p>
+      <w:pPr>
+        <w:pStyle w:val="Listenabsatz"/>
+        <w:numPr>
+          <w:ilvl w:val="0"/>
+          <w:numId w:val="17"/>
+        </w:numPr>
+        <w:ind w:left="426"/>
+        <w:rPr>
+          <w:rFonts w:ascii="Arial" w:hAnsi="Arial" w:cs="Arial"/>
+          <w:i/>
+          <w:iCs/>
+        </w:rPr>
+      </w:pPr>
+      <w:r>
+        <w:rPr>
+          <w:rFonts w:ascii="Arial" w:hAnsi="Arial" w:cs="Arial"/>
+          <w:i/>
+          <w:iCs/>
+        </w:rPr>
+        <w:t xml:space="preserve">Login </w:t>
+      </w:r>
+      <w:r>
+        <w:rPr>
+          <w:rFonts w:ascii="Arial" w:hAnsi="Arial" w:cs="Arial"/>
+          <w:i/>
+          <w:iCs/>
+        </w:rPr>
+        <w:t>des Benutzers</w:t>
+      </w:r>
+    </w:p>
+    <w:p>
+      <w:pPr>
+        <w:pStyle w:val="Listenabsatz"/>
+        <w:numPr>
+          <w:ilvl w:val="0"/>
+          <w:numId w:val="17"/>
+        </w:numPr>
+        <w:ind w:left="426"/>
+        <w:rPr>
+          <w:rFonts w:ascii="Arial" w:hAnsi="Arial" w:cs="Arial"/>
+          <w:i/>
+          <w:iCs/>
+        </w:rPr>
+      </w:pPr>
+      <w:r>
+        <w:rPr>
+          <w:rFonts w:ascii="Arial" w:hAnsi="Arial" w:cs="Arial"/>
+          <w:i/>
+          <w:iCs/>
+        </w:rPr>
+        <w:t>Registrierung als neuer Benutzer</w:t>
+      </w:r>
+      <w:r>
+        <w:rPr>
+          <w:rFonts w:ascii="Arial" w:hAnsi="Arial" w:cs="Arial"/>
+          <w:i/>
+          <w:iCs/>
+        </w:rPr>
+        <w:br/>
+      </w:r>
+    </w:p>
+    <w:p>
+      <w:pPr>
+        <w:pStyle w:val="berschrift3"/>
+      </w:pPr>
+      <w:r>
+        <w:t>5.1.2 Beschreibung:</w:t>
+      </w:r>
+    </w:p>
+    <w:p>
+      <w:pPr>
+        <w:pStyle w:val="Listenabsatz"/>
+        <w:ind w:left="0"/>
+        <w:rPr>
+          <w:rFonts w:ascii="Arial" w:hAnsi="Arial" w:cs="Arial"/>
+          <w:i/>
+          <w:iCs/>
+          <w:color w:val="7F7F7F" w:themeColor="text1" w:themeTint="80"/>
+        </w:rPr>
+      </w:pPr>
+      <w:r>
+        <w:rPr>
+          <w:rFonts w:ascii="Arial" w:hAnsi="Arial" w:cs="Arial"/>
+          <w:i/>
+          <w:iCs/>
+          <w:color w:val="7F7F7F" w:themeColor="text1" w:themeTint="80"/>
+        </w:rPr>
+        <w:t>Die Landing-Page dient als Einstiegspunkt der Anwendung und stellt die Benutzeranmeldung sowie die Registrierung bereit.</w:t>
+      </w:r>
+    </w:p>
+    <w:p>
+      <w:pPr>
+        <w:pStyle w:val="Listenabsatz"/>
+        <w:ind w:left="0"/>
+        <w:rPr>
+          <w:rFonts w:ascii="Arial" w:hAnsi="Arial" w:cs="Arial"/>
+          <w:i/>
+          <w:iCs/>
+          <w:color w:val="7F7F7F" w:themeColor="text1" w:themeTint="80"/>
+        </w:rPr>
+      </w:pPr>
+    </w:p>
+    <w:p>
+      <w:pPr>
+        <w:pStyle w:val="Listenabsatz"/>
+        <w:ind w:left="0"/>
+        <w:rPr>
+          <w:rFonts w:ascii="Arial" w:hAnsi="Arial" w:cs="Arial"/>
+          <w:i/>
+          <w:iCs/>
+          <w:color w:val="7F7F7F" w:themeColor="text1" w:themeTint="80"/>
+        </w:rPr>
+      </w:pPr>
+      <w:r>
+        <w:rPr>
+          <w:rFonts w:ascii="Arial" w:hAnsi="Arial" w:cs="Arial"/>
+          <w:i/>
+          <w:iCs/>
+          <w:color w:val="7F7F7F" w:themeColor="text1" w:themeTint="80"/>
+        </w:rPr>
+        <w:t>Im oberen Bereich sollen der Name der Anwendung sowie ein Leitspruch dargestellt werden.</w:t>
+      </w:r>
+    </w:p>
+    <w:p>
+      <w:pPr>
+        <w:pStyle w:val="Listenabsatz"/>
+        <w:ind w:left="0"/>
+        <w:rPr>
+          <w:rFonts w:ascii="Arial" w:hAnsi="Arial" w:cs="Arial"/>
+          <w:i/>
+          <w:iCs/>
+          <w:color w:val="7F7F7F" w:themeColor="text1" w:themeTint="80"/>
+        </w:rPr>
+      </w:pPr>
+    </w:p>
+    <w:p>
+      <w:pPr>
+        <w:pStyle w:val="Listenabsatz"/>
+        <w:ind w:left="0"/>
+      </w:pPr>
+      <w:r>
+        <w:rPr>
+          <w:rFonts w:ascii="Arial" w:hAnsi="Arial" w:cs="Arial"/>
+          <w:i/>
+          <w:iCs/>
+          <w:color w:val="7F7F7F" w:themeColor="text1" w:themeTint="80"/>
+        </w:rPr>
+        <w:t>Im zentralen Bereich soll eine große Card angezeigt werden, welche die Login- und Registrierungsansicht enthält. Zwischen beiden Ansichten soll über einen Button gewechselt werden können. Die Umschaltung erfolgt über unterschiedliche Views innerhalb derselben Seite.</w:t>
       </w:r>
     </w:p>
     <w:p>
@@ -5729,58 +7889,113 @@
           <w:rFonts w:ascii="Arial" w:hAnsi="Arial" w:cs="Arial"/>
         </w:rPr>
       </w:pPr>
-      <w:bookmarkStart w:id="15" w:name="_Toc175590219"/>
-      <w:r>
-        <w:rPr>
-          <w:rFonts w:ascii="Arial" w:hAnsi="Arial" w:cs="Arial"/>
-        </w:rPr>
+      <w:bookmarkStart w:id="21" w:name="_Toc230013893"/>
+      <w:r>
+        <w:rPr>
+          <w:rFonts w:ascii="Arial" w:hAnsi="Arial" w:cs="Arial"/>
+        </w:rPr>
+        <w:t>Dashboard</w:t>
+      </w:r>
+      <w:r>
+        <w:rPr>
+          <w:rFonts w:ascii="Arial" w:hAnsi="Arial" w:cs="Arial"/>
+        </w:rPr>
+        <w:t xml:space="preserve"> (User)</w:t>
+      </w:r>
+      <w:bookmarkEnd w:id="21"/>
+    </w:p>
+    <w:p>
+      <w:pPr>
+        <w:pStyle w:val="Listenabsatz"/>
+        <w:numPr>
+          <w:ilvl w:val="0"/>
+          <w:numId w:val="18"/>
+        </w:numPr>
+        <w:ind w:left="426"/>
+        <w:rPr>
+          <w:rFonts w:ascii="Arial" w:hAnsi="Arial" w:cs="Arial"/>
+          <w:i/>
+          <w:iCs/>
+        </w:rPr>
+      </w:pPr>
+      <w:r>
+        <w:rPr>
+          <w:rFonts w:ascii="Arial" w:hAnsi="Arial" w:cs="Arial"/>
+          <w:i/>
+          <w:iCs/>
+        </w:rPr>
+        <w:t>Übersicht der Workspaces des Users</w:t>
+      </w:r>
+    </w:p>
+    <w:p>
+      <w:pPr>
+        <w:pStyle w:val="Listenabsatz"/>
+        <w:numPr>
+          <w:ilvl w:val="0"/>
+          <w:numId w:val="18"/>
+        </w:numPr>
+        <w:ind w:left="426"/>
+      </w:pPr>
+      <w:r>
+        <w:t>Bearbeitungsmöglichkeit der Workspaces</w:t>
+      </w:r>
+    </w:p>
+    <w:p>
+      <w:pPr>
+        <w:pStyle w:val="Listenabsatz"/>
+        <w:numPr>
+          <w:ilvl w:val="0"/>
+          <w:numId w:val="18"/>
+        </w:numPr>
+        <w:ind w:left="426"/>
+      </w:pPr>
+      <w:r>
+        <w:t>Freundesliste</w:t>
+      </w:r>
+    </w:p>
+    <w:p>
+      <w:pPr>
+        <w:pStyle w:val="Listenabsatz"/>
+        <w:numPr>
+          <w:ilvl w:val="0"/>
+          <w:numId w:val="18"/>
+        </w:numPr>
+        <w:ind w:left="426"/>
+      </w:pPr>
+      <w:r>
+        <w:t>Letzte Aktivitäten</w:t>
+      </w:r>
+      <w:r>
+        <w:br/>
+      </w:r>
+    </w:p>
+    <w:p>
+      <w:r>
+        <w:t>Das Dashboard ist die erste Seite die nach erfolgreichem Login angezeigt wird.</w:t>
+      </w:r>
+    </w:p>
+    <w:p>
+      <w:r>
+        <w:t xml:space="preserve">Im Dashboard des Users sollen die Workspaces des Users aufgelistet sein. </w:t>
+      </w:r>
+      <w:r>
+        <w:br/>
+        <w:t>Die Workspaces sollen als Cards dargestellt werden.</w:t>
+      </w:r>
+      <w:r>
+        <w:br/>
+      </w:r>
+      <w:r>
         <w:lastRenderedPageBreak/>
-        <w:t>Technische Anforderungen</w:t>
-      </w:r>
-      <w:bookmarkEnd w:id="15"/>
-    </w:p>
-    <w:p>
-      <w:pPr>
-        <w:rPr>
-          <w:rFonts w:ascii="Arial" w:hAnsi="Arial" w:cs="Arial"/>
-          <w:i/>
-        </w:rPr>
-      </w:pPr>
-      <w:r>
-        <w:rPr>
-          <w:rFonts w:ascii="Arial" w:hAnsi="Arial" w:cs="Arial"/>
-          <w:i/>
-        </w:rPr>
-        <w:t>Hier halten Sie fest, was Sie für die Umsetzung brauchen – zum Beispiel Hard- und Software. An dieser Stelle ist es sinnvoll auszuführen, welches Equipment Sie für welche Aufgabe benötigen.</w:t>
-      </w:r>
-    </w:p>
-    <w:p>
-      <w:pPr>
-        <w:ind w:left="360"/>
-      </w:pPr>
-      <w:r>
-        <w:t>&lt;Hardware</w:t>
-      </w:r>
-      <w:r>
-        <w:t>: Benutzer, Server</w:t>
-      </w:r>
-    </w:p>
-    <w:p>
-      <w:pPr>
-        <w:ind w:left="360"/>
-      </w:pPr>
-      <w:r>
-        <w:t>Software. IDEs, Frameworks, Versionierung, …</w:t>
-      </w:r>
-    </w:p>
-    <w:p>
-      <w:pPr>
-        <w:ind w:left="360"/>
-      </w:pPr>
-      <w:r>
-        <w:t xml:space="preserve">Netzwerk und Sicherheit: </w:t>
-      </w:r>
-    </w:p>
+        <w:t>Die Cards sollen ein Kontextmenü besitzen über das Einstellungen zum Workspace vorgenommen werden können.</w:t>
+      </w:r>
+    </w:p>
+    <w:p>
+      <w:r>
+        <w:t>Zusätzlich sollen noch die Module „Freundesliste“ und „Letzte Aktivitäten“ angezeigt werden.</w:t>
+      </w:r>
+    </w:p>
+    <w:p/>
     <w:p>
       <w:pPr>
         <w:pStyle w:val="berschrift2"/>
@@ -5792,39 +8007,104 @@
           <w:rFonts w:ascii="Arial" w:hAnsi="Arial" w:cs="Arial"/>
         </w:rPr>
       </w:pPr>
-      <w:bookmarkStart w:id="16" w:name="_Toc175590220"/>
-      <w:r>
-        <w:rPr>
-          <w:rFonts w:ascii="Arial" w:hAnsi="Arial" w:cs="Arial"/>
-        </w:rPr>
-        <w:t>Problemanalyse</w:t>
-      </w:r>
-      <w:bookmarkEnd w:id="16"/>
-    </w:p>
-    <w:p>
-      <w:pPr>
-        <w:rPr>
-          <w:rFonts w:ascii="Arial" w:hAnsi="Arial" w:cs="Arial"/>
-          <w:i/>
-        </w:rPr>
-      </w:pPr>
-      <w:r>
-        <w:rPr>
-          <w:rFonts w:ascii="Arial" w:hAnsi="Arial" w:cs="Arial"/>
-          <w:i/>
-        </w:rPr>
-        <w:t>Fassen Sie die wichtigsten Probleme zusammen, die Sie erwarten. Wichtig ist vor allem, dass Sie für die wahrscheinlichsten Probleme bereits einen Lösungsansatz formulieren, um später Zeit zu sparen. Machen Sie sich auch über unwahrscheinliche Probleme Gedanken.</w:t>
-      </w:r>
-    </w:p>
-    <w:p>
-      <w:pPr>
-        <w:ind w:left="360"/>
-      </w:pPr>
-      <w:r>
-        <w:t>&lt;erwartete Probleme</w:t>
-      </w:r>
-      <w:r>
-        <w:t xml:space="preserve"> und Lösungsansätze, unwahrscheinliche Probleme, …&gt;</w:t>
+      <w:bookmarkStart w:id="22" w:name="_Toc230013894"/>
+      <w:r>
+        <w:rPr>
+          <w:rFonts w:ascii="Arial" w:hAnsi="Arial" w:cs="Arial"/>
+        </w:rPr>
+        <w:t>Workspaces</w:t>
+      </w:r>
+      <w:bookmarkEnd w:id="22"/>
+    </w:p>
+    <w:p>
+      <w:pPr>
+        <w:pStyle w:val="Listenabsatz"/>
+        <w:numPr>
+          <w:ilvl w:val="0"/>
+          <w:numId w:val="19"/>
+        </w:numPr>
+        <w:ind w:left="426"/>
+      </w:pPr>
+      <w:r>
+        <w:t>Workspace editieren (Als Owner)</w:t>
+      </w:r>
+    </w:p>
+    <w:p>
+      <w:pPr>
+        <w:pStyle w:val="Listenabsatz"/>
+        <w:numPr>
+          <w:ilvl w:val="0"/>
+          <w:numId w:val="19"/>
+        </w:numPr>
+        <w:ind w:left="426"/>
+      </w:pPr>
+      <w:r>
+        <w:t>Workspace verlassen (Als Member)</w:t>
+      </w:r>
+    </w:p>
+    <w:p>
+      <w:pPr>
+        <w:pStyle w:val="Listenabsatz"/>
+        <w:numPr>
+          <w:ilvl w:val="0"/>
+          <w:numId w:val="19"/>
+        </w:numPr>
+        <w:ind w:left="426"/>
+      </w:pPr>
+      <w:r>
+        <w:t>Workspace löschen (Als Owner)</w:t>
+      </w:r>
+    </w:p>
+    <w:p>
+      <w:pPr>
+        <w:pStyle w:val="Listenabsatz"/>
+        <w:numPr>
+          <w:ilvl w:val="0"/>
+          <w:numId w:val="19"/>
+        </w:numPr>
+        <w:ind w:left="426"/>
+      </w:pPr>
+      <w:r>
+        <w:t>User FÜR Workspace suchen (User die noch für den Workspace eingeladen werden können)</w:t>
+      </w:r>
+    </w:p>
+    <w:p>
+      <w:pPr>
+        <w:pStyle w:val="Listenabsatz"/>
+        <w:numPr>
+          <w:ilvl w:val="0"/>
+          <w:numId w:val="19"/>
+        </w:numPr>
+        <w:ind w:left="426"/>
+      </w:pPr>
+      <w:r>
+        <w:t>User VON Workspace filtern. (Suche eines Members innerhalb des Workspaces)</w:t>
+      </w:r>
+    </w:p>
+    <w:p>
+      <w:pPr>
+        <w:pStyle w:val="Listenabsatz"/>
+        <w:numPr>
+          <w:ilvl w:val="0"/>
+          <w:numId w:val="19"/>
+        </w:numPr>
+        <w:ind w:left="426"/>
+      </w:pPr>
+      <w:r>
+        <w:t>Member hinzufügen</w:t>
+      </w:r>
+    </w:p>
+    <w:p>
+      <w:pPr>
+        <w:pStyle w:val="Listenabsatz"/>
+        <w:numPr>
+          <w:ilvl w:val="0"/>
+          <w:numId w:val="19"/>
+        </w:numPr>
+        <w:ind w:left="426"/>
+      </w:pPr>
+      <w:r>
+        <w:t>Member entfernen</w:t>
       </w:r>
     </w:p>
     <w:p>
@@ -5838,72 +8118,354 @@
           <w:rFonts w:ascii="Arial" w:hAnsi="Arial" w:cs="Arial"/>
         </w:rPr>
       </w:pPr>
-      <w:bookmarkStart w:id="17" w:name="_Toc175590221"/>
-      <w:r>
-        <w:rPr>
-          <w:rFonts w:ascii="Arial" w:hAnsi="Arial" w:cs="Arial"/>
-        </w:rPr>
-        <w:t>Qualität</w:t>
-      </w:r>
-      <w:bookmarkEnd w:id="17"/>
-    </w:p>
-    <w:p>
-      <w:pPr>
-        <w:rPr>
-          <w:rFonts w:ascii="Arial" w:hAnsi="Arial" w:cs="Arial"/>
-          <w:i/>
-        </w:rPr>
-      </w:pPr>
-      <w:r>
-        <w:rPr>
-          <w:rFonts w:ascii="Arial" w:hAnsi="Arial" w:cs="Arial"/>
-          <w:i/>
-        </w:rPr>
-        <w:t>Welche Anforderungen stellen Sie an die Qualität? Beschreiben Sie auch, wie die Qualitätssicherung, -kontrolle und -abnahme aussieht</w:t>
-      </w:r>
-      <w:r>
-        <w:rPr>
-          <w:rFonts w:ascii="Arial" w:hAnsi="Arial" w:cs="Arial"/>
-          <w:i/>
-        </w:rPr>
-        <w:t>.</w:t>
-      </w:r>
-    </w:p>
-    <w:p>
-      <w:pPr>
-        <w:ind w:left="360"/>
-      </w:pPr>
-      <w:r>
-        <w:t>&lt;Qualitätsanforderungen, Usability, Performance,</w:t>
-      </w:r>
-    </w:p>
-    <w:p>
-      <w:pPr>
-        <w:ind w:left="360"/>
-      </w:pPr>
-      <w:r>
-        <w:t>Qualitätssicherung: Testverfahren, Code-Reviews</w:t>
-      </w:r>
-      <w:r>
-        <w:t xml:space="preserve"> </w:t>
-      </w:r>
-    </w:p>
-    <w:p>
-      <w:pPr>
-        <w:ind w:left="360"/>
-      </w:pPr>
-      <w:r>
-        <w:t>Qualitätskontrolle: Feedbackrunden, Fehlerverfolgung</w:t>
-      </w:r>
-    </w:p>
-    <w:p>
-      <w:pPr>
-        <w:ind w:left="360"/>
-      </w:pPr>
-      <w:r>
-        <w:t>Abnahmeprozess: …&gt;</w:t>
-      </w:r>
-    </w:p>
+      <w:bookmarkStart w:id="23" w:name="_Toc230013895"/>
+      <w:r>
+        <w:rPr>
+          <w:rFonts w:ascii="Arial" w:hAnsi="Arial" w:cs="Arial"/>
+        </w:rPr>
+        <w:t>Todos</w:t>
+      </w:r>
+      <w:bookmarkEnd w:id="23"/>
+    </w:p>
+    <w:p>
+      <w:pPr>
+        <w:pStyle w:val="Listenabsatz"/>
+        <w:numPr>
+          <w:ilvl w:val="0"/>
+          <w:numId w:val="19"/>
+        </w:numPr>
+        <w:ind w:left="426"/>
+      </w:pPr>
+      <w:proofErr w:type="spellStart"/>
+      <w:r>
+        <w:t>TodoListe</w:t>
+      </w:r>
+      <w:proofErr w:type="spellEnd"/>
+      <w:r>
+        <w:t xml:space="preserve"> erstellen</w:t>
+      </w:r>
+    </w:p>
+    <w:p>
+      <w:pPr>
+        <w:pStyle w:val="Listenabsatz"/>
+        <w:numPr>
+          <w:ilvl w:val="0"/>
+          <w:numId w:val="19"/>
+        </w:numPr>
+        <w:ind w:left="426"/>
+      </w:pPr>
+      <w:proofErr w:type="spellStart"/>
+      <w:r>
+        <w:t>Todoliste</w:t>
+      </w:r>
+      <w:proofErr w:type="spellEnd"/>
+      <w:r>
+        <w:t xml:space="preserve"> löschen</w:t>
+      </w:r>
+    </w:p>
+    <w:p>
+      <w:pPr>
+        <w:pStyle w:val="Listenabsatz"/>
+        <w:numPr>
+          <w:ilvl w:val="0"/>
+          <w:numId w:val="19"/>
+        </w:numPr>
+        <w:ind w:left="426"/>
+      </w:pPr>
+      <w:proofErr w:type="spellStart"/>
+      <w:r>
+        <w:t>TodoEintrag</w:t>
+      </w:r>
+      <w:proofErr w:type="spellEnd"/>
+      <w:r>
+        <w:t xml:space="preserve"> hinzufügen</w:t>
+      </w:r>
+    </w:p>
+    <w:p>
+      <w:pPr>
+        <w:pStyle w:val="Listenabsatz"/>
+        <w:numPr>
+          <w:ilvl w:val="0"/>
+          <w:numId w:val="19"/>
+        </w:numPr>
+        <w:ind w:left="426"/>
+      </w:pPr>
+      <w:proofErr w:type="spellStart"/>
+      <w:r>
+        <w:t>Todoeintrag</w:t>
+      </w:r>
+      <w:proofErr w:type="spellEnd"/>
+      <w:r>
+        <w:t xml:space="preserve"> löschen</w:t>
+      </w:r>
+    </w:p>
+    <w:p>
+      <w:pPr>
+        <w:pStyle w:val="Listenabsatz"/>
+        <w:numPr>
+          <w:ilvl w:val="0"/>
+          <w:numId w:val="19"/>
+        </w:numPr>
+        <w:ind w:left="426"/>
+      </w:pPr>
+      <w:proofErr w:type="spellStart"/>
+      <w:r>
+        <w:t>Todoeintrag</w:t>
+      </w:r>
+      <w:proofErr w:type="spellEnd"/>
+      <w:r>
+        <w:t xml:space="preserve"> als erledigt/nicht erledigt markieren (Eintrag in der Datenbank)</w:t>
+      </w:r>
+    </w:p>
+    <w:p/>
+    <w:p>
+      <w:pPr>
+        <w:pStyle w:val="berschrift2"/>
+        <w:numPr>
+          <w:ilvl w:val="1"/>
+          <w:numId w:val="2"/>
+        </w:numPr>
+        <w:rPr>
+          <w:rFonts w:ascii="Arial" w:hAnsi="Arial" w:cs="Arial"/>
+        </w:rPr>
+      </w:pPr>
+      <w:bookmarkStart w:id="24" w:name="_Toc230013896"/>
+      <w:r>
+        <w:rPr>
+          <w:rFonts w:ascii="Arial" w:hAnsi="Arial" w:cs="Arial"/>
+        </w:rPr>
+        <w:t>Events</w:t>
+      </w:r>
+      <w:bookmarkEnd w:id="24"/>
+    </w:p>
+    <w:p>
+      <w:pPr>
+        <w:pStyle w:val="Listenabsatz"/>
+        <w:numPr>
+          <w:ilvl w:val="0"/>
+          <w:numId w:val="19"/>
+        </w:numPr>
+        <w:ind w:left="426"/>
+      </w:pPr>
+      <w:r>
+        <w:t>Zeitliches Event eintragen. (Von Uhrzeit und Datum bis Uhrzeit und Datum)</w:t>
+      </w:r>
+    </w:p>
+    <w:p>
+      <w:pPr>
+        <w:pStyle w:val="Listenabsatz"/>
+        <w:numPr>
+          <w:ilvl w:val="0"/>
+          <w:numId w:val="19"/>
+        </w:numPr>
+        <w:ind w:left="426"/>
+      </w:pPr>
+      <w:r>
+        <w:t>Tagesevent eintragen (Event über einen ganzen Tag)</w:t>
+      </w:r>
+    </w:p>
+    <w:p>
+      <w:pPr>
+        <w:pStyle w:val="Listenabsatz"/>
+        <w:numPr>
+          <w:ilvl w:val="0"/>
+          <w:numId w:val="19"/>
+        </w:numPr>
+        <w:ind w:left="426"/>
+      </w:pPr>
+      <w:r>
+        <w:t>Mehrtagesevents eintragen (Event über mehrere Tage)</w:t>
+      </w:r>
+    </w:p>
+    <w:p>
+      <w:pPr>
+        <w:pStyle w:val="Listenabsatz"/>
+        <w:numPr>
+          <w:ilvl w:val="0"/>
+          <w:numId w:val="19"/>
+        </w:numPr>
+        <w:ind w:left="426"/>
+      </w:pPr>
+      <w:r>
+        <w:t>Event löschen.</w:t>
+      </w:r>
+    </w:p>
+    <w:p/>
+    <w:p>
+      <w:pPr>
+        <w:pStyle w:val="berschrift2"/>
+        <w:numPr>
+          <w:ilvl w:val="1"/>
+          <w:numId w:val="2"/>
+        </w:numPr>
+        <w:rPr>
+          <w:rFonts w:ascii="Arial" w:hAnsi="Arial" w:cs="Arial"/>
+        </w:rPr>
+      </w:pPr>
+      <w:bookmarkStart w:id="25" w:name="_Toc230013897"/>
+      <w:r>
+        <w:rPr>
+          <w:rFonts w:ascii="Arial" w:hAnsi="Arial" w:cs="Arial"/>
+        </w:rPr>
+        <w:t>Notizen</w:t>
+      </w:r>
+      <w:bookmarkEnd w:id="25"/>
+    </w:p>
+    <w:p>
+      <w:pPr>
+        <w:pStyle w:val="Listenabsatz"/>
+        <w:numPr>
+          <w:ilvl w:val="0"/>
+          <w:numId w:val="19"/>
+        </w:numPr>
+        <w:ind w:left="426"/>
+      </w:pPr>
+      <w:r>
+        <w:t>Ordner erstellen</w:t>
+      </w:r>
+    </w:p>
+    <w:p>
+      <w:pPr>
+        <w:pStyle w:val="Listenabsatz"/>
+        <w:numPr>
+          <w:ilvl w:val="0"/>
+          <w:numId w:val="19"/>
+        </w:numPr>
+        <w:ind w:left="426"/>
+      </w:pPr>
+      <w:r>
+        <w:t>Notiz erstellen</w:t>
+      </w:r>
+    </w:p>
+    <w:p>
+      <w:pPr>
+        <w:pStyle w:val="Listenabsatz"/>
+        <w:numPr>
+          <w:ilvl w:val="0"/>
+          <w:numId w:val="19"/>
+        </w:numPr>
+        <w:ind w:left="426"/>
+      </w:pPr>
+      <w:r>
+        <w:t>Textblock in Notiz erstellen</w:t>
+      </w:r>
+    </w:p>
+    <w:p>
+      <w:pPr>
+        <w:pStyle w:val="Listenabsatz"/>
+        <w:numPr>
+          <w:ilvl w:val="0"/>
+          <w:numId w:val="19"/>
+        </w:numPr>
+        <w:ind w:left="426"/>
+      </w:pPr>
+      <w:r>
+        <w:t>Codeblock in Notiz erstellen</w:t>
+      </w:r>
+    </w:p>
+    <w:p>
+      <w:pPr>
+        <w:pStyle w:val="Listenabsatz"/>
+        <w:numPr>
+          <w:ilvl w:val="0"/>
+          <w:numId w:val="19"/>
+        </w:numPr>
+        <w:ind w:left="426"/>
+      </w:pPr>
+      <w:r>
+        <w:t>Links zu Notiz hinzufügen</w:t>
+      </w:r>
+    </w:p>
+    <w:p>
+      <w:pPr>
+        <w:pStyle w:val="Listenabsatz"/>
+        <w:numPr>
+          <w:ilvl w:val="0"/>
+          <w:numId w:val="19"/>
+        </w:numPr>
+        <w:ind w:left="426"/>
+      </w:pPr>
+      <w:r>
+        <w:t>Textblock entfernen</w:t>
+      </w:r>
+    </w:p>
+    <w:p>
+      <w:pPr>
+        <w:pStyle w:val="Listenabsatz"/>
+        <w:numPr>
+          <w:ilvl w:val="0"/>
+          <w:numId w:val="19"/>
+        </w:numPr>
+        <w:ind w:left="426"/>
+      </w:pPr>
+      <w:r>
+        <w:t>Codeblock entfernen</w:t>
+      </w:r>
+    </w:p>
+    <w:p>
+      <w:pPr>
+        <w:pStyle w:val="Listenabsatz"/>
+        <w:numPr>
+          <w:ilvl w:val="0"/>
+          <w:numId w:val="19"/>
+        </w:numPr>
+        <w:ind w:left="426"/>
+      </w:pPr>
+      <w:r>
+        <w:t>Link entfernen</w:t>
+      </w:r>
+    </w:p>
+    <w:p>
+      <w:pPr>
+        <w:pStyle w:val="Listenabsatz"/>
+        <w:numPr>
+          <w:ilvl w:val="0"/>
+          <w:numId w:val="19"/>
+        </w:numPr>
+        <w:ind w:left="426"/>
+      </w:pPr>
+      <w:r>
+        <w:t>Textblock/Codeblock editieren</w:t>
+      </w:r>
+    </w:p>
+    <w:p>
+      <w:pPr>
+        <w:pStyle w:val="Listenabsatz"/>
+        <w:numPr>
+          <w:ilvl w:val="0"/>
+          <w:numId w:val="19"/>
+        </w:numPr>
+        <w:ind w:left="426"/>
+      </w:pPr>
+      <w:r>
+        <w:t>Notiz löschen</w:t>
+      </w:r>
+    </w:p>
+    <w:p>
+      <w:pPr>
+        <w:pStyle w:val="Listenabsatz"/>
+        <w:numPr>
+          <w:ilvl w:val="0"/>
+          <w:numId w:val="19"/>
+        </w:numPr>
+        <w:ind w:left="426"/>
+      </w:pPr>
+      <w:r>
+        <w:t>Ordner löschen</w:t>
+      </w:r>
+    </w:p>
+    <w:p/>
+    <w:p/>
+    <w:p/>
+    <w:p/>
+    <w:p/>
+    <w:p/>
+    <w:p/>
+    <w:p/>
+    <w:p/>
+    <w:p/>
+    <w:p/>
+    <w:p/>
     <w:p>
       <w:pPr>
         <w:pStyle w:val="berschrift1"/>
@@ -5915,20 +8477,14 @@
           <w:rFonts w:ascii="Arial" w:hAnsi="Arial" w:cs="Arial"/>
         </w:rPr>
       </w:pPr>
-      <w:bookmarkStart w:id="18" w:name="_Toc175590222"/>
-      <w:r>
-        <w:rPr>
-          <w:rFonts w:ascii="Arial" w:hAnsi="Arial" w:cs="Arial"/>
-        </w:rPr>
-        <w:t>Abnahme</w:t>
-      </w:r>
-      <w:r>
-        <w:rPr>
-          <w:rFonts w:ascii="Arial" w:hAnsi="Arial" w:cs="Arial"/>
-        </w:rPr>
-        <w:t>bedingungen</w:t>
-      </w:r>
-      <w:bookmarkEnd w:id="18"/>
+      <w:bookmarkStart w:id="26" w:name="_Toc230013898"/>
+      <w:r>
+        <w:rPr>
+          <w:rFonts w:ascii="Arial" w:hAnsi="Arial" w:cs="Arial"/>
+        </w:rPr>
+        <w:t>Rahmenbedingungen</w:t>
+      </w:r>
+      <w:bookmarkEnd w:id="26"/>
     </w:p>
     <w:p>
       <w:pPr>
@@ -5948,9 +8504,11 @@
           <w:szCs w:val="21"/>
           <w:shd w:val="clear" w:color="auto" w:fill="FFFFFF"/>
         </w:rPr>
-        <w:t>Hier wird festgehalten, in welchem Umfang, wann und wo an Ihre</w:t>
-      </w:r>
-      <w:r>
+        <w:t>Hier gehen Sie zum Beispiel auf die gesamte Bearbeitungszeit ein. Beschreiben Sie ruhig auch die geplanten Betriebs- und Arbeitszeiten.</w:t>
+      </w:r>
+    </w:p>
+    <w:p>
+      <w:pPr>
         <w:rPr>
           <w:rFonts w:ascii="Arial" w:hAnsi="Arial" w:cs="Arial"/>
           <w:i/>
@@ -5958,45 +8516,46 @@
           <w:szCs w:val="21"/>
           <w:shd w:val="clear" w:color="auto" w:fill="FFFFFF"/>
         </w:rPr>
-        <w:t>m</w:t>
-      </w:r>
-      <w:r>
-        <w:rPr>
-          <w:rFonts w:ascii="Arial" w:hAnsi="Arial" w:cs="Arial"/>
-          <w:i/>
-          <w:color w:val="3C3C3C"/>
-          <w:szCs w:val="21"/>
-          <w:shd w:val="clear" w:color="auto" w:fill="FFFFFF"/>
-        </w:rPr>
-        <w:t xml:space="preserve"> Kunden geliefert w</w:t>
-      </w:r>
-      <w:r>
-        <w:rPr>
-          <w:rFonts w:ascii="Arial" w:hAnsi="Arial" w:cs="Arial"/>
-          <w:i/>
-          <w:color w:val="3C3C3C"/>
-          <w:szCs w:val="21"/>
-          <w:shd w:val="clear" w:color="auto" w:fill="FFFFFF"/>
-        </w:rPr>
-        <w:t xml:space="preserve">ird. </w:t>
-      </w:r>
-      <w:r>
-        <w:rPr>
-          <w:rFonts w:ascii="Arial" w:hAnsi="Arial" w:cs="Arial"/>
-          <w:i/>
-          <w:color w:val="3C3C3C"/>
-          <w:szCs w:val="21"/>
-          <w:shd w:val="clear" w:color="auto" w:fill="FFFFFF"/>
-        </w:rPr>
-        <w:t>W</w:t>
-      </w:r>
-      <w:r>
-        <w:rPr>
-          <w:rFonts w:ascii="Arial" w:hAnsi="Arial" w:cs="Arial"/>
-          <w:i/>
-          <w:color w:val="3C3C3C"/>
-          <w:szCs w:val="21"/>
-          <w:shd w:val="clear" w:color="auto" w:fill="FFFFFF"/>
+      </w:pPr>
+    </w:p>
+    <w:p>
+      <w:pPr>
+        <w:pStyle w:val="berschrift2"/>
+        <w:numPr>
+          <w:ilvl w:val="1"/>
+          <w:numId w:val="2"/>
+        </w:numPr>
+        <w:rPr>
+          <w:rFonts w:ascii="Arial" w:hAnsi="Arial" w:cs="Arial"/>
+        </w:rPr>
+      </w:pPr>
+      <w:bookmarkStart w:id="27" w:name="_Toc230013899"/>
+      <w:r>
+        <w:rPr>
+          <w:rFonts w:ascii="Arial" w:hAnsi="Arial" w:cs="Arial"/>
+        </w:rPr>
+        <w:t>Zeitplan</w:t>
+      </w:r>
+      <w:bookmarkEnd w:id="27"/>
+    </w:p>
+    <w:p>
+      <w:pPr>
+        <w:rPr>
+          <w:rFonts w:ascii="Arial" w:hAnsi="Arial" w:cs="Arial"/>
+          <w:i/>
+        </w:rPr>
+      </w:pPr>
+      <w:r>
+        <w:rPr>
+          <w:rFonts w:ascii="Arial" w:hAnsi="Arial" w:cs="Arial"/>
+          <w:i/>
+        </w:rPr>
+        <w:t>Wie viel Zeit wird für einzelne Phasen voraussichtlich aufg</w:t>
+      </w:r>
+      <w:r>
+        <w:rPr>
+          <w:rFonts w:ascii="Arial" w:hAnsi="Arial" w:cs="Arial"/>
+          <w:i/>
         </w:rPr>
         <w:t>e</w:t>
       </w:r>
@@ -6004,51 +8563,258 @@
         <w:rPr>
           <w:rFonts w:ascii="Arial" w:hAnsi="Arial" w:cs="Arial"/>
           <w:i/>
-          <w:color w:val="3C3C3C"/>
-          <w:szCs w:val="21"/>
-          <w:shd w:val="clear" w:color="auto" w:fill="FFFFFF"/>
-        </w:rPr>
-        <w:t>iterhin wird hier spezifiziert, w</w:t>
-      </w:r>
-      <w:r>
-        <w:rPr>
-          <w:rFonts w:ascii="Arial" w:hAnsi="Arial" w:cs="Arial"/>
-          <w:i/>
-          <w:color w:val="3C3C3C"/>
-          <w:szCs w:val="21"/>
-          <w:shd w:val="clear" w:color="auto" w:fill="FFFFFF"/>
-        </w:rPr>
-        <w:t xml:space="preserve">ann das Projekt als abgeschlossen </w:t>
-      </w:r>
-      <w:r>
-        <w:rPr>
-          <w:rFonts w:ascii="Arial" w:hAnsi="Arial" w:cs="Arial"/>
-          <w:i/>
-          <w:color w:val="3C3C3C"/>
-          <w:szCs w:val="21"/>
-          <w:shd w:val="clear" w:color="auto" w:fill="FFFFFF"/>
-        </w:rPr>
-        <w:t xml:space="preserve">gilt </w:t>
-      </w:r>
-      <w:r>
-        <w:rPr>
-          <w:rFonts w:ascii="Arial" w:hAnsi="Arial" w:cs="Arial"/>
-          <w:i/>
-          <w:color w:val="3C3C3C"/>
-          <w:szCs w:val="21"/>
-          <w:shd w:val="clear" w:color="auto" w:fill="FFFFFF"/>
-        </w:rPr>
-        <w:t>und wer de</w:t>
-      </w:r>
-      <w:r>
-        <w:rPr>
-          <w:rFonts w:ascii="Arial" w:hAnsi="Arial" w:cs="Arial"/>
-          <w:i/>
-          <w:color w:val="3C3C3C"/>
-          <w:szCs w:val="21"/>
-          <w:shd w:val="clear" w:color="auto" w:fill="FFFFFF"/>
-        </w:rPr>
-        <w:t>finiert, ob die Qualität stimmt. Es sollte klar festgelegt werden, wer für die Abnahme verantwortlich ist.</w:t>
+        </w:rPr>
+        <w:t>wendet? Hier sollte eine Übersicht folgen, die möglichst auch Arbeitszeiten oder ggf. Betriebspausen miteinbezieht.</w:t>
+      </w:r>
+    </w:p>
+    <w:p>
+      <w:pPr>
+        <w:ind w:left="360"/>
+      </w:pPr>
+      <w:r>
+        <w:t>Planungsphase</w:t>
+      </w:r>
+      <w:r>
+        <w:t>:</w:t>
+      </w:r>
+      <w:r>
+        <w:tab/>
+      </w:r>
+      <w:r>
+        <w:tab/>
+      </w:r>
+      <w:r>
+        <w:t>1 Woche</w:t>
+      </w:r>
+    </w:p>
+    <w:p>
+      <w:pPr>
+        <w:ind w:left="360"/>
+      </w:pPr>
+      <w:r>
+        <w:t>Lastenheft/Pflichtenheft:</w:t>
+      </w:r>
+      <w:r>
+        <w:tab/>
+        <w:t>1 Woche</w:t>
+      </w:r>
+    </w:p>
+    <w:p>
+      <w:pPr>
+        <w:ind w:left="360"/>
+      </w:pPr>
+      <w:r>
+        <w:t>Entwicklung</w:t>
+      </w:r>
+      <w:r>
+        <w:t>:</w:t>
+      </w:r>
+    </w:p>
+    <w:p>
+      <w:pPr>
+        <w:ind w:left="360"/>
+      </w:pPr>
+      <w:r>
+        <w:t>Test</w:t>
+      </w:r>
+    </w:p>
+    <w:p>
+      <w:pPr>
+        <w:ind w:left="360"/>
+      </w:pPr>
+      <w:r>
+        <w:t>Abschluss</w:t>
+      </w:r>
+    </w:p>
+    <w:p>
+      <w:pPr>
+        <w:ind w:left="360"/>
+      </w:pPr>
+    </w:p>
+    <w:p>
+      <w:pPr>
+        <w:pStyle w:val="berschrift2"/>
+        <w:numPr>
+          <w:ilvl w:val="1"/>
+          <w:numId w:val="2"/>
+        </w:numPr>
+        <w:rPr>
+          <w:rFonts w:ascii="Arial" w:hAnsi="Arial" w:cs="Arial"/>
+        </w:rPr>
+      </w:pPr>
+      <w:bookmarkStart w:id="28" w:name="_Toc230013900"/>
+      <w:r>
+        <w:rPr>
+          <w:rFonts w:ascii="Arial" w:hAnsi="Arial" w:cs="Arial"/>
+        </w:rPr>
+        <w:t>Technische Anforderungen</w:t>
+      </w:r>
+      <w:bookmarkEnd w:id="28"/>
+    </w:p>
+    <w:p>
+      <w:pPr>
+        <w:rPr>
+          <w:rFonts w:ascii="Arial" w:hAnsi="Arial" w:cs="Arial"/>
+          <w:i/>
+        </w:rPr>
+      </w:pPr>
+      <w:r>
+        <w:rPr>
+          <w:rFonts w:ascii="Arial" w:hAnsi="Arial" w:cs="Arial"/>
+          <w:i/>
+        </w:rPr>
+        <w:t>Hier halten Sie fest, was Sie für die Umsetzung brauchen – zum Beispiel Hard- und Software. An dieser Stelle ist es sinnvoll auszuführen, welches Equipment Sie für welche Aufgabe benötigen.</w:t>
+      </w:r>
+    </w:p>
+    <w:p>
+      <w:pPr>
+        <w:ind w:left="360"/>
+      </w:pPr>
+      <w:r>
+        <w:t>&lt;Hardware</w:t>
+      </w:r>
+      <w:r>
+        <w:t>: Benutzer, Server</w:t>
+      </w:r>
+    </w:p>
+    <w:p>
+      <w:pPr>
+        <w:ind w:left="360"/>
+      </w:pPr>
+      <w:r>
+        <w:t>Software. IDEs, Frameworks, Versionierung, …</w:t>
+      </w:r>
+    </w:p>
+    <w:p>
+      <w:pPr>
+        <w:ind w:left="360"/>
+      </w:pPr>
+      <w:r>
+        <w:t xml:space="preserve">Netzwerk und Sicherheit: </w:t>
+      </w:r>
+    </w:p>
+    <w:p>
+      <w:pPr>
+        <w:pStyle w:val="berschrift2"/>
+        <w:numPr>
+          <w:ilvl w:val="1"/>
+          <w:numId w:val="2"/>
+        </w:numPr>
+        <w:rPr>
+          <w:rFonts w:ascii="Arial" w:hAnsi="Arial" w:cs="Arial"/>
+        </w:rPr>
+      </w:pPr>
+      <w:bookmarkStart w:id="29" w:name="_Toc230013901"/>
+      <w:r>
+        <w:rPr>
+          <w:rFonts w:ascii="Arial" w:hAnsi="Arial" w:cs="Arial"/>
+        </w:rPr>
+        <w:lastRenderedPageBreak/>
+        <w:t>Problemanalyse</w:t>
+      </w:r>
+      <w:bookmarkEnd w:id="29"/>
+    </w:p>
+    <w:p>
+      <w:pPr>
+        <w:rPr>
+          <w:rFonts w:ascii="Arial" w:hAnsi="Arial" w:cs="Arial"/>
+          <w:i/>
+        </w:rPr>
+      </w:pPr>
+      <w:r>
+        <w:rPr>
+          <w:rFonts w:ascii="Arial" w:hAnsi="Arial" w:cs="Arial"/>
+          <w:i/>
+        </w:rPr>
+        <w:t>Fassen Sie die wichtigsten Probleme zusammen, die Sie erwarten. Wichtig ist vor allem, dass Sie für die wahrscheinlichsten Probleme bereits einen Lösungsansatz formulieren, um später Zeit zu sparen. Machen Sie sich auch über unwahrscheinliche Probleme Gedanken.</w:t>
+      </w:r>
+    </w:p>
+    <w:p>
+      <w:pPr>
+        <w:ind w:left="360"/>
+      </w:pPr>
+      <w:r>
+        <w:t>&lt;erwartete Probleme</w:t>
+      </w:r>
+      <w:r>
+        <w:t xml:space="preserve"> und Lösungsansätze, unwahrscheinliche Probleme, …&gt;</w:t>
+      </w:r>
+    </w:p>
+    <w:p>
+      <w:pPr>
+        <w:pStyle w:val="berschrift2"/>
+        <w:numPr>
+          <w:ilvl w:val="1"/>
+          <w:numId w:val="2"/>
+        </w:numPr>
+        <w:rPr>
+          <w:rFonts w:ascii="Arial" w:hAnsi="Arial" w:cs="Arial"/>
+        </w:rPr>
+      </w:pPr>
+      <w:bookmarkStart w:id="30" w:name="_Toc230013902"/>
+      <w:r>
+        <w:rPr>
+          <w:rFonts w:ascii="Arial" w:hAnsi="Arial" w:cs="Arial"/>
+        </w:rPr>
+        <w:t>Qualität</w:t>
+      </w:r>
+      <w:bookmarkEnd w:id="30"/>
+    </w:p>
+    <w:p>
+      <w:pPr>
+        <w:rPr>
+          <w:rFonts w:ascii="Arial" w:hAnsi="Arial" w:cs="Arial"/>
+          <w:i/>
+        </w:rPr>
+      </w:pPr>
+      <w:r>
+        <w:rPr>
+          <w:rFonts w:ascii="Arial" w:hAnsi="Arial" w:cs="Arial"/>
+          <w:i/>
+        </w:rPr>
+        <w:t>Welche Anforderungen stellen Sie an die Qualität? Beschreiben Sie auch, wie die Qualitätssicherung, -kontrolle und -abnahme aussieht</w:t>
+      </w:r>
+      <w:r>
+        <w:rPr>
+          <w:rFonts w:ascii="Arial" w:hAnsi="Arial" w:cs="Arial"/>
+          <w:i/>
+        </w:rPr>
+        <w:t>.</w:t>
+      </w:r>
+    </w:p>
+    <w:p>
+      <w:pPr>
+        <w:ind w:left="360"/>
+      </w:pPr>
+      <w:r>
+        <w:t>&lt;Qualitätsanforderungen, Usability, Performance,</w:t>
+      </w:r>
+    </w:p>
+    <w:p>
+      <w:pPr>
+        <w:ind w:left="360"/>
+      </w:pPr>
+      <w:r>
+        <w:t>Qualitätssicherung: Testverfahren, Code-Reviews</w:t>
+      </w:r>
+      <w:r>
+        <w:t xml:space="preserve"> </w:t>
+      </w:r>
+    </w:p>
+    <w:p>
+      <w:pPr>
+        <w:ind w:left="360"/>
+      </w:pPr>
+      <w:r>
+        <w:t>Qualitätskontrolle: Feedbackrunden, Fehlerverfolgung</w:t>
+      </w:r>
+    </w:p>
+    <w:p>
+      <w:pPr>
+        <w:ind w:left="360"/>
+      </w:pPr>
+      <w:r>
+        <w:t>Abnahmeprozess: …&gt;</w:t>
       </w:r>
     </w:p>
     <w:p>
@@ -6062,14 +8828,20 @@
           <w:rFonts w:ascii="Arial" w:hAnsi="Arial" w:cs="Arial"/>
         </w:rPr>
       </w:pPr>
-      <w:bookmarkStart w:id="19" w:name="_Toc175590223"/>
-      <w:r>
-        <w:rPr>
-          <w:rFonts w:ascii="Arial" w:hAnsi="Arial" w:cs="Arial"/>
-        </w:rPr>
-        <w:t>Beurteilung</w:t>
-      </w:r>
-      <w:bookmarkEnd w:id="19"/>
+      <w:bookmarkStart w:id="31" w:name="_Toc230013903"/>
+      <w:r>
+        <w:rPr>
+          <w:rFonts w:ascii="Arial" w:hAnsi="Arial" w:cs="Arial"/>
+        </w:rPr>
+        <w:t>Abnahme</w:t>
+      </w:r>
+      <w:r>
+        <w:rPr>
+          <w:rFonts w:ascii="Arial" w:hAnsi="Arial" w:cs="Arial"/>
+        </w:rPr>
+        <w:t>bedingungen</w:t>
+      </w:r>
+      <w:bookmarkEnd w:id="31"/>
     </w:p>
     <w:p>
       <w:pPr>
@@ -6089,7 +8861,7 @@
           <w:szCs w:val="21"/>
           <w:shd w:val="clear" w:color="auto" w:fill="FFFFFF"/>
         </w:rPr>
-        <w:t xml:space="preserve">Hier wird nochmal der Umfang und die </w:t>
+        <w:t>Hier wird festgehalten, in welchem Umfang, wann und wo an Ihre</w:t>
       </w:r>
       <w:r>
         <w:rPr>
@@ -6099,7 +8871,7 @@
           <w:szCs w:val="21"/>
           <w:shd w:val="clear" w:color="auto" w:fill="FFFFFF"/>
         </w:rPr>
-        <w:t>Z</w:t>
+        <w:t>m</w:t>
       </w:r>
       <w:r>
         <w:rPr>
@@ -6109,11 +8881,9 @@
           <w:szCs w:val="21"/>
           <w:shd w:val="clear" w:color="auto" w:fill="FFFFFF"/>
         </w:rPr>
-        <w:t>iele des Projektes festgehalten. Ebenso wird die angestrebte Beurteilung festgelegt.</w:t>
-      </w:r>
-    </w:p>
-    <w:p>
-      <w:pPr>
+        <w:t xml:space="preserve"> Kunden geliefert w</w:t>
+      </w:r>
+      <w:r>
         <w:rPr>
           <w:rFonts w:ascii="Arial" w:hAnsi="Arial" w:cs="Arial"/>
           <w:i/>
@@ -6121,7 +8891,8 @@
           <w:szCs w:val="21"/>
           <w:shd w:val="clear" w:color="auto" w:fill="FFFFFF"/>
         </w:rPr>
-      </w:pPr>
+        <w:t xml:space="preserve">ird. </w:t>
+      </w:r>
       <w:r>
         <w:rPr>
           <w:rFonts w:ascii="Arial" w:hAnsi="Arial" w:cs="Arial"/>
@@ -6130,7 +8901,67 @@
           <w:szCs w:val="21"/>
           <w:shd w:val="clear" w:color="auto" w:fill="FFFFFF"/>
         </w:rPr>
-        <w:t>&lt;Tabelle mit allen Inhalten&gt;</w:t>
+        <w:t>W</w:t>
+      </w:r>
+      <w:r>
+        <w:rPr>
+          <w:rFonts w:ascii="Arial" w:hAnsi="Arial" w:cs="Arial"/>
+          <w:i/>
+          <w:color w:val="3C3C3C"/>
+          <w:szCs w:val="21"/>
+          <w:shd w:val="clear" w:color="auto" w:fill="FFFFFF"/>
+        </w:rPr>
+        <w:t>e</w:t>
+      </w:r>
+      <w:r>
+        <w:rPr>
+          <w:rFonts w:ascii="Arial" w:hAnsi="Arial" w:cs="Arial"/>
+          <w:i/>
+          <w:color w:val="3C3C3C"/>
+          <w:szCs w:val="21"/>
+          <w:shd w:val="clear" w:color="auto" w:fill="FFFFFF"/>
+        </w:rPr>
+        <w:t>iterhin wird hier spezifiziert, w</w:t>
+      </w:r>
+      <w:r>
+        <w:rPr>
+          <w:rFonts w:ascii="Arial" w:hAnsi="Arial" w:cs="Arial"/>
+          <w:i/>
+          <w:color w:val="3C3C3C"/>
+          <w:szCs w:val="21"/>
+          <w:shd w:val="clear" w:color="auto" w:fill="FFFFFF"/>
+        </w:rPr>
+        <w:t xml:space="preserve">ann das Projekt als abgeschlossen </w:t>
+      </w:r>
+      <w:r>
+        <w:rPr>
+          <w:rFonts w:ascii="Arial" w:hAnsi="Arial" w:cs="Arial"/>
+          <w:i/>
+          <w:color w:val="3C3C3C"/>
+          <w:szCs w:val="21"/>
+          <w:shd w:val="clear" w:color="auto" w:fill="FFFFFF"/>
+        </w:rPr>
+        <w:t xml:space="preserve">gilt </w:t>
+      </w:r>
+      <w:r>
+        <w:rPr>
+          <w:rFonts w:ascii="Arial" w:hAnsi="Arial" w:cs="Arial"/>
+          <w:i/>
+          <w:color w:val="3C3C3C"/>
+          <w:szCs w:val="21"/>
+          <w:shd w:val="clear" w:color="auto" w:fill="FFFFFF"/>
+        </w:rPr>
+        <w:t>und wer de</w:t>
+      </w:r>
+      <w:r>
+        <w:rPr>
+          <w:rFonts w:ascii="Arial" w:hAnsi="Arial" w:cs="Arial"/>
+          <w:i/>
+          <w:color w:val="3C3C3C"/>
+          <w:szCs w:val="21"/>
+          <w:shd w:val="clear" w:color="auto" w:fill="FFFFFF"/>
+        </w:rPr>
+        <w:t>finiert, ob die Qualität stimmt. Es sollte klar festgelegt werden, wer für die Abnahme verantwortlich ist.</w:t>
       </w:r>
     </w:p>
     <w:p>
@@ -6144,56 +8975,75 @@
           <w:rFonts w:ascii="Arial" w:hAnsi="Arial" w:cs="Arial"/>
         </w:rPr>
       </w:pPr>
-      <w:bookmarkStart w:id="20" w:name="_Toc175590224"/>
-      <w:r>
-        <w:rPr>
-          <w:rFonts w:ascii="Arial" w:hAnsi="Arial" w:cs="Arial"/>
-        </w:rPr>
-        <w:t>Anhang</w:t>
-      </w:r>
-      <w:bookmarkEnd w:id="20"/>
-    </w:p>
-    <w:p>
-      <w:pPr>
-        <w:rPr>
-          <w:rFonts w:ascii="Arial" w:hAnsi="Arial" w:cs="Arial"/>
-          <w:i/>
-        </w:rPr>
-      </w:pPr>
-      <w:r>
-        <w:rPr>
-          <w:rFonts w:ascii="Arial" w:hAnsi="Arial" w:cs="Arial"/>
-          <w:i/>
-        </w:rPr>
-        <w:t>Alle weiteren Dokumente</w:t>
-      </w:r>
-      <w:r>
-        <w:rPr>
-          <w:rFonts w:ascii="Arial" w:hAnsi="Arial" w:cs="Arial"/>
-          <w:i/>
-        </w:rPr>
-        <w:t xml:space="preserve">, </w:t>
-      </w:r>
-      <w:r>
-        <w:rPr>
-          <w:rFonts w:ascii="Arial" w:hAnsi="Arial" w:cs="Arial"/>
-          <w:i/>
-        </w:rPr>
-        <w:t xml:space="preserve">Zahlen und Fakten, die als Hintergrund zu </w:t>
-      </w:r>
-      <w:r>
-        <w:rPr>
-          <w:rFonts w:ascii="Arial" w:hAnsi="Arial" w:cs="Arial"/>
-          <w:i/>
-        </w:rPr>
-        <w:t>dem</w:t>
-      </w:r>
-      <w:r>
-        <w:rPr>
-          <w:rFonts w:ascii="Arial" w:hAnsi="Arial" w:cs="Arial"/>
-          <w:i/>
-        </w:rPr>
-        <w:t xml:space="preserve"> Projekt dienen.</w:t>
+      <w:bookmarkStart w:id="32" w:name="_Toc230013904"/>
+      <w:r>
+        <w:rPr>
+          <w:rFonts w:ascii="Arial" w:hAnsi="Arial" w:cs="Arial"/>
+        </w:rPr>
+        <w:t>Beurteilung</w:t>
+      </w:r>
+      <w:bookmarkEnd w:id="32"/>
+    </w:p>
+    <w:p>
+      <w:pPr>
+        <w:rPr>
+          <w:rFonts w:ascii="Arial" w:hAnsi="Arial" w:cs="Arial"/>
+          <w:i/>
+          <w:color w:val="3C3C3C"/>
+          <w:szCs w:val="21"/>
+          <w:shd w:val="clear" w:color="auto" w:fill="FFFFFF"/>
+        </w:rPr>
+      </w:pPr>
+      <w:r>
+        <w:rPr>
+          <w:rFonts w:ascii="Arial" w:hAnsi="Arial" w:cs="Arial"/>
+          <w:i/>
+          <w:color w:val="3C3C3C"/>
+          <w:szCs w:val="21"/>
+          <w:shd w:val="clear" w:color="auto" w:fill="FFFFFF"/>
+        </w:rPr>
+        <w:t xml:space="preserve">Hier wird nochmal der Umfang und die </w:t>
+      </w:r>
+      <w:r>
+        <w:rPr>
+          <w:rFonts w:ascii="Arial" w:hAnsi="Arial" w:cs="Arial"/>
+          <w:i/>
+          <w:color w:val="3C3C3C"/>
+          <w:szCs w:val="21"/>
+          <w:shd w:val="clear" w:color="auto" w:fill="FFFFFF"/>
+        </w:rPr>
+        <w:t>Z</w:t>
+      </w:r>
+      <w:r>
+        <w:rPr>
+          <w:rFonts w:ascii="Arial" w:hAnsi="Arial" w:cs="Arial"/>
+          <w:i/>
+          <w:color w:val="3C3C3C"/>
+          <w:szCs w:val="21"/>
+          <w:shd w:val="clear" w:color="auto" w:fill="FFFFFF"/>
+        </w:rPr>
+        <w:t>iele des Projektes festgehalten. Ebenso wird die angestrebte Beurteilung festgelegt.</w:t>
+      </w:r>
+    </w:p>
+    <w:p>
+      <w:pPr>
+        <w:rPr>
+          <w:rFonts w:ascii="Arial" w:hAnsi="Arial" w:cs="Arial"/>
+          <w:i/>
+          <w:color w:val="3C3C3C"/>
+          <w:szCs w:val="21"/>
+          <w:shd w:val="clear" w:color="auto" w:fill="FFFFFF"/>
+        </w:rPr>
+      </w:pPr>
+      <w:r>
+        <w:rPr>
+          <w:rFonts w:ascii="Arial" w:hAnsi="Arial" w:cs="Arial"/>
+          <w:i/>
+          <w:color w:val="3C3C3C"/>
+          <w:szCs w:val="21"/>
+          <w:shd w:val="clear" w:color="auto" w:fill="FFFFFF"/>
+        </w:rPr>
+        <w:t>&lt;Tabelle mit allen Inhalten&gt;</w:t>
       </w:r>
     </w:p>
     <w:p>
@@ -6207,20 +9057,83 @@
           <w:rFonts w:ascii="Arial" w:hAnsi="Arial" w:cs="Arial"/>
         </w:rPr>
       </w:pPr>
+      <w:bookmarkStart w:id="33" w:name="_Toc230013905"/>
+      <w:r>
+        <w:rPr>
+          <w:rFonts w:ascii="Arial" w:hAnsi="Arial" w:cs="Arial"/>
+        </w:rPr>
+        <w:t>Anhang</w:t>
+      </w:r>
+      <w:bookmarkEnd w:id="33"/>
+    </w:p>
+    <w:p>
+      <w:pPr>
+        <w:rPr>
+          <w:rFonts w:ascii="Arial" w:hAnsi="Arial" w:cs="Arial"/>
+          <w:i/>
+        </w:rPr>
+      </w:pPr>
+      <w:r>
+        <w:rPr>
+          <w:rFonts w:ascii="Arial" w:hAnsi="Arial" w:cs="Arial"/>
+          <w:i/>
+        </w:rPr>
+        <w:t>Alle weiteren Dokumente</w:t>
+      </w:r>
+      <w:r>
+        <w:rPr>
+          <w:rFonts w:ascii="Arial" w:hAnsi="Arial" w:cs="Arial"/>
+          <w:i/>
+        </w:rPr>
+        <w:t xml:space="preserve">, </w:t>
+      </w:r>
+      <w:r>
+        <w:rPr>
+          <w:rFonts w:ascii="Arial" w:hAnsi="Arial" w:cs="Arial"/>
+          <w:i/>
+        </w:rPr>
+        <w:t xml:space="preserve">Zahlen und Fakten, die als Hintergrund zu </w:t>
+      </w:r>
+      <w:r>
+        <w:rPr>
+          <w:rFonts w:ascii="Arial" w:hAnsi="Arial" w:cs="Arial"/>
+          <w:i/>
+        </w:rPr>
+        <w:t>dem</w:t>
+      </w:r>
+      <w:r>
+        <w:rPr>
+          <w:rFonts w:ascii="Arial" w:hAnsi="Arial" w:cs="Arial"/>
+          <w:i/>
+        </w:rPr>
+        <w:t xml:space="preserve"> Projekt dienen.</w:t>
+      </w:r>
+    </w:p>
+    <w:p>
+      <w:pPr>
+        <w:pStyle w:val="berschrift1"/>
+        <w:numPr>
+          <w:ilvl w:val="0"/>
+          <w:numId w:val="2"/>
+        </w:numPr>
+        <w:rPr>
+          <w:rFonts w:ascii="Arial" w:hAnsi="Arial" w:cs="Arial"/>
+        </w:rPr>
+      </w:pPr>
       <w:r>
         <w:rPr>
           <w:rFonts w:ascii="Arial" w:hAnsi="Arial" w:cs="Arial"/>
         </w:rPr>
         <w:t xml:space="preserve"> </w:t>
       </w:r>
-      <w:bookmarkStart w:id="21" w:name="_Toc175590225"/>
+      <w:bookmarkStart w:id="34" w:name="_Toc230013906"/>
       <w:r>
         <w:rPr>
           <w:rFonts w:ascii="Arial" w:hAnsi="Arial" w:cs="Arial"/>
         </w:rPr>
         <w:t>Vereinbarung</w:t>
       </w:r>
-      <w:bookmarkEnd w:id="21"/>
+      <w:bookmarkEnd w:id="34"/>
     </w:p>
     <w:p>
       <w:pPr>
@@ -6322,7 +9235,6 @@
           <w:rFonts w:ascii="Arial" w:hAnsi="Arial" w:cs="Arial"/>
           <w:i/>
         </w:rPr>
-        <w:lastRenderedPageBreak/>
         <w:t>Gut</w:t>
       </w:r>
     </w:p>
@@ -6722,6 +9634,119 @@
 <file path=word/numbering.xml><?xml version="1.0" encoding="utf-8"?>
 <w:numbering xmlns:wpc="http://schemas.microsoft.com/office/word/2010/wordprocessingCanvas" xmlns:cx="http://schemas.microsoft.com/office/drawing/2014/chartex" xmlns:cx1="http://schemas.microsoft.com/office/drawing/2015/9/8/chartex" xmlns:cx2="http://schemas.microsoft.com/office/drawing/2015/10/21/chartex" xmlns:cx3="http://schemas.microsoft.com/office/drawing/2016/5/9/chartex" xmlns:cx4="http://schemas.microsoft.com/office/drawing/2016/5/10/chartex" xmlns:cx5="http://schemas.microsoft.com/office/drawing/2016/5/11/chartex" xmlns:cx6="http://schemas.microsoft.com/office/drawing/2016/5/12/chartex" xmlns:cx7="http://schemas.microsoft.com/office/drawing/2016/5/13/chartex" xmlns:cx8="http://schemas.microsoft.com/office/drawing/2016/5/14/chartex" xmlns:mc="http://schemas.openxmlformats.org/markup-compatibility/2006" xmlns:aink="http://schemas.microsoft.com/office/drawing/2016/ink" xmlns:am3d="http://schemas.microsoft.com/office/drawing/2017/model3d" xmlns:o="urn:schemas-microsoft-com:office:office" xmlns:oel="http://schemas.microsoft.com/office/2019/extlst" xmlns:r="http://schemas.openxmlformats.org/officeDocument/2006/relationships" xmlns:m="http://schemas.openxmlformats.org/officeDocument/2006/math" xmlns:v="urn:schemas-microsoft-com:vml" xmlns:wp14="http://schemas.microsoft.com/office/word/2010/wordprocessingDrawing" xmlns:wp="http://schemas.openxmlformats.org/drawingml/2006/wordprocessingDrawing" xmlns:w10="urn:schemas-microsoft-com:office:word" xmlns:w="http://schemas.openxmlformats.org/wordprocessingml/2006/main" xmlns:w14="http://schemas.microsoft.com/office/word/2010/wordml" xmlns:w15="http://schemas.microsoft.com/office/word/2012/wordml" xmlns:w16cex="http://schemas.microsoft.com/office/word/2018/wordml/cex" xmlns:w16cid="http://schemas.microsoft.com/office/word/2016/wordml/cid" xmlns:w16="http://schemas.microsoft.com/office/word/2018/wordml" xmlns:w16du="http://schemas.microsoft.com/office/word/2023/wordml/word16du" xmlns:w16sdtdh="http://schemas.microsoft.com/office/word/2020/wordml/sdtdatahash" xmlns:w16sdtfl="http://schemas.microsoft.com/office/word/2024/wordml/sdtformatlock" xmlns:w16se="http://schemas.microsoft.com/office/word/2015/wordml/symex" xmlns:wpg="http://schemas.microsoft.com/office/word/2010/wordprocessingGroup" xmlns:wpi="http://schemas.microsoft.com/office/word/2010/wordprocessingInk" xmlns:wne="http://schemas.microsoft.com/office/word/2006/wordml" xmlns:wps="http://schemas.microsoft.com/office/word/2010/wordprocessingShape" mc:Ignorable="w14 w15 w16se w16cid w16 w16cex w16sdtdh w16sdtfl w16du wp14">
   <w:abstractNum w:abstractNumId="0" w15:restartNumberingAfterBreak="0">
+    <w:nsid w:val="06C4402B"/>
+    <w:multiLevelType w:val="hybridMultilevel"/>
+    <w:tmpl w:val="C1182936"/>
+    <w:lvl w:ilvl="0" w:tplc="0C070001">
+      <w:start w:val="1"/>
+      <w:numFmt w:val="bullet"/>
+      <w:lvlText w:val=""/>
+      <w:lvlJc w:val="left"/>
+      <w:pPr>
+        <w:ind w:left="720" w:hanging="360"/>
+      </w:pPr>
+      <w:rPr>
+        <w:rFonts w:ascii="Symbol" w:hAnsi="Symbol" w:hint="default"/>
+      </w:rPr>
+    </w:lvl>
+    <w:lvl w:ilvl="1" w:tplc="0C070003" w:tentative="1">
+      <w:start w:val="1"/>
+      <w:numFmt w:val="bullet"/>
+      <w:lvlText w:val="o"/>
+      <w:lvlJc w:val="left"/>
+      <w:pPr>
+        <w:ind w:left="1440" w:hanging="360"/>
+      </w:pPr>
+      <w:rPr>
+        <w:rFonts w:ascii="Courier New" w:hAnsi="Courier New" w:cs="Courier New" w:hint="default"/>
+      </w:rPr>
+    </w:lvl>
+    <w:lvl w:ilvl="2" w:tplc="0C070005" w:tentative="1">
+      <w:start w:val="1"/>
+      <w:numFmt w:val="bullet"/>
+      <w:lvlText w:val=""/>
+      <w:lvlJc w:val="left"/>
+      <w:pPr>
+        <w:ind w:left="2160" w:hanging="360"/>
+      </w:pPr>
+      <w:rPr>
+        <w:rFonts w:ascii="Wingdings" w:hAnsi="Wingdings" w:hint="default"/>
+      </w:rPr>
+    </w:lvl>
+    <w:lvl w:ilvl="3" w:tplc="0C070001" w:tentative="1">
+      <w:start w:val="1"/>
+      <w:numFmt w:val="bullet"/>
+      <w:lvlText w:val=""/>
+      <w:lvlJc w:val="left"/>
+      <w:pPr>
+        <w:ind w:left="2880" w:hanging="360"/>
+      </w:pPr>
+      <w:rPr>
+        <w:rFonts w:ascii="Symbol" w:hAnsi="Symbol" w:hint="default"/>
+      </w:rPr>
+    </w:lvl>
+    <w:lvl w:ilvl="4" w:tplc="0C070003" w:tentative="1">
+      <w:start w:val="1"/>
+      <w:numFmt w:val="bullet"/>
+      <w:lvlText w:val="o"/>
+      <w:lvlJc w:val="left"/>
+      <w:pPr>
+        <w:ind w:left="3600" w:hanging="360"/>
+      </w:pPr>
+      <w:rPr>
+        <w:rFonts w:ascii="Courier New" w:hAnsi="Courier New" w:cs="Courier New" w:hint="default"/>
+      </w:rPr>
+    </w:lvl>
+    <w:lvl w:ilvl="5" w:tplc="0C070005" w:tentative="1">
+      <w:start w:val="1"/>
+      <w:numFmt w:val="bullet"/>
+      <w:lvlText w:val=""/>
+      <w:lvlJc w:val="left"/>
+      <w:pPr>
+        <w:ind w:left="4320" w:hanging="360"/>
+      </w:pPr>
+      <w:rPr>
+        <w:rFonts w:ascii="Wingdings" w:hAnsi="Wingdings" w:hint="default"/>
+      </w:rPr>
+    </w:lvl>
+    <w:lvl w:ilvl="6" w:tplc="0C070001" w:tentative="1">
+      <w:start w:val="1"/>
+      <w:numFmt w:val="bullet"/>
+      <w:lvlText w:val=""/>
+      <w:lvlJc w:val="left"/>
+      <w:pPr>
+        <w:ind w:left="5040" w:hanging="360"/>
+      </w:pPr>
+      <w:rPr>
+        <w:rFonts w:ascii="Symbol" w:hAnsi="Symbol" w:hint="default"/>
+      </w:rPr>
+    </w:lvl>
+    <w:lvl w:ilvl="7" w:tplc="0C070003" w:tentative="1">
+      <w:start w:val="1"/>
+      <w:numFmt w:val="bullet"/>
+      <w:lvlText w:val="o"/>
+      <w:lvlJc w:val="left"/>
+      <w:pPr>
+        <w:ind w:left="5760" w:hanging="360"/>
+      </w:pPr>
+      <w:rPr>
+        <w:rFonts w:ascii="Courier New" w:hAnsi="Courier New" w:cs="Courier New" w:hint="default"/>
+      </w:rPr>
+    </w:lvl>
+    <w:lvl w:ilvl="8" w:tplc="0C070005" w:tentative="1">
+      <w:start w:val="1"/>
+      <w:numFmt w:val="bullet"/>
+      <w:lvlText w:val=""/>
+      <w:lvlJc w:val="left"/>
+      <w:pPr>
+        <w:ind w:left="6480" w:hanging="360"/>
+      </w:pPr>
+      <w:rPr>
+        <w:rFonts w:ascii="Wingdings" w:hAnsi="Wingdings" w:hint="default"/>
+      </w:rPr>
+    </w:lvl>
+  </w:abstractNum>
+  <w:abstractNum w:abstractNumId="1" w15:restartNumberingAfterBreak="0">
     <w:nsid w:val="10A24B0C"/>
     <w:multiLevelType w:val="hybridMultilevel"/>
     <w:tmpl w:val="BA0611F6"/>
@@ -6834,7 +9859,120 @@
       </w:rPr>
     </w:lvl>
   </w:abstractNum>
-  <w:abstractNum w:abstractNumId="1" w15:restartNumberingAfterBreak="0">
+  <w:abstractNum w:abstractNumId="2" w15:restartNumberingAfterBreak="0">
+    <w:nsid w:val="10E7246A"/>
+    <w:multiLevelType w:val="hybridMultilevel"/>
+    <w:tmpl w:val="7722E9B4"/>
+    <w:lvl w:ilvl="0" w:tplc="0C070001">
+      <w:start w:val="1"/>
+      <w:numFmt w:val="bullet"/>
+      <w:lvlText w:val=""/>
+      <w:lvlJc w:val="left"/>
+      <w:pPr>
+        <w:ind w:left="720" w:hanging="360"/>
+      </w:pPr>
+      <w:rPr>
+        <w:rFonts w:ascii="Symbol" w:hAnsi="Symbol" w:hint="default"/>
+      </w:rPr>
+    </w:lvl>
+    <w:lvl w:ilvl="1" w:tplc="0C070003" w:tentative="1">
+      <w:start w:val="1"/>
+      <w:numFmt w:val="bullet"/>
+      <w:lvlText w:val="o"/>
+      <w:lvlJc w:val="left"/>
+      <w:pPr>
+        <w:ind w:left="1440" w:hanging="360"/>
+      </w:pPr>
+      <w:rPr>
+        <w:rFonts w:ascii="Courier New" w:hAnsi="Courier New" w:cs="Courier New" w:hint="default"/>
+      </w:rPr>
+    </w:lvl>
+    <w:lvl w:ilvl="2" w:tplc="0C070005" w:tentative="1">
+      <w:start w:val="1"/>
+      <w:numFmt w:val="bullet"/>
+      <w:lvlText w:val=""/>
+      <w:lvlJc w:val="left"/>
+      <w:pPr>
+        <w:ind w:left="2160" w:hanging="360"/>
+      </w:pPr>
+      <w:rPr>
+        <w:rFonts w:ascii="Wingdings" w:hAnsi="Wingdings" w:hint="default"/>
+      </w:rPr>
+    </w:lvl>
+    <w:lvl w:ilvl="3" w:tplc="0C070001" w:tentative="1">
+      <w:start w:val="1"/>
+      <w:numFmt w:val="bullet"/>
+      <w:lvlText w:val=""/>
+      <w:lvlJc w:val="left"/>
+      <w:pPr>
+        <w:ind w:left="2880" w:hanging="360"/>
+      </w:pPr>
+      <w:rPr>
+        <w:rFonts w:ascii="Symbol" w:hAnsi="Symbol" w:hint="default"/>
+      </w:rPr>
+    </w:lvl>
+    <w:lvl w:ilvl="4" w:tplc="0C070003" w:tentative="1">
+      <w:start w:val="1"/>
+      <w:numFmt w:val="bullet"/>
+      <w:lvlText w:val="o"/>
+      <w:lvlJc w:val="left"/>
+      <w:pPr>
+        <w:ind w:left="3600" w:hanging="360"/>
+      </w:pPr>
+      <w:rPr>
+        <w:rFonts w:ascii="Courier New" w:hAnsi="Courier New" w:cs="Courier New" w:hint="default"/>
+      </w:rPr>
+    </w:lvl>
+    <w:lvl w:ilvl="5" w:tplc="0C070005" w:tentative="1">
+      <w:start w:val="1"/>
+      <w:numFmt w:val="bullet"/>
+      <w:lvlText w:val=""/>
+      <w:lvlJc w:val="left"/>
+      <w:pPr>
+        <w:ind w:left="4320" w:hanging="360"/>
+      </w:pPr>
+      <w:rPr>
+        <w:rFonts w:ascii="Wingdings" w:hAnsi="Wingdings" w:hint="default"/>
+      </w:rPr>
+    </w:lvl>
+    <w:lvl w:ilvl="6" w:tplc="0C070001" w:tentative="1">
+      <w:start w:val="1"/>
+      <w:numFmt w:val="bullet"/>
+      <w:lvlText w:val=""/>
+      <w:lvlJc w:val="left"/>
+      <w:pPr>
+        <w:ind w:left="5040" w:hanging="360"/>
+      </w:pPr>
+      <w:rPr>
+        <w:rFonts w:ascii="Symbol" w:hAnsi="Symbol" w:hint="default"/>
+      </w:rPr>
+    </w:lvl>
+    <w:lvl w:ilvl="7" w:tplc="0C070003" w:tentative="1">
+      <w:start w:val="1"/>
+      <w:numFmt w:val="bullet"/>
+      <w:lvlText w:val="o"/>
+      <w:lvlJc w:val="left"/>
+      <w:pPr>
+        <w:ind w:left="5760" w:hanging="360"/>
+      </w:pPr>
+      <w:rPr>
+        <w:rFonts w:ascii="Courier New" w:hAnsi="Courier New" w:cs="Courier New" w:hint="default"/>
+      </w:rPr>
+    </w:lvl>
+    <w:lvl w:ilvl="8" w:tplc="0C070005" w:tentative="1">
+      <w:start w:val="1"/>
+      <w:numFmt w:val="bullet"/>
+      <w:lvlText w:val=""/>
+      <w:lvlJc w:val="left"/>
+      <w:pPr>
+        <w:ind w:left="6480" w:hanging="360"/>
+      </w:pPr>
+      <w:rPr>
+        <w:rFonts w:ascii="Wingdings" w:hAnsi="Wingdings" w:hint="default"/>
+      </w:rPr>
+    </w:lvl>
+  </w:abstractNum>
+  <w:abstractNum w:abstractNumId="3" w15:restartNumberingAfterBreak="0">
     <w:nsid w:val="13432FD2"/>
     <w:multiLevelType w:val="hybridMultilevel"/>
     <w:tmpl w:val="7FC07048"/>
@@ -6923,7 +10061,7 @@
       </w:pPr>
     </w:lvl>
   </w:abstractNum>
-  <w:abstractNum w:abstractNumId="2" w15:restartNumberingAfterBreak="0">
+  <w:abstractNum w:abstractNumId="4" w15:restartNumberingAfterBreak="0">
     <w:nsid w:val="13EC67E3"/>
     <w:multiLevelType w:val="hybridMultilevel"/>
     <w:tmpl w:val="55CE2164"/>
@@ -7036,7 +10174,120 @@
       </w:rPr>
     </w:lvl>
   </w:abstractNum>
-  <w:abstractNum w:abstractNumId="3" w15:restartNumberingAfterBreak="0">
+  <w:abstractNum w:abstractNumId="5" w15:restartNumberingAfterBreak="0">
+    <w:nsid w:val="1F606D65"/>
+    <w:multiLevelType w:val="hybridMultilevel"/>
+    <w:tmpl w:val="107A80B0"/>
+    <w:lvl w:ilvl="0" w:tplc="0C070001">
+      <w:start w:val="1"/>
+      <w:numFmt w:val="bullet"/>
+      <w:lvlText w:val=""/>
+      <w:lvlJc w:val="left"/>
+      <w:pPr>
+        <w:ind w:left="720" w:hanging="360"/>
+      </w:pPr>
+      <w:rPr>
+        <w:rFonts w:ascii="Symbol" w:hAnsi="Symbol" w:hint="default"/>
+      </w:rPr>
+    </w:lvl>
+    <w:lvl w:ilvl="1" w:tplc="0C070003" w:tentative="1">
+      <w:start w:val="1"/>
+      <w:numFmt w:val="bullet"/>
+      <w:lvlText w:val="o"/>
+      <w:lvlJc w:val="left"/>
+      <w:pPr>
+        <w:ind w:left="1440" w:hanging="360"/>
+      </w:pPr>
+      <w:rPr>
+        <w:rFonts w:ascii="Courier New" w:hAnsi="Courier New" w:cs="Courier New" w:hint="default"/>
+      </w:rPr>
+    </w:lvl>
+    <w:lvl w:ilvl="2" w:tplc="0C070005" w:tentative="1">
+      <w:start w:val="1"/>
+      <w:numFmt w:val="bullet"/>
+      <w:lvlText w:val=""/>
+      <w:lvlJc w:val="left"/>
+      <w:pPr>
+        <w:ind w:left="2160" w:hanging="360"/>
+      </w:pPr>
+      <w:rPr>
+        <w:rFonts w:ascii="Wingdings" w:hAnsi="Wingdings" w:hint="default"/>
+      </w:rPr>
+    </w:lvl>
+    <w:lvl w:ilvl="3" w:tplc="0C070001" w:tentative="1">
+      <w:start w:val="1"/>
+      <w:numFmt w:val="bullet"/>
+      <w:lvlText w:val=""/>
+      <w:lvlJc w:val="left"/>
+      <w:pPr>
+        <w:ind w:left="2880" w:hanging="360"/>
+      </w:pPr>
+      <w:rPr>
+        <w:rFonts w:ascii="Symbol" w:hAnsi="Symbol" w:hint="default"/>
+      </w:rPr>
+    </w:lvl>
+    <w:lvl w:ilvl="4" w:tplc="0C070003" w:tentative="1">
+      <w:start w:val="1"/>
+      <w:numFmt w:val="bullet"/>
+      <w:lvlText w:val="o"/>
+      <w:lvlJc w:val="left"/>
+      <w:pPr>
+        <w:ind w:left="3600" w:hanging="360"/>
+      </w:pPr>
+      <w:rPr>
+        <w:rFonts w:ascii="Courier New" w:hAnsi="Courier New" w:cs="Courier New" w:hint="default"/>
+      </w:rPr>
+    </w:lvl>
+    <w:lvl w:ilvl="5" w:tplc="0C070005" w:tentative="1">
+      <w:start w:val="1"/>
+      <w:numFmt w:val="bullet"/>
+      <w:lvlText w:val=""/>
+      <w:lvlJc w:val="left"/>
+      <w:pPr>
+        <w:ind w:left="4320" w:hanging="360"/>
+      </w:pPr>
+      <w:rPr>
+        <w:rFonts w:ascii="Wingdings" w:hAnsi="Wingdings" w:hint="default"/>
+      </w:rPr>
+    </w:lvl>
+    <w:lvl w:ilvl="6" w:tplc="0C070001" w:tentative="1">
+      <w:start w:val="1"/>
+      <w:numFmt w:val="bullet"/>
+      <w:lvlText w:val=""/>
+      <w:lvlJc w:val="left"/>
+      <w:pPr>
+        <w:ind w:left="5040" w:hanging="360"/>
+      </w:pPr>
+      <w:rPr>
+        <w:rFonts w:ascii="Symbol" w:hAnsi="Symbol" w:hint="default"/>
+      </w:rPr>
+    </w:lvl>
+    <w:lvl w:ilvl="7" w:tplc="0C070003" w:tentative="1">
+      <w:start w:val="1"/>
+      <w:numFmt w:val="bullet"/>
+      <w:lvlText w:val="o"/>
+      <w:lvlJc w:val="left"/>
+      <w:pPr>
+        <w:ind w:left="5760" w:hanging="360"/>
+      </w:pPr>
+      <w:rPr>
+        <w:rFonts w:ascii="Courier New" w:hAnsi="Courier New" w:cs="Courier New" w:hint="default"/>
+      </w:rPr>
+    </w:lvl>
+    <w:lvl w:ilvl="8" w:tplc="0C070005" w:tentative="1">
+      <w:start w:val="1"/>
+      <w:numFmt w:val="bullet"/>
+      <w:lvlText w:val=""/>
+      <w:lvlJc w:val="left"/>
+      <w:pPr>
+        <w:ind w:left="6480" w:hanging="360"/>
+      </w:pPr>
+      <w:rPr>
+        <w:rFonts w:ascii="Wingdings" w:hAnsi="Wingdings" w:hint="default"/>
+      </w:rPr>
+    </w:lvl>
+  </w:abstractNum>
+  <w:abstractNum w:abstractNumId="6" w15:restartNumberingAfterBreak="0">
     <w:nsid w:val="22717C24"/>
     <w:multiLevelType w:val="hybridMultilevel"/>
     <w:tmpl w:val="82CAFDAE"/>
@@ -7125,7 +10376,120 @@
       </w:pPr>
     </w:lvl>
   </w:abstractNum>
-  <w:abstractNum w:abstractNumId="4" w15:restartNumberingAfterBreak="0">
+  <w:abstractNum w:abstractNumId="7" w15:restartNumberingAfterBreak="0">
+    <w:nsid w:val="25E4467D"/>
+    <w:multiLevelType w:val="hybridMultilevel"/>
+    <w:tmpl w:val="C92883B4"/>
+    <w:lvl w:ilvl="0" w:tplc="0C070001">
+      <w:start w:val="1"/>
+      <w:numFmt w:val="bullet"/>
+      <w:lvlText w:val=""/>
+      <w:lvlJc w:val="left"/>
+      <w:pPr>
+        <w:ind w:left="720" w:hanging="360"/>
+      </w:pPr>
+      <w:rPr>
+        <w:rFonts w:ascii="Symbol" w:hAnsi="Symbol" w:hint="default"/>
+      </w:rPr>
+    </w:lvl>
+    <w:lvl w:ilvl="1" w:tplc="0C070003" w:tentative="1">
+      <w:start w:val="1"/>
+      <w:numFmt w:val="bullet"/>
+      <w:lvlText w:val="o"/>
+      <w:lvlJc w:val="left"/>
+      <w:pPr>
+        <w:ind w:left="1440" w:hanging="360"/>
+      </w:pPr>
+      <w:rPr>
+        <w:rFonts w:ascii="Courier New" w:hAnsi="Courier New" w:cs="Courier New" w:hint="default"/>
+      </w:rPr>
+    </w:lvl>
+    <w:lvl w:ilvl="2" w:tplc="0C070005" w:tentative="1">
+      <w:start w:val="1"/>
+      <w:numFmt w:val="bullet"/>
+      <w:lvlText w:val=""/>
+      <w:lvlJc w:val="left"/>
+      <w:pPr>
+        <w:ind w:left="2160" w:hanging="360"/>
+      </w:pPr>
+      <w:rPr>
+        <w:rFonts w:ascii="Wingdings" w:hAnsi="Wingdings" w:hint="default"/>
+      </w:rPr>
+    </w:lvl>
+    <w:lvl w:ilvl="3" w:tplc="0C070001" w:tentative="1">
+      <w:start w:val="1"/>
+      <w:numFmt w:val="bullet"/>
+      <w:lvlText w:val=""/>
+      <w:lvlJc w:val="left"/>
+      <w:pPr>
+        <w:ind w:left="2880" w:hanging="360"/>
+      </w:pPr>
+      <w:rPr>
+        <w:rFonts w:ascii="Symbol" w:hAnsi="Symbol" w:hint="default"/>
+      </w:rPr>
+    </w:lvl>
+    <w:lvl w:ilvl="4" w:tplc="0C070003" w:tentative="1">
+      <w:start w:val="1"/>
+      <w:numFmt w:val="bullet"/>
+      <w:lvlText w:val="o"/>
+      <w:lvlJc w:val="left"/>
+      <w:pPr>
+        <w:ind w:left="3600" w:hanging="360"/>
+      </w:pPr>
+      <w:rPr>
+        <w:rFonts w:ascii="Courier New" w:hAnsi="Courier New" w:cs="Courier New" w:hint="default"/>
+      </w:rPr>
+    </w:lvl>
+    <w:lvl w:ilvl="5" w:tplc="0C070005" w:tentative="1">
+      <w:start w:val="1"/>
+      <w:numFmt w:val="bullet"/>
+      <w:lvlText w:val=""/>
+      <w:lvlJc w:val="left"/>
+      <w:pPr>
+        <w:ind w:left="4320" w:hanging="360"/>
+      </w:pPr>
+      <w:rPr>
+        <w:rFonts w:ascii="Wingdings" w:hAnsi="Wingdings" w:hint="default"/>
+      </w:rPr>
+    </w:lvl>
+    <w:lvl w:ilvl="6" w:tplc="0C070001" w:tentative="1">
+      <w:start w:val="1"/>
+      <w:numFmt w:val="bullet"/>
+      <w:lvlText w:val=""/>
+      <w:lvlJc w:val="left"/>
+      <w:pPr>
+        <w:ind w:left="5040" w:hanging="360"/>
+      </w:pPr>
+      <w:rPr>
+        <w:rFonts w:ascii="Symbol" w:hAnsi="Symbol" w:hint="default"/>
+      </w:rPr>
+    </w:lvl>
+    <w:lvl w:ilvl="7" w:tplc="0C070003" w:tentative="1">
+      <w:start w:val="1"/>
+      <w:numFmt w:val="bullet"/>
+      <w:lvlText w:val="o"/>
+      <w:lvlJc w:val="left"/>
+      <w:pPr>
+        <w:ind w:left="5760" w:hanging="360"/>
+      </w:pPr>
+      <w:rPr>
+        <w:rFonts w:ascii="Courier New" w:hAnsi="Courier New" w:cs="Courier New" w:hint="default"/>
+      </w:rPr>
+    </w:lvl>
+    <w:lvl w:ilvl="8" w:tplc="0C070005" w:tentative="1">
+      <w:start w:val="1"/>
+      <w:numFmt w:val="bullet"/>
+      <w:lvlText w:val=""/>
+      <w:lvlJc w:val="left"/>
+      <w:pPr>
+        <w:ind w:left="6480" w:hanging="360"/>
+      </w:pPr>
+      <w:rPr>
+        <w:rFonts w:ascii="Wingdings" w:hAnsi="Wingdings" w:hint="default"/>
+      </w:rPr>
+    </w:lvl>
+  </w:abstractNum>
+  <w:abstractNum w:abstractNumId="8" w15:restartNumberingAfterBreak="0">
     <w:nsid w:val="35677B33"/>
     <w:multiLevelType w:val="multilevel"/>
     <w:tmpl w:val="E6CC9EFA"/>
@@ -7246,7 +10610,7 @@
       </w:rPr>
     </w:lvl>
   </w:abstractNum>
-  <w:abstractNum w:abstractNumId="5" w15:restartNumberingAfterBreak="0">
+  <w:abstractNum w:abstractNumId="9" w15:restartNumberingAfterBreak="0">
     <w:nsid w:val="35954B9F"/>
     <w:multiLevelType w:val="hybridMultilevel"/>
     <w:tmpl w:val="89C000C4"/>
@@ -7359,7 +10723,7 @@
       </w:rPr>
     </w:lvl>
   </w:abstractNum>
-  <w:abstractNum w:abstractNumId="6" w15:restartNumberingAfterBreak="0">
+  <w:abstractNum w:abstractNumId="10" w15:restartNumberingAfterBreak="0">
     <w:nsid w:val="3A8B3054"/>
     <w:multiLevelType w:val="hybridMultilevel"/>
     <w:tmpl w:val="96AA6E36"/>
@@ -7472,7 +10836,233 @@
       </w:rPr>
     </w:lvl>
   </w:abstractNum>
-  <w:abstractNum w:abstractNumId="7" w15:restartNumberingAfterBreak="0">
+  <w:abstractNum w:abstractNumId="11" w15:restartNumberingAfterBreak="0">
+    <w:nsid w:val="3C8C76FD"/>
+    <w:multiLevelType w:val="hybridMultilevel"/>
+    <w:tmpl w:val="35F0946E"/>
+    <w:lvl w:ilvl="0" w:tplc="0C070001">
+      <w:start w:val="1"/>
+      <w:numFmt w:val="bullet"/>
+      <w:lvlText w:val=""/>
+      <w:lvlJc w:val="left"/>
+      <w:pPr>
+        <w:ind w:left="720" w:hanging="360"/>
+      </w:pPr>
+      <w:rPr>
+        <w:rFonts w:ascii="Symbol" w:hAnsi="Symbol" w:hint="default"/>
+      </w:rPr>
+    </w:lvl>
+    <w:lvl w:ilvl="1" w:tplc="0C070003" w:tentative="1">
+      <w:start w:val="1"/>
+      <w:numFmt w:val="bullet"/>
+      <w:lvlText w:val="o"/>
+      <w:lvlJc w:val="left"/>
+      <w:pPr>
+        <w:ind w:left="1440" w:hanging="360"/>
+      </w:pPr>
+      <w:rPr>
+        <w:rFonts w:ascii="Courier New" w:hAnsi="Courier New" w:cs="Courier New" w:hint="default"/>
+      </w:rPr>
+    </w:lvl>
+    <w:lvl w:ilvl="2" w:tplc="0C070005" w:tentative="1">
+      <w:start w:val="1"/>
+      <w:numFmt w:val="bullet"/>
+      <w:lvlText w:val=""/>
+      <w:lvlJc w:val="left"/>
+      <w:pPr>
+        <w:ind w:left="2160" w:hanging="360"/>
+      </w:pPr>
+      <w:rPr>
+        <w:rFonts w:ascii="Wingdings" w:hAnsi="Wingdings" w:hint="default"/>
+      </w:rPr>
+    </w:lvl>
+    <w:lvl w:ilvl="3" w:tplc="0C070001" w:tentative="1">
+      <w:start w:val="1"/>
+      <w:numFmt w:val="bullet"/>
+      <w:lvlText w:val=""/>
+      <w:lvlJc w:val="left"/>
+      <w:pPr>
+        <w:ind w:left="2880" w:hanging="360"/>
+      </w:pPr>
+      <w:rPr>
+        <w:rFonts w:ascii="Symbol" w:hAnsi="Symbol" w:hint="default"/>
+      </w:rPr>
+    </w:lvl>
+    <w:lvl w:ilvl="4" w:tplc="0C070003" w:tentative="1">
+      <w:start w:val="1"/>
+      <w:numFmt w:val="bullet"/>
+      <w:lvlText w:val="o"/>
+      <w:lvlJc w:val="left"/>
+      <w:pPr>
+        <w:ind w:left="3600" w:hanging="360"/>
+      </w:pPr>
+      <w:rPr>
+        <w:rFonts w:ascii="Courier New" w:hAnsi="Courier New" w:cs="Courier New" w:hint="default"/>
+      </w:rPr>
+    </w:lvl>
+    <w:lvl w:ilvl="5" w:tplc="0C070005" w:tentative="1">
+      <w:start w:val="1"/>
+      <w:numFmt w:val="bullet"/>
+      <w:lvlText w:val=""/>
+      <w:lvlJc w:val="left"/>
+      <w:pPr>
+        <w:ind w:left="4320" w:hanging="360"/>
+      </w:pPr>
+      <w:rPr>
+        <w:rFonts w:ascii="Wingdings" w:hAnsi="Wingdings" w:hint="default"/>
+      </w:rPr>
+    </w:lvl>
+    <w:lvl w:ilvl="6" w:tplc="0C070001" w:tentative="1">
+      <w:start w:val="1"/>
+      <w:numFmt w:val="bullet"/>
+      <w:lvlText w:val=""/>
+      <w:lvlJc w:val="left"/>
+      <w:pPr>
+        <w:ind w:left="5040" w:hanging="360"/>
+      </w:pPr>
+      <w:rPr>
+        <w:rFonts w:ascii="Symbol" w:hAnsi="Symbol" w:hint="default"/>
+      </w:rPr>
+    </w:lvl>
+    <w:lvl w:ilvl="7" w:tplc="0C070003" w:tentative="1">
+      <w:start w:val="1"/>
+      <w:numFmt w:val="bullet"/>
+      <w:lvlText w:val="o"/>
+      <w:lvlJc w:val="left"/>
+      <w:pPr>
+        <w:ind w:left="5760" w:hanging="360"/>
+      </w:pPr>
+      <w:rPr>
+        <w:rFonts w:ascii="Courier New" w:hAnsi="Courier New" w:cs="Courier New" w:hint="default"/>
+      </w:rPr>
+    </w:lvl>
+    <w:lvl w:ilvl="8" w:tplc="0C070005" w:tentative="1">
+      <w:start w:val="1"/>
+      <w:numFmt w:val="bullet"/>
+      <w:lvlText w:val=""/>
+      <w:lvlJc w:val="left"/>
+      <w:pPr>
+        <w:ind w:left="6480" w:hanging="360"/>
+      </w:pPr>
+      <w:rPr>
+        <w:rFonts w:ascii="Wingdings" w:hAnsi="Wingdings" w:hint="default"/>
+      </w:rPr>
+    </w:lvl>
+  </w:abstractNum>
+  <w:abstractNum w:abstractNumId="12" w15:restartNumberingAfterBreak="0">
+    <w:nsid w:val="418E27A5"/>
+    <w:multiLevelType w:val="hybridMultilevel"/>
+    <w:tmpl w:val="4DB81F8C"/>
+    <w:lvl w:ilvl="0" w:tplc="0C070001">
+      <w:start w:val="1"/>
+      <w:numFmt w:val="bullet"/>
+      <w:lvlText w:val=""/>
+      <w:lvlJc w:val="left"/>
+      <w:pPr>
+        <w:ind w:left="720" w:hanging="360"/>
+      </w:pPr>
+      <w:rPr>
+        <w:rFonts w:ascii="Symbol" w:hAnsi="Symbol" w:hint="default"/>
+      </w:rPr>
+    </w:lvl>
+    <w:lvl w:ilvl="1" w:tplc="0C070003" w:tentative="1">
+      <w:start w:val="1"/>
+      <w:numFmt w:val="bullet"/>
+      <w:lvlText w:val="o"/>
+      <w:lvlJc w:val="left"/>
+      <w:pPr>
+        <w:ind w:left="1440" w:hanging="360"/>
+      </w:pPr>
+      <w:rPr>
+        <w:rFonts w:ascii="Courier New" w:hAnsi="Courier New" w:cs="Courier New" w:hint="default"/>
+      </w:rPr>
+    </w:lvl>
+    <w:lvl w:ilvl="2" w:tplc="0C070005" w:tentative="1">
+      <w:start w:val="1"/>
+      <w:numFmt w:val="bullet"/>
+      <w:lvlText w:val=""/>
+      <w:lvlJc w:val="left"/>
+      <w:pPr>
+        <w:ind w:left="2160" w:hanging="360"/>
+      </w:pPr>
+      <w:rPr>
+        <w:rFonts w:ascii="Wingdings" w:hAnsi="Wingdings" w:hint="default"/>
+      </w:rPr>
+    </w:lvl>
+    <w:lvl w:ilvl="3" w:tplc="0C070001" w:tentative="1">
+      <w:start w:val="1"/>
+      <w:numFmt w:val="bullet"/>
+      <w:lvlText w:val=""/>
+      <w:lvlJc w:val="left"/>
+      <w:pPr>
+        <w:ind w:left="2880" w:hanging="360"/>
+      </w:pPr>
+      <w:rPr>
+        <w:rFonts w:ascii="Symbol" w:hAnsi="Symbol" w:hint="default"/>
+      </w:rPr>
+    </w:lvl>
+    <w:lvl w:ilvl="4" w:tplc="0C070003" w:tentative="1">
+      <w:start w:val="1"/>
+      <w:numFmt w:val="bullet"/>
+      <w:lvlText w:val="o"/>
+      <w:lvlJc w:val="left"/>
+      <w:pPr>
+        <w:ind w:left="3600" w:hanging="360"/>
+      </w:pPr>
+      <w:rPr>
+        <w:rFonts w:ascii="Courier New" w:hAnsi="Courier New" w:cs="Courier New" w:hint="default"/>
+      </w:rPr>
+    </w:lvl>
+    <w:lvl w:ilvl="5" w:tplc="0C070005" w:tentative="1">
+      <w:start w:val="1"/>
+      <w:numFmt w:val="bullet"/>
+      <w:lvlText w:val=""/>
+      <w:lvlJc w:val="left"/>
+      <w:pPr>
+        <w:ind w:left="4320" w:hanging="360"/>
+      </w:pPr>
+      <w:rPr>
+        <w:rFonts w:ascii="Wingdings" w:hAnsi="Wingdings" w:hint="default"/>
+      </w:rPr>
+    </w:lvl>
+    <w:lvl w:ilvl="6" w:tplc="0C070001" w:tentative="1">
+      <w:start w:val="1"/>
+      <w:numFmt w:val="bullet"/>
+      <w:lvlText w:val=""/>
+      <w:lvlJc w:val="left"/>
+      <w:pPr>
+        <w:ind w:left="5040" w:hanging="360"/>
+      </w:pPr>
+      <w:rPr>
+        <w:rFonts w:ascii="Symbol" w:hAnsi="Symbol" w:hint="default"/>
+      </w:rPr>
+    </w:lvl>
+    <w:lvl w:ilvl="7" w:tplc="0C070003" w:tentative="1">
+      <w:start w:val="1"/>
+      <w:numFmt w:val="bullet"/>
+      <w:lvlText w:val="o"/>
+      <w:lvlJc w:val="left"/>
+      <w:pPr>
+        <w:ind w:left="5760" w:hanging="360"/>
+      </w:pPr>
+      <w:rPr>
+        <w:rFonts w:ascii="Courier New" w:hAnsi="Courier New" w:cs="Courier New" w:hint="default"/>
+      </w:rPr>
+    </w:lvl>
+    <w:lvl w:ilvl="8" w:tplc="0C070005" w:tentative="1">
+      <w:start w:val="1"/>
+      <w:numFmt w:val="bullet"/>
+      <w:lvlText w:val=""/>
+      <w:lvlJc w:val="left"/>
+      <w:pPr>
+        <w:ind w:left="6480" w:hanging="360"/>
+      </w:pPr>
+      <w:rPr>
+        <w:rFonts w:ascii="Wingdings" w:hAnsi="Wingdings" w:hint="default"/>
+      </w:rPr>
+    </w:lvl>
+  </w:abstractNum>
+  <w:abstractNum w:abstractNumId="13" w15:restartNumberingAfterBreak="0">
     <w:nsid w:val="4A10175C"/>
     <w:multiLevelType w:val="hybridMultilevel"/>
     <w:tmpl w:val="C0C00724"/>
@@ -7585,7 +11175,7 @@
       </w:rPr>
     </w:lvl>
   </w:abstractNum>
-  <w:abstractNum w:abstractNumId="8" w15:restartNumberingAfterBreak="0">
+  <w:abstractNum w:abstractNumId="14" w15:restartNumberingAfterBreak="0">
     <w:nsid w:val="4EBD76D9"/>
     <w:multiLevelType w:val="hybridMultilevel"/>
     <w:tmpl w:val="CC207B8A"/>
@@ -7674,7 +11264,7 @@
       </w:pPr>
     </w:lvl>
   </w:abstractNum>
-  <w:abstractNum w:abstractNumId="9" w15:restartNumberingAfterBreak="0">
+  <w:abstractNum w:abstractNumId="15" w15:restartNumberingAfterBreak="0">
     <w:nsid w:val="4F2046F3"/>
     <w:multiLevelType w:val="hybridMultilevel"/>
     <w:tmpl w:val="298A1B84"/>
@@ -7787,7 +11377,7 @@
       </w:rPr>
     </w:lvl>
   </w:abstractNum>
-  <w:abstractNum w:abstractNumId="10" w15:restartNumberingAfterBreak="0">
+  <w:abstractNum w:abstractNumId="16" w15:restartNumberingAfterBreak="0">
     <w:nsid w:val="526A7232"/>
     <w:multiLevelType w:val="multilevel"/>
     <w:tmpl w:val="E6CC9EFA"/>
@@ -7908,7 +11498,7 @@
       </w:rPr>
     </w:lvl>
   </w:abstractNum>
-  <w:abstractNum w:abstractNumId="11" w15:restartNumberingAfterBreak="0">
+  <w:abstractNum w:abstractNumId="17" w15:restartNumberingAfterBreak="0">
     <w:nsid w:val="6CC63FD5"/>
     <w:multiLevelType w:val="hybridMultilevel"/>
     <w:tmpl w:val="317A75FE"/>
@@ -7997,7 +11587,7 @@
       </w:pPr>
     </w:lvl>
   </w:abstractNum>
-  <w:abstractNum w:abstractNumId="12" w15:restartNumberingAfterBreak="0">
+  <w:abstractNum w:abstractNumId="18" w15:restartNumberingAfterBreak="0">
     <w:nsid w:val="6F6C5207"/>
     <w:multiLevelType w:val="hybridMultilevel"/>
     <w:tmpl w:val="5336D11A"/>
@@ -8111,43 +11701,61 @@
     </w:lvl>
   </w:abstractNum>
   <w:num w:numId="1" w16cid:durableId="893664626">
+    <w:abstractNumId w:val="14"/>
+  </w:num>
+  <w:num w:numId="2" w16cid:durableId="1247302835">
     <w:abstractNumId w:val="8"/>
   </w:num>
-  <w:num w:numId="2" w16cid:durableId="1247302835">
+  <w:num w:numId="3" w16cid:durableId="782385036">
+    <w:abstractNumId w:val="17"/>
+  </w:num>
+  <w:num w:numId="4" w16cid:durableId="2046901218">
+    <w:abstractNumId w:val="6"/>
+  </w:num>
+  <w:num w:numId="5" w16cid:durableId="975986052">
+    <w:abstractNumId w:val="3"/>
+  </w:num>
+  <w:num w:numId="6" w16cid:durableId="1687632112">
+    <w:abstractNumId w:val="1"/>
+  </w:num>
+  <w:num w:numId="7" w16cid:durableId="1514804800">
+    <w:abstractNumId w:val="15"/>
+  </w:num>
+  <w:num w:numId="8" w16cid:durableId="983895436">
+    <w:abstractNumId w:val="16"/>
+  </w:num>
+  <w:num w:numId="9" w16cid:durableId="1199507795">
+    <w:abstractNumId w:val="18"/>
+  </w:num>
+  <w:num w:numId="10" w16cid:durableId="1194611405">
+    <w:abstractNumId w:val="10"/>
+  </w:num>
+  <w:num w:numId="11" w16cid:durableId="1750151941">
     <w:abstractNumId w:val="4"/>
   </w:num>
-  <w:num w:numId="3" w16cid:durableId="782385036">
+  <w:num w:numId="12" w16cid:durableId="308630938">
+    <w:abstractNumId w:val="9"/>
+  </w:num>
+  <w:num w:numId="13" w16cid:durableId="1060520652">
+    <w:abstractNumId w:val="13"/>
+  </w:num>
+  <w:num w:numId="14" w16cid:durableId="1960380410">
+    <w:abstractNumId w:val="7"/>
+  </w:num>
+  <w:num w:numId="15" w16cid:durableId="643319310">
     <w:abstractNumId w:val="11"/>
   </w:num>
-  <w:num w:numId="4" w16cid:durableId="2046901218">
-    <w:abstractNumId w:val="3"/>
-  </w:num>
-  <w:num w:numId="5" w16cid:durableId="975986052">
-    <w:abstractNumId w:val="1"/>
-  </w:num>
-  <w:num w:numId="6" w16cid:durableId="1687632112">
-    <w:abstractNumId w:val="0"/>
-  </w:num>
-  <w:num w:numId="7" w16cid:durableId="1514804800">
-    <w:abstractNumId w:val="9"/>
-  </w:num>
-  <w:num w:numId="8" w16cid:durableId="983895436">
-    <w:abstractNumId w:val="10"/>
-  </w:num>
-  <w:num w:numId="9" w16cid:durableId="1199507795">
+  <w:num w:numId="16" w16cid:durableId="923563687">
     <w:abstractNumId w:val="12"/>
   </w:num>
-  <w:num w:numId="10" w16cid:durableId="1194611405">
-    <w:abstractNumId w:val="6"/>
-  </w:num>
-  <w:num w:numId="11" w16cid:durableId="1750151941">
+  <w:num w:numId="17" w16cid:durableId="1909463368">
     <w:abstractNumId w:val="2"/>
   </w:num>
-  <w:num w:numId="12" w16cid:durableId="308630938">
+  <w:num w:numId="18" w16cid:durableId="1385905950">
     <w:abstractNumId w:val="5"/>
   </w:num>
-  <w:num w:numId="13" w16cid:durableId="1060520652">
-    <w:abstractNumId w:val="7"/>
+  <w:num w:numId="19" w16cid:durableId="1940871000">
+    <w:abstractNumId w:val="0"/>
   </w:num>
 </w:numbering>
 </file>
@@ -8558,7 +12166,7 @@
     <w:link w:val="berschrift1Zchn"/>
     <w:uiPriority w:val="9"/>
     <w:qFormat/>
-    <w:rsid w:val="009B374E"/>
+    <w:rsid w:val="00CE606D"/>
     <w:pPr>
       <w:keepNext/>
       <w:keepLines/>
@@ -8573,13 +12181,12 @@
   </w:style>
   <w:style w:type="paragraph" w:styleId="berschrift2">
     <w:name w:val="heading 2"/>
-    <w:basedOn w:val="Standard"/>
     <w:next w:val="Standard"/>
     <w:link w:val="berschrift2Zchn"/>
     <w:uiPriority w:val="9"/>
     <w:unhideWhenUsed/>
     <w:qFormat/>
-    <w:rsid w:val="009B374E"/>
+    <w:rsid w:val="002E26C1"/>
     <w:pPr>
       <w:keepNext/>
       <w:keepLines/>
@@ -8592,10 +12199,28 @@
       <w:szCs w:val="26"/>
     </w:rPr>
   </w:style>
+  <w:style w:type="paragraph" w:styleId="berschrift3">
+    <w:name w:val="heading 3"/>
+    <w:basedOn w:val="berschrift1"/>
+    <w:next w:val="Standard"/>
+    <w:link w:val="berschrift3Zchn"/>
+    <w:uiPriority w:val="9"/>
+    <w:unhideWhenUsed/>
+    <w:qFormat/>
+    <w:rsid w:val="00CE606D"/>
+    <w:pPr>
+      <w:spacing w:before="40" w:after="0"/>
+      <w:outlineLvl w:val="2"/>
+    </w:pPr>
+    <w:rPr>
+      <w:color w:val="1F4D78" w:themeColor="accent1" w:themeShade="7F"/>
+      <w:sz w:val="24"/>
+      <w:szCs w:val="24"/>
+    </w:rPr>
+  </w:style>
   <w:style w:type="character" w:default="1" w:styleId="Absatz-Standardschriftart">
     <w:name w:val="Default Paragraph Font"/>
     <w:uiPriority w:val="1"/>
-    <w:semiHidden/>
     <w:unhideWhenUsed/>
   </w:style>
   <w:style w:type="table" w:default="1" w:styleId="NormaleTabelle">
@@ -8624,7 +12249,7 @@
     <w:basedOn w:val="Absatz-Standardschriftart"/>
     <w:link w:val="berschrift1"/>
     <w:uiPriority w:val="9"/>
-    <w:rsid w:val="009B374E"/>
+    <w:rsid w:val="00CE606D"/>
     <w:rPr>
       <w:rFonts w:asciiTheme="majorHAnsi" w:eastAsiaTheme="majorEastAsia" w:hAnsiTheme="majorHAnsi" w:cstheme="majorBidi"/>
       <w:sz w:val="32"/>
@@ -8655,7 +12280,7 @@
     <w:basedOn w:val="Absatz-Standardschriftart"/>
     <w:link w:val="berschrift2"/>
     <w:uiPriority w:val="9"/>
-    <w:rsid w:val="009B374E"/>
+    <w:rsid w:val="002E26C1"/>
     <w:rPr>
       <w:rFonts w:asciiTheme="majorHAnsi" w:eastAsiaTheme="majorEastAsia" w:hAnsiTheme="majorHAnsi" w:cstheme="majorBidi"/>
       <w:sz w:val="26"/>
@@ -8779,6 +12404,32 @@
       <w:color w:val="605E5C"/>
       <w:shd w:val="clear" w:color="auto" w:fill="E1DFDD"/>
     </w:rPr>
+  </w:style>
+  <w:style w:type="character" w:customStyle="1" w:styleId="berschrift3Zchn">
+    <w:name w:val="Überschrift 3 Zchn"/>
+    <w:basedOn w:val="Absatz-Standardschriftart"/>
+    <w:link w:val="berschrift3"/>
+    <w:uiPriority w:val="9"/>
+    <w:rsid w:val="00CE606D"/>
+    <w:rPr>
+      <w:rFonts w:asciiTheme="majorHAnsi" w:eastAsiaTheme="majorEastAsia" w:hAnsiTheme="majorHAnsi" w:cstheme="majorBidi"/>
+      <w:color w:val="1F4D78" w:themeColor="accent1" w:themeShade="7F"/>
+      <w:sz w:val="24"/>
+      <w:szCs w:val="24"/>
+    </w:rPr>
+  </w:style>
+  <w:style w:type="paragraph" w:styleId="Verzeichnis3">
+    <w:name w:val="toc 3"/>
+    <w:basedOn w:val="Standard"/>
+    <w:next w:val="Standard"/>
+    <w:autoRedefine/>
+    <w:uiPriority w:val="39"/>
+    <w:unhideWhenUsed/>
+    <w:rsid w:val="00CE606D"/>
+    <w:pPr>
+      <w:spacing w:after="100"/>
+      <w:ind w:left="440"/>
+    </w:pPr>
   </w:style>
 </w:styles>
 </file>

--- a/0_Documents/Pflichtenheft.docx
+++ b/0_Documents/Pflichtenheft.docx
@@ -11,6 +11,14 @@
           <w:sz w:val="24"/>
         </w:rPr>
       </w:pPr>
+      <w:r>
+        <w:rPr>
+          <w:rFonts w:ascii="Arial" w:hAnsi="Arial" w:cs="Arial"/>
+          <w:b/>
+          <w:sz w:val="24"/>
+        </w:rPr>
+        <w:t>0</w:t>
+      </w:r>
       <w:r>
         <w:rPr>
           <w:rFonts w:ascii="Arial" w:hAnsi="Arial" w:cs="Arial"/>
@@ -342,13 +350,7 @@
               <w:rPr>
                 <w:rFonts w:ascii="Arial" w:hAnsi="Arial" w:cs="Arial"/>
               </w:rPr>
-              <w:t>1.</w:t>
-            </w:r>
-            <w:r>
-              <w:rPr>
-                <w:rFonts w:ascii="Arial" w:hAnsi="Arial" w:cs="Arial"/>
-              </w:rPr>
-              <w:t>0</w:t>
+              <w:t>0.1</w:t>
             </w:r>
           </w:p>
         </w:tc>
@@ -625,7 +627,14 @@
                 <w:rFonts w:ascii="Arial" w:hAnsi="Arial" w:cs="Arial"/>
                 <w:sz w:val="20"/>
               </w:rPr>
-              <w:t>18</w:t>
+              <w:t>1</w:t>
+            </w:r>
+            <w:r>
+              <w:rPr>
+                <w:rFonts w:ascii="Arial" w:hAnsi="Arial" w:cs="Arial"/>
+                <w:sz w:val="20"/>
+              </w:rPr>
+              <w:t>9</w:t>
             </w:r>
             <w:r>
               <w:rPr>
@@ -711,23 +720,7 @@
                 <w:rFonts w:ascii="Arial" w:hAnsi="Arial" w:cs="Arial"/>
                 <w:sz w:val="20"/>
               </w:rPr>
-              <w:t>User/</w:t>
-            </w:r>
-            <w:proofErr w:type="spellStart"/>
-            <w:r>
-              <w:rPr>
-                <w:rFonts w:ascii="Arial" w:hAnsi="Arial" w:cs="Arial"/>
-                <w:sz w:val="20"/>
-              </w:rPr>
-              <w:t>Friendship</w:t>
-            </w:r>
-            <w:proofErr w:type="spellEnd"/>
-            <w:r>
-              <w:rPr>
-                <w:rFonts w:ascii="Arial" w:hAnsi="Arial" w:cs="Arial"/>
-                <w:sz w:val="20"/>
-              </w:rPr>
-              <w:t>-system</w:t>
+              <w:t>User/Friendship-system</w:t>
             </w:r>
           </w:p>
         </w:tc>
@@ -1360,7 +1353,7 @@
           <w:pPr>
             <w:pStyle w:val="Verzeichnis1"/>
             <w:tabs>
-              <w:tab w:val="left" w:pos="480"/>
+              <w:tab w:val="left" w:pos="440"/>
               <w:tab w:val="right" w:leader="dot" w:pos="9062"/>
             </w:tabs>
             <w:rPr>
@@ -1397,7 +1390,7 @@
             </w:rPr>
             <w:fldChar w:fldCharType="separate"/>
           </w:r>
-          <w:hyperlink w:anchor="_Toc230013872" w:history="1">
+          <w:hyperlink w:anchor="_Toc230160297" w:history="1">
             <w:r>
               <w:rPr>
                 <w:rStyle w:val="Hyperlink"/>
@@ -1445,7 +1438,7 @@
                 <w:noProof/>
                 <w:webHidden/>
               </w:rPr>
-              <w:instrText xml:space="preserve"> PAGEREF _Toc230013872 \h </w:instrText>
+              <w:instrText xml:space="preserve"> PAGEREF _Toc230160297 \h </w:instrText>
             </w:r>
             <w:r>
               <w:rPr>
@@ -1465,7 +1458,7 @@
                 <w:noProof/>
                 <w:webHidden/>
               </w:rPr>
-              <w:t>4</w:t>
+              <w:t>3</w:t>
             </w:r>
             <w:r>
               <w:rPr>
@@ -1480,7 +1473,7 @@
           <w:pPr>
             <w:pStyle w:val="Verzeichnis1"/>
             <w:tabs>
-              <w:tab w:val="left" w:pos="480"/>
+              <w:tab w:val="left" w:pos="440"/>
               <w:tab w:val="right" w:leader="dot" w:pos="9062"/>
             </w:tabs>
             <w:rPr>
@@ -1493,7 +1486,7 @@
               <w14:ligatures w14:val="standardContextual"/>
             </w:rPr>
           </w:pPr>
-          <w:hyperlink w:anchor="_Toc230013873" w:history="1">
+          <w:hyperlink w:anchor="_Toc230160298" w:history="1">
             <w:r>
               <w:rPr>
                 <w:rStyle w:val="Hyperlink"/>
@@ -1541,7 +1534,7 @@
                 <w:noProof/>
                 <w:webHidden/>
               </w:rPr>
-              <w:instrText xml:space="preserve"> PAGEREF _Toc230013873 \h </w:instrText>
+              <w:instrText xml:space="preserve"> PAGEREF _Toc230160298 \h </w:instrText>
             </w:r>
             <w:r>
               <w:rPr>
@@ -1561,7 +1554,7 @@
                 <w:noProof/>
                 <w:webHidden/>
               </w:rPr>
-              <w:t>4</w:t>
+              <w:t>3</w:t>
             </w:r>
             <w:r>
               <w:rPr>
@@ -1589,7 +1582,7 @@
               <w14:ligatures w14:val="standardContextual"/>
             </w:rPr>
           </w:pPr>
-          <w:hyperlink w:anchor="_Toc230013874" w:history="1">
+          <w:hyperlink w:anchor="_Toc230160299" w:history="1">
             <w:r>
               <w:rPr>
                 <w:rStyle w:val="Hyperlink"/>
@@ -1637,7 +1630,7 @@
                 <w:noProof/>
                 <w:webHidden/>
               </w:rPr>
-              <w:instrText xml:space="preserve"> PAGEREF _Toc230013874 \h </w:instrText>
+              <w:instrText xml:space="preserve"> PAGEREF _Toc230160299 \h </w:instrText>
             </w:r>
             <w:r>
               <w:rPr>
@@ -1657,7 +1650,7 @@
                 <w:noProof/>
                 <w:webHidden/>
               </w:rPr>
-              <w:t>4</w:t>
+              <w:t>3</w:t>
             </w:r>
             <w:r>
               <w:rPr>
@@ -1685,7 +1678,7 @@
               <w14:ligatures w14:val="standardContextual"/>
             </w:rPr>
           </w:pPr>
-          <w:hyperlink w:anchor="_Toc230013875" w:history="1">
+          <w:hyperlink w:anchor="_Toc230160300" w:history="1">
             <w:r>
               <w:rPr>
                 <w:rStyle w:val="Hyperlink"/>
@@ -1733,7 +1726,7 @@
                 <w:noProof/>
                 <w:webHidden/>
               </w:rPr>
-              <w:instrText xml:space="preserve"> PAGEREF _Toc230013875 \h </w:instrText>
+              <w:instrText xml:space="preserve"> PAGEREF _Toc230160300 \h </w:instrText>
             </w:r>
             <w:r>
               <w:rPr>
@@ -1753,7 +1746,7 @@
                 <w:noProof/>
                 <w:webHidden/>
               </w:rPr>
-              <w:t>4</w:t>
+              <w:t>3</w:t>
             </w:r>
             <w:r>
               <w:rPr>
@@ -1781,7 +1774,7 @@
               <w14:ligatures w14:val="standardContextual"/>
             </w:rPr>
           </w:pPr>
-          <w:hyperlink w:anchor="_Toc230013876" w:history="1">
+          <w:hyperlink w:anchor="_Toc230160301" w:history="1">
             <w:r>
               <w:rPr>
                 <w:rStyle w:val="Hyperlink"/>
@@ -1829,7 +1822,7 @@
                 <w:noProof/>
                 <w:webHidden/>
               </w:rPr>
-              <w:instrText xml:space="preserve"> PAGEREF _Toc230013876 \h </w:instrText>
+              <w:instrText xml:space="preserve"> PAGEREF _Toc230160301 \h </w:instrText>
             </w:r>
             <w:r>
               <w:rPr>
@@ -1877,7 +1870,7 @@
               <w14:ligatures w14:val="standardContextual"/>
             </w:rPr>
           </w:pPr>
-          <w:hyperlink w:anchor="_Toc230013877" w:history="1">
+          <w:hyperlink w:anchor="_Toc230160302" w:history="1">
             <w:r>
               <w:rPr>
                 <w:rStyle w:val="Hyperlink"/>
@@ -1925,7 +1918,7 @@
                 <w:noProof/>
                 <w:webHidden/>
               </w:rPr>
-              <w:instrText xml:space="preserve"> PAGEREF _Toc230013877 \h </w:instrText>
+              <w:instrText xml:space="preserve"> PAGEREF _Toc230160302 \h </w:instrText>
             </w:r>
             <w:r>
               <w:rPr>
@@ -1973,7 +1966,7 @@
               <w14:ligatures w14:val="standardContextual"/>
             </w:rPr>
           </w:pPr>
-          <w:hyperlink w:anchor="_Toc230013878" w:history="1">
+          <w:hyperlink w:anchor="_Toc230160303" w:history="1">
             <w:r>
               <w:rPr>
                 <w:rStyle w:val="Hyperlink"/>
@@ -2021,7 +2014,7 @@
                 <w:noProof/>
                 <w:webHidden/>
               </w:rPr>
-              <w:instrText xml:space="preserve"> PAGEREF _Toc230013878 \h </w:instrText>
+              <w:instrText xml:space="preserve"> PAGEREF _Toc230160303 \h </w:instrText>
             </w:r>
             <w:r>
               <w:rPr>
@@ -2041,7 +2034,7 @@
                 <w:noProof/>
                 <w:webHidden/>
               </w:rPr>
-              <w:t>5</w:t>
+              <w:t>4</w:t>
             </w:r>
             <w:r>
               <w:rPr>
@@ -2069,7 +2062,7 @@
               <w14:ligatures w14:val="standardContextual"/>
             </w:rPr>
           </w:pPr>
-          <w:hyperlink w:anchor="_Toc230013879" w:history="1">
+          <w:hyperlink w:anchor="_Toc230160304" w:history="1">
             <w:r>
               <w:rPr>
                 <w:rStyle w:val="Hyperlink"/>
@@ -2117,7 +2110,7 @@
                 <w:noProof/>
                 <w:webHidden/>
               </w:rPr>
-              <w:instrText xml:space="preserve"> PAGEREF _Toc230013879 \h </w:instrText>
+              <w:instrText xml:space="preserve"> PAGEREF _Toc230160304 \h </w:instrText>
             </w:r>
             <w:r>
               <w:rPr>
@@ -2137,7 +2130,7 @@
                 <w:noProof/>
                 <w:webHidden/>
               </w:rPr>
-              <w:t>5</w:t>
+              <w:t>4</w:t>
             </w:r>
             <w:r>
               <w:rPr>
@@ -2152,7 +2145,7 @@
           <w:pPr>
             <w:pStyle w:val="Verzeichnis1"/>
             <w:tabs>
-              <w:tab w:val="left" w:pos="480"/>
+              <w:tab w:val="left" w:pos="440"/>
               <w:tab w:val="right" w:leader="dot" w:pos="9062"/>
             </w:tabs>
             <w:rPr>
@@ -2165,7 +2158,7 @@
               <w14:ligatures w14:val="standardContextual"/>
             </w:rPr>
           </w:pPr>
-          <w:hyperlink w:anchor="_Toc230013880" w:history="1">
+          <w:hyperlink w:anchor="_Toc230160305" w:history="1">
             <w:r>
               <w:rPr>
                 <w:rStyle w:val="Hyperlink"/>
@@ -2213,7 +2206,7 @@
                 <w:noProof/>
                 <w:webHidden/>
               </w:rPr>
-              <w:instrText xml:space="preserve"> PAGEREF _Toc230013880 \h </w:instrText>
+              <w:instrText xml:space="preserve"> PAGEREF _Toc230160305 \h </w:instrText>
             </w:r>
             <w:r>
               <w:rPr>
@@ -2233,7 +2226,7 @@
                 <w:noProof/>
                 <w:webHidden/>
               </w:rPr>
-              <w:t>5</w:t>
+              <w:t>4</w:t>
             </w:r>
             <w:r>
               <w:rPr>
@@ -2261,7 +2254,7 @@
               <w14:ligatures w14:val="standardContextual"/>
             </w:rPr>
           </w:pPr>
-          <w:hyperlink w:anchor="_Toc230013881" w:history="1">
+          <w:hyperlink w:anchor="_Toc230160306" w:history="1">
             <w:r>
               <w:rPr>
                 <w:rStyle w:val="Hyperlink"/>
@@ -2309,7 +2302,7 @@
                 <w:noProof/>
                 <w:webHidden/>
               </w:rPr>
-              <w:instrText xml:space="preserve"> PAGEREF _Toc230013881 \h </w:instrText>
+              <w:instrText xml:space="preserve"> PAGEREF _Toc230160306 \h </w:instrText>
             </w:r>
             <w:r>
               <w:rPr>
@@ -2357,7 +2350,7 @@
               <w14:ligatures w14:val="standardContextual"/>
             </w:rPr>
           </w:pPr>
-          <w:hyperlink w:anchor="_Toc230013882" w:history="1">
+          <w:hyperlink w:anchor="_Toc230160307" w:history="1">
             <w:r>
               <w:rPr>
                 <w:rStyle w:val="Hyperlink"/>
@@ -2405,7 +2398,7 @@
                 <w:noProof/>
                 <w:webHidden/>
               </w:rPr>
-              <w:instrText xml:space="preserve"> PAGEREF _Toc230013882 \h </w:instrText>
+              <w:instrText xml:space="preserve"> PAGEREF _Toc230160307 \h </w:instrText>
             </w:r>
             <w:r>
               <w:rPr>
@@ -2453,7 +2446,7 @@
               <w14:ligatures w14:val="standardContextual"/>
             </w:rPr>
           </w:pPr>
-          <w:hyperlink w:anchor="_Toc230013883" w:history="1">
+          <w:hyperlink w:anchor="_Toc230160308" w:history="1">
             <w:r>
               <w:rPr>
                 <w:rStyle w:val="Hyperlink"/>
@@ -2501,7 +2494,7 @@
                 <w:noProof/>
                 <w:webHidden/>
               </w:rPr>
-              <w:instrText xml:space="preserve"> PAGEREF _Toc230013883 \h </w:instrText>
+              <w:instrText xml:space="preserve"> PAGEREF _Toc230160308 \h </w:instrText>
             </w:r>
             <w:r>
               <w:rPr>
@@ -2521,7 +2514,7 @@
                 <w:noProof/>
                 <w:webHidden/>
               </w:rPr>
-              <w:t>6</w:t>
+              <w:t>5</w:t>
             </w:r>
             <w:r>
               <w:rPr>
@@ -2536,7 +2529,7 @@
           <w:pPr>
             <w:pStyle w:val="Verzeichnis1"/>
             <w:tabs>
-              <w:tab w:val="left" w:pos="480"/>
+              <w:tab w:val="left" w:pos="440"/>
               <w:tab w:val="right" w:leader="dot" w:pos="9062"/>
             </w:tabs>
             <w:rPr>
@@ -2549,7 +2542,7 @@
               <w14:ligatures w14:val="standardContextual"/>
             </w:rPr>
           </w:pPr>
-          <w:hyperlink w:anchor="_Toc230013884" w:history="1">
+          <w:hyperlink w:anchor="_Toc230160309" w:history="1">
             <w:r>
               <w:rPr>
                 <w:rStyle w:val="Hyperlink"/>
@@ -2597,7 +2590,7 @@
                 <w:noProof/>
                 <w:webHidden/>
               </w:rPr>
-              <w:instrText xml:space="preserve"> PAGEREF _Toc230013884 \h </w:instrText>
+              <w:instrText xml:space="preserve"> PAGEREF _Toc230160309 \h </w:instrText>
             </w:r>
             <w:r>
               <w:rPr>
@@ -2645,7 +2638,7 @@
               <w14:ligatures w14:val="standardContextual"/>
             </w:rPr>
           </w:pPr>
-          <w:hyperlink w:anchor="_Toc230013885" w:history="1">
+          <w:hyperlink w:anchor="_Toc230160310" w:history="1">
             <w:r>
               <w:rPr>
                 <w:rStyle w:val="Hyperlink"/>
@@ -2693,7 +2686,7 @@
                 <w:noProof/>
                 <w:webHidden/>
               </w:rPr>
-              <w:instrText xml:space="preserve"> PAGEREF _Toc230013885 \h </w:instrText>
+              <w:instrText xml:space="preserve"> PAGEREF _Toc230160310 \h </w:instrText>
             </w:r>
             <w:r>
               <w:rPr>
@@ -2741,7 +2734,7 @@
               <w14:ligatures w14:val="standardContextual"/>
             </w:rPr>
           </w:pPr>
-          <w:hyperlink w:anchor="_Toc230013886" w:history="1">
+          <w:hyperlink w:anchor="_Toc230160311" w:history="1">
             <w:r>
               <w:rPr>
                 <w:rStyle w:val="Hyperlink"/>
@@ -2789,7 +2782,7 @@
                 <w:noProof/>
                 <w:webHidden/>
               </w:rPr>
-              <w:instrText xml:space="preserve"> PAGEREF _Toc230013886 \h </w:instrText>
+              <w:instrText xml:space="preserve"> PAGEREF _Toc230160311 \h </w:instrText>
             </w:r>
             <w:r>
               <w:rPr>
@@ -2837,7 +2830,7 @@
               <w14:ligatures w14:val="standardContextual"/>
             </w:rPr>
           </w:pPr>
-          <w:hyperlink w:anchor="_Toc230013887" w:history="1">
+          <w:hyperlink w:anchor="_Toc230160312" w:history="1">
             <w:r>
               <w:rPr>
                 <w:rStyle w:val="Hyperlink"/>
@@ -2864,7 +2857,7 @@
                 <w:rFonts w:ascii="Arial" w:hAnsi="Arial" w:cs="Arial"/>
                 <w:noProof/>
               </w:rPr>
-              <w:t>Datenverarbeitung</w:t>
+              <w:t>Datenmodell (Infos zur Datenbank)</w:t>
             </w:r>
             <w:r>
               <w:rPr>
@@ -2885,7 +2878,7 @@
                 <w:noProof/>
                 <w:webHidden/>
               </w:rPr>
-              <w:instrText xml:space="preserve"> PAGEREF _Toc230013887 \h </w:instrText>
+              <w:instrText xml:space="preserve"> PAGEREF _Toc230160312 \h </w:instrText>
             </w:r>
             <w:r>
               <w:rPr>
@@ -2933,7 +2926,7 @@
               <w14:ligatures w14:val="standardContextual"/>
             </w:rPr>
           </w:pPr>
-          <w:hyperlink w:anchor="_Toc230013888" w:history="1">
+          <w:hyperlink w:anchor="_Toc230160313" w:history="1">
             <w:r>
               <w:rPr>
                 <w:rStyle w:val="Hyperlink"/>
@@ -2981,7 +2974,7 @@
                 <w:noProof/>
                 <w:webHidden/>
               </w:rPr>
-              <w:instrText xml:space="preserve"> PAGEREF _Toc230013888 \h </w:instrText>
+              <w:instrText xml:space="preserve"> PAGEREF _Toc230160313 \h </w:instrText>
             </w:r>
             <w:r>
               <w:rPr>
@@ -3029,7 +3022,7 @@
               <w14:ligatures w14:val="standardContextual"/>
             </w:rPr>
           </w:pPr>
-          <w:hyperlink w:anchor="_Toc230013889" w:history="1">
+          <w:hyperlink w:anchor="_Toc230160314" w:history="1">
             <w:r>
               <w:rPr>
                 <w:rStyle w:val="Hyperlink"/>
@@ -3077,7 +3070,7 @@
                 <w:noProof/>
                 <w:webHidden/>
               </w:rPr>
-              <w:instrText xml:space="preserve"> PAGEREF _Toc230013889 \h </w:instrText>
+              <w:instrText xml:space="preserve"> PAGEREF _Toc230160314 \h </w:instrText>
             </w:r>
             <w:r>
               <w:rPr>
@@ -3112,7 +3105,7 @@
           <w:pPr>
             <w:pStyle w:val="Verzeichnis1"/>
             <w:tabs>
-              <w:tab w:val="left" w:pos="480"/>
+              <w:tab w:val="left" w:pos="440"/>
               <w:tab w:val="right" w:leader="dot" w:pos="9062"/>
             </w:tabs>
             <w:rPr>
@@ -3125,7 +3118,7 @@
               <w14:ligatures w14:val="standardContextual"/>
             </w:rPr>
           </w:pPr>
-          <w:hyperlink w:anchor="_Toc230013890" w:history="1">
+          <w:hyperlink w:anchor="_Toc230160315" w:history="1">
             <w:r>
               <w:rPr>
                 <w:rStyle w:val="Hyperlink"/>
@@ -3173,7 +3166,7 @@
                 <w:noProof/>
                 <w:webHidden/>
               </w:rPr>
-              <w:instrText xml:space="preserve"> PAGEREF _Toc230013890 \h </w:instrText>
+              <w:instrText xml:space="preserve"> PAGEREF _Toc230160315 \h </w:instrText>
             </w:r>
             <w:r>
               <w:rPr>
@@ -3221,7 +3214,7 @@
               <w14:ligatures w14:val="standardContextual"/>
             </w:rPr>
           </w:pPr>
-          <w:hyperlink w:anchor="_Toc230013891" w:history="1">
+          <w:hyperlink w:anchor="_Toc230160316" w:history="1">
             <w:r>
               <w:rPr>
                 <w:rStyle w:val="Hyperlink"/>
@@ -3248,7 +3241,7 @@
                 <w:rFonts w:ascii="Arial" w:hAnsi="Arial" w:cs="Arial"/>
                 <w:noProof/>
               </w:rPr>
-              <w:t>LandingPage / AuthPage</w:t>
+              <w:t>Landing-Page / Auth-Page</w:t>
             </w:r>
             <w:r>
               <w:rPr>
@@ -3269,7 +3262,7 @@
                 <w:noProof/>
                 <w:webHidden/>
               </w:rPr>
-              <w:instrText xml:space="preserve"> PAGEREF _Toc230013891 \h </w:instrText>
+              <w:instrText xml:space="preserve"> PAGEREF _Toc230160316 \h </w:instrText>
             </w:r>
             <w:r>
               <w:rPr>
@@ -3307,10 +3300,16 @@
               <w:tab w:val="right" w:leader="dot" w:pos="9062"/>
             </w:tabs>
             <w:rPr>
+              <w:rFonts w:eastAsiaTheme="minorEastAsia"/>
               <w:noProof/>
+              <w:kern w:val="2"/>
+              <w:sz w:val="24"/>
+              <w:szCs w:val="24"/>
+              <w:lang w:val="de-AT" w:eastAsia="de-AT"/>
+              <w14:ligatures w14:val="standardContextual"/>
             </w:rPr>
           </w:pPr>
-          <w:hyperlink w:anchor="_Toc230013892" w:history="1">
+          <w:hyperlink w:anchor="_Toc230160317" w:history="1">
             <w:r>
               <w:rPr>
                 <w:rStyle w:val="Hyperlink"/>
@@ -3337,7 +3336,81 @@
                 <w:noProof/>
                 <w:webHidden/>
               </w:rPr>
-              <w:instrText xml:space="preserve"> PAGEREF _Toc230013892 \h </w:instrText>
+              <w:instrText xml:space="preserve"> PAGEREF _Toc230160317 \h </w:instrText>
+            </w:r>
+            <w:r>
+              <w:rPr>
+                <w:noProof/>
+                <w:webHidden/>
+              </w:rPr>
+            </w:r>
+            <w:r>
+              <w:rPr>
+                <w:noProof/>
+                <w:webHidden/>
+              </w:rPr>
+              <w:fldChar w:fldCharType="separate"/>
+            </w:r>
+            <w:r>
+              <w:rPr>
+                <w:noProof/>
+                <w:webHidden/>
+              </w:rPr>
+              <w:t>7</w:t>
+            </w:r>
+            <w:r>
+              <w:rPr>
+                <w:noProof/>
+                <w:webHidden/>
+              </w:rPr>
+              <w:fldChar w:fldCharType="end"/>
+            </w:r>
+          </w:hyperlink>
+        </w:p>
+        <w:p>
+          <w:pPr>
+            <w:pStyle w:val="Verzeichnis3"/>
+            <w:tabs>
+              <w:tab w:val="right" w:leader="dot" w:pos="9062"/>
+            </w:tabs>
+            <w:rPr>
+              <w:rFonts w:eastAsiaTheme="minorEastAsia"/>
+              <w:noProof/>
+              <w:kern w:val="2"/>
+              <w:sz w:val="24"/>
+              <w:szCs w:val="24"/>
+              <w:lang w:val="de-AT" w:eastAsia="de-AT"/>
+              <w14:ligatures w14:val="standardContextual"/>
+            </w:rPr>
+          </w:pPr>
+          <w:hyperlink w:anchor="_Toc230160318" w:history="1">
+            <w:r>
+              <w:rPr>
+                <w:rStyle w:val="Hyperlink"/>
+                <w:noProof/>
+              </w:rPr>
+              <w:t>5.1.2 Beschreibung:</w:t>
+            </w:r>
+            <w:r>
+              <w:rPr>
+                <w:noProof/>
+                <w:webHidden/>
+              </w:rPr>
+              <w:tab/>
+            </w:r>
+            <w:r>
+              <w:rPr>
+                <w:noProof/>
+                <w:webHidden/>
+              </w:rPr>
+              <w:fldChar w:fldCharType="begin"/>
+            </w:r>
+            <w:r>
+              <w:rPr>
+                <w:noProof/>
+                <w:webHidden/>
+              </w:rPr>
+              <w:instrText xml:space="preserve"> PAGEREF _Toc230160318 \h </w:instrText>
             </w:r>
             <w:r>
               <w:rPr>
@@ -3385,7 +3458,7 @@
               <w14:ligatures w14:val="standardContextual"/>
             </w:rPr>
           </w:pPr>
-          <w:hyperlink w:anchor="_Toc230013893" w:history="1">
+          <w:hyperlink w:anchor="_Toc230160319" w:history="1">
             <w:r>
               <w:rPr>
                 <w:rStyle w:val="Hyperlink"/>
@@ -3433,7 +3506,155 @@
                 <w:noProof/>
                 <w:webHidden/>
               </w:rPr>
-              <w:instrText xml:space="preserve"> PAGEREF _Toc230013893 \h </w:instrText>
+              <w:instrText xml:space="preserve"> PAGEREF _Toc230160319 \h </w:instrText>
+            </w:r>
+            <w:r>
+              <w:rPr>
+                <w:noProof/>
+                <w:webHidden/>
+              </w:rPr>
+            </w:r>
+            <w:r>
+              <w:rPr>
+                <w:noProof/>
+                <w:webHidden/>
+              </w:rPr>
+              <w:fldChar w:fldCharType="separate"/>
+            </w:r>
+            <w:r>
+              <w:rPr>
+                <w:noProof/>
+                <w:webHidden/>
+              </w:rPr>
+              <w:t>7</w:t>
+            </w:r>
+            <w:r>
+              <w:rPr>
+                <w:noProof/>
+                <w:webHidden/>
+              </w:rPr>
+              <w:fldChar w:fldCharType="end"/>
+            </w:r>
+          </w:hyperlink>
+        </w:p>
+        <w:p>
+          <w:pPr>
+            <w:pStyle w:val="Verzeichnis3"/>
+            <w:tabs>
+              <w:tab w:val="right" w:leader="dot" w:pos="9062"/>
+            </w:tabs>
+            <w:rPr>
+              <w:rFonts w:eastAsiaTheme="minorEastAsia"/>
+              <w:noProof/>
+              <w:kern w:val="2"/>
+              <w:sz w:val="24"/>
+              <w:szCs w:val="24"/>
+              <w:lang w:val="de-AT" w:eastAsia="de-AT"/>
+              <w14:ligatures w14:val="standardContextual"/>
+            </w:rPr>
+          </w:pPr>
+          <w:hyperlink w:anchor="_Toc230160320" w:history="1">
+            <w:r>
+              <w:rPr>
+                <w:rStyle w:val="Hyperlink"/>
+                <w:noProof/>
+              </w:rPr>
+              <w:t>5.2.1 Funktionen:</w:t>
+            </w:r>
+            <w:r>
+              <w:rPr>
+                <w:noProof/>
+                <w:webHidden/>
+              </w:rPr>
+              <w:tab/>
+            </w:r>
+            <w:r>
+              <w:rPr>
+                <w:noProof/>
+                <w:webHidden/>
+              </w:rPr>
+              <w:fldChar w:fldCharType="begin"/>
+            </w:r>
+            <w:r>
+              <w:rPr>
+                <w:noProof/>
+                <w:webHidden/>
+              </w:rPr>
+              <w:instrText xml:space="preserve"> PAGEREF _Toc230160320 \h </w:instrText>
+            </w:r>
+            <w:r>
+              <w:rPr>
+                <w:noProof/>
+                <w:webHidden/>
+              </w:rPr>
+            </w:r>
+            <w:r>
+              <w:rPr>
+                <w:noProof/>
+                <w:webHidden/>
+              </w:rPr>
+              <w:fldChar w:fldCharType="separate"/>
+            </w:r>
+            <w:r>
+              <w:rPr>
+                <w:noProof/>
+                <w:webHidden/>
+              </w:rPr>
+              <w:t>7</w:t>
+            </w:r>
+            <w:r>
+              <w:rPr>
+                <w:noProof/>
+                <w:webHidden/>
+              </w:rPr>
+              <w:fldChar w:fldCharType="end"/>
+            </w:r>
+          </w:hyperlink>
+        </w:p>
+        <w:p>
+          <w:pPr>
+            <w:pStyle w:val="Verzeichnis3"/>
+            <w:tabs>
+              <w:tab w:val="right" w:leader="dot" w:pos="9062"/>
+            </w:tabs>
+            <w:rPr>
+              <w:rFonts w:eastAsiaTheme="minorEastAsia"/>
+              <w:noProof/>
+              <w:kern w:val="2"/>
+              <w:sz w:val="24"/>
+              <w:szCs w:val="24"/>
+              <w:lang w:val="de-AT" w:eastAsia="de-AT"/>
+              <w14:ligatures w14:val="standardContextual"/>
+            </w:rPr>
+          </w:pPr>
+          <w:hyperlink w:anchor="_Toc230160321" w:history="1">
+            <w:r>
+              <w:rPr>
+                <w:rStyle w:val="Hyperlink"/>
+                <w:noProof/>
+              </w:rPr>
+              <w:t>5.2.2 Beschreibung:</w:t>
+            </w:r>
+            <w:r>
+              <w:rPr>
+                <w:noProof/>
+                <w:webHidden/>
+              </w:rPr>
+              <w:tab/>
+            </w:r>
+            <w:r>
+              <w:rPr>
+                <w:noProof/>
+                <w:webHidden/>
+              </w:rPr>
+              <w:fldChar w:fldCharType="begin"/>
+            </w:r>
+            <w:r>
+              <w:rPr>
+                <w:noProof/>
+                <w:webHidden/>
+              </w:rPr>
+              <w:instrText xml:space="preserve"> PAGEREF _Toc230160321 \h </w:instrText>
             </w:r>
             <w:r>
               <w:rPr>
@@ -3481,7 +3702,7 @@
               <w14:ligatures w14:val="standardContextual"/>
             </w:rPr>
           </w:pPr>
-          <w:hyperlink w:anchor="_Toc230013894" w:history="1">
+          <w:hyperlink w:anchor="_Toc230160322" w:history="1">
             <w:r>
               <w:rPr>
                 <w:rStyle w:val="Hyperlink"/>
@@ -3529,7 +3750,155 @@
                 <w:noProof/>
                 <w:webHidden/>
               </w:rPr>
-              <w:instrText xml:space="preserve"> PAGEREF _Toc230013894 \h </w:instrText>
+              <w:instrText xml:space="preserve"> PAGEREF _Toc230160322 \h </w:instrText>
+            </w:r>
+            <w:r>
+              <w:rPr>
+                <w:noProof/>
+                <w:webHidden/>
+              </w:rPr>
+            </w:r>
+            <w:r>
+              <w:rPr>
+                <w:noProof/>
+                <w:webHidden/>
+              </w:rPr>
+              <w:fldChar w:fldCharType="separate"/>
+            </w:r>
+            <w:r>
+              <w:rPr>
+                <w:noProof/>
+                <w:webHidden/>
+              </w:rPr>
+              <w:t>8</w:t>
+            </w:r>
+            <w:r>
+              <w:rPr>
+                <w:noProof/>
+                <w:webHidden/>
+              </w:rPr>
+              <w:fldChar w:fldCharType="end"/>
+            </w:r>
+          </w:hyperlink>
+        </w:p>
+        <w:p>
+          <w:pPr>
+            <w:pStyle w:val="Verzeichnis3"/>
+            <w:tabs>
+              <w:tab w:val="right" w:leader="dot" w:pos="9062"/>
+            </w:tabs>
+            <w:rPr>
+              <w:rFonts w:eastAsiaTheme="minorEastAsia"/>
+              <w:noProof/>
+              <w:kern w:val="2"/>
+              <w:sz w:val="24"/>
+              <w:szCs w:val="24"/>
+              <w:lang w:val="de-AT" w:eastAsia="de-AT"/>
+              <w14:ligatures w14:val="standardContextual"/>
+            </w:rPr>
+          </w:pPr>
+          <w:hyperlink w:anchor="_Toc230160323" w:history="1">
+            <w:r>
+              <w:rPr>
+                <w:rStyle w:val="Hyperlink"/>
+                <w:noProof/>
+              </w:rPr>
+              <w:t>5.3.1 Funktionen:</w:t>
+            </w:r>
+            <w:r>
+              <w:rPr>
+                <w:noProof/>
+                <w:webHidden/>
+              </w:rPr>
+              <w:tab/>
+            </w:r>
+            <w:r>
+              <w:rPr>
+                <w:noProof/>
+                <w:webHidden/>
+              </w:rPr>
+              <w:fldChar w:fldCharType="begin"/>
+            </w:r>
+            <w:r>
+              <w:rPr>
+                <w:noProof/>
+                <w:webHidden/>
+              </w:rPr>
+              <w:instrText xml:space="preserve"> PAGEREF _Toc230160323 \h </w:instrText>
+            </w:r>
+            <w:r>
+              <w:rPr>
+                <w:noProof/>
+                <w:webHidden/>
+              </w:rPr>
+            </w:r>
+            <w:r>
+              <w:rPr>
+                <w:noProof/>
+                <w:webHidden/>
+              </w:rPr>
+              <w:fldChar w:fldCharType="separate"/>
+            </w:r>
+            <w:r>
+              <w:rPr>
+                <w:noProof/>
+                <w:webHidden/>
+              </w:rPr>
+              <w:t>8</w:t>
+            </w:r>
+            <w:r>
+              <w:rPr>
+                <w:noProof/>
+                <w:webHidden/>
+              </w:rPr>
+              <w:fldChar w:fldCharType="end"/>
+            </w:r>
+          </w:hyperlink>
+        </w:p>
+        <w:p>
+          <w:pPr>
+            <w:pStyle w:val="Verzeichnis3"/>
+            <w:tabs>
+              <w:tab w:val="right" w:leader="dot" w:pos="9062"/>
+            </w:tabs>
+            <w:rPr>
+              <w:rFonts w:eastAsiaTheme="minorEastAsia"/>
+              <w:noProof/>
+              <w:kern w:val="2"/>
+              <w:sz w:val="24"/>
+              <w:szCs w:val="24"/>
+              <w:lang w:val="de-AT" w:eastAsia="de-AT"/>
+              <w14:ligatures w14:val="standardContextual"/>
+            </w:rPr>
+          </w:pPr>
+          <w:hyperlink w:anchor="_Toc230160324" w:history="1">
+            <w:r>
+              <w:rPr>
+                <w:rStyle w:val="Hyperlink"/>
+                <w:noProof/>
+              </w:rPr>
+              <w:t>5.3.2 Beschreibung:</w:t>
+            </w:r>
+            <w:r>
+              <w:rPr>
+                <w:noProof/>
+                <w:webHidden/>
+              </w:rPr>
+              <w:tab/>
+            </w:r>
+            <w:r>
+              <w:rPr>
+                <w:noProof/>
+                <w:webHidden/>
+              </w:rPr>
+              <w:fldChar w:fldCharType="begin"/>
+            </w:r>
+            <w:r>
+              <w:rPr>
+                <w:noProof/>
+                <w:webHidden/>
+              </w:rPr>
+              <w:instrText xml:space="preserve"> PAGEREF _Toc230160324 \h </w:instrText>
             </w:r>
             <w:r>
               <w:rPr>
@@ -3577,7 +3946,7 @@
               <w14:ligatures w14:val="standardContextual"/>
             </w:rPr>
           </w:pPr>
-          <w:hyperlink w:anchor="_Toc230013895" w:history="1">
+          <w:hyperlink w:anchor="_Toc230160325" w:history="1">
             <w:r>
               <w:rPr>
                 <w:rStyle w:val="Hyperlink"/>
@@ -3625,7 +3994,155 @@
                 <w:noProof/>
                 <w:webHidden/>
               </w:rPr>
-              <w:instrText xml:space="preserve"> PAGEREF _Toc230013895 \h </w:instrText>
+              <w:instrText xml:space="preserve"> PAGEREF _Toc230160325 \h </w:instrText>
+            </w:r>
+            <w:r>
+              <w:rPr>
+                <w:noProof/>
+                <w:webHidden/>
+              </w:rPr>
+            </w:r>
+            <w:r>
+              <w:rPr>
+                <w:noProof/>
+                <w:webHidden/>
+              </w:rPr>
+              <w:fldChar w:fldCharType="separate"/>
+            </w:r>
+            <w:r>
+              <w:rPr>
+                <w:noProof/>
+                <w:webHidden/>
+              </w:rPr>
+              <w:t>8</w:t>
+            </w:r>
+            <w:r>
+              <w:rPr>
+                <w:noProof/>
+                <w:webHidden/>
+              </w:rPr>
+              <w:fldChar w:fldCharType="end"/>
+            </w:r>
+          </w:hyperlink>
+        </w:p>
+        <w:p>
+          <w:pPr>
+            <w:pStyle w:val="Verzeichnis3"/>
+            <w:tabs>
+              <w:tab w:val="right" w:leader="dot" w:pos="9062"/>
+            </w:tabs>
+            <w:rPr>
+              <w:rFonts w:eastAsiaTheme="minorEastAsia"/>
+              <w:noProof/>
+              <w:kern w:val="2"/>
+              <w:sz w:val="24"/>
+              <w:szCs w:val="24"/>
+              <w:lang w:val="de-AT" w:eastAsia="de-AT"/>
+              <w14:ligatures w14:val="standardContextual"/>
+            </w:rPr>
+          </w:pPr>
+          <w:hyperlink w:anchor="_Toc230160326" w:history="1">
+            <w:r>
+              <w:rPr>
+                <w:rStyle w:val="Hyperlink"/>
+                <w:noProof/>
+              </w:rPr>
+              <w:t>5.4.1 Funktionen:</w:t>
+            </w:r>
+            <w:r>
+              <w:rPr>
+                <w:noProof/>
+                <w:webHidden/>
+              </w:rPr>
+              <w:tab/>
+            </w:r>
+            <w:r>
+              <w:rPr>
+                <w:noProof/>
+                <w:webHidden/>
+              </w:rPr>
+              <w:fldChar w:fldCharType="begin"/>
+            </w:r>
+            <w:r>
+              <w:rPr>
+                <w:noProof/>
+                <w:webHidden/>
+              </w:rPr>
+              <w:instrText xml:space="preserve"> PAGEREF _Toc230160326 \h </w:instrText>
+            </w:r>
+            <w:r>
+              <w:rPr>
+                <w:noProof/>
+                <w:webHidden/>
+              </w:rPr>
+            </w:r>
+            <w:r>
+              <w:rPr>
+                <w:noProof/>
+                <w:webHidden/>
+              </w:rPr>
+              <w:fldChar w:fldCharType="separate"/>
+            </w:r>
+            <w:r>
+              <w:rPr>
+                <w:noProof/>
+                <w:webHidden/>
+              </w:rPr>
+              <w:t>8</w:t>
+            </w:r>
+            <w:r>
+              <w:rPr>
+                <w:noProof/>
+                <w:webHidden/>
+              </w:rPr>
+              <w:fldChar w:fldCharType="end"/>
+            </w:r>
+          </w:hyperlink>
+        </w:p>
+        <w:p>
+          <w:pPr>
+            <w:pStyle w:val="Verzeichnis3"/>
+            <w:tabs>
+              <w:tab w:val="right" w:leader="dot" w:pos="9062"/>
+            </w:tabs>
+            <w:rPr>
+              <w:rFonts w:eastAsiaTheme="minorEastAsia"/>
+              <w:noProof/>
+              <w:kern w:val="2"/>
+              <w:sz w:val="24"/>
+              <w:szCs w:val="24"/>
+              <w:lang w:val="de-AT" w:eastAsia="de-AT"/>
+              <w14:ligatures w14:val="standardContextual"/>
+            </w:rPr>
+          </w:pPr>
+          <w:hyperlink w:anchor="_Toc230160327" w:history="1">
+            <w:r>
+              <w:rPr>
+                <w:rStyle w:val="Hyperlink"/>
+                <w:noProof/>
+              </w:rPr>
+              <w:t>5.4.2 Beschreibung:</w:t>
+            </w:r>
+            <w:r>
+              <w:rPr>
+                <w:noProof/>
+                <w:webHidden/>
+              </w:rPr>
+              <w:tab/>
+            </w:r>
+            <w:r>
+              <w:rPr>
+                <w:noProof/>
+                <w:webHidden/>
+              </w:rPr>
+              <w:fldChar w:fldCharType="begin"/>
+            </w:r>
+            <w:r>
+              <w:rPr>
+                <w:noProof/>
+                <w:webHidden/>
+              </w:rPr>
+              <w:instrText xml:space="preserve"> PAGEREF _Toc230160327 \h </w:instrText>
             </w:r>
             <w:r>
               <w:rPr>
@@ -3673,7 +4190,7 @@
               <w14:ligatures w14:val="standardContextual"/>
             </w:rPr>
           </w:pPr>
-          <w:hyperlink w:anchor="_Toc230013896" w:history="1">
+          <w:hyperlink w:anchor="_Toc230160328" w:history="1">
             <w:r>
               <w:rPr>
                 <w:rStyle w:val="Hyperlink"/>
@@ -3721,7 +4238,7 @@
                 <w:noProof/>
                 <w:webHidden/>
               </w:rPr>
-              <w:instrText xml:space="preserve"> PAGEREF _Toc230013896 \h </w:instrText>
+              <w:instrText xml:space="preserve"> PAGEREF _Toc230160328 \h </w:instrText>
             </w:r>
             <w:r>
               <w:rPr>
@@ -3742,6 +4259,154 @@
                 <w:webHidden/>
               </w:rPr>
               <w:t>8</w:t>
+            </w:r>
+            <w:r>
+              <w:rPr>
+                <w:noProof/>
+                <w:webHidden/>
+              </w:rPr>
+              <w:fldChar w:fldCharType="end"/>
+            </w:r>
+          </w:hyperlink>
+        </w:p>
+        <w:p>
+          <w:pPr>
+            <w:pStyle w:val="Verzeichnis3"/>
+            <w:tabs>
+              <w:tab w:val="right" w:leader="dot" w:pos="9062"/>
+            </w:tabs>
+            <w:rPr>
+              <w:rFonts w:eastAsiaTheme="minorEastAsia"/>
+              <w:noProof/>
+              <w:kern w:val="2"/>
+              <w:sz w:val="24"/>
+              <w:szCs w:val="24"/>
+              <w:lang w:val="de-AT" w:eastAsia="de-AT"/>
+              <w14:ligatures w14:val="standardContextual"/>
+            </w:rPr>
+          </w:pPr>
+          <w:hyperlink w:anchor="_Toc230160329" w:history="1">
+            <w:r>
+              <w:rPr>
+                <w:rStyle w:val="Hyperlink"/>
+                <w:noProof/>
+              </w:rPr>
+              <w:t>5.5.1 Funktionen:</w:t>
+            </w:r>
+            <w:r>
+              <w:rPr>
+                <w:noProof/>
+                <w:webHidden/>
+              </w:rPr>
+              <w:tab/>
+            </w:r>
+            <w:r>
+              <w:rPr>
+                <w:noProof/>
+                <w:webHidden/>
+              </w:rPr>
+              <w:fldChar w:fldCharType="begin"/>
+            </w:r>
+            <w:r>
+              <w:rPr>
+                <w:noProof/>
+                <w:webHidden/>
+              </w:rPr>
+              <w:instrText xml:space="preserve"> PAGEREF _Toc230160329 \h </w:instrText>
+            </w:r>
+            <w:r>
+              <w:rPr>
+                <w:noProof/>
+                <w:webHidden/>
+              </w:rPr>
+            </w:r>
+            <w:r>
+              <w:rPr>
+                <w:noProof/>
+                <w:webHidden/>
+              </w:rPr>
+              <w:fldChar w:fldCharType="separate"/>
+            </w:r>
+            <w:r>
+              <w:rPr>
+                <w:noProof/>
+                <w:webHidden/>
+              </w:rPr>
+              <w:t>8</w:t>
+            </w:r>
+            <w:r>
+              <w:rPr>
+                <w:noProof/>
+                <w:webHidden/>
+              </w:rPr>
+              <w:fldChar w:fldCharType="end"/>
+            </w:r>
+          </w:hyperlink>
+        </w:p>
+        <w:p>
+          <w:pPr>
+            <w:pStyle w:val="Verzeichnis3"/>
+            <w:tabs>
+              <w:tab w:val="right" w:leader="dot" w:pos="9062"/>
+            </w:tabs>
+            <w:rPr>
+              <w:rFonts w:eastAsiaTheme="minorEastAsia"/>
+              <w:noProof/>
+              <w:kern w:val="2"/>
+              <w:sz w:val="24"/>
+              <w:szCs w:val="24"/>
+              <w:lang w:val="de-AT" w:eastAsia="de-AT"/>
+              <w14:ligatures w14:val="standardContextual"/>
+            </w:rPr>
+          </w:pPr>
+          <w:hyperlink w:anchor="_Toc230160330" w:history="1">
+            <w:r>
+              <w:rPr>
+                <w:rStyle w:val="Hyperlink"/>
+                <w:noProof/>
+              </w:rPr>
+              <w:t>5.5.2 Beschreibung:</w:t>
+            </w:r>
+            <w:r>
+              <w:rPr>
+                <w:noProof/>
+                <w:webHidden/>
+              </w:rPr>
+              <w:tab/>
+            </w:r>
+            <w:r>
+              <w:rPr>
+                <w:noProof/>
+                <w:webHidden/>
+              </w:rPr>
+              <w:fldChar w:fldCharType="begin"/>
+            </w:r>
+            <w:r>
+              <w:rPr>
+                <w:noProof/>
+                <w:webHidden/>
+              </w:rPr>
+              <w:instrText xml:space="preserve"> PAGEREF _Toc230160330 \h </w:instrText>
+            </w:r>
+            <w:r>
+              <w:rPr>
+                <w:noProof/>
+                <w:webHidden/>
+              </w:rPr>
+            </w:r>
+            <w:r>
+              <w:rPr>
+                <w:noProof/>
+                <w:webHidden/>
+              </w:rPr>
+              <w:fldChar w:fldCharType="separate"/>
+            </w:r>
+            <w:r>
+              <w:rPr>
+                <w:noProof/>
+                <w:webHidden/>
+              </w:rPr>
+              <w:t>9</w:t>
             </w:r>
             <w:r>
               <w:rPr>
@@ -3769,7 +4434,7 @@
               <w14:ligatures w14:val="standardContextual"/>
             </w:rPr>
           </w:pPr>
-          <w:hyperlink w:anchor="_Toc230013897" w:history="1">
+          <w:hyperlink w:anchor="_Toc230160331" w:history="1">
             <w:r>
               <w:rPr>
                 <w:rStyle w:val="Hyperlink"/>
@@ -3817,7 +4482,7 @@
                 <w:noProof/>
                 <w:webHidden/>
               </w:rPr>
-              <w:instrText xml:space="preserve"> PAGEREF _Toc230013897 \h </w:instrText>
+              <w:instrText xml:space="preserve"> PAGEREF _Toc230160331 \h </w:instrText>
             </w:r>
             <w:r>
               <w:rPr>
@@ -3837,7 +4502,155 @@
                 <w:noProof/>
                 <w:webHidden/>
               </w:rPr>
-              <w:t>8</w:t>
+              <w:t>9</w:t>
+            </w:r>
+            <w:r>
+              <w:rPr>
+                <w:noProof/>
+                <w:webHidden/>
+              </w:rPr>
+              <w:fldChar w:fldCharType="end"/>
+            </w:r>
+          </w:hyperlink>
+        </w:p>
+        <w:p>
+          <w:pPr>
+            <w:pStyle w:val="Verzeichnis3"/>
+            <w:tabs>
+              <w:tab w:val="right" w:leader="dot" w:pos="9062"/>
+            </w:tabs>
+            <w:rPr>
+              <w:rFonts w:eastAsiaTheme="minorEastAsia"/>
+              <w:noProof/>
+              <w:kern w:val="2"/>
+              <w:sz w:val="24"/>
+              <w:szCs w:val="24"/>
+              <w:lang w:val="de-AT" w:eastAsia="de-AT"/>
+              <w14:ligatures w14:val="standardContextual"/>
+            </w:rPr>
+          </w:pPr>
+          <w:hyperlink w:anchor="_Toc230160332" w:history="1">
+            <w:r>
+              <w:rPr>
+                <w:rStyle w:val="Hyperlink"/>
+                <w:noProof/>
+              </w:rPr>
+              <w:t>5.6.1 Funktionen:</w:t>
+            </w:r>
+            <w:r>
+              <w:rPr>
+                <w:noProof/>
+                <w:webHidden/>
+              </w:rPr>
+              <w:tab/>
+            </w:r>
+            <w:r>
+              <w:rPr>
+                <w:noProof/>
+                <w:webHidden/>
+              </w:rPr>
+              <w:fldChar w:fldCharType="begin"/>
+            </w:r>
+            <w:r>
+              <w:rPr>
+                <w:noProof/>
+                <w:webHidden/>
+              </w:rPr>
+              <w:instrText xml:space="preserve"> PAGEREF _Toc230160332 \h </w:instrText>
+            </w:r>
+            <w:r>
+              <w:rPr>
+                <w:noProof/>
+                <w:webHidden/>
+              </w:rPr>
+            </w:r>
+            <w:r>
+              <w:rPr>
+                <w:noProof/>
+                <w:webHidden/>
+              </w:rPr>
+              <w:fldChar w:fldCharType="separate"/>
+            </w:r>
+            <w:r>
+              <w:rPr>
+                <w:noProof/>
+                <w:webHidden/>
+              </w:rPr>
+              <w:t>9</w:t>
+            </w:r>
+            <w:r>
+              <w:rPr>
+                <w:noProof/>
+                <w:webHidden/>
+              </w:rPr>
+              <w:fldChar w:fldCharType="end"/>
+            </w:r>
+          </w:hyperlink>
+        </w:p>
+        <w:p>
+          <w:pPr>
+            <w:pStyle w:val="Verzeichnis3"/>
+            <w:tabs>
+              <w:tab w:val="right" w:leader="dot" w:pos="9062"/>
+            </w:tabs>
+            <w:rPr>
+              <w:rFonts w:eastAsiaTheme="minorEastAsia"/>
+              <w:noProof/>
+              <w:kern w:val="2"/>
+              <w:sz w:val="24"/>
+              <w:szCs w:val="24"/>
+              <w:lang w:val="de-AT" w:eastAsia="de-AT"/>
+              <w14:ligatures w14:val="standardContextual"/>
+            </w:rPr>
+          </w:pPr>
+          <w:hyperlink w:anchor="_Toc230160333" w:history="1">
+            <w:r>
+              <w:rPr>
+                <w:rStyle w:val="Hyperlink"/>
+                <w:noProof/>
+              </w:rPr>
+              <w:t>5.6.2 Beschreibung:</w:t>
+            </w:r>
+            <w:r>
+              <w:rPr>
+                <w:noProof/>
+                <w:webHidden/>
+              </w:rPr>
+              <w:tab/>
+            </w:r>
+            <w:r>
+              <w:rPr>
+                <w:noProof/>
+                <w:webHidden/>
+              </w:rPr>
+              <w:fldChar w:fldCharType="begin"/>
+            </w:r>
+            <w:r>
+              <w:rPr>
+                <w:noProof/>
+                <w:webHidden/>
+              </w:rPr>
+              <w:instrText xml:space="preserve"> PAGEREF _Toc230160333 \h </w:instrText>
+            </w:r>
+            <w:r>
+              <w:rPr>
+                <w:noProof/>
+                <w:webHidden/>
+              </w:rPr>
+            </w:r>
+            <w:r>
+              <w:rPr>
+                <w:noProof/>
+                <w:webHidden/>
+              </w:rPr>
+              <w:fldChar w:fldCharType="separate"/>
+            </w:r>
+            <w:r>
+              <w:rPr>
+                <w:noProof/>
+                <w:webHidden/>
+              </w:rPr>
+              <w:t>9</w:t>
             </w:r>
             <w:r>
               <w:rPr>
@@ -3865,7 +4678,7 @@
               <w14:ligatures w14:val="standardContextual"/>
             </w:rPr>
           </w:pPr>
-          <w:hyperlink w:anchor="_Toc230013898" w:history="1">
+          <w:hyperlink w:anchor="_Toc230160334" w:history="1">
             <w:r>
               <w:rPr>
                 <w:rStyle w:val="Hyperlink"/>
@@ -3892,6 +4705,102 @@
                 <w:rFonts w:ascii="Arial" w:hAnsi="Arial" w:cs="Arial"/>
                 <w:noProof/>
               </w:rPr>
+              <w:t>Aufbau Frontend</w:t>
+            </w:r>
+            <w:r>
+              <w:rPr>
+                <w:noProof/>
+                <w:webHidden/>
+              </w:rPr>
+              <w:tab/>
+            </w:r>
+            <w:r>
+              <w:rPr>
+                <w:noProof/>
+                <w:webHidden/>
+              </w:rPr>
+              <w:fldChar w:fldCharType="begin"/>
+            </w:r>
+            <w:r>
+              <w:rPr>
+                <w:noProof/>
+                <w:webHidden/>
+              </w:rPr>
+              <w:instrText xml:space="preserve"> PAGEREF _Toc230160334 \h </w:instrText>
+            </w:r>
+            <w:r>
+              <w:rPr>
+                <w:noProof/>
+                <w:webHidden/>
+              </w:rPr>
+            </w:r>
+            <w:r>
+              <w:rPr>
+                <w:noProof/>
+                <w:webHidden/>
+              </w:rPr>
+              <w:fldChar w:fldCharType="separate"/>
+            </w:r>
+            <w:r>
+              <w:rPr>
+                <w:noProof/>
+                <w:webHidden/>
+              </w:rPr>
+              <w:t>9</w:t>
+            </w:r>
+            <w:r>
+              <w:rPr>
+                <w:noProof/>
+                <w:webHidden/>
+              </w:rPr>
+              <w:fldChar w:fldCharType="end"/>
+            </w:r>
+          </w:hyperlink>
+        </w:p>
+        <w:p>
+          <w:pPr>
+            <w:pStyle w:val="Verzeichnis1"/>
+            <w:tabs>
+              <w:tab w:val="left" w:pos="440"/>
+              <w:tab w:val="right" w:leader="dot" w:pos="9062"/>
+            </w:tabs>
+            <w:rPr>
+              <w:rFonts w:eastAsiaTheme="minorEastAsia"/>
+              <w:noProof/>
+              <w:kern w:val="2"/>
+              <w:sz w:val="24"/>
+              <w:szCs w:val="24"/>
+              <w:lang w:val="de-AT" w:eastAsia="de-AT"/>
+              <w14:ligatures w14:val="standardContextual"/>
+            </w:rPr>
+          </w:pPr>
+          <w:hyperlink w:anchor="_Toc230160335" w:history="1">
+            <w:r>
+              <w:rPr>
+                <w:rStyle w:val="Hyperlink"/>
+                <w:rFonts w:ascii="Arial" w:hAnsi="Arial" w:cs="Arial"/>
+                <w:noProof/>
+              </w:rPr>
+              <w:t>7</w:t>
+            </w:r>
+            <w:r>
+              <w:rPr>
+                <w:rFonts w:eastAsiaTheme="minorEastAsia"/>
+                <w:noProof/>
+                <w:kern w:val="2"/>
+                <w:sz w:val="24"/>
+                <w:szCs w:val="24"/>
+                <w:lang w:val="de-AT" w:eastAsia="de-AT"/>
+                <w14:ligatures w14:val="standardContextual"/>
+              </w:rPr>
+              <w:tab/>
+            </w:r>
+            <w:r>
+              <w:rPr>
+                <w:rStyle w:val="Hyperlink"/>
+                <w:rFonts w:ascii="Arial" w:hAnsi="Arial" w:cs="Arial"/>
+                <w:noProof/>
+              </w:rPr>
               <w:t>Rahmenbedingungen</w:t>
             </w:r>
             <w:r>
@@ -3913,7 +4822,7 @@
                 <w:noProof/>
                 <w:webHidden/>
               </w:rPr>
-              <w:instrText xml:space="preserve"> PAGEREF _Toc230013898 \h </w:instrText>
+              <w:instrText xml:space="preserve"> PAGEREF _Toc230160335 \h </w:instrText>
             </w:r>
             <w:r>
               <w:rPr>
@@ -3933,7 +4842,7 @@
                 <w:noProof/>
                 <w:webHidden/>
               </w:rPr>
-              <w:t>9</w:t>
+              <w:t>10</w:t>
             </w:r>
             <w:r>
               <w:rPr>
@@ -3961,14 +4870,14 @@
               <w14:ligatures w14:val="standardContextual"/>
             </w:rPr>
           </w:pPr>
-          <w:hyperlink w:anchor="_Toc230013899" w:history="1">
+          <w:hyperlink w:anchor="_Toc230160336" w:history="1">
             <w:r>
               <w:rPr>
                 <w:rStyle w:val="Hyperlink"/>
                 <w:rFonts w:ascii="Arial" w:hAnsi="Arial" w:cs="Arial"/>
                 <w:noProof/>
               </w:rPr>
-              <w:t>6.1</w:t>
+              <w:t>7.1</w:t>
             </w:r>
             <w:r>
               <w:rPr>
@@ -4009,7 +4918,7 @@
                 <w:noProof/>
                 <w:webHidden/>
               </w:rPr>
-              <w:instrText xml:space="preserve"> PAGEREF _Toc230013899 \h </w:instrText>
+              <w:instrText xml:space="preserve"> PAGEREF _Toc230160336 \h </w:instrText>
             </w:r>
             <w:r>
               <w:rPr>
@@ -4029,7 +4938,7 @@
                 <w:noProof/>
                 <w:webHidden/>
               </w:rPr>
-              <w:t>9</w:t>
+              <w:t>10</w:t>
             </w:r>
             <w:r>
               <w:rPr>
@@ -4057,14 +4966,14 @@
               <w14:ligatures w14:val="standardContextual"/>
             </w:rPr>
           </w:pPr>
-          <w:hyperlink w:anchor="_Toc230013900" w:history="1">
+          <w:hyperlink w:anchor="_Toc230160337" w:history="1">
             <w:r>
               <w:rPr>
                 <w:rStyle w:val="Hyperlink"/>
                 <w:rFonts w:ascii="Arial" w:hAnsi="Arial" w:cs="Arial"/>
                 <w:noProof/>
               </w:rPr>
-              <w:t>6.2</w:t>
+              <w:t>7.2</w:t>
             </w:r>
             <w:r>
               <w:rPr>
@@ -4105,7 +5014,7 @@
                 <w:noProof/>
                 <w:webHidden/>
               </w:rPr>
-              <w:instrText xml:space="preserve"> PAGEREF _Toc230013900 \h </w:instrText>
+              <w:instrText xml:space="preserve"> PAGEREF _Toc230160337 \h </w:instrText>
             </w:r>
             <w:r>
               <w:rPr>
@@ -4125,7 +5034,229 @@
                 <w:noProof/>
                 <w:webHidden/>
               </w:rPr>
-              <w:t>9</w:t>
+              <w:t>10</w:t>
+            </w:r>
+            <w:r>
+              <w:rPr>
+                <w:noProof/>
+                <w:webHidden/>
+              </w:rPr>
+              <w:fldChar w:fldCharType="end"/>
+            </w:r>
+          </w:hyperlink>
+        </w:p>
+        <w:p>
+          <w:pPr>
+            <w:pStyle w:val="Verzeichnis3"/>
+            <w:tabs>
+              <w:tab w:val="right" w:leader="dot" w:pos="9062"/>
+            </w:tabs>
+            <w:rPr>
+              <w:rFonts w:eastAsiaTheme="minorEastAsia"/>
+              <w:noProof/>
+              <w:kern w:val="2"/>
+              <w:sz w:val="24"/>
+              <w:szCs w:val="24"/>
+              <w:lang w:val="de-AT" w:eastAsia="de-AT"/>
+              <w14:ligatures w14:val="standardContextual"/>
+            </w:rPr>
+          </w:pPr>
+          <w:hyperlink w:anchor="_Toc230160338" w:history="1">
+            <w:r>
+              <w:rPr>
+                <w:rStyle w:val="Hyperlink"/>
+                <w:noProof/>
+              </w:rPr>
+              <w:t>6.6.1 Hardware:</w:t>
+            </w:r>
+            <w:r>
+              <w:rPr>
+                <w:noProof/>
+                <w:webHidden/>
+              </w:rPr>
+              <w:tab/>
+            </w:r>
+            <w:r>
+              <w:rPr>
+                <w:noProof/>
+                <w:webHidden/>
+              </w:rPr>
+              <w:fldChar w:fldCharType="begin"/>
+            </w:r>
+            <w:r>
+              <w:rPr>
+                <w:noProof/>
+                <w:webHidden/>
+              </w:rPr>
+              <w:instrText xml:space="preserve"> PAGEREF _Toc230160338 \h </w:instrText>
+            </w:r>
+            <w:r>
+              <w:rPr>
+                <w:noProof/>
+                <w:webHidden/>
+              </w:rPr>
+            </w:r>
+            <w:r>
+              <w:rPr>
+                <w:noProof/>
+                <w:webHidden/>
+              </w:rPr>
+              <w:fldChar w:fldCharType="separate"/>
+            </w:r>
+            <w:r>
+              <w:rPr>
+                <w:noProof/>
+                <w:webHidden/>
+              </w:rPr>
+              <w:t>10</w:t>
+            </w:r>
+            <w:r>
+              <w:rPr>
+                <w:noProof/>
+                <w:webHidden/>
+              </w:rPr>
+              <w:fldChar w:fldCharType="end"/>
+            </w:r>
+          </w:hyperlink>
+        </w:p>
+        <w:p>
+          <w:pPr>
+            <w:pStyle w:val="Verzeichnis3"/>
+            <w:tabs>
+              <w:tab w:val="right" w:leader="dot" w:pos="9062"/>
+            </w:tabs>
+            <w:rPr>
+              <w:rFonts w:eastAsiaTheme="minorEastAsia"/>
+              <w:noProof/>
+              <w:kern w:val="2"/>
+              <w:sz w:val="24"/>
+              <w:szCs w:val="24"/>
+              <w:lang w:val="de-AT" w:eastAsia="de-AT"/>
+              <w14:ligatures w14:val="standardContextual"/>
+            </w:rPr>
+          </w:pPr>
+          <w:hyperlink w:anchor="_Toc230160339" w:history="1">
+            <w:r>
+              <w:rPr>
+                <w:rStyle w:val="Hyperlink"/>
+                <w:noProof/>
+              </w:rPr>
+              <w:t>6.6.2 Software:</w:t>
+            </w:r>
+            <w:r>
+              <w:rPr>
+                <w:noProof/>
+                <w:webHidden/>
+              </w:rPr>
+              <w:tab/>
+            </w:r>
+            <w:r>
+              <w:rPr>
+                <w:noProof/>
+                <w:webHidden/>
+              </w:rPr>
+              <w:fldChar w:fldCharType="begin"/>
+            </w:r>
+            <w:r>
+              <w:rPr>
+                <w:noProof/>
+                <w:webHidden/>
+              </w:rPr>
+              <w:instrText xml:space="preserve"> PAGEREF _Toc230160339 \h </w:instrText>
+            </w:r>
+            <w:r>
+              <w:rPr>
+                <w:noProof/>
+                <w:webHidden/>
+              </w:rPr>
+            </w:r>
+            <w:r>
+              <w:rPr>
+                <w:noProof/>
+                <w:webHidden/>
+              </w:rPr>
+              <w:fldChar w:fldCharType="separate"/>
+            </w:r>
+            <w:r>
+              <w:rPr>
+                <w:noProof/>
+                <w:webHidden/>
+              </w:rPr>
+              <w:t>10</w:t>
+            </w:r>
+            <w:r>
+              <w:rPr>
+                <w:noProof/>
+                <w:webHidden/>
+              </w:rPr>
+              <w:fldChar w:fldCharType="end"/>
+            </w:r>
+          </w:hyperlink>
+        </w:p>
+        <w:p>
+          <w:pPr>
+            <w:pStyle w:val="Verzeichnis3"/>
+            <w:tabs>
+              <w:tab w:val="right" w:leader="dot" w:pos="9062"/>
+            </w:tabs>
+            <w:rPr>
+              <w:rFonts w:eastAsiaTheme="minorEastAsia"/>
+              <w:noProof/>
+              <w:kern w:val="2"/>
+              <w:sz w:val="24"/>
+              <w:szCs w:val="24"/>
+              <w:lang w:val="de-AT" w:eastAsia="de-AT"/>
+              <w14:ligatures w14:val="standardContextual"/>
+            </w:rPr>
+          </w:pPr>
+          <w:hyperlink w:anchor="_Toc230160340" w:history="1">
+            <w:r>
+              <w:rPr>
+                <w:rStyle w:val="Hyperlink"/>
+                <w:noProof/>
+              </w:rPr>
+              <w:t>6.6.3 Netzwerk &amp; Sicherheit:</w:t>
+            </w:r>
+            <w:r>
+              <w:rPr>
+                <w:noProof/>
+                <w:webHidden/>
+              </w:rPr>
+              <w:tab/>
+            </w:r>
+            <w:r>
+              <w:rPr>
+                <w:noProof/>
+                <w:webHidden/>
+              </w:rPr>
+              <w:fldChar w:fldCharType="begin"/>
+            </w:r>
+            <w:r>
+              <w:rPr>
+                <w:noProof/>
+                <w:webHidden/>
+              </w:rPr>
+              <w:instrText xml:space="preserve"> PAGEREF _Toc230160340 \h </w:instrText>
+            </w:r>
+            <w:r>
+              <w:rPr>
+                <w:noProof/>
+                <w:webHidden/>
+              </w:rPr>
+            </w:r>
+            <w:r>
+              <w:rPr>
+                <w:noProof/>
+                <w:webHidden/>
+              </w:rPr>
+              <w:fldChar w:fldCharType="separate"/>
+            </w:r>
+            <w:r>
+              <w:rPr>
+                <w:noProof/>
+                <w:webHidden/>
+              </w:rPr>
+              <w:t>10</w:t>
             </w:r>
             <w:r>
               <w:rPr>
@@ -4153,14 +5284,14 @@
               <w14:ligatures w14:val="standardContextual"/>
             </w:rPr>
           </w:pPr>
-          <w:hyperlink w:anchor="_Toc230013901" w:history="1">
+          <w:hyperlink w:anchor="_Toc230160341" w:history="1">
             <w:r>
               <w:rPr>
                 <w:rStyle w:val="Hyperlink"/>
                 <w:rFonts w:ascii="Arial" w:hAnsi="Arial" w:cs="Arial"/>
                 <w:noProof/>
               </w:rPr>
-              <w:t>6.3</w:t>
+              <w:t>7.3</w:t>
             </w:r>
             <w:r>
               <w:rPr>
@@ -4201,7 +5332,7 @@
                 <w:noProof/>
                 <w:webHidden/>
               </w:rPr>
-              <w:instrText xml:space="preserve"> PAGEREF _Toc230013901 \h </w:instrText>
+              <w:instrText xml:space="preserve"> PAGEREF _Toc230160341 \h </w:instrText>
             </w:r>
             <w:r>
               <w:rPr>
@@ -4221,7 +5352,7 @@
                 <w:noProof/>
                 <w:webHidden/>
               </w:rPr>
-              <w:t>9</w:t>
+              <w:t>11</w:t>
             </w:r>
             <w:r>
               <w:rPr>
@@ -4249,14 +5380,14 @@
               <w14:ligatures w14:val="standardContextual"/>
             </w:rPr>
           </w:pPr>
-          <w:hyperlink w:anchor="_Toc230013902" w:history="1">
+          <w:hyperlink w:anchor="_Toc230160342" w:history="1">
             <w:r>
               <w:rPr>
                 <w:rStyle w:val="Hyperlink"/>
                 <w:rFonts w:ascii="Arial" w:hAnsi="Arial" w:cs="Arial"/>
                 <w:noProof/>
               </w:rPr>
-              <w:t>6.4</w:t>
+              <w:t>7.4</w:t>
             </w:r>
             <w:r>
               <w:rPr>
@@ -4297,7 +5428,7 @@
                 <w:noProof/>
                 <w:webHidden/>
               </w:rPr>
-              <w:instrText xml:space="preserve"> PAGEREF _Toc230013902 \h </w:instrText>
+              <w:instrText xml:space="preserve"> PAGEREF _Toc230160342 \h </w:instrText>
             </w:r>
             <w:r>
               <w:rPr>
@@ -4317,7 +5448,155 @@
                 <w:noProof/>
                 <w:webHidden/>
               </w:rPr>
-              <w:t>10</w:t>
+              <w:t>11</w:t>
+            </w:r>
+            <w:r>
+              <w:rPr>
+                <w:noProof/>
+                <w:webHidden/>
+              </w:rPr>
+              <w:fldChar w:fldCharType="end"/>
+            </w:r>
+          </w:hyperlink>
+        </w:p>
+        <w:p>
+          <w:pPr>
+            <w:pStyle w:val="Verzeichnis3"/>
+            <w:tabs>
+              <w:tab w:val="right" w:leader="dot" w:pos="9062"/>
+            </w:tabs>
+            <w:rPr>
+              <w:rFonts w:eastAsiaTheme="minorEastAsia"/>
+              <w:noProof/>
+              <w:kern w:val="2"/>
+              <w:sz w:val="24"/>
+              <w:szCs w:val="24"/>
+              <w:lang w:val="de-AT" w:eastAsia="de-AT"/>
+              <w14:ligatures w14:val="standardContextual"/>
+            </w:rPr>
+          </w:pPr>
+          <w:hyperlink w:anchor="_Toc230160343" w:history="1">
+            <w:r>
+              <w:rPr>
+                <w:rStyle w:val="Hyperlink"/>
+                <w:noProof/>
+              </w:rPr>
+              <w:t>6.4.1 Qualitätsanforderungen:</w:t>
+            </w:r>
+            <w:r>
+              <w:rPr>
+                <w:noProof/>
+                <w:webHidden/>
+              </w:rPr>
+              <w:tab/>
+            </w:r>
+            <w:r>
+              <w:rPr>
+                <w:noProof/>
+                <w:webHidden/>
+              </w:rPr>
+              <w:fldChar w:fldCharType="begin"/>
+            </w:r>
+            <w:r>
+              <w:rPr>
+                <w:noProof/>
+                <w:webHidden/>
+              </w:rPr>
+              <w:instrText xml:space="preserve"> PAGEREF _Toc230160343 \h </w:instrText>
+            </w:r>
+            <w:r>
+              <w:rPr>
+                <w:noProof/>
+                <w:webHidden/>
+              </w:rPr>
+            </w:r>
+            <w:r>
+              <w:rPr>
+                <w:noProof/>
+                <w:webHidden/>
+              </w:rPr>
+              <w:fldChar w:fldCharType="separate"/>
+            </w:r>
+            <w:r>
+              <w:rPr>
+                <w:noProof/>
+                <w:webHidden/>
+              </w:rPr>
+              <w:t>11</w:t>
+            </w:r>
+            <w:r>
+              <w:rPr>
+                <w:noProof/>
+                <w:webHidden/>
+              </w:rPr>
+              <w:fldChar w:fldCharType="end"/>
+            </w:r>
+          </w:hyperlink>
+        </w:p>
+        <w:p>
+          <w:pPr>
+            <w:pStyle w:val="Verzeichnis3"/>
+            <w:tabs>
+              <w:tab w:val="right" w:leader="dot" w:pos="9062"/>
+            </w:tabs>
+            <w:rPr>
+              <w:rFonts w:eastAsiaTheme="minorEastAsia"/>
+              <w:noProof/>
+              <w:kern w:val="2"/>
+              <w:sz w:val="24"/>
+              <w:szCs w:val="24"/>
+              <w:lang w:val="de-AT" w:eastAsia="de-AT"/>
+              <w14:ligatures w14:val="standardContextual"/>
+            </w:rPr>
+          </w:pPr>
+          <w:hyperlink w:anchor="_Toc230160344" w:history="1">
+            <w:r>
+              <w:rPr>
+                <w:rStyle w:val="Hyperlink"/>
+                <w:noProof/>
+              </w:rPr>
+              <w:t>6.4.1 Qualitätssicherung:</w:t>
+            </w:r>
+            <w:r>
+              <w:rPr>
+                <w:noProof/>
+                <w:webHidden/>
+              </w:rPr>
+              <w:tab/>
+            </w:r>
+            <w:r>
+              <w:rPr>
+                <w:noProof/>
+                <w:webHidden/>
+              </w:rPr>
+              <w:fldChar w:fldCharType="begin"/>
+            </w:r>
+            <w:r>
+              <w:rPr>
+                <w:noProof/>
+                <w:webHidden/>
+              </w:rPr>
+              <w:instrText xml:space="preserve"> PAGEREF _Toc230160344 \h </w:instrText>
+            </w:r>
+            <w:r>
+              <w:rPr>
+                <w:noProof/>
+                <w:webHidden/>
+              </w:rPr>
+            </w:r>
+            <w:r>
+              <w:rPr>
+                <w:noProof/>
+                <w:webHidden/>
+              </w:rPr>
+              <w:fldChar w:fldCharType="separate"/>
+            </w:r>
+            <w:r>
+              <w:rPr>
+                <w:noProof/>
+                <w:webHidden/>
+              </w:rPr>
+              <w:t>11</w:t>
             </w:r>
             <w:r>
               <w:rPr>
@@ -4345,14 +5624,14 @@
               <w14:ligatures w14:val="standardContextual"/>
             </w:rPr>
           </w:pPr>
-          <w:hyperlink w:anchor="_Toc230013903" w:history="1">
+          <w:hyperlink w:anchor="_Toc230160345" w:history="1">
             <w:r>
               <w:rPr>
                 <w:rStyle w:val="Hyperlink"/>
                 <w:rFonts w:ascii="Arial" w:hAnsi="Arial" w:cs="Arial"/>
                 <w:noProof/>
               </w:rPr>
-              <w:t>7</w:t>
+              <w:t>8</w:t>
             </w:r>
             <w:r>
               <w:rPr>
@@ -4393,7 +5672,7 @@
                 <w:noProof/>
                 <w:webHidden/>
               </w:rPr>
-              <w:instrText xml:space="preserve"> PAGEREF _Toc230013903 \h </w:instrText>
+              <w:instrText xml:space="preserve"> PAGEREF _Toc230160345 \h </w:instrText>
             </w:r>
             <w:r>
               <w:rPr>
@@ -4413,7 +5692,7 @@
                 <w:noProof/>
                 <w:webHidden/>
               </w:rPr>
-              <w:t>10</w:t>
+              <w:t>11</w:t>
             </w:r>
             <w:r>
               <w:rPr>
@@ -4441,14 +5720,14 @@
               <w14:ligatures w14:val="standardContextual"/>
             </w:rPr>
           </w:pPr>
-          <w:hyperlink w:anchor="_Toc230013904" w:history="1">
+          <w:hyperlink w:anchor="_Toc230160346" w:history="1">
             <w:r>
               <w:rPr>
                 <w:rStyle w:val="Hyperlink"/>
                 <w:rFonts w:ascii="Arial" w:hAnsi="Arial" w:cs="Arial"/>
                 <w:noProof/>
               </w:rPr>
-              <w:t>8</w:t>
+              <w:t>9</w:t>
             </w:r>
             <w:r>
               <w:rPr>
@@ -4489,7 +5768,7 @@
                 <w:noProof/>
                 <w:webHidden/>
               </w:rPr>
-              <w:instrText xml:space="preserve"> PAGEREF _Toc230013904 \h </w:instrText>
+              <w:instrText xml:space="preserve"> PAGEREF _Toc230160346 \h </w:instrText>
             </w:r>
             <w:r>
               <w:rPr>
@@ -4509,103 +5788,7 @@
                 <w:noProof/>
                 <w:webHidden/>
               </w:rPr>
-              <w:t>10</w:t>
-            </w:r>
-            <w:r>
-              <w:rPr>
-                <w:noProof/>
-                <w:webHidden/>
-              </w:rPr>
-              <w:fldChar w:fldCharType="end"/>
-            </w:r>
-          </w:hyperlink>
-        </w:p>
-        <w:p>
-          <w:pPr>
-            <w:pStyle w:val="Verzeichnis1"/>
-            <w:tabs>
-              <w:tab w:val="left" w:pos="440"/>
-              <w:tab w:val="right" w:leader="dot" w:pos="9062"/>
-            </w:tabs>
-            <w:rPr>
-              <w:rFonts w:eastAsiaTheme="minorEastAsia"/>
-              <w:noProof/>
-              <w:kern w:val="2"/>
-              <w:sz w:val="24"/>
-              <w:szCs w:val="24"/>
-              <w:lang w:val="de-AT" w:eastAsia="de-AT"/>
-              <w14:ligatures w14:val="standardContextual"/>
-            </w:rPr>
-          </w:pPr>
-          <w:hyperlink w:anchor="_Toc230013905" w:history="1">
-            <w:r>
-              <w:rPr>
-                <w:rStyle w:val="Hyperlink"/>
-                <w:rFonts w:ascii="Arial" w:hAnsi="Arial" w:cs="Arial"/>
-                <w:noProof/>
-              </w:rPr>
-              <w:t>9</w:t>
-            </w:r>
-            <w:r>
-              <w:rPr>
-                <w:rFonts w:eastAsiaTheme="minorEastAsia"/>
-                <w:noProof/>
-                <w:kern w:val="2"/>
-                <w:sz w:val="24"/>
-                <w:szCs w:val="24"/>
-                <w:lang w:val="de-AT" w:eastAsia="de-AT"/>
-                <w14:ligatures w14:val="standardContextual"/>
-              </w:rPr>
-              <w:tab/>
-            </w:r>
-            <w:r>
-              <w:rPr>
-                <w:rStyle w:val="Hyperlink"/>
-                <w:rFonts w:ascii="Arial" w:hAnsi="Arial" w:cs="Arial"/>
-                <w:noProof/>
-              </w:rPr>
-              <w:t>Anhang</w:t>
-            </w:r>
-            <w:r>
-              <w:rPr>
-                <w:noProof/>
-                <w:webHidden/>
-              </w:rPr>
-              <w:tab/>
-            </w:r>
-            <w:r>
-              <w:rPr>
-                <w:noProof/>
-                <w:webHidden/>
-              </w:rPr>
-              <w:fldChar w:fldCharType="begin"/>
-            </w:r>
-            <w:r>
-              <w:rPr>
-                <w:noProof/>
-                <w:webHidden/>
-              </w:rPr>
-              <w:instrText xml:space="preserve"> PAGEREF _Toc230013905 \h </w:instrText>
-            </w:r>
-            <w:r>
-              <w:rPr>
-                <w:noProof/>
-                <w:webHidden/>
-              </w:rPr>
-            </w:r>
-            <w:r>
-              <w:rPr>
-                <w:noProof/>
-                <w:webHidden/>
-              </w:rPr>
-              <w:fldChar w:fldCharType="separate"/>
-            </w:r>
-            <w:r>
-              <w:rPr>
-                <w:noProof/>
-                <w:webHidden/>
-              </w:rPr>
-              <w:t>10</w:t>
+              <w:t>11</w:t>
             </w:r>
             <w:r>
               <w:rPr>
@@ -4633,7 +5816,7 @@
               <w14:ligatures w14:val="standardContextual"/>
             </w:rPr>
           </w:pPr>
-          <w:hyperlink w:anchor="_Toc230013906" w:history="1">
+          <w:hyperlink w:anchor="_Toc230160347" w:history="1">
             <w:r>
               <w:rPr>
                 <w:rStyle w:val="Hyperlink"/>
@@ -4660,6 +5843,102 @@
                 <w:rFonts w:ascii="Arial" w:hAnsi="Arial" w:cs="Arial"/>
                 <w:noProof/>
               </w:rPr>
+              <w:t>Anhang</w:t>
+            </w:r>
+            <w:r>
+              <w:rPr>
+                <w:noProof/>
+                <w:webHidden/>
+              </w:rPr>
+              <w:tab/>
+            </w:r>
+            <w:r>
+              <w:rPr>
+                <w:noProof/>
+                <w:webHidden/>
+              </w:rPr>
+              <w:fldChar w:fldCharType="begin"/>
+            </w:r>
+            <w:r>
+              <w:rPr>
+                <w:noProof/>
+                <w:webHidden/>
+              </w:rPr>
+              <w:instrText xml:space="preserve"> PAGEREF _Toc230160347 \h </w:instrText>
+            </w:r>
+            <w:r>
+              <w:rPr>
+                <w:noProof/>
+                <w:webHidden/>
+              </w:rPr>
+            </w:r>
+            <w:r>
+              <w:rPr>
+                <w:noProof/>
+                <w:webHidden/>
+              </w:rPr>
+              <w:fldChar w:fldCharType="separate"/>
+            </w:r>
+            <w:r>
+              <w:rPr>
+                <w:noProof/>
+                <w:webHidden/>
+              </w:rPr>
+              <w:t>11</w:t>
+            </w:r>
+            <w:r>
+              <w:rPr>
+                <w:noProof/>
+                <w:webHidden/>
+              </w:rPr>
+              <w:fldChar w:fldCharType="end"/>
+            </w:r>
+          </w:hyperlink>
+        </w:p>
+        <w:p>
+          <w:pPr>
+            <w:pStyle w:val="Verzeichnis1"/>
+            <w:tabs>
+              <w:tab w:val="left" w:pos="720"/>
+              <w:tab w:val="right" w:leader="dot" w:pos="9062"/>
+            </w:tabs>
+            <w:rPr>
+              <w:rFonts w:eastAsiaTheme="minorEastAsia"/>
+              <w:noProof/>
+              <w:kern w:val="2"/>
+              <w:sz w:val="24"/>
+              <w:szCs w:val="24"/>
+              <w:lang w:val="de-AT" w:eastAsia="de-AT"/>
+              <w14:ligatures w14:val="standardContextual"/>
+            </w:rPr>
+          </w:pPr>
+          <w:hyperlink w:anchor="_Toc230160348" w:history="1">
+            <w:r>
+              <w:rPr>
+                <w:rStyle w:val="Hyperlink"/>
+                <w:rFonts w:ascii="Arial" w:hAnsi="Arial" w:cs="Arial"/>
+                <w:noProof/>
+              </w:rPr>
+              <w:t>11</w:t>
+            </w:r>
+            <w:r>
+              <w:rPr>
+                <w:rFonts w:eastAsiaTheme="minorEastAsia"/>
+                <w:noProof/>
+                <w:kern w:val="2"/>
+                <w:sz w:val="24"/>
+                <w:szCs w:val="24"/>
+                <w:lang w:val="de-AT" w:eastAsia="de-AT"/>
+                <w14:ligatures w14:val="standardContextual"/>
+              </w:rPr>
+              <w:tab/>
+            </w:r>
+            <w:r>
+              <w:rPr>
+                <w:rStyle w:val="Hyperlink"/>
+                <w:rFonts w:ascii="Arial" w:hAnsi="Arial" w:cs="Arial"/>
+                <w:noProof/>
+              </w:rPr>
               <w:t>Vereinbarung</w:t>
             </w:r>
             <w:r>
@@ -4681,7 +5960,7 @@
                 <w:noProof/>
                 <w:webHidden/>
               </w:rPr>
-              <w:instrText xml:space="preserve"> PAGEREF _Toc230013906 \h </w:instrText>
+              <w:instrText xml:space="preserve"> PAGEREF _Toc230160348 \h </w:instrText>
             </w:r>
             <w:r>
               <w:rPr>
@@ -4701,7 +5980,7 @@
                 <w:noProof/>
                 <w:webHidden/>
               </w:rPr>
-              <w:t>10</w:t>
+              <w:t>12</w:t>
             </w:r>
             <w:r>
               <w:rPr>
@@ -4716,6 +5995,8 @@
           <w:pPr>
             <w:rPr>
               <w:rFonts w:ascii="Arial" w:hAnsi="Arial" w:cs="Arial"/>
+              <w:b/>
+              <w:bCs/>
             </w:rPr>
           </w:pPr>
           <w:r>
@@ -4724,7 +6005,6 @@
               <w:b/>
               <w:bCs/>
             </w:rPr>
-            <w:lastRenderedPageBreak/>
             <w:fldChar w:fldCharType="end"/>
           </w:r>
         </w:p>
@@ -4732,34 +6012,21 @@
     </w:sdt>
     <w:p>
       <w:pPr>
-        <w:rPr>
-          <w:rFonts w:ascii="Arial" w:hAnsi="Arial" w:cs="Arial"/>
-        </w:rPr>
-      </w:pPr>
-      <w:r>
-        <w:rPr>
-          <w:rFonts w:ascii="Arial" w:hAnsi="Arial" w:cs="Arial"/>
-        </w:rPr>
-        <w:br w:type="page"/>
-      </w:r>
-    </w:p>
-    <w:p>
-      <w:pPr>
         <w:pStyle w:val="berschrift1"/>
         <w:numPr>
           <w:ilvl w:val="0"/>
           <w:numId w:val="2"/>
         </w:numPr>
-        <w:rPr>
-          <w:rFonts w:ascii="Arial" w:hAnsi="Arial" w:cs="Arial"/>
-        </w:rPr>
-      </w:pPr>
-      <w:bookmarkStart w:id="0" w:name="_Toc230013872"/>
-      <w:r>
-        <w:rPr>
-          <w:rFonts w:ascii="Arial" w:hAnsi="Arial" w:cs="Arial"/>
-        </w:rPr>
-        <w:lastRenderedPageBreak/>
+        <w:ind w:left="284"/>
+        <w:rPr>
+          <w:rFonts w:ascii="Arial" w:hAnsi="Arial" w:cs="Arial"/>
+        </w:rPr>
+      </w:pPr>
+      <w:bookmarkStart w:id="0" w:name="_Toc230160297"/>
+      <w:r>
+        <w:rPr>
+          <w:rFonts w:ascii="Arial" w:hAnsi="Arial" w:cs="Arial"/>
+        </w:rPr>
         <w:t>Einleitung</w:t>
       </w:r>
       <w:bookmarkEnd w:id="0"/>
@@ -4811,15 +6078,7 @@
           <w:rFonts w:ascii="Arial" w:hAnsi="Arial" w:cs="Arial"/>
           <w:i/>
         </w:rPr>
-        <w:t xml:space="preserve">das </w:t>
-      </w:r>
-      <w:proofErr w:type="gramStart"/>
-      <w:r>
-        <w:rPr>
-          <w:rFonts w:ascii="Arial" w:hAnsi="Arial" w:cs="Arial"/>
-          <w:i/>
-        </w:rPr>
-        <w:t xml:space="preserve">zu entwickelnde </w:t>
+        <w:t xml:space="preserve">das zu entwickelnde </w:t>
       </w:r>
       <w:r>
         <w:rPr>
@@ -4828,7 +6087,6 @@
         </w:rPr>
         <w:t>Produkt</w:t>
       </w:r>
-      <w:proofErr w:type="gramEnd"/>
       <w:r>
         <w:rPr>
           <w:rFonts w:ascii="Arial" w:hAnsi="Arial" w:cs="Arial"/>
@@ -5027,11 +6285,12 @@
           <w:ilvl w:val="0"/>
           <w:numId w:val="2"/>
         </w:numPr>
-        <w:rPr>
-          <w:rFonts w:ascii="Arial" w:hAnsi="Arial" w:cs="Arial"/>
-        </w:rPr>
-      </w:pPr>
-      <w:bookmarkStart w:id="1" w:name="_Toc230013873"/>
+        <w:ind w:left="284" w:hanging="284"/>
+        <w:rPr>
+          <w:rFonts w:ascii="Arial" w:hAnsi="Arial" w:cs="Arial"/>
+        </w:rPr>
+      </w:pPr>
+      <w:bookmarkStart w:id="1" w:name="_Toc230160298"/>
       <w:r>
         <w:rPr>
           <w:rFonts w:ascii="Arial" w:hAnsi="Arial" w:cs="Arial"/>
@@ -5047,11 +6306,12 @@
           <w:ilvl w:val="1"/>
           <w:numId w:val="2"/>
         </w:numPr>
-        <w:rPr>
-          <w:rFonts w:ascii="Arial" w:hAnsi="Arial" w:cs="Arial"/>
-        </w:rPr>
-      </w:pPr>
-      <w:bookmarkStart w:id="2" w:name="_Toc230013874"/>
+        <w:ind w:left="567" w:hanging="531"/>
+        <w:rPr>
+          <w:rFonts w:ascii="Arial" w:hAnsi="Arial" w:cs="Arial"/>
+        </w:rPr>
+      </w:pPr>
+      <w:bookmarkStart w:id="2" w:name="_Toc230160299"/>
       <w:r>
         <w:rPr>
           <w:rFonts w:ascii="Arial" w:hAnsi="Arial" w:cs="Arial"/>
@@ -5147,15 +6407,17 @@
           <w:ilvl w:val="1"/>
           <w:numId w:val="2"/>
         </w:numPr>
-        <w:rPr>
-          <w:rFonts w:ascii="Arial" w:hAnsi="Arial" w:cs="Arial"/>
-        </w:rPr>
-      </w:pPr>
-      <w:bookmarkStart w:id="3" w:name="_Toc230013875"/>
-      <w:r>
-        <w:rPr>
-          <w:rFonts w:ascii="Arial" w:hAnsi="Arial" w:cs="Arial"/>
-        </w:rPr>
+        <w:ind w:left="567" w:hanging="531"/>
+        <w:rPr>
+          <w:rFonts w:ascii="Arial" w:hAnsi="Arial" w:cs="Arial"/>
+        </w:rPr>
+      </w:pPr>
+      <w:bookmarkStart w:id="3" w:name="_Toc230160300"/>
+      <w:r>
+        <w:rPr>
+          <w:rFonts w:ascii="Arial" w:hAnsi="Arial" w:cs="Arial"/>
+        </w:rPr>
+        <w:lastRenderedPageBreak/>
         <w:t>Ausgangssituation</w:t>
       </w:r>
       <w:bookmarkEnd w:id="3"/>
@@ -5260,11 +6522,12 @@
           <w:ilvl w:val="1"/>
           <w:numId w:val="2"/>
         </w:numPr>
-        <w:rPr>
-          <w:rFonts w:ascii="Arial" w:hAnsi="Arial" w:cs="Arial"/>
-        </w:rPr>
-      </w:pPr>
-      <w:bookmarkStart w:id="4" w:name="_Toc230013876"/>
+        <w:ind w:left="567" w:hanging="531"/>
+        <w:rPr>
+          <w:rFonts w:ascii="Arial" w:hAnsi="Arial" w:cs="Arial"/>
+        </w:rPr>
+      </w:pPr>
+      <w:bookmarkStart w:id="4" w:name="_Toc230160301"/>
       <w:r>
         <w:rPr>
           <w:rFonts w:ascii="Arial" w:hAnsi="Arial" w:cs="Arial"/>
@@ -5299,6 +6562,7 @@
       <w:pPr>
         <w:rPr>
           <w:rFonts w:ascii="Arial" w:hAnsi="Arial" w:cs="Arial"/>
+          <w:i/>
         </w:rPr>
       </w:pPr>
     </w:p>
@@ -5309,11 +6573,12 @@
           <w:ilvl w:val="1"/>
           <w:numId w:val="2"/>
         </w:numPr>
-        <w:rPr>
-          <w:rFonts w:ascii="Arial" w:hAnsi="Arial" w:cs="Arial"/>
-        </w:rPr>
-      </w:pPr>
-      <w:bookmarkStart w:id="5" w:name="_Toc230013877"/>
+        <w:ind w:left="567" w:hanging="531"/>
+        <w:rPr>
+          <w:rFonts w:ascii="Arial" w:hAnsi="Arial" w:cs="Arial"/>
+        </w:rPr>
+      </w:pPr>
+      <w:bookmarkStart w:id="5" w:name="_Toc230160302"/>
       <w:r>
         <w:rPr>
           <w:rFonts w:ascii="Arial" w:hAnsi="Arial" w:cs="Arial"/>
@@ -5340,39 +6605,7 @@
           <w:rFonts w:ascii="Arial" w:hAnsi="Arial" w:cs="Arial"/>
           <w:i/>
         </w:rPr>
-        <w:t xml:space="preserve">API = </w:t>
-      </w:r>
-      <w:proofErr w:type="spellStart"/>
-      <w:r>
-        <w:rPr>
-          <w:rFonts w:ascii="Arial" w:hAnsi="Arial" w:cs="Arial"/>
-          <w:i/>
-        </w:rPr>
-        <w:t>Application</w:t>
-      </w:r>
-      <w:proofErr w:type="spellEnd"/>
-      <w:r>
-        <w:rPr>
-          <w:rFonts w:ascii="Arial" w:hAnsi="Arial" w:cs="Arial"/>
-          <w:i/>
-        </w:rPr>
-        <w:t xml:space="preserve"> </w:t>
-      </w:r>
-      <w:proofErr w:type="spellStart"/>
-      <w:r>
-        <w:rPr>
-          <w:rFonts w:ascii="Arial" w:hAnsi="Arial" w:cs="Arial"/>
-          <w:i/>
-        </w:rPr>
-        <w:t>Programming</w:t>
-      </w:r>
-      <w:proofErr w:type="spellEnd"/>
-      <w:r>
-        <w:rPr>
-          <w:rFonts w:ascii="Arial" w:hAnsi="Arial" w:cs="Arial"/>
-          <w:i/>
-        </w:rPr>
-        <w:t xml:space="preserve"> Interface</w:t>
+        <w:t>API = Application Programming Interface</w:t>
       </w:r>
     </w:p>
     <w:p>
@@ -5393,17 +6626,8 @@
           <w:rFonts w:ascii="Arial" w:hAnsi="Arial" w:cs="Arial"/>
           <w:i/>
         </w:rPr>
-        <w:t xml:space="preserve">DTO = Data Transfer </w:t>
-      </w:r>
-      <w:proofErr w:type="spellStart"/>
-      <w:r>
-        <w:rPr>
-          <w:rFonts w:ascii="Arial" w:hAnsi="Arial" w:cs="Arial"/>
-          <w:i/>
-        </w:rPr>
-        <w:t>Object</w:t>
-      </w:r>
-      <w:proofErr w:type="spellEnd"/>
+        <w:t>DTO = Data Transfer Object</w:t>
+      </w:r>
     </w:p>
     <w:p>
       <w:pPr>
@@ -5489,8 +6713,16 @@
         <w:t>JWT = JSON Web Token</w:t>
       </w:r>
     </w:p>
-    <w:p/>
-    <w:p/>
+    <w:p>
+      <w:pPr>
+        <w:pStyle w:val="Listenabsatz"/>
+        <w:ind w:left="426"/>
+        <w:rPr>
+          <w:rFonts w:ascii="Arial" w:hAnsi="Arial" w:cs="Arial"/>
+          <w:i/>
+        </w:rPr>
+      </w:pPr>
+    </w:p>
     <w:p>
       <w:pPr>
         <w:pStyle w:val="berschrift2"/>
@@ -5498,16 +6730,16 @@
           <w:ilvl w:val="1"/>
           <w:numId w:val="2"/>
         </w:numPr>
-        <w:rPr>
-          <w:rFonts w:ascii="Arial" w:hAnsi="Arial" w:cs="Arial"/>
-        </w:rPr>
-      </w:pPr>
-      <w:bookmarkStart w:id="6" w:name="_Toc230013878"/>
-      <w:r>
-        <w:rPr>
-          <w:rFonts w:ascii="Arial" w:hAnsi="Arial" w:cs="Arial"/>
-        </w:rPr>
-        <w:lastRenderedPageBreak/>
+        <w:ind w:left="567" w:hanging="531"/>
+        <w:rPr>
+          <w:rFonts w:ascii="Arial" w:hAnsi="Arial" w:cs="Arial"/>
+        </w:rPr>
+      </w:pPr>
+      <w:bookmarkStart w:id="6" w:name="_Toc230160303"/>
+      <w:r>
+        <w:rPr>
+          <w:rFonts w:ascii="Arial" w:hAnsi="Arial" w:cs="Arial"/>
+        </w:rPr>
         <w:t>Teams</w:t>
       </w:r>
       <w:bookmarkEnd w:id="6"/>
@@ -5733,7 +6965,14 @@
                 <w:rFonts w:ascii="Arial" w:hAnsi="Arial" w:cs="Arial"/>
                 <w:sz w:val="20"/>
               </w:rPr>
-              <w:t>06602475626</w:t>
+              <w:t>066024</w:t>
+            </w:r>
+            <w:r>
+              <w:rPr>
+                <w:rFonts w:ascii="Arial" w:hAnsi="Arial" w:cs="Arial"/>
+                <w:sz w:val="20"/>
+              </w:rPr>
+              <w:t>xxxxx</w:t>
             </w:r>
           </w:p>
         </w:tc>
@@ -5826,7 +7065,14 @@
                 <w:rFonts w:ascii="Arial" w:hAnsi="Arial" w:cs="Arial"/>
                 <w:sz w:val="20"/>
               </w:rPr>
-              <w:t>06602475626</w:t>
+              <w:t>066024</w:t>
+            </w:r>
+            <w:r>
+              <w:rPr>
+                <w:rFonts w:ascii="Arial" w:hAnsi="Arial" w:cs="Arial"/>
+                <w:sz w:val="20"/>
+              </w:rPr>
+              <w:t>xxxxx</w:t>
             </w:r>
           </w:p>
         </w:tc>
@@ -5922,11 +7168,12 @@
           <w:ilvl w:val="1"/>
           <w:numId w:val="2"/>
         </w:numPr>
-        <w:rPr>
-          <w:rFonts w:ascii="Arial" w:hAnsi="Arial" w:cs="Arial"/>
-        </w:rPr>
-      </w:pPr>
-      <w:bookmarkStart w:id="7" w:name="_Toc230013879"/>
+        <w:ind w:left="567" w:hanging="531"/>
+        <w:rPr>
+          <w:rFonts w:ascii="Arial" w:hAnsi="Arial" w:cs="Arial"/>
+        </w:rPr>
+      </w:pPr>
+      <w:bookmarkStart w:id="7" w:name="_Toc230160304"/>
       <w:r>
         <w:rPr>
           <w:rFonts w:ascii="Arial" w:hAnsi="Arial" w:cs="Arial"/>
@@ -5951,7 +7198,6 @@
           <w:shd w:val="clear" w:color="auto" w:fill="FFFFFF"/>
         </w:rPr>
       </w:pPr>
-      <w:proofErr w:type="spellStart"/>
       <w:r>
         <w:rPr>
           <w:rFonts w:ascii="Arial" w:hAnsi="Arial" w:cs="Arial"/>
@@ -5960,9 +7206,8 @@
           <w:szCs w:val="21"/>
           <w:shd w:val="clear" w:color="auto" w:fill="FFFFFF"/>
         </w:rPr>
-        <w:t>Github</w:t>
-      </w:r>
-      <w:proofErr w:type="spellEnd"/>
+        <w:t>GitHub</w:t>
+      </w:r>
       <w:r>
         <w:rPr>
           <w:rFonts w:ascii="Arial" w:hAnsi="Arial" w:cs="Arial"/>
@@ -6057,20 +7302,50 @@
     </w:p>
     <w:p>
       <w:pPr>
+        <w:rPr>
+          <w:rFonts w:ascii="Arial" w:hAnsi="Arial" w:cs="Arial"/>
+        </w:rPr>
+      </w:pPr>
+    </w:p>
+    <w:p>
+      <w:pPr>
+        <w:rPr>
+          <w:rFonts w:ascii="Arial" w:hAnsi="Arial" w:cs="Arial"/>
+        </w:rPr>
+      </w:pPr>
+    </w:p>
+    <w:p>
+      <w:pPr>
+        <w:rPr>
+          <w:rFonts w:ascii="Arial" w:hAnsi="Arial" w:cs="Arial"/>
+        </w:rPr>
+      </w:pPr>
+    </w:p>
+    <w:p>
+      <w:pPr>
+        <w:rPr>
+          <w:rFonts w:ascii="Arial" w:hAnsi="Arial" w:cs="Arial"/>
+        </w:rPr>
+      </w:pPr>
+    </w:p>
+    <w:p>
+      <w:pPr>
         <w:pStyle w:val="berschrift1"/>
         <w:numPr>
           <w:ilvl w:val="0"/>
           <w:numId w:val="2"/>
         </w:numPr>
-        <w:rPr>
-          <w:rFonts w:ascii="Arial" w:hAnsi="Arial" w:cs="Arial"/>
-        </w:rPr>
-      </w:pPr>
-      <w:bookmarkStart w:id="8" w:name="_Toc230013880"/>
-      <w:r>
-        <w:rPr>
-          <w:rFonts w:ascii="Arial" w:hAnsi="Arial" w:cs="Arial"/>
-        </w:rPr>
+        <w:ind w:left="284"/>
+        <w:rPr>
+          <w:rFonts w:ascii="Arial" w:hAnsi="Arial" w:cs="Arial"/>
+        </w:rPr>
+      </w:pPr>
+      <w:bookmarkStart w:id="8" w:name="_Toc230160305"/>
+      <w:r>
+        <w:rPr>
+          <w:rFonts w:ascii="Arial" w:hAnsi="Arial" w:cs="Arial"/>
+        </w:rPr>
+        <w:lastRenderedPageBreak/>
         <w:t>Konzept</w:t>
       </w:r>
       <w:bookmarkEnd w:id="8"/>
@@ -6101,11 +7376,12 @@
           <w:ilvl w:val="1"/>
           <w:numId w:val="2"/>
         </w:numPr>
-        <w:rPr>
-          <w:rFonts w:ascii="Arial" w:hAnsi="Arial" w:cs="Arial"/>
-        </w:rPr>
-      </w:pPr>
-      <w:bookmarkStart w:id="9" w:name="_Toc230013881"/>
+        <w:ind w:left="567" w:hanging="531"/>
+        <w:rPr>
+          <w:rFonts w:ascii="Arial" w:hAnsi="Arial" w:cs="Arial"/>
+        </w:rPr>
+      </w:pPr>
+      <w:bookmarkStart w:id="9" w:name="_Toc230160306"/>
       <w:r>
         <w:rPr>
           <w:rFonts w:ascii="Arial" w:hAnsi="Arial" w:cs="Arial"/>
@@ -6183,17 +7459,7 @@
           <w:i/>
           <w:iCs/>
         </w:rPr>
-        <w:t>Erweiterbare Architektur schaffen</w:t>
-      </w:r>
-      <w:r>
-        <w:rPr>
-          <w:rFonts w:ascii="Arial" w:hAnsi="Arial" w:cs="Arial"/>
-          <w:b/>
-          <w:bCs/>
-          <w:i/>
-          <w:iCs/>
-        </w:rPr>
-        <w:t>:</w:t>
+        <w:t>Erweiterbare Architektur schaffen:</w:t>
       </w:r>
       <w:r>
         <w:rPr>
@@ -6300,6 +7566,50 @@
     <w:p>
       <w:pPr>
         <w:pStyle w:val="Listenabsatz"/>
+        <w:numPr>
+          <w:ilvl w:val="0"/>
+          <w:numId w:val="10"/>
+        </w:numPr>
+        <w:ind w:left="426"/>
+        <w:rPr>
+          <w:rFonts w:ascii="Arial" w:hAnsi="Arial" w:cs="Arial"/>
+          <w:i/>
+          <w:iCs/>
+        </w:rPr>
+      </w:pPr>
+      <w:r>
+        <w:rPr>
+          <w:rFonts w:ascii="Arial" w:hAnsi="Arial" w:cs="Arial"/>
+          <w:b/>
+          <w:bCs/>
+          <w:i/>
+          <w:iCs/>
+        </w:rPr>
+        <w:t>Stimmung einfangen:</w:t>
+      </w:r>
+    </w:p>
+    <w:p>
+      <w:pPr>
+        <w:pStyle w:val="Listenabsatz"/>
+        <w:ind w:left="426"/>
+        <w:rPr>
+          <w:rFonts w:ascii="Arial" w:hAnsi="Arial" w:cs="Arial"/>
+          <w:i/>
+          <w:iCs/>
+        </w:rPr>
+      </w:pPr>
+      <w:r>
+        <w:rPr>
+          <w:rFonts w:ascii="Arial" w:hAnsi="Arial" w:cs="Arial"/>
+          <w:i/>
+          <w:iCs/>
+        </w:rPr>
+        <w:t>Das User-Interface soll mittels UX und Farbwahl eine beruhigende Stimmung fördern, während die Produktivität mit einzelnen Elementen wieder angespornt wird.</w:t>
+      </w:r>
+    </w:p>
+    <w:p>
+      <w:pPr>
+        <w:pStyle w:val="Listenabsatz"/>
         <w:ind w:left="426"/>
         <w:rPr>
           <w:rFonts w:ascii="Arial" w:hAnsi="Arial" w:cs="Arial"/>
@@ -6315,11 +7625,12 @@
           <w:ilvl w:val="1"/>
           <w:numId w:val="2"/>
         </w:numPr>
-        <w:rPr>
-          <w:rFonts w:ascii="Arial" w:hAnsi="Arial" w:cs="Arial"/>
-        </w:rPr>
-      </w:pPr>
-      <w:bookmarkStart w:id="10" w:name="_Toc230013882"/>
+        <w:ind w:left="567" w:hanging="531"/>
+        <w:rPr>
+          <w:rFonts w:ascii="Arial" w:hAnsi="Arial" w:cs="Arial"/>
+        </w:rPr>
+      </w:pPr>
+      <w:bookmarkStart w:id="10" w:name="_Toc230160307"/>
       <w:r>
         <w:rPr>
           <w:rFonts w:ascii="Arial" w:hAnsi="Arial" w:cs="Arial"/>
@@ -6404,11 +7715,48 @@
     </w:p>
     <w:p>
       <w:pPr>
-        <w:rPr>
-          <w:rFonts w:ascii="Arial" w:hAnsi="Arial" w:cs="Arial"/>
-          <w:i/>
-        </w:rPr>
-      </w:pPr>
+        <w:pStyle w:val="Listenabsatz"/>
+        <w:numPr>
+          <w:ilvl w:val="0"/>
+          <w:numId w:val="11"/>
+        </w:numPr>
+        <w:ind w:left="426"/>
+        <w:rPr>
+          <w:rFonts w:ascii="Arial" w:hAnsi="Arial" w:cs="Arial"/>
+          <w:i/>
+        </w:rPr>
+      </w:pPr>
+      <w:r>
+        <w:rPr>
+          <w:rFonts w:ascii="Arial" w:hAnsi="Arial" w:cs="Arial"/>
+          <w:b/>
+          <w:bCs/>
+          <w:i/>
+        </w:rPr>
+        <w:t>Arbeit mit Wohlfühlen kombinieren:</w:t>
+      </w:r>
+      <w:r>
+        <w:rPr>
+          <w:rFonts w:ascii="Arial" w:hAnsi="Arial" w:cs="Arial"/>
+          <w:i/>
+        </w:rPr>
+        <w:br/>
+        <w:t>In der ersten fertigen Version soll das User-Interface</w:t>
+      </w:r>
+      <w:r>
+        <w:rPr>
+          <w:rFonts w:ascii="Arial" w:hAnsi="Arial" w:cs="Arial"/>
+          <w:i/>
+        </w:rPr>
+        <w:t xml:space="preserve"> ein angenehmes Arbeiten</w:t>
+      </w:r>
+      <w:r>
+        <w:rPr>
+          <w:rFonts w:ascii="Arial" w:hAnsi="Arial" w:cs="Arial"/>
+          <w:i/>
+        </w:rPr>
+        <w:t xml:space="preserve"> mit beruhigender Stimmung bieten. Einzelne Kontrast-Elemente sollen dabei die Produktivität fördern</w:t>
+      </w:r>
     </w:p>
     <w:p>
       <w:pPr>
@@ -6430,12 +7778,11 @@
           <w:rFonts w:ascii="Arial" w:hAnsi="Arial" w:cs="Arial"/>
         </w:rPr>
       </w:pPr>
-      <w:bookmarkStart w:id="11" w:name="_Toc230013883"/>
-      <w:r>
-        <w:rPr>
-          <w:rFonts w:ascii="Arial" w:hAnsi="Arial" w:cs="Arial"/>
-        </w:rPr>
-        <w:lastRenderedPageBreak/>
+      <w:bookmarkStart w:id="11" w:name="_Toc230160308"/>
+      <w:r>
+        <w:rPr>
+          <w:rFonts w:ascii="Arial" w:hAnsi="Arial" w:cs="Arial"/>
+        </w:rPr>
         <w:t>Zielgruppe(n)</w:t>
       </w:r>
       <w:bookmarkEnd w:id="11"/>
@@ -6558,6 +7905,22 @@
         </w:rPr>
         <w:t>Arbeitsschritte können registriert und abgearbeitet werden.</w:t>
       </w:r>
+    </w:p>
+    <w:p>
+      <w:pPr>
+        <w:rPr>
+          <w:rFonts w:ascii="Arial" w:hAnsi="Arial" w:cs="Arial"/>
+          <w:i/>
+        </w:rPr>
+      </w:pPr>
+    </w:p>
+    <w:p>
+      <w:pPr>
+        <w:rPr>
+          <w:rFonts w:ascii="Arial" w:hAnsi="Arial" w:cs="Arial"/>
+          <w:i/>
+        </w:rPr>
+      </w:pPr>
     </w:p>
     <w:p>
       <w:pPr>
@@ -6587,11 +7950,12 @@
           <w:rFonts w:ascii="Arial" w:hAnsi="Arial" w:cs="Arial"/>
         </w:rPr>
       </w:pPr>
-      <w:bookmarkStart w:id="12" w:name="_Toc230013884"/>
-      <w:r>
-        <w:rPr>
-          <w:rFonts w:ascii="Arial" w:hAnsi="Arial" w:cs="Arial"/>
-        </w:rPr>
+      <w:bookmarkStart w:id="12" w:name="_Toc230160309"/>
+      <w:r>
+        <w:rPr>
+          <w:rFonts w:ascii="Arial" w:hAnsi="Arial" w:cs="Arial"/>
+        </w:rPr>
+        <w:lastRenderedPageBreak/>
         <w:t>Allgemeine</w:t>
       </w:r>
       <w:r>
@@ -6662,7 +8026,7 @@
           <w:rFonts w:ascii="Arial" w:hAnsi="Arial" w:cs="Arial"/>
         </w:rPr>
       </w:pPr>
-      <w:bookmarkStart w:id="13" w:name="_Toc230013885"/>
+      <w:bookmarkStart w:id="13" w:name="_Toc230160310"/>
       <w:r>
         <w:rPr>
           <w:rFonts w:ascii="Arial" w:hAnsi="Arial" w:cs="Arial"/>
@@ -6763,25 +8127,7 @@
           <w:i/>
           <w:iCs/>
         </w:rPr>
-        <w:t xml:space="preserve">Authentifizierung </w:t>
-      </w:r>
-      <w:proofErr w:type="gramStart"/>
-      <w:r>
-        <w:rPr>
-          <w:rFonts w:ascii="Arial" w:hAnsi="Arial" w:cs="Arial"/>
-          <w:i/>
-          <w:iCs/>
-        </w:rPr>
-        <w:t>mittels Token</w:t>
-      </w:r>
-      <w:proofErr w:type="gramEnd"/>
-      <w:r>
-        <w:rPr>
-          <w:rFonts w:ascii="Arial" w:hAnsi="Arial" w:cs="Arial"/>
-          <w:i/>
-          <w:iCs/>
-        </w:rPr>
-        <w:t>/Claim</w:t>
+        <w:t>Authentifizierung mittels Token/Claim</w:t>
       </w:r>
       <w:r>
         <w:rPr>
@@ -6790,7 +8136,7 @@
           <w:iCs/>
         </w:rPr>
         <w:br/>
-        <w:t>(Die Authentifizierung sollte sicher über JWT-Claim und Token geschehen)</w:t>
+        <w:t>(Die Authentifizierung sollte über JWT-Claim und Token geschehen)</w:t>
       </w:r>
     </w:p>
     <w:p>
@@ -6829,7 +8175,7 @@
           <w:rFonts w:ascii="Arial" w:hAnsi="Arial" w:cs="Arial"/>
         </w:rPr>
       </w:pPr>
-      <w:bookmarkStart w:id="14" w:name="_Toc230013886"/>
+      <w:bookmarkStart w:id="14" w:name="_Toc230160311"/>
       <w:r>
         <w:rPr>
           <w:rFonts w:ascii="Arial" w:hAnsi="Arial" w:cs="Arial"/>
@@ -6899,24 +8245,14 @@
         </w:rPr>
         <w:t xml:space="preserve">Sensible Benutzerdaten wie das Passwort müssen </w:t>
       </w:r>
-      <w:proofErr w:type="spellStart"/>
-      <w:r>
-        <w:rPr>
-          <w:rFonts w:ascii="Arial" w:hAnsi="Arial" w:cs="Arial"/>
-          <w:i/>
-          <w:iCs/>
-        </w:rPr>
-        <w:t>en</w:t>
-      </w:r>
-      <w:r>
-        <w:rPr>
-          <w:rFonts w:ascii="Arial" w:hAnsi="Arial" w:cs="Arial"/>
-          <w:i/>
-          <w:iCs/>
-        </w:rPr>
-        <w:t>crypted</w:t>
-      </w:r>
-      <w:proofErr w:type="spellEnd"/>
+      <w:r>
+        <w:rPr>
+          <w:rFonts w:ascii="Arial" w:hAnsi="Arial" w:cs="Arial"/>
+          <w:i/>
+          <w:iCs/>
+        </w:rPr>
+        <w:t>mittels Hash-Verfahren</w:t>
+      </w:r>
       <w:r>
         <w:rPr>
           <w:rFonts w:ascii="Arial" w:hAnsi="Arial" w:cs="Arial"/>
@@ -7017,25 +8353,7 @@
           <w:i/>
           <w:iCs/>
         </w:rPr>
-        <w:t xml:space="preserve">Es sollen sowohl Nutzerdaten als auch </w:t>
-      </w:r>
-      <w:proofErr w:type="spellStart"/>
-      <w:r>
-        <w:rPr>
-          <w:rFonts w:ascii="Arial" w:hAnsi="Arial" w:cs="Arial"/>
-          <w:i/>
-          <w:iCs/>
-        </w:rPr>
-        <w:t>Featuredaten</w:t>
-      </w:r>
-      <w:proofErr w:type="spellEnd"/>
-      <w:r>
-        <w:rPr>
-          <w:rFonts w:ascii="Arial" w:hAnsi="Arial" w:cs="Arial"/>
-          <w:i/>
-          <w:iCs/>
-        </w:rPr>
-        <w:t xml:space="preserve"> (Todos, Events, Notizen) abgespeichert werden.</w:t>
+        <w:t>Es sollen sowohl Nutzerdaten als auch Featuredaten (Todos, Events, Notizen) abgespeichert werden.</w:t>
       </w:r>
     </w:p>
     <w:p>
@@ -7058,61 +8376,7 @@
           <w:i/>
           <w:iCs/>
         </w:rPr>
-        <w:t xml:space="preserve">Änderungen von </w:t>
-      </w:r>
-      <w:proofErr w:type="spellStart"/>
-      <w:r>
-        <w:rPr>
-          <w:rFonts w:ascii="Arial" w:hAnsi="Arial" w:cs="Arial"/>
-          <w:i/>
-          <w:iCs/>
-        </w:rPr>
-        <w:t>Featuredaten</w:t>
-      </w:r>
-      <w:proofErr w:type="spellEnd"/>
-      <w:r>
-        <w:rPr>
-          <w:rFonts w:ascii="Arial" w:hAnsi="Arial" w:cs="Arial"/>
-          <w:i/>
-          <w:iCs/>
-        </w:rPr>
-        <w:t xml:space="preserve"> sollen nachvollziehbar sein. (</w:t>
-      </w:r>
-      <w:proofErr w:type="spellStart"/>
-      <w:r>
-        <w:rPr>
-          <w:rFonts w:ascii="Arial" w:hAnsi="Arial" w:cs="Arial"/>
-          <w:i/>
-          <w:iCs/>
-        </w:rPr>
-        <w:t>Timestamps</w:t>
-      </w:r>
-      <w:proofErr w:type="spellEnd"/>
-      <w:r>
-        <w:rPr>
-          <w:rFonts w:ascii="Arial" w:hAnsi="Arial" w:cs="Arial"/>
-          <w:i/>
-          <w:iCs/>
-        </w:rPr>
-        <w:t xml:space="preserve"> und </w:t>
-      </w:r>
-      <w:proofErr w:type="spellStart"/>
-      <w:r>
-        <w:rPr>
-          <w:rFonts w:ascii="Arial" w:hAnsi="Arial" w:cs="Arial"/>
-          <w:i/>
-          <w:iCs/>
-        </w:rPr>
-        <w:t>Userinfo</w:t>
-      </w:r>
-      <w:proofErr w:type="spellEnd"/>
-      <w:r>
-        <w:rPr>
-          <w:rFonts w:ascii="Arial" w:hAnsi="Arial" w:cs="Arial"/>
-          <w:i/>
-          <w:iCs/>
-        </w:rPr>
-        <w:t>)</w:t>
+        <w:t>Änderungen von Featuredaten sollen nachvollziehbar sein. (Timestamps und Userinfo)</w:t>
       </w:r>
     </w:p>
     <w:p/>
@@ -7128,12 +8392,42 @@
           <w:rFonts w:ascii="Arial" w:hAnsi="Arial" w:cs="Arial"/>
         </w:rPr>
       </w:pPr>
-      <w:bookmarkStart w:id="15" w:name="_Toc230013887"/>
-      <w:r>
-        <w:rPr>
-          <w:rFonts w:ascii="Arial" w:hAnsi="Arial" w:cs="Arial"/>
-        </w:rPr>
-        <w:t>Datenverarbeitung</w:t>
+      <w:bookmarkStart w:id="15" w:name="_Toc230160312"/>
+      <w:r>
+        <w:rPr>
+          <w:rFonts w:ascii="Arial" w:hAnsi="Arial" w:cs="Arial"/>
+        </w:rPr>
+        <w:t>Daten</w:t>
+      </w:r>
+      <w:r>
+        <w:rPr>
+          <w:rFonts w:ascii="Arial" w:hAnsi="Arial" w:cs="Arial"/>
+        </w:rPr>
+        <w:t xml:space="preserve">modell </w:t>
+      </w:r>
+      <w:r>
+        <w:rPr>
+          <w:rFonts w:ascii="Arial" w:hAnsi="Arial" w:cs="Arial"/>
+          <w:sz w:val="20"/>
+          <w:szCs w:val="20"/>
+        </w:rPr>
+        <w:t>(</w:t>
+      </w:r>
+      <w:r>
+        <w:rPr>
+          <w:rFonts w:ascii="Arial" w:hAnsi="Arial" w:cs="Arial"/>
+          <w:sz w:val="20"/>
+          <w:szCs w:val="20"/>
+        </w:rPr>
+        <w:t>Infos zur Datenbank</w:t>
+      </w:r>
+      <w:r>
+        <w:rPr>
+          <w:rFonts w:ascii="Arial" w:hAnsi="Arial" w:cs="Arial"/>
+          <w:sz w:val="20"/>
+          <w:szCs w:val="20"/>
+        </w:rPr>
+        <w:t>)</w:t>
       </w:r>
       <w:bookmarkEnd w:id="15"/>
     </w:p>
@@ -7167,124 +8461,114 @@
           <w:i/>
           <w:iCs/>
         </w:rPr>
-        <w:t xml:space="preserve">relationale Datenbank. Wichtige Tabellen sind unter anderem: User, Workspace, </w:t>
-      </w:r>
-      <w:proofErr w:type="spellStart"/>
-      <w:r>
-        <w:rPr>
-          <w:rFonts w:ascii="Arial" w:hAnsi="Arial" w:cs="Arial"/>
-          <w:i/>
-          <w:iCs/>
-        </w:rPr>
-        <w:t>WorkspaceMember</w:t>
-      </w:r>
-      <w:proofErr w:type="spellEnd"/>
-      <w:r>
-        <w:rPr>
-          <w:rFonts w:ascii="Arial" w:hAnsi="Arial" w:cs="Arial"/>
-          <w:i/>
-          <w:iCs/>
-        </w:rPr>
-        <w:t xml:space="preserve">, </w:t>
-      </w:r>
-      <w:proofErr w:type="spellStart"/>
-      <w:r>
-        <w:rPr>
-          <w:rFonts w:ascii="Arial" w:hAnsi="Arial" w:cs="Arial"/>
-          <w:i/>
-          <w:iCs/>
-        </w:rPr>
-        <w:t>TodoList</w:t>
-      </w:r>
-      <w:proofErr w:type="spellEnd"/>
-      <w:r>
-        <w:rPr>
-          <w:rFonts w:ascii="Arial" w:hAnsi="Arial" w:cs="Arial"/>
-          <w:i/>
-          <w:iCs/>
-        </w:rPr>
-        <w:t xml:space="preserve">, </w:t>
-      </w:r>
-      <w:proofErr w:type="spellStart"/>
-      <w:r>
-        <w:rPr>
-          <w:rFonts w:ascii="Arial" w:hAnsi="Arial" w:cs="Arial"/>
-          <w:i/>
-          <w:iCs/>
-        </w:rPr>
-        <w:t>TodoEntry</w:t>
-      </w:r>
-      <w:proofErr w:type="spellEnd"/>
-      <w:r>
-        <w:rPr>
-          <w:rFonts w:ascii="Arial" w:hAnsi="Arial" w:cs="Arial"/>
-          <w:i/>
-          <w:iCs/>
-        </w:rPr>
-        <w:t xml:space="preserve">, Event, Note und </w:t>
-      </w:r>
-      <w:proofErr w:type="spellStart"/>
-      <w:r>
-        <w:rPr>
-          <w:rFonts w:ascii="Arial" w:hAnsi="Arial" w:cs="Arial"/>
-          <w:i/>
-          <w:iCs/>
-        </w:rPr>
-        <w:t>Friendship</w:t>
-      </w:r>
-      <w:proofErr w:type="spellEnd"/>
-      <w:r>
-        <w:rPr>
-          <w:rFonts w:ascii="Arial" w:hAnsi="Arial" w:cs="Arial"/>
-          <w:i/>
-          <w:iCs/>
-        </w:rPr>
-        <w:t xml:space="preserve">. </w:t>
-      </w:r>
-    </w:p>
-    <w:p>
-      <w:pPr>
-        <w:rPr>
-          <w:rFonts w:ascii="Arial" w:hAnsi="Arial" w:cs="Arial"/>
-          <w:i/>
-          <w:iCs/>
-        </w:rPr>
-      </w:pPr>
-      <w:r>
-        <w:rPr>
-          <w:rFonts w:ascii="Arial" w:hAnsi="Arial" w:cs="Arial"/>
-          <w:i/>
-          <w:iCs/>
-        </w:rPr>
-        <w:t>Die IDs werden als GUID-Strings gespeichert. Zeitstempel werden im ISO-Format gespeichert.</w:t>
-      </w:r>
-    </w:p>
-    <w:p>
-      <w:pPr>
-        <w:rPr>
-          <w:rFonts w:ascii="Arial" w:hAnsi="Arial" w:cs="Arial"/>
-          <w:i/>
-          <w:iCs/>
-        </w:rPr>
-      </w:pPr>
-      <w:r>
-        <w:rPr>
-          <w:rFonts w:ascii="Arial" w:hAnsi="Arial" w:cs="Arial"/>
-          <w:i/>
-          <w:iCs/>
-        </w:rPr>
-        <w:t xml:space="preserve">Boolean-Werte werden als integer </w:t>
-      </w:r>
-      <w:proofErr w:type="gramStart"/>
-      <w:r>
-        <w:rPr>
-          <w:rFonts w:ascii="Arial" w:hAnsi="Arial" w:cs="Arial"/>
-          <w:i/>
-          <w:iCs/>
-        </w:rPr>
-        <w:t>eingetragen</w:t>
-      </w:r>
-      <w:proofErr w:type="gramEnd"/>
+        <w:t>relationale Datenbank. Wichtige Tabellen sind unter anderem: User, Workspace, Workspace</w:t>
+      </w:r>
+      <w:r>
+        <w:rPr>
+          <w:rFonts w:ascii="Arial" w:hAnsi="Arial" w:cs="Arial"/>
+          <w:i/>
+          <w:iCs/>
+        </w:rPr>
+        <w:t>-</w:t>
+      </w:r>
+      <w:r>
+        <w:rPr>
+          <w:rFonts w:ascii="Arial" w:hAnsi="Arial" w:cs="Arial"/>
+          <w:i/>
+          <w:iCs/>
+        </w:rPr>
+        <w:t>Member, Todo</w:t>
+      </w:r>
+      <w:r>
+        <w:rPr>
+          <w:rFonts w:ascii="Arial" w:hAnsi="Arial" w:cs="Arial"/>
+          <w:i/>
+          <w:iCs/>
+        </w:rPr>
+        <w:t>-</w:t>
+      </w:r>
+      <w:r>
+        <w:rPr>
+          <w:rFonts w:ascii="Arial" w:hAnsi="Arial" w:cs="Arial"/>
+          <w:i/>
+          <w:iCs/>
+        </w:rPr>
+        <w:t>List, Todo</w:t>
+      </w:r>
+      <w:r>
+        <w:rPr>
+          <w:rFonts w:ascii="Arial" w:hAnsi="Arial" w:cs="Arial"/>
+          <w:i/>
+          <w:iCs/>
+        </w:rPr>
+        <w:t>-</w:t>
+      </w:r>
+      <w:r>
+        <w:rPr>
+          <w:rFonts w:ascii="Arial" w:hAnsi="Arial" w:cs="Arial"/>
+          <w:i/>
+          <w:iCs/>
+        </w:rPr>
+        <w:t xml:space="preserve">Entry, Event, Note und Friendship. </w:t>
+      </w:r>
+    </w:p>
+    <w:p>
+      <w:pPr>
+        <w:rPr>
+          <w:rFonts w:ascii="Arial" w:hAnsi="Arial" w:cs="Arial"/>
+          <w:i/>
+          <w:iCs/>
+        </w:rPr>
+      </w:pPr>
+      <w:r>
+        <w:rPr>
+          <w:rFonts w:ascii="Arial" w:hAnsi="Arial" w:cs="Arial"/>
+          <w:i/>
+          <w:iCs/>
+        </w:rPr>
+        <w:t xml:space="preserve">Die IDs werden als GUID-Strings gespeichert. </w:t>
+      </w:r>
+      <w:r>
+        <w:rPr>
+          <w:rFonts w:ascii="Arial" w:hAnsi="Arial" w:cs="Arial"/>
+          <w:i/>
+          <w:iCs/>
+        </w:rPr>
+        <w:br/>
+      </w:r>
+      <w:r>
+        <w:rPr>
+          <w:rFonts w:ascii="Arial" w:hAnsi="Arial" w:cs="Arial"/>
+          <w:i/>
+          <w:iCs/>
+        </w:rPr>
+        <w:t>Zeitstempel werden im ISO-Format gespeichert.</w:t>
+      </w:r>
+    </w:p>
+    <w:p>
+      <w:pPr>
+        <w:rPr>
+          <w:rFonts w:ascii="Arial" w:hAnsi="Arial" w:cs="Arial"/>
+          <w:i/>
+          <w:iCs/>
+        </w:rPr>
+      </w:pPr>
+      <w:r>
+        <w:rPr>
+          <w:rFonts w:ascii="Arial" w:hAnsi="Arial" w:cs="Arial"/>
+          <w:i/>
+          <w:iCs/>
+        </w:rPr>
+        <w:t>Boolean-Werte werden als integer eingetragen</w:t>
+      </w:r>
+      <w:r>
+        <w:rPr>
+          <w:rFonts w:ascii="Arial" w:hAnsi="Arial" w:cs="Arial"/>
+          <w:i/>
+          <w:iCs/>
+        </w:rPr>
+        <w:t>,</w:t>
+      </w:r>
       <w:r>
         <w:rPr>
           <w:rFonts w:ascii="Arial" w:hAnsi="Arial" w:cs="Arial"/>
@@ -7300,6 +8584,55 @@
         <w:ind w:left="426"/>
       </w:pPr>
     </w:p>
+    <w:p>
+      <w:pPr>
+        <w:pStyle w:val="Listenabsatz"/>
+        <w:ind w:left="426"/>
+      </w:pPr>
+    </w:p>
+    <w:p/>
+    <w:p>
+      <w:pPr>
+        <w:pStyle w:val="Listenabsatz"/>
+        <w:tabs>
+          <w:tab w:val="left" w:pos="426"/>
+        </w:tabs>
+        <w:ind w:left="426" w:hanging="426"/>
+        <w:rPr>
+          <w:sz w:val="26"/>
+          <w:szCs w:val="26"/>
+        </w:rPr>
+      </w:pPr>
+      <w:r>
+        <w:rPr>
+          <w:sz w:val="26"/>
+          <w:szCs w:val="26"/>
+          <w:highlight w:val="yellow"/>
+        </w:rPr>
+        <w:t xml:space="preserve">ER- Diagramm auf </w:t>
+      </w:r>
+      <w:r>
+        <w:rPr>
+          <w:sz w:val="26"/>
+          <w:szCs w:val="26"/>
+          <w:highlight w:val="yellow"/>
+        </w:rPr>
+        <w:t>beigelegtem Blatt</w:t>
+      </w:r>
+    </w:p>
+    <w:p>
+      <w:pPr>
+        <w:pStyle w:val="Listenabsatz"/>
+        <w:ind w:left="426"/>
+      </w:pPr>
+    </w:p>
+    <w:p>
+      <w:pPr>
+        <w:pStyle w:val="Listenabsatz"/>
+        <w:ind w:left="426"/>
+      </w:pPr>
+    </w:p>
+    <w:p/>
     <w:p>
       <w:pPr>
         <w:pStyle w:val="berschrift2"/>
@@ -7307,16 +8640,17 @@
           <w:ilvl w:val="1"/>
           <w:numId w:val="2"/>
         </w:numPr>
-        <w:ind w:left="426"/>
-        <w:rPr>
-          <w:rFonts w:ascii="Arial" w:hAnsi="Arial" w:cs="Arial"/>
-        </w:rPr>
-      </w:pPr>
-      <w:bookmarkStart w:id="16" w:name="_Toc230013888"/>
-      <w:r>
-        <w:rPr>
-          <w:rFonts w:ascii="Arial" w:hAnsi="Arial" w:cs="Arial"/>
-        </w:rPr>
+        <w:ind w:left="567" w:hanging="531"/>
+        <w:rPr>
+          <w:rFonts w:ascii="Arial" w:hAnsi="Arial" w:cs="Arial"/>
+        </w:rPr>
+      </w:pPr>
+      <w:bookmarkStart w:id="16" w:name="_Toc230160313"/>
+      <w:r>
+        <w:rPr>
+          <w:rFonts w:ascii="Arial" w:hAnsi="Arial" w:cs="Arial"/>
+        </w:rPr>
+        <w:lastRenderedPageBreak/>
         <w:t>Features</w:t>
       </w:r>
       <w:bookmarkEnd w:id="16"/>
@@ -7358,23 +8692,29 @@
           <w:iCs/>
         </w:rPr>
       </w:pPr>
-      <w:proofErr w:type="spellStart"/>
-      <w:r>
-        <w:rPr>
-          <w:rFonts w:ascii="Arial" w:hAnsi="Arial" w:cs="Arial"/>
-          <w:i/>
-          <w:iCs/>
-        </w:rPr>
-        <w:t>Dashoard</w:t>
-      </w:r>
-      <w:proofErr w:type="spellEnd"/>
-      <w:r>
-        <w:rPr>
-          <w:rFonts w:ascii="Arial" w:hAnsi="Arial" w:cs="Arial"/>
-          <w:i/>
-          <w:iCs/>
-        </w:rPr>
-        <w:t xml:space="preserve"> (Infozentrale des Users)</w:t>
+      <w:r>
+        <w:rPr>
+          <w:rFonts w:ascii="Arial" w:hAnsi="Arial" w:cs="Arial"/>
+          <w:i/>
+          <w:iCs/>
+        </w:rPr>
+        <w:t>Dash</w:t>
+      </w:r>
+      <w:r>
+        <w:rPr>
+          <w:rFonts w:ascii="Arial" w:hAnsi="Arial" w:cs="Arial"/>
+          <w:i/>
+          <w:iCs/>
+        </w:rPr>
+        <w:t>b</w:t>
+      </w:r>
+      <w:r>
+        <w:rPr>
+          <w:rFonts w:ascii="Arial" w:hAnsi="Arial" w:cs="Arial"/>
+          <w:i/>
+          <w:iCs/>
+        </w:rPr>
+        <w:t>oard (Infozentrale des Users)</w:t>
       </w:r>
     </w:p>
     <w:p>
@@ -7397,43 +8737,39 @@
           <w:i/>
           <w:iCs/>
         </w:rPr>
-        <w:t>Todos (</w:t>
-      </w:r>
-      <w:proofErr w:type="spellStart"/>
-      <w:r>
-        <w:rPr>
-          <w:rFonts w:ascii="Arial" w:hAnsi="Arial" w:cs="Arial"/>
-          <w:i/>
-          <w:iCs/>
-        </w:rPr>
-        <w:t>Todolisten</w:t>
-      </w:r>
-      <w:proofErr w:type="spellEnd"/>
-      <w:r>
-        <w:rPr>
-          <w:rFonts w:ascii="Arial" w:hAnsi="Arial" w:cs="Arial"/>
-          <w:i/>
-          <w:iCs/>
-        </w:rPr>
-        <w:t xml:space="preserve"> mit </w:t>
-      </w:r>
-      <w:proofErr w:type="spellStart"/>
-      <w:r>
-        <w:rPr>
-          <w:rFonts w:ascii="Arial" w:hAnsi="Arial" w:cs="Arial"/>
-          <w:i/>
-          <w:iCs/>
-        </w:rPr>
-        <w:t>Todoeinträgen</w:t>
-      </w:r>
-      <w:proofErr w:type="spellEnd"/>
-      <w:r>
-        <w:rPr>
-          <w:rFonts w:ascii="Arial" w:hAnsi="Arial" w:cs="Arial"/>
-          <w:i/>
-          <w:iCs/>
-        </w:rPr>
-        <w:t>)</w:t>
+        <w:t>Todos (Todo</w:t>
+      </w:r>
+      <w:r>
+        <w:rPr>
+          <w:rFonts w:ascii="Arial" w:hAnsi="Arial" w:cs="Arial"/>
+          <w:i/>
+          <w:iCs/>
+        </w:rPr>
+        <w:t>-L</w:t>
+      </w:r>
+      <w:r>
+        <w:rPr>
+          <w:rFonts w:ascii="Arial" w:hAnsi="Arial" w:cs="Arial"/>
+          <w:i/>
+          <w:iCs/>
+        </w:rPr>
+        <w:t>isten mit Todo</w:t>
+      </w:r>
+      <w:r>
+        <w:rPr>
+          <w:rFonts w:ascii="Arial" w:hAnsi="Arial" w:cs="Arial"/>
+          <w:i/>
+          <w:iCs/>
+        </w:rPr>
+        <w:t>-E</w:t>
+      </w:r>
+      <w:r>
+        <w:rPr>
+          <w:rFonts w:ascii="Arial" w:hAnsi="Arial" w:cs="Arial"/>
+          <w:i/>
+          <w:iCs/>
+        </w:rPr>
+        <w:t>inträgen)</w:t>
       </w:r>
     </w:p>
     <w:p>
@@ -7479,25 +8815,23 @@
           <w:i/>
           <w:iCs/>
         </w:rPr>
-        <w:t>Notes (Notizen ablegen in einem Ordner/</w:t>
-      </w:r>
-      <w:proofErr w:type="spellStart"/>
-      <w:r>
-        <w:rPr>
-          <w:rFonts w:ascii="Arial" w:hAnsi="Arial" w:cs="Arial"/>
-          <w:i/>
-          <w:iCs/>
-        </w:rPr>
-        <w:t>FileBrowser</w:t>
-      </w:r>
-      <w:proofErr w:type="spellEnd"/>
-      <w:r>
-        <w:rPr>
-          <w:rFonts w:ascii="Arial" w:hAnsi="Arial" w:cs="Arial"/>
-          <w:i/>
-          <w:iCs/>
-        </w:rPr>
-        <w:t>-System)</w:t>
+        <w:t>Notes (Notizen ablegen in einem Ordner/File</w:t>
+      </w:r>
+      <w:r>
+        <w:rPr>
+          <w:rFonts w:ascii="Arial" w:hAnsi="Arial" w:cs="Arial"/>
+          <w:i/>
+          <w:iCs/>
+        </w:rPr>
+        <w:t>-</w:t>
+      </w:r>
+      <w:r>
+        <w:rPr>
+          <w:rFonts w:ascii="Arial" w:hAnsi="Arial" w:cs="Arial"/>
+          <w:i/>
+          <w:iCs/>
+        </w:rPr>
+        <w:t>Browser-System)</w:t>
       </w:r>
     </w:p>
     <w:p>
@@ -7516,12 +8850,12 @@
           <w:ilvl w:val="1"/>
           <w:numId w:val="2"/>
         </w:numPr>
-        <w:ind w:left="426"/>
-        <w:rPr>
-          <w:rFonts w:ascii="Arial" w:hAnsi="Arial" w:cs="Arial"/>
-        </w:rPr>
-      </w:pPr>
-      <w:bookmarkStart w:id="17" w:name="_Toc230013889"/>
+        <w:ind w:left="567" w:hanging="531"/>
+        <w:rPr>
+          <w:rFonts w:ascii="Arial" w:hAnsi="Arial" w:cs="Arial"/>
+        </w:rPr>
+      </w:pPr>
+      <w:bookmarkStart w:id="17" w:name="_Toc230160314"/>
       <w:r>
         <w:rPr>
           <w:rFonts w:ascii="Arial" w:hAnsi="Arial" w:cs="Arial"/>
@@ -7550,25 +8884,7 @@
           <w:i/>
           <w:iCs/>
         </w:rPr>
-        <w:t xml:space="preserve">CSRF-Schutz (Schutz vor </w:t>
-      </w:r>
-      <w:proofErr w:type="spellStart"/>
-      <w:r>
-        <w:rPr>
-          <w:rFonts w:ascii="Arial" w:hAnsi="Arial" w:cs="Arial"/>
-          <w:i/>
-          <w:iCs/>
-        </w:rPr>
-        <w:t>Tokenfälschung</w:t>
-      </w:r>
-      <w:proofErr w:type="spellEnd"/>
-      <w:r>
-        <w:rPr>
-          <w:rFonts w:ascii="Arial" w:hAnsi="Arial" w:cs="Arial"/>
-          <w:i/>
-          <w:iCs/>
-        </w:rPr>
-        <w:t xml:space="preserve"> -&gt; Nutzen eines Tokens über eine fremde Adresse)</w:t>
+        <w:t>CSRF-Schutz (Schutz vor Tokenfälschung -&gt; Nutzen eines Tokens über eine fremde Adresse)</w:t>
       </w:r>
     </w:p>
     <w:p>
@@ -7614,18 +8930,8 @@
           <w:i/>
           <w:iCs/>
         </w:rPr>
-        <w:t>Passwort-</w:t>
-      </w:r>
-      <w:proofErr w:type="spellStart"/>
-      <w:r>
-        <w:rPr>
-          <w:rFonts w:ascii="Arial" w:hAnsi="Arial" w:cs="Arial"/>
-          <w:i/>
-          <w:iCs/>
-        </w:rPr>
-        <w:t>Hashing</w:t>
-      </w:r>
-      <w:proofErr w:type="spellEnd"/>
+        <w:t>Passwort-Hashing</w:t>
+      </w:r>
     </w:p>
     <w:p>
       <w:pPr>
@@ -7671,7 +8977,7 @@
           <w:rFonts w:ascii="Arial" w:hAnsi="Arial" w:cs="Arial"/>
         </w:rPr>
       </w:pPr>
-      <w:bookmarkStart w:id="18" w:name="_Toc230013890"/>
+      <w:bookmarkStart w:id="18" w:name="_Toc230160315"/>
       <w:r>
         <w:rPr>
           <w:rFonts w:ascii="Arial" w:hAnsi="Arial" w:cs="Arial"/>
@@ -7692,36 +8998,44 @@
           <w:rFonts w:ascii="Arial" w:hAnsi="Arial" w:cs="Arial"/>
         </w:rPr>
       </w:pPr>
-      <w:bookmarkStart w:id="19" w:name="_Toc230013891"/>
-      <w:proofErr w:type="spellStart"/>
-      <w:r>
-        <w:rPr>
-          <w:rFonts w:ascii="Arial" w:hAnsi="Arial" w:cs="Arial"/>
-        </w:rPr>
-        <w:t>LandingPage</w:t>
-      </w:r>
-      <w:proofErr w:type="spellEnd"/>
-      <w:r>
-        <w:rPr>
-          <w:rFonts w:ascii="Arial" w:hAnsi="Arial" w:cs="Arial"/>
-        </w:rPr>
-        <w:t xml:space="preserve"> / </w:t>
-      </w:r>
-      <w:proofErr w:type="spellStart"/>
-      <w:r>
-        <w:rPr>
-          <w:rFonts w:ascii="Arial" w:hAnsi="Arial" w:cs="Arial"/>
-        </w:rPr>
-        <w:t>AuthPage</w:t>
+      <w:bookmarkStart w:id="19" w:name="_Toc230160316"/>
+      <w:r>
+        <w:rPr>
+          <w:rFonts w:ascii="Arial" w:hAnsi="Arial" w:cs="Arial"/>
+        </w:rPr>
+        <w:t>Landing</w:t>
+      </w:r>
+      <w:r>
+        <w:rPr>
+          <w:rFonts w:ascii="Arial" w:hAnsi="Arial" w:cs="Arial"/>
+        </w:rPr>
+        <w:t>-</w:t>
+      </w:r>
+      <w:r>
+        <w:rPr>
+          <w:rFonts w:ascii="Arial" w:hAnsi="Arial" w:cs="Arial"/>
+        </w:rPr>
+        <w:t>Page / Auth</w:t>
+      </w:r>
+      <w:r>
+        <w:rPr>
+          <w:rFonts w:ascii="Arial" w:hAnsi="Arial" w:cs="Arial"/>
+        </w:rPr>
+        <w:t>-</w:t>
+      </w:r>
+      <w:r>
+        <w:rPr>
+          <w:rFonts w:ascii="Arial" w:hAnsi="Arial" w:cs="Arial"/>
+        </w:rPr>
+        <w:t>Page</w:t>
       </w:r>
       <w:bookmarkEnd w:id="19"/>
-      <w:proofErr w:type="spellEnd"/>
     </w:p>
     <w:p>
       <w:pPr>
         <w:pStyle w:val="berschrift3"/>
       </w:pPr>
-      <w:bookmarkStart w:id="20" w:name="_Toc230013892"/>
+      <w:bookmarkStart w:id="20" w:name="_Toc230160317"/>
       <w:r>
         <w:t>5.1.1 Funktionen:</w:t>
       </w:r>
@@ -7793,9 +9107,11 @@
       <w:pPr>
         <w:pStyle w:val="berschrift3"/>
       </w:pPr>
+      <w:bookmarkStart w:id="21" w:name="_Toc230160318"/>
       <w:r>
         <w:t>5.1.2 Beschreibung:</w:t>
       </w:r>
+      <w:bookmarkEnd w:id="21"/>
     </w:p>
     <w:p>
       <w:pPr>
@@ -7805,15 +9121,13 @@
           <w:rFonts w:ascii="Arial" w:hAnsi="Arial" w:cs="Arial"/>
           <w:i/>
           <w:iCs/>
-          <w:color w:val="7F7F7F" w:themeColor="text1" w:themeTint="80"/>
-        </w:rPr>
-      </w:pPr>
-      <w:r>
-        <w:rPr>
-          <w:rFonts w:ascii="Arial" w:hAnsi="Arial" w:cs="Arial"/>
-          <w:i/>
-          <w:iCs/>
-          <w:color w:val="7F7F7F" w:themeColor="text1" w:themeTint="80"/>
+        </w:rPr>
+      </w:pPr>
+      <w:r>
+        <w:rPr>
+          <w:rFonts w:ascii="Arial" w:hAnsi="Arial" w:cs="Arial"/>
+          <w:i/>
+          <w:iCs/>
         </w:rPr>
         <w:t>Die Landing-Page dient als Einstiegspunkt der Anwendung und stellt die Benutzeranmeldung sowie die Registrierung bereit.</w:t>
       </w:r>
@@ -7826,7 +9140,6 @@
           <w:rFonts w:ascii="Arial" w:hAnsi="Arial" w:cs="Arial"/>
           <w:i/>
           <w:iCs/>
-          <w:color w:val="7F7F7F" w:themeColor="text1" w:themeTint="80"/>
         </w:rPr>
       </w:pPr>
     </w:p>
@@ -7838,15 +9151,13 @@
           <w:rFonts w:ascii="Arial" w:hAnsi="Arial" w:cs="Arial"/>
           <w:i/>
           <w:iCs/>
-          <w:color w:val="7F7F7F" w:themeColor="text1" w:themeTint="80"/>
-        </w:rPr>
-      </w:pPr>
-      <w:r>
-        <w:rPr>
-          <w:rFonts w:ascii="Arial" w:hAnsi="Arial" w:cs="Arial"/>
-          <w:i/>
-          <w:iCs/>
-          <w:color w:val="7F7F7F" w:themeColor="text1" w:themeTint="80"/>
+        </w:rPr>
+      </w:pPr>
+      <w:r>
+        <w:rPr>
+          <w:rFonts w:ascii="Arial" w:hAnsi="Arial" w:cs="Arial"/>
+          <w:i/>
+          <w:iCs/>
         </w:rPr>
         <w:t>Im oberen Bereich sollen der Name der Anwendung sowie ein Leitspruch dargestellt werden.</w:t>
       </w:r>
@@ -7859,7 +9170,6 @@
           <w:rFonts w:ascii="Arial" w:hAnsi="Arial" w:cs="Arial"/>
           <w:i/>
           <w:iCs/>
-          <w:color w:val="7F7F7F" w:themeColor="text1" w:themeTint="80"/>
         </w:rPr>
       </w:pPr>
     </w:p>
@@ -7867,16 +9177,42 @@
       <w:pPr>
         <w:pStyle w:val="Listenabsatz"/>
         <w:ind w:left="0"/>
-      </w:pPr>
-      <w:r>
-        <w:rPr>
-          <w:rFonts w:ascii="Arial" w:hAnsi="Arial" w:cs="Arial"/>
-          <w:i/>
-          <w:iCs/>
-          <w:color w:val="7F7F7F" w:themeColor="text1" w:themeTint="80"/>
-        </w:rPr>
-        <w:t>Im zentralen Bereich soll eine große Card angezeigt werden, welche die Login- und Registrierungsansicht enthält. Zwischen beiden Ansichten soll über einen Button gewechselt werden können. Die Umschaltung erfolgt über unterschiedliche Views innerhalb derselben Seite.</w:t>
-      </w:r>
+        <w:rPr>
+          <w:rFonts w:ascii="Arial" w:hAnsi="Arial" w:cs="Arial"/>
+          <w:i/>
+          <w:iCs/>
+        </w:rPr>
+      </w:pPr>
+      <w:r>
+        <w:rPr>
+          <w:rFonts w:ascii="Arial" w:hAnsi="Arial" w:cs="Arial"/>
+          <w:i/>
+          <w:iCs/>
+        </w:rPr>
+        <w:t xml:space="preserve">Im zentralen Bereich soll eine große Card angezeigt werden, welche die Login- und Registrierungsansicht enthält. Zwischen beiden Ansichten soll über einen Button gewechselt werden können. Die Umschaltung erfolgt über unterschiedliche Views innerhalb derselben </w:t>
+      </w:r>
+      <w:r>
+        <w:rPr>
+          <w:rFonts w:ascii="Arial" w:hAnsi="Arial" w:cs="Arial"/>
+          <w:i/>
+          <w:iCs/>
+        </w:rPr>
+        <w:t>Card</w:t>
+      </w:r>
+      <w:r>
+        <w:rPr>
+          <w:rFonts w:ascii="Arial" w:hAnsi="Arial" w:cs="Arial"/>
+          <w:i/>
+          <w:iCs/>
+        </w:rPr>
+        <w:t>.</w:t>
+      </w:r>
+    </w:p>
+    <w:p>
+      <w:pPr>
+        <w:pStyle w:val="Listenabsatz"/>
+        <w:ind w:left="0"/>
+      </w:pPr>
     </w:p>
     <w:p>
       <w:pPr>
@@ -7885,11 +9221,12 @@
           <w:ilvl w:val="1"/>
           <w:numId w:val="2"/>
         </w:numPr>
-        <w:rPr>
-          <w:rFonts w:ascii="Arial" w:hAnsi="Arial" w:cs="Arial"/>
-        </w:rPr>
-      </w:pPr>
-      <w:bookmarkStart w:id="21" w:name="_Toc230013893"/>
+        <w:ind w:left="567" w:hanging="531"/>
+        <w:rPr>
+          <w:rFonts w:ascii="Arial" w:hAnsi="Arial" w:cs="Arial"/>
+        </w:rPr>
+      </w:pPr>
+      <w:bookmarkStart w:id="22" w:name="_Toc230160319"/>
       <w:r>
         <w:rPr>
           <w:rFonts w:ascii="Arial" w:hAnsi="Arial" w:cs="Arial"/>
@@ -7902,7 +9239,17 @@
         </w:rPr>
         <w:t xml:space="preserve"> (User)</w:t>
       </w:r>
-      <w:bookmarkEnd w:id="21"/>
+      <w:bookmarkEnd w:id="22"/>
+    </w:p>
+    <w:p>
+      <w:pPr>
+        <w:pStyle w:val="berschrift3"/>
+      </w:pPr>
+      <w:bookmarkStart w:id="23" w:name="_Toc230160320"/>
+      <w:r>
+        <w:t>5.2.1 Funktionen:</w:t>
+      </w:r>
+      <w:bookmarkEnd w:id="23"/>
     </w:p>
     <w:p>
       <w:pPr>
@@ -7924,7 +9271,7 @@
           <w:i/>
           <w:iCs/>
         </w:rPr>
-        <w:t>Übersicht der Workspaces des Users</w:t>
+        <w:t>Anzeige der Workspaces des Benutzers</w:t>
       </w:r>
     </w:p>
     <w:p>
@@ -7935,9 +9282,19 @@
           <w:numId w:val="18"/>
         </w:numPr>
         <w:ind w:left="426"/>
-      </w:pPr>
-      <w:r>
-        <w:t>Bearbeitungsmöglichkeit der Workspaces</w:t>
+        <w:rPr>
+          <w:rFonts w:ascii="Arial" w:hAnsi="Arial" w:cs="Arial"/>
+          <w:i/>
+          <w:iCs/>
+        </w:rPr>
+      </w:pPr>
+      <w:r>
+        <w:rPr>
+          <w:rFonts w:ascii="Arial" w:hAnsi="Arial" w:cs="Arial"/>
+          <w:i/>
+          <w:iCs/>
+        </w:rPr>
+        <w:t>Bearbeiten von Workspaces</w:t>
       </w:r>
     </w:p>
     <w:p>
@@ -7948,9 +9305,19 @@
           <w:numId w:val="18"/>
         </w:numPr>
         <w:ind w:left="426"/>
-      </w:pPr>
-      <w:r>
-        <w:t>Freundesliste</w:t>
+        <w:rPr>
+          <w:rFonts w:ascii="Arial" w:hAnsi="Arial" w:cs="Arial"/>
+          <w:i/>
+          <w:iCs/>
+        </w:rPr>
+      </w:pPr>
+      <w:r>
+        <w:rPr>
+          <w:rFonts w:ascii="Arial" w:hAnsi="Arial" w:cs="Arial"/>
+          <w:i/>
+          <w:iCs/>
+        </w:rPr>
+        <w:t>Anzeige der Freundesliste</w:t>
       </w:r>
     </w:p>
     <w:p>
@@ -7963,35 +9330,126 @@
         <w:ind w:left="426"/>
       </w:pPr>
       <w:r>
-        <w:t>Letzte Aktivitäten</w:t>
-      </w:r>
-      <w:r>
+        <w:rPr>
+          <w:rFonts w:ascii="Arial" w:hAnsi="Arial" w:cs="Arial"/>
+          <w:i/>
+          <w:iCs/>
+        </w:rPr>
+        <w:t>Anzeige letzter Aktivitäten</w:t>
+      </w:r>
+      <w:r>
+        <w:t xml:space="preserve"> </w:t>
+      </w:r>
+    </w:p>
+    <w:p>
+      <w:pPr>
+        <w:pStyle w:val="berschrift3"/>
+      </w:pPr>
+      <w:bookmarkStart w:id="24" w:name="_Toc230160321"/>
+      <w:r>
+        <w:t>5.2.2 Beschreibung:</w:t>
+      </w:r>
+      <w:bookmarkEnd w:id="24"/>
+    </w:p>
+    <w:p>
+      <w:pPr>
+        <w:rPr>
+          <w:rFonts w:ascii="Arial" w:hAnsi="Arial" w:cs="Arial"/>
+          <w:i/>
+          <w:iCs/>
+        </w:rPr>
+      </w:pPr>
+      <w:r>
+        <w:rPr>
+          <w:rFonts w:ascii="Arial" w:hAnsi="Arial" w:cs="Arial"/>
+          <w:i/>
+          <w:iCs/>
+        </w:rPr>
+        <w:t>Das Dashboard ist die erste Seite die nach erfolgreichem Login angezeigt wird.</w:t>
+      </w:r>
+    </w:p>
+    <w:p>
+      <w:pPr>
+        <w:rPr>
+          <w:rFonts w:ascii="Arial" w:hAnsi="Arial" w:cs="Arial"/>
+          <w:i/>
+          <w:iCs/>
+        </w:rPr>
+      </w:pPr>
+      <w:r>
+        <w:rPr>
+          <w:rFonts w:ascii="Arial" w:hAnsi="Arial" w:cs="Arial"/>
+          <w:i/>
+          <w:iCs/>
+        </w:rPr>
+        <w:t xml:space="preserve">Im Dashboard des Users </w:t>
+      </w:r>
+      <w:r>
+        <w:rPr>
+          <w:rFonts w:ascii="Arial" w:hAnsi="Arial" w:cs="Arial"/>
+          <w:i/>
+          <w:iCs/>
+        </w:rPr>
+        <w:t xml:space="preserve">sollen sowohl beigetretene Workspaces als auch der private Workspace aufgelistet sein. </w:t>
+      </w:r>
+    </w:p>
+    <w:p>
+      <w:pPr>
+        <w:rPr>
+          <w:rFonts w:ascii="Arial" w:hAnsi="Arial" w:cs="Arial"/>
+          <w:i/>
+          <w:iCs/>
+        </w:rPr>
+      </w:pPr>
+      <w:r>
+        <w:rPr>
+          <w:rFonts w:ascii="Arial" w:hAnsi="Arial" w:cs="Arial"/>
+          <w:i/>
+          <w:iCs/>
+        </w:rPr>
+        <w:lastRenderedPageBreak/>
+        <w:t>Workspaces sollen als Cards dargestellt werden.</w:t>
+      </w:r>
+      <w:r>
+        <w:rPr>
+          <w:rFonts w:ascii="Arial" w:hAnsi="Arial" w:cs="Arial"/>
+          <w:i/>
+          <w:iCs/>
+        </w:rPr>
         <w:br/>
-      </w:r>
-    </w:p>
-    <w:p>
-      <w:r>
-        <w:t>Das Dashboard ist die erste Seite die nach erfolgreichem Login angezeigt wird.</w:t>
-      </w:r>
-    </w:p>
-    <w:p>
-      <w:r>
-        <w:t xml:space="preserve">Im Dashboard des Users sollen die Workspaces des Users aufgelistet sein. </w:t>
-      </w:r>
-      <w:r>
-        <w:br/>
-        <w:t>Die Workspaces sollen als Cards dargestellt werden.</w:t>
-      </w:r>
-      <w:r>
-        <w:br/>
-      </w:r>
-      <w:r>
-        <w:lastRenderedPageBreak/>
-        <w:t>Die Cards sollen ein Kontextmenü besitzen über das Einstellungen zum Workspace vorgenommen werden können.</w:t>
-      </w:r>
-    </w:p>
-    <w:p>
-      <w:r>
+        <w:t xml:space="preserve">Die Cards sollen ein Kontextmenü besitzen über das Einstellungen zum Workspace </w:t>
+      </w:r>
+      <w:r>
+        <w:rPr>
+          <w:rFonts w:ascii="Arial" w:hAnsi="Arial" w:cs="Arial"/>
+          <w:i/>
+          <w:iCs/>
+        </w:rPr>
+        <w:t xml:space="preserve">aufgerufen und </w:t>
+      </w:r>
+      <w:r>
+        <w:rPr>
+          <w:rFonts w:ascii="Arial" w:hAnsi="Arial" w:cs="Arial"/>
+          <w:i/>
+          <w:iCs/>
+        </w:rPr>
+        <w:t>vorgenommen werden können.</w:t>
+      </w:r>
+    </w:p>
+    <w:p>
+      <w:pPr>
+        <w:rPr>
+          <w:rFonts w:ascii="Arial" w:hAnsi="Arial" w:cs="Arial"/>
+          <w:i/>
+          <w:iCs/>
+        </w:rPr>
+      </w:pPr>
+      <w:r>
+        <w:rPr>
+          <w:rFonts w:ascii="Arial" w:hAnsi="Arial" w:cs="Arial"/>
+          <w:i/>
+          <w:iCs/>
+        </w:rPr>
         <w:t>Zusätzlich sollen noch die Module „Freundesliste“ und „Letzte Aktivitäten“ angezeigt werden.</w:t>
       </w:r>
     </w:p>
@@ -8003,18 +9461,29 @@
           <w:ilvl w:val="1"/>
           <w:numId w:val="2"/>
         </w:numPr>
-        <w:rPr>
-          <w:rFonts w:ascii="Arial" w:hAnsi="Arial" w:cs="Arial"/>
-        </w:rPr>
-      </w:pPr>
-      <w:bookmarkStart w:id="22" w:name="_Toc230013894"/>
+        <w:ind w:left="567" w:hanging="531"/>
+        <w:rPr>
+          <w:rFonts w:ascii="Arial" w:hAnsi="Arial" w:cs="Arial"/>
+        </w:rPr>
+      </w:pPr>
+      <w:bookmarkStart w:id="25" w:name="_Toc230160322"/>
       <w:r>
         <w:rPr>
           <w:rFonts w:ascii="Arial" w:hAnsi="Arial" w:cs="Arial"/>
         </w:rPr>
         <w:t>Workspaces</w:t>
       </w:r>
-      <w:bookmarkEnd w:id="22"/>
+      <w:bookmarkEnd w:id="25"/>
+    </w:p>
+    <w:p>
+      <w:pPr>
+        <w:pStyle w:val="berschrift3"/>
+      </w:pPr>
+      <w:bookmarkStart w:id="26" w:name="_Toc230160323"/>
+      <w:r>
+        <w:t>5.3.1 Funktionen:</w:t>
+      </w:r>
+      <w:bookmarkEnd w:id="26"/>
     </w:p>
     <w:p>
       <w:pPr>
@@ -8024,9 +9493,35 @@
           <w:numId w:val="19"/>
         </w:numPr>
         <w:ind w:left="426"/>
-      </w:pPr>
-      <w:r>
-        <w:t>Workspace editieren (Als Owner)</w:t>
+        <w:rPr>
+          <w:rFonts w:ascii="Arial" w:hAnsi="Arial" w:cs="Arial"/>
+          <w:i/>
+          <w:iCs/>
+        </w:rPr>
+      </w:pPr>
+      <w:r>
+        <w:rPr>
+          <w:rFonts w:ascii="Arial" w:hAnsi="Arial" w:cs="Arial"/>
+          <w:i/>
+          <w:iCs/>
+        </w:rPr>
+        <w:t xml:space="preserve">Workspace </w:t>
+      </w:r>
+      <w:r>
+        <w:rPr>
+          <w:rFonts w:ascii="Arial" w:hAnsi="Arial" w:cs="Arial"/>
+          <w:i/>
+          <w:iCs/>
+        </w:rPr>
+        <w:t>bearbeiten</w:t>
+      </w:r>
+      <w:r>
+        <w:rPr>
+          <w:rFonts w:ascii="Arial" w:hAnsi="Arial" w:cs="Arial"/>
+          <w:i/>
+          <w:iCs/>
+        </w:rPr>
+        <w:t xml:space="preserve"> (Als Owner)</w:t>
       </w:r>
     </w:p>
     <w:p>
@@ -8037,8 +9532,18 @@
           <w:numId w:val="19"/>
         </w:numPr>
         <w:ind w:left="426"/>
-      </w:pPr>
-      <w:r>
+        <w:rPr>
+          <w:rFonts w:ascii="Arial" w:hAnsi="Arial" w:cs="Arial"/>
+          <w:i/>
+          <w:iCs/>
+        </w:rPr>
+      </w:pPr>
+      <w:r>
+        <w:rPr>
+          <w:rFonts w:ascii="Arial" w:hAnsi="Arial" w:cs="Arial"/>
+          <w:i/>
+          <w:iCs/>
+        </w:rPr>
         <w:t>Workspace verlassen (Als Member)</w:t>
       </w:r>
     </w:p>
@@ -8050,8 +9555,18 @@
           <w:numId w:val="19"/>
         </w:numPr>
         <w:ind w:left="426"/>
-      </w:pPr>
-      <w:r>
+        <w:rPr>
+          <w:rFonts w:ascii="Arial" w:hAnsi="Arial" w:cs="Arial"/>
+          <w:i/>
+          <w:iCs/>
+        </w:rPr>
+      </w:pPr>
+      <w:r>
+        <w:rPr>
+          <w:rFonts w:ascii="Arial" w:hAnsi="Arial" w:cs="Arial"/>
+          <w:i/>
+          <w:iCs/>
+        </w:rPr>
         <w:t>Workspace löschen (Als Owner)</w:t>
       </w:r>
     </w:p>
@@ -8063,8 +9578,18 @@
           <w:numId w:val="19"/>
         </w:numPr>
         <w:ind w:left="426"/>
-      </w:pPr>
-      <w:r>
+        <w:rPr>
+          <w:rFonts w:ascii="Arial" w:hAnsi="Arial" w:cs="Arial"/>
+          <w:i/>
+          <w:iCs/>
+        </w:rPr>
+      </w:pPr>
+      <w:r>
+        <w:rPr>
+          <w:rFonts w:ascii="Arial" w:hAnsi="Arial" w:cs="Arial"/>
+          <w:i/>
+          <w:iCs/>
+        </w:rPr>
         <w:t>User FÜR Workspace suchen (User die noch für den Workspace eingeladen werden können)</w:t>
       </w:r>
     </w:p>
@@ -8076,9 +9601,35 @@
           <w:numId w:val="19"/>
         </w:numPr>
         <w:ind w:left="426"/>
-      </w:pPr>
-      <w:r>
-        <w:t>User VON Workspace filtern. (Suche eines Members innerhalb des Workspaces)</w:t>
+        <w:rPr>
+          <w:rFonts w:ascii="Arial" w:hAnsi="Arial" w:cs="Arial"/>
+          <w:i/>
+          <w:iCs/>
+        </w:rPr>
+      </w:pPr>
+      <w:r>
+        <w:rPr>
+          <w:rFonts w:ascii="Arial" w:hAnsi="Arial" w:cs="Arial"/>
+          <w:i/>
+          <w:iCs/>
+        </w:rPr>
+        <w:t xml:space="preserve">User VON Workspace filtern. (Suche eines </w:t>
+      </w:r>
+      <w:r>
+        <w:rPr>
+          <w:rFonts w:ascii="Arial" w:hAnsi="Arial" w:cs="Arial"/>
+          <w:i/>
+          <w:iCs/>
+        </w:rPr>
+        <w:t>Mitglieds</w:t>
+      </w:r>
+      <w:r>
+        <w:rPr>
+          <w:rFonts w:ascii="Arial" w:hAnsi="Arial" w:cs="Arial"/>
+          <w:i/>
+          <w:iCs/>
+        </w:rPr>
+        <w:t xml:space="preserve"> innerhalb des Workspaces)</w:t>
       </w:r>
     </w:p>
     <w:p>
@@ -8089,9 +9640,27 @@
           <w:numId w:val="19"/>
         </w:numPr>
         <w:ind w:left="426"/>
-      </w:pPr>
-      <w:r>
-        <w:t>Member hinzufügen</w:t>
+        <w:rPr>
+          <w:rFonts w:ascii="Arial" w:hAnsi="Arial" w:cs="Arial"/>
+          <w:i/>
+          <w:iCs/>
+        </w:rPr>
+      </w:pPr>
+      <w:r>
+        <w:rPr>
+          <w:rFonts w:ascii="Arial" w:hAnsi="Arial" w:cs="Arial"/>
+          <w:i/>
+          <w:iCs/>
+        </w:rPr>
+        <w:t>Mitglieder</w:t>
+      </w:r>
+      <w:r>
+        <w:rPr>
+          <w:rFonts w:ascii="Arial" w:hAnsi="Arial" w:cs="Arial"/>
+          <w:i/>
+          <w:iCs/>
+        </w:rPr>
+        <w:t xml:space="preserve"> hinzufügen</w:t>
       </w:r>
     </w:p>
     <w:p>
@@ -8102,11 +9671,91 @@
           <w:numId w:val="19"/>
         </w:numPr>
         <w:ind w:left="426"/>
-      </w:pPr>
-      <w:r>
-        <w:t>Member entfernen</w:t>
-      </w:r>
-    </w:p>
+        <w:rPr>
+          <w:rFonts w:ascii="Arial" w:hAnsi="Arial" w:cs="Arial"/>
+          <w:i/>
+          <w:iCs/>
+        </w:rPr>
+      </w:pPr>
+      <w:r>
+        <w:rPr>
+          <w:rFonts w:ascii="Arial" w:hAnsi="Arial" w:cs="Arial"/>
+          <w:i/>
+          <w:iCs/>
+        </w:rPr>
+        <w:t xml:space="preserve">Mitglieder </w:t>
+      </w:r>
+      <w:r>
+        <w:rPr>
+          <w:rFonts w:ascii="Arial" w:hAnsi="Arial" w:cs="Arial"/>
+          <w:i/>
+          <w:iCs/>
+        </w:rPr>
+        <w:t>entfernen</w:t>
+      </w:r>
+    </w:p>
+    <w:p>
+      <w:pPr>
+        <w:pStyle w:val="berschrift3"/>
+      </w:pPr>
+      <w:bookmarkStart w:id="27" w:name="_Toc230160324"/>
+      <w:r>
+        <w:t>5.3.2 Beschreibung:</w:t>
+      </w:r>
+      <w:bookmarkEnd w:id="27"/>
+    </w:p>
+    <w:p>
+      <w:pPr>
+        <w:rPr>
+          <w:rFonts w:ascii="Arial" w:hAnsi="Arial" w:cs="Arial"/>
+          <w:i/>
+          <w:iCs/>
+        </w:rPr>
+      </w:pPr>
+      <w:r>
+        <w:rPr>
+          <w:rFonts w:ascii="Arial" w:hAnsi="Arial" w:cs="Arial"/>
+          <w:i/>
+          <w:iCs/>
+        </w:rPr>
+        <w:t>Workspaces dienen als gemeinsame Bereiche für mehrere Benutzer.</w:t>
+      </w:r>
+    </w:p>
+    <w:p>
+      <w:pPr>
+        <w:rPr>
+          <w:rFonts w:ascii="Arial" w:hAnsi="Arial" w:cs="Arial"/>
+          <w:i/>
+          <w:iCs/>
+        </w:rPr>
+      </w:pPr>
+      <w:r>
+        <w:rPr>
+          <w:rFonts w:ascii="Arial" w:hAnsi="Arial" w:cs="Arial"/>
+          <w:i/>
+          <w:iCs/>
+        </w:rPr>
+        <w:t>Der Besitzer eines Workspaces soll Einstellungen bearbeiten und den Workspace löschen können. Mitglieder sollen den Workspace verlassen können.</w:t>
+      </w:r>
+    </w:p>
+    <w:p>
+      <w:pPr>
+        <w:rPr>
+          <w:rFonts w:ascii="Arial" w:hAnsi="Arial" w:cs="Arial"/>
+          <w:i/>
+          <w:iCs/>
+        </w:rPr>
+      </w:pPr>
+      <w:r>
+        <w:rPr>
+          <w:rFonts w:ascii="Arial" w:hAnsi="Arial" w:cs="Arial"/>
+          <w:i/>
+          <w:iCs/>
+        </w:rPr>
+        <w:t>Zusätzlich soll eine Suchfunktion vorhanden sein, um Benutzer für einen Workspace zu finden und Mitglieder innerhalb eines Workspaces zu filtern.</w:t>
+      </w:r>
+    </w:p>
+    <w:p/>
     <w:p>
       <w:pPr>
         <w:pStyle w:val="berschrift2"/>
@@ -8114,18 +9763,29 @@
           <w:ilvl w:val="1"/>
           <w:numId w:val="2"/>
         </w:numPr>
-        <w:rPr>
-          <w:rFonts w:ascii="Arial" w:hAnsi="Arial" w:cs="Arial"/>
-        </w:rPr>
-      </w:pPr>
-      <w:bookmarkStart w:id="23" w:name="_Toc230013895"/>
+        <w:ind w:left="567" w:hanging="531"/>
+        <w:rPr>
+          <w:rFonts w:ascii="Arial" w:hAnsi="Arial" w:cs="Arial"/>
+        </w:rPr>
+      </w:pPr>
+      <w:bookmarkStart w:id="28" w:name="_Toc230160325"/>
       <w:r>
         <w:rPr>
           <w:rFonts w:ascii="Arial" w:hAnsi="Arial" w:cs="Arial"/>
         </w:rPr>
         <w:t>Todos</w:t>
       </w:r>
-      <w:bookmarkEnd w:id="23"/>
+      <w:bookmarkEnd w:id="28"/>
+    </w:p>
+    <w:p>
+      <w:pPr>
+        <w:pStyle w:val="berschrift3"/>
+      </w:pPr>
+      <w:bookmarkStart w:id="29" w:name="_Toc230160326"/>
+      <w:r>
+        <w:t>5.4.1 Funktionen:</w:t>
+      </w:r>
+      <w:bookmarkEnd w:id="29"/>
     </w:p>
     <w:p>
       <w:pPr>
@@ -8135,14 +9795,35 @@
           <w:numId w:val="19"/>
         </w:numPr>
         <w:ind w:left="426"/>
-      </w:pPr>
-      <w:proofErr w:type="spellStart"/>
-      <w:r>
-        <w:t>TodoListe</w:t>
-      </w:r>
-      <w:proofErr w:type="spellEnd"/>
-      <w:r>
-        <w:t xml:space="preserve"> erstellen</w:t>
+        <w:rPr>
+          <w:rFonts w:ascii="Arial" w:hAnsi="Arial" w:cs="Arial"/>
+          <w:i/>
+          <w:iCs/>
+        </w:rPr>
+      </w:pPr>
+      <w:r>
+        <w:rPr>
+          <w:rFonts w:ascii="Arial" w:hAnsi="Arial" w:cs="Arial"/>
+          <w:i/>
+          <w:iCs/>
+        </w:rPr>
+        <w:t>Todo</w:t>
+      </w:r>
+      <w:r>
+        <w:rPr>
+          <w:rFonts w:ascii="Arial" w:hAnsi="Arial" w:cs="Arial"/>
+          <w:i/>
+          <w:iCs/>
+        </w:rPr>
+        <w:t>-</w:t>
+      </w:r>
+      <w:r>
+        <w:rPr>
+          <w:rFonts w:ascii="Arial" w:hAnsi="Arial" w:cs="Arial"/>
+          <w:i/>
+          <w:iCs/>
+        </w:rPr>
+        <w:t>Liste erstellen</w:t>
       </w:r>
     </w:p>
     <w:p>
@@ -8153,14 +9834,35 @@
           <w:numId w:val="19"/>
         </w:numPr>
         <w:ind w:left="426"/>
-      </w:pPr>
-      <w:proofErr w:type="spellStart"/>
-      <w:r>
-        <w:t>Todoliste</w:t>
-      </w:r>
-      <w:proofErr w:type="spellEnd"/>
-      <w:r>
-        <w:t xml:space="preserve"> löschen</w:t>
+        <w:rPr>
+          <w:rFonts w:ascii="Arial" w:hAnsi="Arial" w:cs="Arial"/>
+          <w:i/>
+          <w:iCs/>
+        </w:rPr>
+      </w:pPr>
+      <w:r>
+        <w:rPr>
+          <w:rFonts w:ascii="Arial" w:hAnsi="Arial" w:cs="Arial"/>
+          <w:i/>
+          <w:iCs/>
+        </w:rPr>
+        <w:t>Todo</w:t>
+      </w:r>
+      <w:r>
+        <w:rPr>
+          <w:rFonts w:ascii="Arial" w:hAnsi="Arial" w:cs="Arial"/>
+          <w:i/>
+          <w:iCs/>
+        </w:rPr>
+        <w:t>-L</w:t>
+      </w:r>
+      <w:r>
+        <w:rPr>
+          <w:rFonts w:ascii="Arial" w:hAnsi="Arial" w:cs="Arial"/>
+          <w:i/>
+          <w:iCs/>
+        </w:rPr>
+        <w:t>iste löschen</w:t>
       </w:r>
     </w:p>
     <w:p>
@@ -8171,14 +9873,83 @@
           <w:numId w:val="19"/>
         </w:numPr>
         <w:ind w:left="426"/>
-      </w:pPr>
-      <w:proofErr w:type="spellStart"/>
-      <w:r>
-        <w:t>TodoEintrag</w:t>
-      </w:r>
-      <w:proofErr w:type="spellEnd"/>
-      <w:r>
-        <w:t xml:space="preserve"> hinzufügen</w:t>
+        <w:rPr>
+          <w:rFonts w:ascii="Arial" w:hAnsi="Arial" w:cs="Arial"/>
+          <w:i/>
+          <w:iCs/>
+        </w:rPr>
+      </w:pPr>
+      <w:r>
+        <w:rPr>
+          <w:rFonts w:ascii="Arial" w:hAnsi="Arial" w:cs="Arial"/>
+          <w:i/>
+          <w:iCs/>
+        </w:rPr>
+        <w:t>Todo</w:t>
+      </w:r>
+      <w:r>
+        <w:rPr>
+          <w:rFonts w:ascii="Arial" w:hAnsi="Arial" w:cs="Arial"/>
+          <w:i/>
+          <w:iCs/>
+        </w:rPr>
+        <w:t>-</w:t>
+      </w:r>
+      <w:r>
+        <w:rPr>
+          <w:rFonts w:ascii="Arial" w:hAnsi="Arial" w:cs="Arial"/>
+          <w:i/>
+          <w:iCs/>
+        </w:rPr>
+        <w:t xml:space="preserve">Eintrag </w:t>
+      </w:r>
+      <w:r>
+        <w:rPr>
+          <w:rFonts w:ascii="Arial" w:hAnsi="Arial" w:cs="Arial"/>
+          <w:i/>
+          <w:iCs/>
+        </w:rPr>
+        <w:t>zu Todo</w:t>
+      </w:r>
+      <w:r>
+        <w:rPr>
+          <w:rFonts w:ascii="Arial" w:hAnsi="Arial" w:cs="Arial"/>
+          <w:i/>
+          <w:iCs/>
+        </w:rPr>
+        <w:t>-</w:t>
+      </w:r>
+      <w:r>
+        <w:rPr>
+          <w:rFonts w:ascii="Arial" w:hAnsi="Arial" w:cs="Arial"/>
+          <w:i/>
+          <w:iCs/>
+        </w:rPr>
+        <w:t>List</w:t>
+      </w:r>
+      <w:r>
+        <w:rPr>
+          <w:rFonts w:ascii="Arial" w:hAnsi="Arial" w:cs="Arial"/>
+          <w:i/>
+          <w:iCs/>
+        </w:rPr>
+        <w:t>e</w:t>
+      </w:r>
+      <w:r>
+        <w:rPr>
+          <w:rFonts w:ascii="Arial" w:hAnsi="Arial" w:cs="Arial"/>
+          <w:i/>
+          <w:iCs/>
+        </w:rPr>
+        <w:t xml:space="preserve"> </w:t>
+      </w:r>
+      <w:r>
+        <w:rPr>
+          <w:rFonts w:ascii="Arial" w:hAnsi="Arial" w:cs="Arial"/>
+          <w:i/>
+          <w:iCs/>
+        </w:rPr>
+        <w:t>hinzufügen</w:t>
       </w:r>
     </w:p>
     <w:p>
@@ -8189,14 +9960,35 @@
           <w:numId w:val="19"/>
         </w:numPr>
         <w:ind w:left="426"/>
-      </w:pPr>
-      <w:proofErr w:type="spellStart"/>
-      <w:r>
-        <w:t>Todoeintrag</w:t>
-      </w:r>
-      <w:proofErr w:type="spellEnd"/>
-      <w:r>
-        <w:t xml:space="preserve"> löschen</w:t>
+        <w:rPr>
+          <w:rFonts w:ascii="Arial" w:hAnsi="Arial" w:cs="Arial"/>
+          <w:i/>
+          <w:iCs/>
+        </w:rPr>
+      </w:pPr>
+      <w:r>
+        <w:rPr>
+          <w:rFonts w:ascii="Arial" w:hAnsi="Arial" w:cs="Arial"/>
+          <w:i/>
+          <w:iCs/>
+        </w:rPr>
+        <w:t>Todo</w:t>
+      </w:r>
+      <w:r>
+        <w:rPr>
+          <w:rFonts w:ascii="Arial" w:hAnsi="Arial" w:cs="Arial"/>
+          <w:i/>
+          <w:iCs/>
+        </w:rPr>
+        <w:t>-E</w:t>
+      </w:r>
+      <w:r>
+        <w:rPr>
+          <w:rFonts w:ascii="Arial" w:hAnsi="Arial" w:cs="Arial"/>
+          <w:i/>
+          <w:iCs/>
+        </w:rPr>
+        <w:t>intrag löschen</w:t>
       </w:r>
     </w:p>
     <w:p>
@@ -8207,14 +9999,130 @@
           <w:numId w:val="19"/>
         </w:numPr>
         <w:ind w:left="426"/>
-      </w:pPr>
-      <w:proofErr w:type="spellStart"/>
-      <w:r>
-        <w:t>Todoeintrag</w:t>
-      </w:r>
-      <w:proofErr w:type="spellEnd"/>
-      <w:r>
-        <w:t xml:space="preserve"> als erledigt/nicht erledigt markieren (Eintrag in der Datenbank)</w:t>
+        <w:rPr>
+          <w:rFonts w:ascii="Arial" w:hAnsi="Arial" w:cs="Arial"/>
+          <w:i/>
+          <w:iCs/>
+        </w:rPr>
+      </w:pPr>
+      <w:r>
+        <w:rPr>
+          <w:rFonts w:ascii="Arial" w:hAnsi="Arial" w:cs="Arial"/>
+          <w:i/>
+          <w:iCs/>
+        </w:rPr>
+        <w:t>Todo</w:t>
+      </w:r>
+      <w:r>
+        <w:rPr>
+          <w:rFonts w:ascii="Arial" w:hAnsi="Arial" w:cs="Arial"/>
+          <w:i/>
+          <w:iCs/>
+        </w:rPr>
+        <w:t>-E</w:t>
+      </w:r>
+      <w:r>
+        <w:rPr>
+          <w:rFonts w:ascii="Arial" w:hAnsi="Arial" w:cs="Arial"/>
+          <w:i/>
+          <w:iCs/>
+        </w:rPr>
+        <w:t>intrag als erledigt/nicht erledigt markieren (Eintrag in der Datenbank)</w:t>
+      </w:r>
+    </w:p>
+    <w:p>
+      <w:pPr>
+        <w:pStyle w:val="berschrift3"/>
+      </w:pPr>
+      <w:bookmarkStart w:id="30" w:name="_Toc230160327"/>
+      <w:r>
+        <w:t>5.4.2 Beschreibung:</w:t>
+      </w:r>
+      <w:bookmarkEnd w:id="30"/>
+    </w:p>
+    <w:p>
+      <w:pPr>
+        <w:rPr>
+          <w:rFonts w:ascii="Arial" w:hAnsi="Arial" w:cs="Arial"/>
+          <w:i/>
+          <w:iCs/>
+        </w:rPr>
+      </w:pPr>
+      <w:r>
+        <w:rPr>
+          <w:rFonts w:ascii="Arial" w:hAnsi="Arial" w:cs="Arial"/>
+          <w:i/>
+          <w:iCs/>
+        </w:rPr>
+        <w:t>Benutzer sollen Todo-Listen erstellen und verwalten können.</w:t>
+      </w:r>
+    </w:p>
+    <w:p>
+      <w:pPr>
+        <w:rPr>
+          <w:rFonts w:ascii="Arial" w:hAnsi="Arial" w:cs="Arial"/>
+          <w:i/>
+          <w:iCs/>
+        </w:rPr>
+      </w:pPr>
+      <w:r>
+        <w:rPr>
+          <w:rFonts w:ascii="Arial" w:hAnsi="Arial" w:cs="Arial"/>
+          <w:i/>
+          <w:iCs/>
+        </w:rPr>
+        <w:t>Innerhalb einer Liste sollen einzelne Todo-Einträge erstellt, bearbeitet und entfernt werden können. Todo-Einträge sollen als erledigt oder nicht erledigt markiert werden können.</w:t>
+      </w:r>
+    </w:p>
+    <w:p>
+      <w:pPr>
+        <w:rPr>
+          <w:rFonts w:ascii="Arial" w:hAnsi="Arial" w:cs="Arial"/>
+          <w:i/>
+          <w:iCs/>
+        </w:rPr>
+      </w:pPr>
+      <w:r>
+        <w:rPr>
+          <w:rFonts w:ascii="Arial" w:hAnsi="Arial" w:cs="Arial"/>
+          <w:i/>
+          <w:iCs/>
+        </w:rPr>
+        <w:t>Die Feature-Seite der Todos soll eine Sidebar besitzen in der alle Todo-Listen (ohne Einträge) und nach Datum sortiert angezeigt werden.</w:t>
+      </w:r>
+    </w:p>
+    <w:p>
+      <w:pPr>
+        <w:rPr>
+          <w:rFonts w:ascii="Arial" w:hAnsi="Arial" w:cs="Arial"/>
+          <w:i/>
+          <w:iCs/>
+        </w:rPr>
+      </w:pPr>
+      <w:r>
+        <w:rPr>
+          <w:rFonts w:ascii="Arial" w:hAnsi="Arial" w:cs="Arial"/>
+          <w:i/>
+          <w:iCs/>
+        </w:rPr>
+        <w:t xml:space="preserve">Es soll eine Hauptfläche neben der Sidebar geben in der Todo-Listen platziert und angezeigt werden. </w:t>
+      </w:r>
+    </w:p>
+    <w:p>
+      <w:pPr>
+        <w:rPr>
+          <w:rFonts w:ascii="Arial" w:hAnsi="Arial" w:cs="Arial"/>
+          <w:i/>
+          <w:iCs/>
+        </w:rPr>
+      </w:pPr>
+      <w:r>
+        <w:rPr>
+          <w:rFonts w:ascii="Arial" w:hAnsi="Arial" w:cs="Arial"/>
+          <w:i/>
+          <w:iCs/>
+        </w:rPr>
+        <w:t>Für die Funktionalität soll jede Todo-Liste eine eigene Aktionsleiste besitzen in der sich Aktionen wie „löschen“ befinden.</w:t>
       </w:r>
     </w:p>
     <w:p/>
@@ -8225,18 +10133,30 @@
           <w:ilvl w:val="1"/>
           <w:numId w:val="2"/>
         </w:numPr>
-        <w:rPr>
-          <w:rFonts w:ascii="Arial" w:hAnsi="Arial" w:cs="Arial"/>
-        </w:rPr>
-      </w:pPr>
-      <w:bookmarkStart w:id="24" w:name="_Toc230013896"/>
-      <w:r>
-        <w:rPr>
-          <w:rFonts w:ascii="Arial" w:hAnsi="Arial" w:cs="Arial"/>
-        </w:rPr>
+        <w:ind w:left="567" w:hanging="531"/>
+        <w:rPr>
+          <w:rFonts w:ascii="Arial" w:hAnsi="Arial" w:cs="Arial"/>
+        </w:rPr>
+      </w:pPr>
+      <w:bookmarkStart w:id="31" w:name="_Toc230160328"/>
+      <w:r>
+        <w:rPr>
+          <w:rFonts w:ascii="Arial" w:hAnsi="Arial" w:cs="Arial"/>
+        </w:rPr>
+        <w:lastRenderedPageBreak/>
         <w:t>Events</w:t>
       </w:r>
-      <w:bookmarkEnd w:id="24"/>
+      <w:bookmarkEnd w:id="31"/>
+    </w:p>
+    <w:p>
+      <w:pPr>
+        <w:pStyle w:val="berschrift3"/>
+      </w:pPr>
+      <w:bookmarkStart w:id="32" w:name="_Toc230160329"/>
+      <w:r>
+        <w:t>5.5.1 Funktionen:</w:t>
+      </w:r>
+      <w:bookmarkEnd w:id="32"/>
     </w:p>
     <w:p>
       <w:pPr>
@@ -8246,9 +10166,35 @@
           <w:numId w:val="19"/>
         </w:numPr>
         <w:ind w:left="426"/>
-      </w:pPr>
-      <w:r>
-        <w:t>Zeitliches Event eintragen. (Von Uhrzeit und Datum bis Uhrzeit und Datum)</w:t>
+        <w:rPr>
+          <w:rFonts w:ascii="Arial" w:hAnsi="Arial" w:cs="Arial"/>
+          <w:i/>
+          <w:iCs/>
+        </w:rPr>
+      </w:pPr>
+      <w:r>
+        <w:rPr>
+          <w:rFonts w:ascii="Arial" w:hAnsi="Arial" w:cs="Arial"/>
+          <w:i/>
+          <w:iCs/>
+        </w:rPr>
+        <w:t xml:space="preserve">Zeitliches Event </w:t>
+      </w:r>
+      <w:r>
+        <w:rPr>
+          <w:rFonts w:ascii="Arial" w:hAnsi="Arial" w:cs="Arial"/>
+          <w:i/>
+          <w:iCs/>
+        </w:rPr>
+        <w:t>erstellen</w:t>
+      </w:r>
+      <w:r>
+        <w:rPr>
+          <w:rFonts w:ascii="Arial" w:hAnsi="Arial" w:cs="Arial"/>
+          <w:i/>
+          <w:iCs/>
+        </w:rPr>
+        <w:t>. (Von Uhrzeit und Datum bis Uhrzeit und Datum)</w:t>
       </w:r>
     </w:p>
     <w:p>
@@ -8259,9 +10205,35 @@
           <w:numId w:val="19"/>
         </w:numPr>
         <w:ind w:left="426"/>
-      </w:pPr>
-      <w:r>
-        <w:t>Tagesevent eintragen (Event über einen ganzen Tag)</w:t>
+        <w:rPr>
+          <w:rFonts w:ascii="Arial" w:hAnsi="Arial" w:cs="Arial"/>
+          <w:i/>
+          <w:iCs/>
+        </w:rPr>
+      </w:pPr>
+      <w:r>
+        <w:rPr>
+          <w:rFonts w:ascii="Arial" w:hAnsi="Arial" w:cs="Arial"/>
+          <w:i/>
+          <w:iCs/>
+        </w:rPr>
+        <w:t xml:space="preserve">Tagesevent </w:t>
+      </w:r>
+      <w:r>
+        <w:rPr>
+          <w:rFonts w:ascii="Arial" w:hAnsi="Arial" w:cs="Arial"/>
+          <w:i/>
+          <w:iCs/>
+        </w:rPr>
+        <w:t>erstellen</w:t>
+      </w:r>
+      <w:r>
+        <w:rPr>
+          <w:rFonts w:ascii="Arial" w:hAnsi="Arial" w:cs="Arial"/>
+          <w:i/>
+          <w:iCs/>
+        </w:rPr>
+        <w:t xml:space="preserve"> (Event über einen ganzen Tag)</w:t>
       </w:r>
     </w:p>
     <w:p>
@@ -8272,9 +10244,35 @@
           <w:numId w:val="19"/>
         </w:numPr>
         <w:ind w:left="426"/>
-      </w:pPr>
-      <w:r>
-        <w:t>Mehrtagesevents eintragen (Event über mehrere Tage)</w:t>
+        <w:rPr>
+          <w:rFonts w:ascii="Arial" w:hAnsi="Arial" w:cs="Arial"/>
+          <w:i/>
+          <w:iCs/>
+        </w:rPr>
+      </w:pPr>
+      <w:r>
+        <w:rPr>
+          <w:rFonts w:ascii="Arial" w:hAnsi="Arial" w:cs="Arial"/>
+          <w:i/>
+          <w:iCs/>
+        </w:rPr>
+        <w:t>Mehrtagesevents e</w:t>
+      </w:r>
+      <w:r>
+        <w:rPr>
+          <w:rFonts w:ascii="Arial" w:hAnsi="Arial" w:cs="Arial"/>
+          <w:i/>
+          <w:iCs/>
+        </w:rPr>
+        <w:t>rstellen</w:t>
+      </w:r>
+      <w:r>
+        <w:rPr>
+          <w:rFonts w:ascii="Arial" w:hAnsi="Arial" w:cs="Arial"/>
+          <w:i/>
+          <w:iCs/>
+        </w:rPr>
+        <w:t xml:space="preserve"> (Event über mehrere Tage)</w:t>
       </w:r>
     </w:p>
     <w:p>
@@ -8285,10 +10283,393 @@
           <w:numId w:val="19"/>
         </w:numPr>
         <w:ind w:left="426"/>
-      </w:pPr>
-      <w:r>
+        <w:rPr>
+          <w:rFonts w:ascii="Arial" w:hAnsi="Arial" w:cs="Arial"/>
+          <w:i/>
+          <w:iCs/>
+        </w:rPr>
+      </w:pPr>
+      <w:r>
+        <w:rPr>
+          <w:rFonts w:ascii="Arial" w:hAnsi="Arial" w:cs="Arial"/>
+          <w:i/>
+          <w:iCs/>
+        </w:rPr>
         <w:t>Event löschen.</w:t>
       </w:r>
+    </w:p>
+    <w:p>
+      <w:pPr>
+        <w:pStyle w:val="berschrift3"/>
+      </w:pPr>
+      <w:bookmarkStart w:id="33" w:name="_Toc230160330"/>
+      <w:r>
+        <w:t>5.5.2 Beschreibung:</w:t>
+      </w:r>
+      <w:bookmarkEnd w:id="33"/>
+    </w:p>
+    <w:p>
+      <w:pPr>
+        <w:rPr>
+          <w:rFonts w:ascii="Arial" w:hAnsi="Arial" w:cs="Arial"/>
+          <w:i/>
+          <w:iCs/>
+        </w:rPr>
+      </w:pPr>
+      <w:r>
+        <w:rPr>
+          <w:rFonts w:ascii="Arial" w:hAnsi="Arial" w:cs="Arial"/>
+          <w:i/>
+          <w:iCs/>
+        </w:rPr>
+        <w:t>Benutzer sollen Termine in unterschiedlichen Formen anlegen können. Darunter</w:t>
+      </w:r>
+      <w:r>
+        <w:rPr>
+          <w:rFonts w:ascii="Arial" w:hAnsi="Arial" w:cs="Arial"/>
+          <w:i/>
+          <w:iCs/>
+        </w:rPr>
+        <w:t>:</w:t>
+      </w:r>
+      <w:r>
+        <w:rPr>
+          <w:rFonts w:ascii="Arial" w:hAnsi="Arial" w:cs="Arial"/>
+          <w:i/>
+          <w:iCs/>
+        </w:rPr>
+        <w:t xml:space="preserve"> </w:t>
+      </w:r>
+    </w:p>
+    <w:p>
+      <w:pPr>
+        <w:pStyle w:val="Listenabsatz"/>
+        <w:numPr>
+          <w:ilvl w:val="0"/>
+          <w:numId w:val="24"/>
+        </w:numPr>
+        <w:rPr>
+          <w:rFonts w:ascii="Arial" w:hAnsi="Arial" w:cs="Arial"/>
+          <w:i/>
+          <w:iCs/>
+        </w:rPr>
+      </w:pPr>
+      <w:r>
+        <w:rPr>
+          <w:rFonts w:ascii="Arial" w:hAnsi="Arial" w:cs="Arial"/>
+          <w:i/>
+          <w:iCs/>
+        </w:rPr>
+        <w:t>Events die zeitlich gesetzt werden (von Datum &amp; Uhrzeit bis Datum &amp; Uhrzeit)</w:t>
+      </w:r>
+    </w:p>
+    <w:p>
+      <w:pPr>
+        <w:pStyle w:val="Listenabsatz"/>
+        <w:numPr>
+          <w:ilvl w:val="0"/>
+          <w:numId w:val="24"/>
+        </w:numPr>
+        <w:rPr>
+          <w:rFonts w:ascii="Arial" w:hAnsi="Arial" w:cs="Arial"/>
+          <w:i/>
+          <w:iCs/>
+        </w:rPr>
+      </w:pPr>
+      <w:r>
+        <w:rPr>
+          <w:rFonts w:ascii="Arial" w:hAnsi="Arial" w:cs="Arial"/>
+          <w:i/>
+          <w:iCs/>
+        </w:rPr>
+        <w:t>Tagesevents die einen gesamten Tag andauern</w:t>
+      </w:r>
+    </w:p>
+    <w:p>
+      <w:pPr>
+        <w:pStyle w:val="Listenabsatz"/>
+        <w:numPr>
+          <w:ilvl w:val="0"/>
+          <w:numId w:val="24"/>
+        </w:numPr>
+        <w:rPr>
+          <w:rFonts w:ascii="Arial" w:hAnsi="Arial" w:cs="Arial"/>
+          <w:i/>
+          <w:iCs/>
+        </w:rPr>
+      </w:pPr>
+      <w:r>
+        <w:rPr>
+          <w:rFonts w:ascii="Arial" w:hAnsi="Arial" w:cs="Arial"/>
+          <w:i/>
+          <w:iCs/>
+        </w:rPr>
+        <w:t>Events die mehrere</w:t>
+      </w:r>
+      <w:r>
+        <w:rPr>
+          <w:rFonts w:ascii="Arial" w:hAnsi="Arial" w:cs="Arial"/>
+          <w:i/>
+          <w:iCs/>
+        </w:rPr>
+        <w:t>,</w:t>
+      </w:r>
+      <w:r>
+        <w:rPr>
+          <w:rFonts w:ascii="Arial" w:hAnsi="Arial" w:cs="Arial"/>
+          <w:i/>
+          <w:iCs/>
+        </w:rPr>
+        <w:t xml:space="preserve"> gesamte Tage andauern.</w:t>
+      </w:r>
+    </w:p>
+    <w:p>
+      <w:pPr>
+        <w:rPr>
+          <w:rFonts w:ascii="Arial" w:hAnsi="Arial" w:cs="Arial"/>
+          <w:i/>
+          <w:iCs/>
+        </w:rPr>
+      </w:pPr>
+      <w:r>
+        <w:rPr>
+          <w:rFonts w:ascii="Arial" w:hAnsi="Arial" w:cs="Arial"/>
+          <w:i/>
+          <w:iCs/>
+        </w:rPr>
+        <w:t>Die Feature-Seite „Events“ soll links eine Sidebar besitzen in der alle Events zeitlich sortiert aufgelistet sind. (Ausgehend von Beginn des Events)</w:t>
+      </w:r>
+    </w:p>
+    <w:p>
+      <w:pPr>
+        <w:rPr>
+          <w:rFonts w:ascii="Arial" w:hAnsi="Arial" w:cs="Arial"/>
+          <w:i/>
+          <w:iCs/>
+        </w:rPr>
+      </w:pPr>
+      <w:r>
+        <w:rPr>
+          <w:rFonts w:ascii="Arial" w:hAnsi="Arial" w:cs="Arial"/>
+          <w:i/>
+          <w:iCs/>
+        </w:rPr>
+        <w:t>Rechts neben der Sidebar soll sich die Hauptfläche befinden in der ein großer Kalender dargestellt ist.</w:t>
+      </w:r>
+    </w:p>
+    <w:p>
+      <w:pPr>
+        <w:rPr>
+          <w:rFonts w:ascii="Arial" w:hAnsi="Arial" w:cs="Arial"/>
+          <w:i/>
+          <w:iCs/>
+        </w:rPr>
+      </w:pPr>
+      <w:r>
+        <w:rPr>
+          <w:rFonts w:ascii="Arial" w:hAnsi="Arial" w:cs="Arial"/>
+          <w:i/>
+          <w:iCs/>
+        </w:rPr>
+        <w:t>Der Kalender soll eine Monatsansicht mit Tagesfeldern bieten.</w:t>
+      </w:r>
+      <w:r>
+        <w:rPr>
+          <w:rFonts w:ascii="Arial" w:hAnsi="Arial" w:cs="Arial"/>
+          <w:i/>
+          <w:iCs/>
+        </w:rPr>
+        <w:br/>
+        <w:t>Der Kalender soll einen Header besitzen in dem als Titel der Monat und das Jahr angezeigt wird. Ebenso soll eine Navigation im Header sein mit der man zwischen Monaten wechseln kann.</w:t>
+      </w:r>
+    </w:p>
+    <w:p>
+      <w:pPr>
+        <w:rPr>
+          <w:rFonts w:ascii="Arial" w:hAnsi="Arial" w:cs="Arial"/>
+          <w:i/>
+          <w:iCs/>
+        </w:rPr>
+      </w:pPr>
+      <w:r>
+        <w:rPr>
+          <w:rFonts w:ascii="Arial" w:hAnsi="Arial" w:cs="Arial"/>
+          <w:i/>
+          <w:iCs/>
+        </w:rPr>
+        <w:t xml:space="preserve">Im Content-Bereich des Kalenders sollen die Tage des Monats in Form eines Grids dargestellt werden. Jede Tageszelle soll groß genug sein um 3 Events anzuzeigen. Befinden sich mehr als 3 Events an einem Tag, so soll unter dem letzten Event eine </w:t>
+      </w:r>
+      <w:r>
+        <w:rPr>
+          <w:rFonts w:ascii="Arial" w:hAnsi="Arial" w:cs="Arial"/>
+          <w:i/>
+          <w:iCs/>
+        </w:rPr>
+        <w:t>Info</w:t>
+      </w:r>
+      <w:r>
+        <w:rPr>
+          <w:rFonts w:ascii="Arial" w:hAnsi="Arial" w:cs="Arial"/>
+          <w:i/>
+          <w:iCs/>
+        </w:rPr>
+        <w:t xml:space="preserve"> stehen wieviel mehr Events es zu diesem Tag noch gibt.</w:t>
+      </w:r>
+    </w:p>
+    <w:p>
+      <w:pPr>
+        <w:rPr>
+          <w:rFonts w:ascii="Arial" w:hAnsi="Arial" w:cs="Arial"/>
+          <w:i/>
+          <w:iCs/>
+        </w:rPr>
+      </w:pPr>
+      <w:r>
+        <w:rPr>
+          <w:rFonts w:ascii="Arial" w:hAnsi="Arial" w:cs="Arial"/>
+          <w:i/>
+          <w:iCs/>
+        </w:rPr>
+        <w:t>Bei Hover über eine Zelle soll sich die Ansicht dieses Tages vergrößern und mehr Details anzeigen.</w:t>
+      </w:r>
+    </w:p>
+    <w:p>
+      <w:pPr>
+        <w:rPr>
+          <w:rFonts w:ascii="Arial" w:hAnsi="Arial" w:cs="Arial"/>
+          <w:i/>
+          <w:iCs/>
+        </w:rPr>
+      </w:pPr>
+      <w:r>
+        <w:rPr>
+          <w:rFonts w:ascii="Arial" w:hAnsi="Arial" w:cs="Arial"/>
+          <w:i/>
+          <w:iCs/>
+        </w:rPr>
+        <w:t>Jede Tageszelle soll dabei bei Einträgen mindestens die Zeit und den Titel anzeigen.</w:t>
+      </w:r>
+    </w:p>
+    <w:p>
+      <w:pPr>
+        <w:rPr>
+          <w:rFonts w:ascii="Arial" w:hAnsi="Arial" w:cs="Arial"/>
+          <w:i/>
+          <w:iCs/>
+        </w:rPr>
+      </w:pPr>
+      <w:r>
+        <w:rPr>
+          <w:rFonts w:ascii="Arial" w:hAnsi="Arial" w:cs="Arial"/>
+          <w:i/>
+          <w:iCs/>
+        </w:rPr>
+        <w:t xml:space="preserve">Jedes Event an einem Tag soll symbolisch und farblich </w:t>
+      </w:r>
+      <w:r>
+        <w:rPr>
+          <w:rFonts w:ascii="Arial" w:hAnsi="Arial" w:cs="Arial"/>
+          <w:i/>
+          <w:iCs/>
+        </w:rPr>
+        <w:t>darstellen um welchen Typ Eintrag es sich handelt. (Zeitlich, Tagesevent, Mehrtagesevent)</w:t>
+      </w:r>
+    </w:p>
+    <w:p>
+      <w:pPr>
+        <w:rPr>
+          <w:rFonts w:ascii="Arial" w:hAnsi="Arial" w:cs="Arial"/>
+          <w:i/>
+          <w:iCs/>
+        </w:rPr>
+      </w:pPr>
+      <w:r>
+        <w:rPr>
+          <w:rFonts w:ascii="Arial" w:hAnsi="Arial" w:cs="Arial"/>
+          <w:i/>
+          <w:iCs/>
+        </w:rPr>
+        <w:t>Bei Klick auf eine Tageszelle soll sich ein Modal öffnen in dem alle Events aufgelistet sind.</w:t>
+      </w:r>
+    </w:p>
+    <w:p>
+      <w:pPr>
+        <w:rPr>
+          <w:rFonts w:ascii="Arial" w:hAnsi="Arial" w:cs="Arial"/>
+          <w:i/>
+          <w:iCs/>
+        </w:rPr>
+      </w:pPr>
+      <w:r>
+        <w:rPr>
+          <w:rFonts w:ascii="Arial" w:hAnsi="Arial" w:cs="Arial"/>
+          <w:i/>
+          <w:iCs/>
+        </w:rPr>
+        <w:t>Im Modal soll jedes Event klickbar sein und dessen Information in einem Infopanel anzeigen.</w:t>
+      </w:r>
+    </w:p>
+    <w:p>
+      <w:pPr>
+        <w:rPr>
+          <w:rFonts w:ascii="Arial" w:hAnsi="Arial" w:cs="Arial"/>
+          <w:i/>
+          <w:iCs/>
+        </w:rPr>
+      </w:pPr>
+      <w:r>
+        <w:rPr>
+          <w:rFonts w:ascii="Arial" w:hAnsi="Arial" w:cs="Arial"/>
+          <w:i/>
+          <w:iCs/>
+        </w:rPr>
+        <w:t>Im Infopanel sollen sich die Funktionen wie das Editieren oder Löschen des Events befinden.</w:t>
+      </w:r>
+    </w:p>
+    <w:p>
+      <w:pPr>
+        <w:rPr>
+          <w:rFonts w:ascii="Arial" w:hAnsi="Arial" w:cs="Arial"/>
+          <w:i/>
+          <w:iCs/>
+        </w:rPr>
+      </w:pPr>
+    </w:p>
+    <w:p>
+      <w:pPr>
+        <w:rPr>
+          <w:rFonts w:ascii="Arial" w:hAnsi="Arial" w:cs="Arial"/>
+          <w:i/>
+          <w:iCs/>
+        </w:rPr>
+      </w:pPr>
+    </w:p>
+    <w:p>
+      <w:pPr>
+        <w:rPr>
+          <w:rFonts w:ascii="Arial" w:hAnsi="Arial" w:cs="Arial"/>
+          <w:i/>
+          <w:iCs/>
+        </w:rPr>
+      </w:pPr>
+    </w:p>
+    <w:p>
+      <w:pPr>
+        <w:rPr>
+          <w:rFonts w:ascii="Arial" w:hAnsi="Arial" w:cs="Arial"/>
+          <w:i/>
+          <w:iCs/>
+        </w:rPr>
+      </w:pPr>
+    </w:p>
+    <w:p>
+      <w:pPr>
+        <w:rPr>
+          <w:rFonts w:ascii="Arial" w:hAnsi="Arial" w:cs="Arial"/>
+          <w:i/>
+          <w:iCs/>
+        </w:rPr>
+      </w:pPr>
     </w:p>
     <w:p/>
     <w:p>
@@ -8298,18 +10679,30 @@
           <w:ilvl w:val="1"/>
           <w:numId w:val="2"/>
         </w:numPr>
-        <w:rPr>
-          <w:rFonts w:ascii="Arial" w:hAnsi="Arial" w:cs="Arial"/>
-        </w:rPr>
-      </w:pPr>
-      <w:bookmarkStart w:id="25" w:name="_Toc230013897"/>
-      <w:r>
-        <w:rPr>
-          <w:rFonts w:ascii="Arial" w:hAnsi="Arial" w:cs="Arial"/>
-        </w:rPr>
+        <w:ind w:left="567" w:hanging="531"/>
+        <w:rPr>
+          <w:rFonts w:ascii="Arial" w:hAnsi="Arial" w:cs="Arial"/>
+        </w:rPr>
+      </w:pPr>
+      <w:bookmarkStart w:id="34" w:name="_Toc230160331"/>
+      <w:r>
+        <w:rPr>
+          <w:rFonts w:ascii="Arial" w:hAnsi="Arial" w:cs="Arial"/>
+        </w:rPr>
+        <w:lastRenderedPageBreak/>
         <w:t>Notizen</w:t>
       </w:r>
-      <w:bookmarkEnd w:id="25"/>
+      <w:bookmarkEnd w:id="34"/>
+    </w:p>
+    <w:p>
+      <w:pPr>
+        <w:pStyle w:val="berschrift3"/>
+      </w:pPr>
+      <w:bookmarkStart w:id="35" w:name="_Toc230160332"/>
+      <w:r>
+        <w:t>5.6.1 Funktionen:</w:t>
+      </w:r>
+      <w:bookmarkEnd w:id="35"/>
     </w:p>
     <w:p>
       <w:pPr>
@@ -8319,8 +10712,18 @@
           <w:numId w:val="19"/>
         </w:numPr>
         <w:ind w:left="426"/>
-      </w:pPr>
-      <w:r>
+        <w:rPr>
+          <w:rFonts w:ascii="Arial" w:hAnsi="Arial" w:cs="Arial"/>
+          <w:i/>
+          <w:iCs/>
+        </w:rPr>
+      </w:pPr>
+      <w:r>
+        <w:rPr>
+          <w:rFonts w:ascii="Arial" w:hAnsi="Arial" w:cs="Arial"/>
+          <w:i/>
+          <w:iCs/>
+        </w:rPr>
         <w:t>Ordner erstellen</w:t>
       </w:r>
     </w:p>
@@ -8332,8 +10735,18 @@
           <w:numId w:val="19"/>
         </w:numPr>
         <w:ind w:left="426"/>
-      </w:pPr>
-      <w:r>
+        <w:rPr>
+          <w:rFonts w:ascii="Arial" w:hAnsi="Arial" w:cs="Arial"/>
+          <w:i/>
+          <w:iCs/>
+        </w:rPr>
+      </w:pPr>
+      <w:r>
+        <w:rPr>
+          <w:rFonts w:ascii="Arial" w:hAnsi="Arial" w:cs="Arial"/>
+          <w:i/>
+          <w:iCs/>
+        </w:rPr>
         <w:t>Notiz erstellen</w:t>
       </w:r>
     </w:p>
@@ -8345,8 +10758,18 @@
           <w:numId w:val="19"/>
         </w:numPr>
         <w:ind w:left="426"/>
-      </w:pPr>
-      <w:r>
+        <w:rPr>
+          <w:rFonts w:ascii="Arial" w:hAnsi="Arial" w:cs="Arial"/>
+          <w:i/>
+          <w:iCs/>
+        </w:rPr>
+      </w:pPr>
+      <w:r>
+        <w:rPr>
+          <w:rFonts w:ascii="Arial" w:hAnsi="Arial" w:cs="Arial"/>
+          <w:i/>
+          <w:iCs/>
+        </w:rPr>
         <w:t>Textblock in Notiz erstellen</w:t>
       </w:r>
     </w:p>
@@ -8358,8 +10781,18 @@
           <w:numId w:val="19"/>
         </w:numPr>
         <w:ind w:left="426"/>
-      </w:pPr>
-      <w:r>
+        <w:rPr>
+          <w:rFonts w:ascii="Arial" w:hAnsi="Arial" w:cs="Arial"/>
+          <w:i/>
+          <w:iCs/>
+        </w:rPr>
+      </w:pPr>
+      <w:r>
+        <w:rPr>
+          <w:rFonts w:ascii="Arial" w:hAnsi="Arial" w:cs="Arial"/>
+          <w:i/>
+          <w:iCs/>
+        </w:rPr>
         <w:t>Codeblock in Notiz erstellen</w:t>
       </w:r>
     </w:p>
@@ -8371,8 +10804,18 @@
           <w:numId w:val="19"/>
         </w:numPr>
         <w:ind w:left="426"/>
-      </w:pPr>
-      <w:r>
+        <w:rPr>
+          <w:rFonts w:ascii="Arial" w:hAnsi="Arial" w:cs="Arial"/>
+          <w:i/>
+          <w:iCs/>
+        </w:rPr>
+      </w:pPr>
+      <w:r>
+        <w:rPr>
+          <w:rFonts w:ascii="Arial" w:hAnsi="Arial" w:cs="Arial"/>
+          <w:i/>
+          <w:iCs/>
+        </w:rPr>
         <w:t>Links zu Notiz hinzufügen</w:t>
       </w:r>
     </w:p>
@@ -8384,8 +10827,18 @@
           <w:numId w:val="19"/>
         </w:numPr>
         <w:ind w:left="426"/>
-      </w:pPr>
-      <w:r>
+        <w:rPr>
+          <w:rFonts w:ascii="Arial" w:hAnsi="Arial" w:cs="Arial"/>
+          <w:i/>
+          <w:iCs/>
+        </w:rPr>
+      </w:pPr>
+      <w:r>
+        <w:rPr>
+          <w:rFonts w:ascii="Arial" w:hAnsi="Arial" w:cs="Arial"/>
+          <w:i/>
+          <w:iCs/>
+        </w:rPr>
         <w:t>Textblock entfernen</w:t>
       </w:r>
     </w:p>
@@ -8397,8 +10850,18 @@
           <w:numId w:val="19"/>
         </w:numPr>
         <w:ind w:left="426"/>
-      </w:pPr>
-      <w:r>
+        <w:rPr>
+          <w:rFonts w:ascii="Arial" w:hAnsi="Arial" w:cs="Arial"/>
+          <w:i/>
+          <w:iCs/>
+        </w:rPr>
+      </w:pPr>
+      <w:r>
+        <w:rPr>
+          <w:rFonts w:ascii="Arial" w:hAnsi="Arial" w:cs="Arial"/>
+          <w:i/>
+          <w:iCs/>
+        </w:rPr>
         <w:t>Codeblock entfernen</w:t>
       </w:r>
     </w:p>
@@ -8410,8 +10873,18 @@
           <w:numId w:val="19"/>
         </w:numPr>
         <w:ind w:left="426"/>
-      </w:pPr>
-      <w:r>
+        <w:rPr>
+          <w:rFonts w:ascii="Arial" w:hAnsi="Arial" w:cs="Arial"/>
+          <w:i/>
+          <w:iCs/>
+        </w:rPr>
+      </w:pPr>
+      <w:r>
+        <w:rPr>
+          <w:rFonts w:ascii="Arial" w:hAnsi="Arial" w:cs="Arial"/>
+          <w:i/>
+          <w:iCs/>
+        </w:rPr>
         <w:t>Link entfernen</w:t>
       </w:r>
     </w:p>
@@ -8423,9 +10896,27 @@
           <w:numId w:val="19"/>
         </w:numPr>
         <w:ind w:left="426"/>
-      </w:pPr>
-      <w:r>
-        <w:t>Textblock/Codeblock editieren</w:t>
+        <w:rPr>
+          <w:rFonts w:ascii="Arial" w:hAnsi="Arial" w:cs="Arial"/>
+          <w:i/>
+          <w:iCs/>
+        </w:rPr>
+      </w:pPr>
+      <w:r>
+        <w:rPr>
+          <w:rFonts w:ascii="Arial" w:hAnsi="Arial" w:cs="Arial"/>
+          <w:i/>
+          <w:iCs/>
+        </w:rPr>
+        <w:t xml:space="preserve">Textblock/Codeblock </w:t>
+      </w:r>
+      <w:r>
+        <w:rPr>
+          <w:rFonts w:ascii="Arial" w:hAnsi="Arial" w:cs="Arial"/>
+          <w:i/>
+          <w:iCs/>
+        </w:rPr>
+        <w:t>bearbeiten</w:t>
       </w:r>
     </w:p>
     <w:p>
@@ -8436,8 +10927,18 @@
           <w:numId w:val="19"/>
         </w:numPr>
         <w:ind w:left="426"/>
-      </w:pPr>
-      <w:r>
+        <w:rPr>
+          <w:rFonts w:ascii="Arial" w:hAnsi="Arial" w:cs="Arial"/>
+          <w:i/>
+          <w:iCs/>
+        </w:rPr>
+      </w:pPr>
+      <w:r>
+        <w:rPr>
+          <w:rFonts w:ascii="Arial" w:hAnsi="Arial" w:cs="Arial"/>
+          <w:i/>
+          <w:iCs/>
+        </w:rPr>
         <w:t>Notiz löschen</w:t>
       </w:r>
     </w:p>
@@ -8449,23 +10950,484 @@
           <w:numId w:val="19"/>
         </w:numPr>
         <w:ind w:left="426"/>
-      </w:pPr>
-      <w:r>
+        <w:rPr>
+          <w:rFonts w:ascii="Arial" w:hAnsi="Arial" w:cs="Arial"/>
+          <w:i/>
+          <w:iCs/>
+        </w:rPr>
+      </w:pPr>
+      <w:r>
+        <w:rPr>
+          <w:rFonts w:ascii="Arial" w:hAnsi="Arial" w:cs="Arial"/>
+          <w:i/>
+          <w:iCs/>
+        </w:rPr>
         <w:t>Ordner löschen</w:t>
       </w:r>
     </w:p>
-    <w:p/>
-    <w:p/>
-    <w:p/>
-    <w:p/>
-    <w:p/>
-    <w:p/>
-    <w:p/>
-    <w:p/>
-    <w:p/>
-    <w:p/>
-    <w:p/>
-    <w:p/>
+    <w:p>
+      <w:pPr>
+        <w:pStyle w:val="berschrift3"/>
+      </w:pPr>
+      <w:bookmarkStart w:id="36" w:name="_Toc230160333"/>
+      <w:r>
+        <w:t>5.6.2 Beschreibung:</w:t>
+      </w:r>
+      <w:bookmarkEnd w:id="36"/>
+    </w:p>
+    <w:p>
+      <w:pPr>
+        <w:rPr>
+          <w:rFonts w:ascii="Arial" w:hAnsi="Arial" w:cs="Arial"/>
+          <w:i/>
+          <w:iCs/>
+        </w:rPr>
+      </w:pPr>
+      <w:r>
+        <w:rPr>
+          <w:rFonts w:ascii="Arial" w:hAnsi="Arial" w:cs="Arial"/>
+          <w:i/>
+          <w:iCs/>
+        </w:rPr>
+        <w:t>Das Feature Notiz soll als Basis einen Filebrowser abbilden. Innerhalb dieses Filebrowsers sollen Benutzer Ordner, Subordner und Notizen erstellen können.</w:t>
+      </w:r>
+    </w:p>
+    <w:p>
+      <w:pPr>
+        <w:rPr>
+          <w:rFonts w:ascii="Arial" w:hAnsi="Arial" w:cs="Arial"/>
+          <w:i/>
+          <w:iCs/>
+        </w:rPr>
+      </w:pPr>
+      <w:r>
+        <w:rPr>
+          <w:rFonts w:ascii="Arial" w:hAnsi="Arial" w:cs="Arial"/>
+          <w:i/>
+          <w:iCs/>
+        </w:rPr>
+        <w:t>Eine Notiz soll unterschiedliche Elemente halten können. In Notizen soll es möglich sein, Textblöcke, Codeblöcke und Links hinzuzufügen.</w:t>
+      </w:r>
+    </w:p>
+    <w:p>
+      <w:pPr>
+        <w:rPr>
+          <w:rFonts w:ascii="Arial" w:hAnsi="Arial" w:cs="Arial"/>
+          <w:i/>
+          <w:iCs/>
+        </w:rPr>
+      </w:pPr>
+      <w:r>
+        <w:rPr>
+          <w:rFonts w:ascii="Arial" w:hAnsi="Arial" w:cs="Arial"/>
+          <w:i/>
+          <w:iCs/>
+        </w:rPr>
+        <w:t xml:space="preserve">Die Feature-Seite Notiz soll links eine Sidebar besitzen in der ein </w:t>
+      </w:r>
+      <w:proofErr w:type="spellStart"/>
+      <w:r>
+        <w:rPr>
+          <w:rFonts w:ascii="Arial" w:hAnsi="Arial" w:cs="Arial"/>
+          <w:i/>
+          <w:iCs/>
+        </w:rPr>
+        <w:t>Treeview</w:t>
+      </w:r>
+      <w:proofErr w:type="spellEnd"/>
+      <w:r>
+        <w:rPr>
+          <w:rFonts w:ascii="Arial" w:hAnsi="Arial" w:cs="Arial"/>
+          <w:i/>
+          <w:iCs/>
+        </w:rPr>
+        <w:t xml:space="preserve"> der Ordnerstruktur angezeigt wird. Elemente im </w:t>
+      </w:r>
+      <w:proofErr w:type="spellStart"/>
+      <w:r>
+        <w:rPr>
+          <w:rFonts w:ascii="Arial" w:hAnsi="Arial" w:cs="Arial"/>
+          <w:i/>
+          <w:iCs/>
+        </w:rPr>
+        <w:t>Treeview</w:t>
+      </w:r>
+      <w:proofErr w:type="spellEnd"/>
+      <w:r>
+        <w:rPr>
+          <w:rFonts w:ascii="Arial" w:hAnsi="Arial" w:cs="Arial"/>
+          <w:i/>
+          <w:iCs/>
+        </w:rPr>
+        <w:t xml:space="preserve"> sollen klickbar sein und den gewählten Ordner im Hauptfenster anzeigen. Bei Klick auf eine Notiz im </w:t>
+      </w:r>
+      <w:proofErr w:type="spellStart"/>
+      <w:r>
+        <w:rPr>
+          <w:rFonts w:ascii="Arial" w:hAnsi="Arial" w:cs="Arial"/>
+          <w:i/>
+          <w:iCs/>
+        </w:rPr>
+        <w:t>Treeview</w:t>
+      </w:r>
+      <w:proofErr w:type="spellEnd"/>
+      <w:r>
+        <w:rPr>
+          <w:rFonts w:ascii="Arial" w:hAnsi="Arial" w:cs="Arial"/>
+          <w:i/>
+          <w:iCs/>
+        </w:rPr>
+        <w:t xml:space="preserve"> soll der übergeordnete Ordner angezeigt werden.</w:t>
+      </w:r>
+    </w:p>
+    <w:p>
+      <w:pPr>
+        <w:rPr>
+          <w:rFonts w:ascii="Arial" w:hAnsi="Arial" w:cs="Arial"/>
+          <w:i/>
+          <w:iCs/>
+        </w:rPr>
+      </w:pPr>
+      <w:r>
+        <w:rPr>
+          <w:rFonts w:ascii="Arial" w:hAnsi="Arial" w:cs="Arial"/>
+          <w:i/>
+          <w:iCs/>
+        </w:rPr>
+        <w:t xml:space="preserve">Rechts neben der Sidebar soll sich der Hauptbereich mit dem </w:t>
+      </w:r>
+      <w:proofErr w:type="spellStart"/>
+      <w:r>
+        <w:rPr>
+          <w:rFonts w:ascii="Arial" w:hAnsi="Arial" w:cs="Arial"/>
+          <w:i/>
+          <w:iCs/>
+        </w:rPr>
+        <w:t>FileView</w:t>
+      </w:r>
+      <w:proofErr w:type="spellEnd"/>
+      <w:r>
+        <w:rPr>
+          <w:rFonts w:ascii="Arial" w:hAnsi="Arial" w:cs="Arial"/>
+          <w:i/>
+          <w:iCs/>
+        </w:rPr>
+        <w:t xml:space="preserve"> befinden.</w:t>
+      </w:r>
+      <w:r>
+        <w:rPr>
+          <w:rFonts w:ascii="Arial" w:hAnsi="Arial" w:cs="Arial"/>
+          <w:i/>
+          <w:iCs/>
+        </w:rPr>
+        <w:br/>
+        <w:t xml:space="preserve">Der </w:t>
+      </w:r>
+      <w:proofErr w:type="spellStart"/>
+      <w:r>
+        <w:rPr>
+          <w:rFonts w:ascii="Arial" w:hAnsi="Arial" w:cs="Arial"/>
+          <w:i/>
+          <w:iCs/>
+        </w:rPr>
+        <w:t>FileView</w:t>
+      </w:r>
+      <w:proofErr w:type="spellEnd"/>
+      <w:r>
+        <w:rPr>
+          <w:rFonts w:ascii="Arial" w:hAnsi="Arial" w:cs="Arial"/>
+          <w:i/>
+          <w:iCs/>
+        </w:rPr>
+        <w:t xml:space="preserve"> soll einen Header besitzen in dem der aktuelle Pfad angezeigt wird.</w:t>
+      </w:r>
+    </w:p>
+    <w:p>
+      <w:pPr>
+        <w:rPr>
+          <w:rFonts w:ascii="Arial" w:hAnsi="Arial" w:cs="Arial"/>
+          <w:i/>
+          <w:iCs/>
+        </w:rPr>
+      </w:pPr>
+      <w:r>
+        <w:rPr>
+          <w:rFonts w:ascii="Arial" w:hAnsi="Arial" w:cs="Arial"/>
+          <w:i/>
+          <w:iCs/>
+        </w:rPr>
+        <w:t xml:space="preserve">Im Content-Bereich des </w:t>
+      </w:r>
+      <w:proofErr w:type="spellStart"/>
+      <w:r>
+        <w:rPr>
+          <w:rFonts w:ascii="Arial" w:hAnsi="Arial" w:cs="Arial"/>
+          <w:i/>
+          <w:iCs/>
+        </w:rPr>
+        <w:t>FileViews</w:t>
+      </w:r>
+      <w:proofErr w:type="spellEnd"/>
+      <w:r>
+        <w:rPr>
+          <w:rFonts w:ascii="Arial" w:hAnsi="Arial" w:cs="Arial"/>
+          <w:i/>
+          <w:iCs/>
+        </w:rPr>
+        <w:t xml:space="preserve"> sollen Ordner und Notizen dargestellt werden.</w:t>
+      </w:r>
+    </w:p>
+    <w:p>
+      <w:pPr>
+        <w:rPr>
+          <w:rFonts w:ascii="Arial" w:hAnsi="Arial" w:cs="Arial"/>
+          <w:i/>
+          <w:iCs/>
+        </w:rPr>
+      </w:pPr>
+      <w:r>
+        <w:rPr>
+          <w:rFonts w:ascii="Arial" w:hAnsi="Arial" w:cs="Arial"/>
+          <w:i/>
+          <w:iCs/>
+        </w:rPr>
+        <w:t>Ebenso soll es einen Footer geben in dem sich eine Aktionsleiste befindet.</w:t>
+      </w:r>
+      <w:r>
+        <w:rPr>
+          <w:rFonts w:ascii="Arial" w:hAnsi="Arial" w:cs="Arial"/>
+          <w:i/>
+          <w:iCs/>
+        </w:rPr>
+        <w:br/>
+        <w:t>In dieser Aktionsleiste soll es folgende Funktionen geben:</w:t>
+      </w:r>
+    </w:p>
+    <w:p>
+      <w:pPr>
+        <w:pStyle w:val="Listenabsatz"/>
+        <w:numPr>
+          <w:ilvl w:val="0"/>
+          <w:numId w:val="25"/>
+        </w:numPr>
+        <w:rPr>
+          <w:rFonts w:ascii="Arial" w:hAnsi="Arial" w:cs="Arial"/>
+          <w:i/>
+          <w:iCs/>
+        </w:rPr>
+      </w:pPr>
+      <w:r>
+        <w:rPr>
+          <w:rFonts w:ascii="Arial" w:hAnsi="Arial" w:cs="Arial"/>
+          <w:i/>
+          <w:iCs/>
+        </w:rPr>
+        <w:t>Ordner erstellen</w:t>
+      </w:r>
+    </w:p>
+    <w:p>
+      <w:pPr>
+        <w:pStyle w:val="Listenabsatz"/>
+        <w:numPr>
+          <w:ilvl w:val="0"/>
+          <w:numId w:val="25"/>
+        </w:numPr>
+        <w:rPr>
+          <w:rFonts w:ascii="Arial" w:hAnsi="Arial" w:cs="Arial"/>
+          <w:i/>
+          <w:iCs/>
+        </w:rPr>
+      </w:pPr>
+      <w:r>
+        <w:rPr>
+          <w:rFonts w:ascii="Arial" w:hAnsi="Arial" w:cs="Arial"/>
+          <w:i/>
+          <w:iCs/>
+        </w:rPr>
+        <w:t>Notiz erstellen</w:t>
+      </w:r>
+    </w:p>
+    <w:p>
+      <w:pPr>
+        <w:pStyle w:val="Listenabsatz"/>
+        <w:numPr>
+          <w:ilvl w:val="0"/>
+          <w:numId w:val="25"/>
+        </w:numPr>
+        <w:rPr>
+          <w:rFonts w:ascii="Arial" w:hAnsi="Arial" w:cs="Arial"/>
+          <w:i/>
+          <w:iCs/>
+        </w:rPr>
+      </w:pPr>
+      <w:r>
+        <w:rPr>
+          <w:rFonts w:ascii="Arial" w:hAnsi="Arial" w:cs="Arial"/>
+          <w:i/>
+          <w:iCs/>
+        </w:rPr>
+        <w:t>Element löschen</w:t>
+      </w:r>
+    </w:p>
+    <w:p>
+      <w:pPr>
+        <w:pStyle w:val="Listenabsatz"/>
+        <w:numPr>
+          <w:ilvl w:val="0"/>
+          <w:numId w:val="25"/>
+        </w:numPr>
+        <w:rPr>
+          <w:rFonts w:ascii="Arial" w:hAnsi="Arial" w:cs="Arial"/>
+          <w:i/>
+          <w:iCs/>
+        </w:rPr>
+      </w:pPr>
+      <w:r>
+        <w:rPr>
+          <w:rFonts w:ascii="Arial" w:hAnsi="Arial" w:cs="Arial"/>
+          <w:i/>
+          <w:iCs/>
+        </w:rPr>
+        <w:t>Element umbenennen.</w:t>
+      </w:r>
+    </w:p>
+    <w:p>
+      <w:pPr>
+        <w:rPr>
+          <w:rFonts w:ascii="Arial" w:hAnsi="Arial" w:cs="Arial"/>
+          <w:i/>
+          <w:iCs/>
+        </w:rPr>
+      </w:pPr>
+      <w:r>
+        <w:rPr>
+          <w:rFonts w:ascii="Arial" w:hAnsi="Arial" w:cs="Arial"/>
+          <w:i/>
+          <w:iCs/>
+        </w:rPr>
+        <w:t xml:space="preserve">Es sollen dabei nur Funktionen „aktiv“ angezeigt werden, welche gerade getätigt werden können. (Löschen </w:t>
+      </w:r>
+      <w:r>
+        <w:rPr>
+          <w:rFonts w:ascii="Arial" w:hAnsi="Arial" w:cs="Arial"/>
+          <w:i/>
+          <w:iCs/>
+        </w:rPr>
+        <w:t xml:space="preserve">ist nur </w:t>
+      </w:r>
+      <w:proofErr w:type="spellStart"/>
+      <w:r>
+        <w:rPr>
+          <w:rFonts w:ascii="Arial" w:hAnsi="Arial" w:cs="Arial"/>
+          <w:i/>
+          <w:iCs/>
+        </w:rPr>
+        <w:t>zb</w:t>
+      </w:r>
+      <w:proofErr w:type="spellEnd"/>
+      <w:r>
+        <w:rPr>
+          <w:rFonts w:ascii="Arial" w:hAnsi="Arial" w:cs="Arial"/>
+          <w:i/>
+          <w:iCs/>
+        </w:rPr>
+        <w:t>. nur aktiv, sobald ein Element gewählt ist)</w:t>
+      </w:r>
+    </w:p>
+    <w:p>
+      <w:pPr>
+        <w:rPr>
+          <w:rFonts w:ascii="Arial" w:hAnsi="Arial" w:cs="Arial"/>
+          <w:i/>
+          <w:iCs/>
+        </w:rPr>
+      </w:pPr>
+      <w:r>
+        <w:rPr>
+          <w:rFonts w:ascii="Arial" w:hAnsi="Arial" w:cs="Arial"/>
+          <w:i/>
+          <w:iCs/>
+        </w:rPr>
+        <w:t xml:space="preserve">Der </w:t>
+      </w:r>
+      <w:proofErr w:type="spellStart"/>
+      <w:r>
+        <w:rPr>
+          <w:rFonts w:ascii="Arial" w:hAnsi="Arial" w:cs="Arial"/>
+          <w:i/>
+          <w:iCs/>
+        </w:rPr>
+        <w:t>FileBrowser</w:t>
+      </w:r>
+      <w:proofErr w:type="spellEnd"/>
+      <w:r>
+        <w:rPr>
+          <w:rFonts w:ascii="Arial" w:hAnsi="Arial" w:cs="Arial"/>
+          <w:i/>
+          <w:iCs/>
+        </w:rPr>
+        <w:t xml:space="preserve"> soll intuitiv funktionieren und gewohnte Bedienung von anderen Browsern aufgreifen. Darunter ein </w:t>
+      </w:r>
+      <w:r>
+        <w:rPr>
+          <w:rFonts w:ascii="Arial" w:hAnsi="Arial" w:cs="Arial"/>
+          <w:i/>
+          <w:iCs/>
+        </w:rPr>
+        <w:t>Doppelklick,</w:t>
+      </w:r>
+      <w:r>
+        <w:rPr>
+          <w:rFonts w:ascii="Arial" w:hAnsi="Arial" w:cs="Arial"/>
+          <w:i/>
+          <w:iCs/>
+        </w:rPr>
+        <w:t xml:space="preserve"> um Ordner oder Notizen zu öffnen. Ein einfacher Klick</w:t>
+      </w:r>
+      <w:r>
+        <w:rPr>
+          <w:rFonts w:ascii="Arial" w:hAnsi="Arial" w:cs="Arial"/>
+          <w:i/>
+          <w:iCs/>
+        </w:rPr>
+        <w:t>,</w:t>
+      </w:r>
+      <w:r>
+        <w:rPr>
+          <w:rFonts w:ascii="Arial" w:hAnsi="Arial" w:cs="Arial"/>
+          <w:i/>
+          <w:iCs/>
+        </w:rPr>
+        <w:t xml:space="preserve"> um ein Element auszuwählen.</w:t>
+      </w:r>
+    </w:p>
+    <w:p>
+      <w:pPr>
+        <w:rPr>
+          <w:rFonts w:ascii="Arial" w:hAnsi="Arial" w:cs="Arial"/>
+          <w:i/>
+          <w:iCs/>
+        </w:rPr>
+      </w:pPr>
+    </w:p>
+    <w:p>
+      <w:pPr>
+        <w:rPr>
+          <w:rFonts w:ascii="Arial" w:hAnsi="Arial" w:cs="Arial"/>
+          <w:i/>
+          <w:iCs/>
+        </w:rPr>
+      </w:pPr>
+    </w:p>
+    <w:p>
+      <w:pPr>
+        <w:rPr>
+          <w:rFonts w:ascii="Arial" w:hAnsi="Arial" w:cs="Arial"/>
+          <w:i/>
+          <w:iCs/>
+        </w:rPr>
+      </w:pPr>
+    </w:p>
     <w:p>
       <w:pPr>
         <w:pStyle w:val="berschrift1"/>
@@ -8473,18 +11435,128 @@
           <w:ilvl w:val="0"/>
           <w:numId w:val="2"/>
         </w:numPr>
-        <w:rPr>
-          <w:rFonts w:ascii="Arial" w:hAnsi="Arial" w:cs="Arial"/>
-        </w:rPr>
-      </w:pPr>
-      <w:bookmarkStart w:id="26" w:name="_Toc230013898"/>
+        <w:ind w:left="284"/>
+        <w:rPr>
+          <w:rFonts w:ascii="Arial" w:hAnsi="Arial" w:cs="Arial"/>
+        </w:rPr>
+      </w:pPr>
+      <w:bookmarkStart w:id="37" w:name="_Toc230160334"/>
+      <w:r>
+        <w:rPr>
+          <w:rFonts w:ascii="Arial" w:hAnsi="Arial" w:cs="Arial"/>
+        </w:rPr>
+        <w:lastRenderedPageBreak/>
+        <w:t>Aufbau Frontend</w:t>
+      </w:r>
+      <w:bookmarkEnd w:id="37"/>
+    </w:p>
+    <w:p>
+      <w:pPr>
+        <w:rPr>
+          <w:rFonts w:ascii="Arial" w:hAnsi="Arial" w:cs="Arial"/>
+          <w:i/>
+          <w:iCs/>
+        </w:rPr>
+      </w:pPr>
+      <w:r>
+        <w:rPr>
+          <w:rFonts w:ascii="Arial" w:hAnsi="Arial" w:cs="Arial"/>
+          <w:i/>
+          <w:iCs/>
+        </w:rPr>
+        <w:t>Das Frontend wird mit React und Typescript entwickelt. Dabei soll jede Komponente modular aufgebaut werden.</w:t>
+      </w:r>
+    </w:p>
+    <w:p>
+      <w:pPr>
+        <w:rPr>
+          <w:rFonts w:ascii="Arial" w:hAnsi="Arial" w:cs="Arial"/>
+          <w:i/>
+          <w:iCs/>
+        </w:rPr>
+      </w:pPr>
+      <w:r>
+        <w:rPr>
+          <w:rFonts w:ascii="Arial" w:hAnsi="Arial" w:cs="Arial"/>
+          <w:i/>
+          <w:iCs/>
+        </w:rPr>
+        <w:t>Datenfluss soll immer bei der Hauptkomponente beginnen und auf Unterkomponenten verteilt werden.</w:t>
+      </w:r>
+    </w:p>
+    <w:p/>
+    <w:p>
+      <w:pPr>
+        <w:rPr>
+          <w:rFonts w:ascii="Arial" w:hAnsi="Arial" w:cs="Arial"/>
+          <w:sz w:val="26"/>
+          <w:szCs w:val="26"/>
+        </w:rPr>
+      </w:pPr>
+      <w:r>
+        <w:rPr>
+          <w:rFonts w:ascii="Arial" w:hAnsi="Arial" w:cs="Arial"/>
+          <w:sz w:val="26"/>
+          <w:szCs w:val="26"/>
+          <w:highlight w:val="yellow"/>
+        </w:rPr>
+        <w:t>Mit dem folgenden Link</w:t>
+      </w:r>
+      <w:r>
+        <w:rPr>
+          <w:rFonts w:ascii="Arial" w:hAnsi="Arial" w:cs="Arial"/>
+          <w:sz w:val="26"/>
+          <w:szCs w:val="26"/>
+          <w:highlight w:val="yellow"/>
+        </w:rPr>
+        <w:t xml:space="preserve"> kann die geplante Komponenten- und Datenfluss-Struktur eingesehen werden</w:t>
+      </w:r>
+      <w:r>
+        <w:rPr>
+          <w:rFonts w:ascii="Arial" w:hAnsi="Arial" w:cs="Arial"/>
+          <w:sz w:val="26"/>
+          <w:szCs w:val="26"/>
+        </w:rPr>
+        <w:t>:</w:t>
+      </w:r>
+    </w:p>
+    <w:p>
+      <w:hyperlink r:id="rId10" w:history="1">
+        <w:r>
+          <w:rPr>
+            <w:rStyle w:val="Hyperlink"/>
+          </w:rPr>
+          <w:t>MIRO - Datenfluss und Komponenten</w:t>
+        </w:r>
+        <w:r>
+          <w:rPr>
+            <w:rStyle w:val="Hyperlink"/>
+          </w:rPr>
+          <w:t>baum</w:t>
+        </w:r>
+      </w:hyperlink>
+    </w:p>
+    <w:p/>
+    <w:p>
+      <w:pPr>
+        <w:pStyle w:val="berschrift1"/>
+        <w:numPr>
+          <w:ilvl w:val="0"/>
+          <w:numId w:val="2"/>
+        </w:numPr>
+        <w:ind w:left="426"/>
+        <w:rPr>
+          <w:rFonts w:ascii="Arial" w:hAnsi="Arial" w:cs="Arial"/>
+        </w:rPr>
+      </w:pPr>
+      <w:bookmarkStart w:id="38" w:name="_Toc230160335"/>
       <w:r>
         <w:rPr>
           <w:rFonts w:ascii="Arial" w:hAnsi="Arial" w:cs="Arial"/>
         </w:rPr>
         <w:t>Rahmenbedingungen</w:t>
       </w:r>
-      <w:bookmarkEnd w:id="26"/>
+      <w:bookmarkEnd w:id="38"/>
     </w:p>
     <w:p>
       <w:pPr>
@@ -8504,7 +11576,7 @@
           <w:szCs w:val="21"/>
           <w:shd w:val="clear" w:color="auto" w:fill="FFFFFF"/>
         </w:rPr>
-        <w:t>Hier gehen Sie zum Beispiel auf die gesamte Bearbeitungszeit ein. Beschreiben Sie ruhig auch die geplanten Betriebs- und Arbeitszeiten.</w:t>
+        <w:t>Die App soll fristgerecht zum Ende des Schuljahres stabil benutzbar sein mit allen angeforderten Features.</w:t>
       </w:r>
     </w:p>
     <w:p>
@@ -8525,112 +11597,254 @@
           <w:ilvl w:val="1"/>
           <w:numId w:val="2"/>
         </w:numPr>
-        <w:rPr>
-          <w:rFonts w:ascii="Arial" w:hAnsi="Arial" w:cs="Arial"/>
-        </w:rPr>
-      </w:pPr>
-      <w:bookmarkStart w:id="27" w:name="_Toc230013899"/>
+        <w:ind w:left="567" w:hanging="531"/>
+        <w:rPr>
+          <w:rFonts w:ascii="Arial" w:hAnsi="Arial" w:cs="Arial"/>
+        </w:rPr>
+      </w:pPr>
+      <w:bookmarkStart w:id="39" w:name="_Toc230160336"/>
       <w:r>
         <w:rPr>
           <w:rFonts w:ascii="Arial" w:hAnsi="Arial" w:cs="Arial"/>
         </w:rPr>
         <w:t>Zeitplan</w:t>
       </w:r>
-      <w:bookmarkEnd w:id="27"/>
-    </w:p>
-    <w:p>
-      <w:pPr>
-        <w:rPr>
-          <w:rFonts w:ascii="Arial" w:hAnsi="Arial" w:cs="Arial"/>
-          <w:i/>
-        </w:rPr>
-      </w:pPr>
-      <w:r>
-        <w:rPr>
-          <w:rFonts w:ascii="Arial" w:hAnsi="Arial" w:cs="Arial"/>
-          <w:i/>
-        </w:rPr>
-        <w:t>Wie viel Zeit wird für einzelne Phasen voraussichtlich aufg</w:t>
-      </w:r>
-      <w:r>
-        <w:rPr>
-          <w:rFonts w:ascii="Arial" w:hAnsi="Arial" w:cs="Arial"/>
-          <w:i/>
-        </w:rPr>
-        <w:t>e</w:t>
-      </w:r>
-      <w:r>
-        <w:rPr>
-          <w:rFonts w:ascii="Arial" w:hAnsi="Arial" w:cs="Arial"/>
-          <w:i/>
-        </w:rPr>
-        <w:t>wendet? Hier sollte eine Übersicht folgen, die möglichst auch Arbeitszeiten oder ggf. Betriebspausen miteinbezieht.</w:t>
-      </w:r>
-    </w:p>
-    <w:p>
-      <w:pPr>
-        <w:ind w:left="360"/>
-      </w:pPr>
-      <w:r>
-        <w:t>Planungsphase</w:t>
-      </w:r>
-      <w:r>
-        <w:t>:</w:t>
-      </w:r>
-      <w:r>
-        <w:tab/>
-      </w:r>
-      <w:r>
-        <w:tab/>
-      </w:r>
-      <w:r>
-        <w:t>1 Woche</w:t>
-      </w:r>
-    </w:p>
-    <w:p>
-      <w:pPr>
-        <w:ind w:left="360"/>
-      </w:pPr>
-      <w:r>
-        <w:t>Lastenheft/Pflichtenheft:</w:t>
-      </w:r>
-      <w:r>
-        <w:tab/>
-        <w:t>1 Woche</w:t>
-      </w:r>
-    </w:p>
-    <w:p>
-      <w:pPr>
-        <w:ind w:left="360"/>
-      </w:pPr>
-      <w:r>
-        <w:t>Entwicklung</w:t>
-      </w:r>
-      <w:r>
-        <w:t>:</w:t>
-      </w:r>
-    </w:p>
-    <w:p>
-      <w:pPr>
-        <w:ind w:left="360"/>
-      </w:pPr>
-      <w:r>
-        <w:t>Test</w:t>
-      </w:r>
-    </w:p>
-    <w:p>
-      <w:pPr>
-        <w:ind w:left="360"/>
-      </w:pPr>
-      <w:r>
-        <w:t>Abschluss</w:t>
-      </w:r>
-    </w:p>
-    <w:p>
-      <w:pPr>
-        <w:ind w:left="360"/>
-      </w:pPr>
-    </w:p>
+      <w:bookmarkEnd w:id="39"/>
+    </w:p>
+    <w:tbl>
+      <w:tblPr>
+        <w:tblStyle w:val="EinfacheTabelle1"/>
+        <w:tblW w:w="0" w:type="auto"/>
+        <w:tblLook w:val="04A0" w:firstRow="1" w:lastRow="0" w:firstColumn="1" w:lastColumn="0" w:noHBand="0" w:noVBand="1"/>
+      </w:tblPr>
+      <w:tblGrid>
+        <w:gridCol w:w="2795"/>
+        <w:gridCol w:w="1945"/>
+      </w:tblGrid>
+      <w:tr>
+        <w:trPr>
+          <w:cnfStyle w:val="100000000000" w:firstRow="1" w:lastRow="0" w:firstColumn="0" w:lastColumn="0" w:oddVBand="0" w:evenVBand="0" w:oddHBand="0" w:evenHBand="0" w:firstRowFirstColumn="0" w:firstRowLastColumn="0" w:lastRowFirstColumn="0" w:lastRowLastColumn="0"/>
+          <w:trHeight w:val="397"/>
+        </w:trPr>
+        <w:tc>
+          <w:tcPr>
+            <w:cnfStyle w:val="001000000000" w:firstRow="0" w:lastRow="0" w:firstColumn="1" w:lastColumn="0" w:oddVBand="0" w:evenVBand="0" w:oddHBand="0" w:evenHBand="0" w:firstRowFirstColumn="0" w:firstRowLastColumn="0" w:lastRowFirstColumn="0" w:lastRowLastColumn="0"/>
+            <w:tcW w:w="2689" w:type="dxa"/>
+          </w:tcPr>
+          <w:p>
+            <w:pPr>
+              <w:rPr>
+                <w:rFonts w:ascii="Arial" w:hAnsi="Arial" w:cs="Arial"/>
+              </w:rPr>
+            </w:pPr>
+            <w:r>
+              <w:rPr>
+                <w:rFonts w:ascii="Arial" w:hAnsi="Arial" w:cs="Arial"/>
+              </w:rPr>
+              <w:t>Planungsphase:</w:t>
+            </w:r>
+          </w:p>
+        </w:tc>
+        <w:tc>
+          <w:tcPr>
+            <w:tcW w:w="1945" w:type="dxa"/>
+          </w:tcPr>
+          <w:p>
+            <w:pPr>
+              <w:cnfStyle w:val="100000000000" w:firstRow="1" w:lastRow="0" w:firstColumn="0" w:lastColumn="0" w:oddVBand="0" w:evenVBand="0" w:oddHBand="0" w:evenHBand="0" w:firstRowFirstColumn="0" w:firstRowLastColumn="0" w:lastRowFirstColumn="0" w:lastRowLastColumn="0"/>
+              <w:rPr>
+                <w:rFonts w:ascii="Arial" w:hAnsi="Arial" w:cs="Arial"/>
+                <w:b w:val="0"/>
+                <w:bCs w:val="0"/>
+              </w:rPr>
+            </w:pPr>
+            <w:r>
+              <w:rPr>
+                <w:rFonts w:ascii="Arial" w:hAnsi="Arial" w:cs="Arial"/>
+                <w:b w:val="0"/>
+                <w:bCs w:val="0"/>
+              </w:rPr>
+              <w:t>1 Woche</w:t>
+            </w:r>
+          </w:p>
+        </w:tc>
+      </w:tr>
+      <w:tr>
+        <w:trPr>
+          <w:cnfStyle w:val="000000100000" w:firstRow="0" w:lastRow="0" w:firstColumn="0" w:lastColumn="0" w:oddVBand="0" w:evenVBand="0" w:oddHBand="1" w:evenHBand="0" w:firstRowFirstColumn="0" w:firstRowLastColumn="0" w:lastRowFirstColumn="0" w:lastRowLastColumn="0"/>
+          <w:trHeight w:val="397"/>
+        </w:trPr>
+        <w:tc>
+          <w:tcPr>
+            <w:cnfStyle w:val="001000000000" w:firstRow="0" w:lastRow="0" w:firstColumn="1" w:lastColumn="0" w:oddVBand="0" w:evenVBand="0" w:oddHBand="0" w:evenHBand="0" w:firstRowFirstColumn="0" w:firstRowLastColumn="0" w:lastRowFirstColumn="0" w:lastRowLastColumn="0"/>
+            <w:tcW w:w="2689" w:type="dxa"/>
+          </w:tcPr>
+          <w:p>
+            <w:pPr>
+              <w:rPr>
+                <w:rFonts w:ascii="Arial" w:hAnsi="Arial" w:cs="Arial"/>
+              </w:rPr>
+            </w:pPr>
+            <w:r>
+              <w:rPr>
+                <w:rFonts w:ascii="Arial" w:hAnsi="Arial" w:cs="Arial"/>
+              </w:rPr>
+              <w:t>Lastenheft/Pflichtenheft:</w:t>
+            </w:r>
+          </w:p>
+        </w:tc>
+        <w:tc>
+          <w:tcPr>
+            <w:tcW w:w="1945" w:type="dxa"/>
+          </w:tcPr>
+          <w:p>
+            <w:pPr>
+              <w:cnfStyle w:val="000000100000" w:firstRow="0" w:lastRow="0" w:firstColumn="0" w:lastColumn="0" w:oddVBand="0" w:evenVBand="0" w:oddHBand="1" w:evenHBand="0" w:firstRowFirstColumn="0" w:firstRowLastColumn="0" w:lastRowFirstColumn="0" w:lastRowLastColumn="0"/>
+              <w:rPr>
+                <w:rFonts w:ascii="Arial" w:hAnsi="Arial" w:cs="Arial"/>
+              </w:rPr>
+            </w:pPr>
+            <w:r>
+              <w:rPr>
+                <w:rFonts w:ascii="Arial" w:hAnsi="Arial" w:cs="Arial"/>
+              </w:rPr>
+              <w:t>1 Woche</w:t>
+            </w:r>
+          </w:p>
+        </w:tc>
+      </w:tr>
+      <w:tr>
+        <w:trPr>
+          <w:trHeight w:val="397"/>
+        </w:trPr>
+        <w:tc>
+          <w:tcPr>
+            <w:cnfStyle w:val="001000000000" w:firstRow="0" w:lastRow="0" w:firstColumn="1" w:lastColumn="0" w:oddVBand="0" w:evenVBand="0" w:oddHBand="0" w:evenHBand="0" w:firstRowFirstColumn="0" w:firstRowLastColumn="0" w:lastRowFirstColumn="0" w:lastRowLastColumn="0"/>
+            <w:tcW w:w="2689" w:type="dxa"/>
+          </w:tcPr>
+          <w:p>
+            <w:pPr>
+              <w:rPr>
+                <w:rFonts w:ascii="Arial" w:hAnsi="Arial" w:cs="Arial"/>
+              </w:rPr>
+            </w:pPr>
+            <w:r>
+              <w:rPr>
+                <w:rFonts w:ascii="Arial" w:hAnsi="Arial" w:cs="Arial"/>
+              </w:rPr>
+              <w:t>Entwicklung:</w:t>
+            </w:r>
+          </w:p>
+        </w:tc>
+        <w:tc>
+          <w:tcPr>
+            <w:tcW w:w="1945" w:type="dxa"/>
+          </w:tcPr>
+          <w:p>
+            <w:pPr>
+              <w:cnfStyle w:val="000000000000" w:firstRow="0" w:lastRow="0" w:firstColumn="0" w:lastColumn="0" w:oddVBand="0" w:evenVBand="0" w:oddHBand="0" w:evenHBand="0" w:firstRowFirstColumn="0" w:firstRowLastColumn="0" w:lastRowFirstColumn="0" w:lastRowLastColumn="0"/>
+              <w:rPr>
+                <w:rFonts w:ascii="Arial" w:hAnsi="Arial" w:cs="Arial"/>
+              </w:rPr>
+            </w:pPr>
+            <w:r>
+              <w:rPr>
+                <w:rFonts w:ascii="Arial" w:hAnsi="Arial" w:cs="Arial"/>
+              </w:rPr>
+              <w:t>5 Wochen</w:t>
+            </w:r>
+          </w:p>
+        </w:tc>
+      </w:tr>
+      <w:tr>
+        <w:trPr>
+          <w:cnfStyle w:val="000000100000" w:firstRow="0" w:lastRow="0" w:firstColumn="0" w:lastColumn="0" w:oddVBand="0" w:evenVBand="0" w:oddHBand="1" w:evenHBand="0" w:firstRowFirstColumn="0" w:firstRowLastColumn="0" w:lastRowFirstColumn="0" w:lastRowLastColumn="0"/>
+          <w:trHeight w:val="397"/>
+        </w:trPr>
+        <w:tc>
+          <w:tcPr>
+            <w:cnfStyle w:val="001000000000" w:firstRow="0" w:lastRow="0" w:firstColumn="1" w:lastColumn="0" w:oddVBand="0" w:evenVBand="0" w:oddHBand="0" w:evenHBand="0" w:firstRowFirstColumn="0" w:firstRowLastColumn="0" w:lastRowFirstColumn="0" w:lastRowLastColumn="0"/>
+            <w:tcW w:w="2689" w:type="dxa"/>
+          </w:tcPr>
+          <w:p>
+            <w:pPr>
+              <w:rPr>
+                <w:rFonts w:ascii="Arial" w:hAnsi="Arial" w:cs="Arial"/>
+              </w:rPr>
+            </w:pPr>
+            <w:r>
+              <w:rPr>
+                <w:rFonts w:ascii="Arial" w:hAnsi="Arial" w:cs="Arial"/>
+              </w:rPr>
+              <w:t>Test:</w:t>
+            </w:r>
+          </w:p>
+        </w:tc>
+        <w:tc>
+          <w:tcPr>
+            <w:tcW w:w="1945" w:type="dxa"/>
+          </w:tcPr>
+          <w:p>
+            <w:pPr>
+              <w:cnfStyle w:val="000000100000" w:firstRow="0" w:lastRow="0" w:firstColumn="0" w:lastColumn="0" w:oddVBand="0" w:evenVBand="0" w:oddHBand="1" w:evenHBand="0" w:firstRowFirstColumn="0" w:firstRowLastColumn="0" w:lastRowFirstColumn="0" w:lastRowLastColumn="0"/>
+              <w:rPr>
+                <w:rFonts w:ascii="Arial" w:hAnsi="Arial" w:cs="Arial"/>
+              </w:rPr>
+            </w:pPr>
+            <w:r>
+              <w:rPr>
+                <w:rFonts w:ascii="Arial" w:hAnsi="Arial" w:cs="Arial"/>
+              </w:rPr>
+              <w:t>1.5 Wochen</w:t>
+            </w:r>
+          </w:p>
+        </w:tc>
+      </w:tr>
+      <w:tr>
+        <w:trPr>
+          <w:trHeight w:val="397"/>
+        </w:trPr>
+        <w:tc>
+          <w:tcPr>
+            <w:cnfStyle w:val="001000000000" w:firstRow="0" w:lastRow="0" w:firstColumn="1" w:lastColumn="0" w:oddVBand="0" w:evenVBand="0" w:oddHBand="0" w:evenHBand="0" w:firstRowFirstColumn="0" w:firstRowLastColumn="0" w:lastRowFirstColumn="0" w:lastRowLastColumn="0"/>
+            <w:tcW w:w="2689" w:type="dxa"/>
+          </w:tcPr>
+          <w:p>
+            <w:pPr>
+              <w:rPr>
+                <w:rFonts w:ascii="Arial" w:hAnsi="Arial" w:cs="Arial"/>
+              </w:rPr>
+            </w:pPr>
+            <w:r>
+              <w:rPr>
+                <w:rFonts w:ascii="Arial" w:hAnsi="Arial" w:cs="Arial"/>
+              </w:rPr>
+              <w:t>Abschluss:</w:t>
+            </w:r>
+          </w:p>
+        </w:tc>
+        <w:tc>
+          <w:tcPr>
+            <w:tcW w:w="1945" w:type="dxa"/>
+          </w:tcPr>
+          <w:p>
+            <w:pPr>
+              <w:cnfStyle w:val="000000000000" w:firstRow="0" w:lastRow="0" w:firstColumn="0" w:lastColumn="0" w:oddVBand="0" w:evenVBand="0" w:oddHBand="0" w:evenHBand="0" w:firstRowFirstColumn="0" w:firstRowLastColumn="0" w:lastRowFirstColumn="0" w:lastRowLastColumn="0"/>
+              <w:rPr>
+                <w:rFonts w:ascii="Arial" w:hAnsi="Arial" w:cs="Arial"/>
+              </w:rPr>
+            </w:pPr>
+            <w:r>
+              <w:rPr>
+                <w:rFonts w:ascii="Arial" w:hAnsi="Arial" w:cs="Arial"/>
+              </w:rPr>
+              <w:t>0.5 Wochen</w:t>
+            </w:r>
+          </w:p>
+        </w:tc>
+      </w:tr>
+    </w:tbl>
+    <w:p/>
     <w:p>
       <w:pPr>
         <w:pStyle w:val="berschrift2"/>
@@ -8638,60 +11852,473 @@
           <w:ilvl w:val="1"/>
           <w:numId w:val="2"/>
         </w:numPr>
-        <w:rPr>
-          <w:rFonts w:ascii="Arial" w:hAnsi="Arial" w:cs="Arial"/>
-        </w:rPr>
-      </w:pPr>
-      <w:bookmarkStart w:id="28" w:name="_Toc230013900"/>
+        <w:ind w:left="567" w:hanging="531"/>
+        <w:rPr>
+          <w:rFonts w:ascii="Arial" w:hAnsi="Arial" w:cs="Arial"/>
+        </w:rPr>
+      </w:pPr>
+      <w:bookmarkStart w:id="40" w:name="_Toc230160337"/>
       <w:r>
         <w:rPr>
           <w:rFonts w:ascii="Arial" w:hAnsi="Arial" w:cs="Arial"/>
         </w:rPr>
         <w:t>Technische Anforderungen</w:t>
       </w:r>
-      <w:bookmarkEnd w:id="28"/>
-    </w:p>
-    <w:p>
-      <w:pPr>
-        <w:rPr>
-          <w:rFonts w:ascii="Arial" w:hAnsi="Arial" w:cs="Arial"/>
-          <w:i/>
-        </w:rPr>
-      </w:pPr>
-      <w:r>
-        <w:rPr>
-          <w:rFonts w:ascii="Arial" w:hAnsi="Arial" w:cs="Arial"/>
-          <w:i/>
-        </w:rPr>
-        <w:t>Hier halten Sie fest, was Sie für die Umsetzung brauchen – zum Beispiel Hard- und Software. An dieser Stelle ist es sinnvoll auszuführen, welches Equipment Sie für welche Aufgabe benötigen.</w:t>
+      <w:bookmarkEnd w:id="40"/>
+    </w:p>
+    <w:p>
+      <w:pPr>
+        <w:pStyle w:val="berschrift3"/>
+      </w:pPr>
+      <w:bookmarkStart w:id="41" w:name="_Toc230160338"/>
+      <w:r>
+        <w:t>6.6.1 Hardware:</w:t>
+      </w:r>
+      <w:bookmarkEnd w:id="41"/>
+    </w:p>
+    <w:p>
+      <w:pPr>
+        <w:pStyle w:val="Listenabsatz"/>
+        <w:numPr>
+          <w:ilvl w:val="0"/>
+          <w:numId w:val="20"/>
+        </w:numPr>
+        <w:rPr>
+          <w:rFonts w:ascii="Arial" w:hAnsi="Arial" w:cs="Arial"/>
+          <w:i/>
+          <w:iCs/>
+        </w:rPr>
+      </w:pPr>
+      <w:r>
+        <w:rPr>
+          <w:rFonts w:ascii="Arial" w:hAnsi="Arial" w:cs="Arial"/>
+          <w:i/>
+          <w:iCs/>
+        </w:rPr>
+        <w:t>Entwicklungsrechner mit Internetzugang</w:t>
+      </w:r>
+    </w:p>
+    <w:p>
+      <w:pPr>
+        <w:pStyle w:val="Listenabsatz"/>
+        <w:numPr>
+          <w:ilvl w:val="0"/>
+          <w:numId w:val="20"/>
+        </w:numPr>
+        <w:rPr>
+          <w:rFonts w:ascii="Arial" w:hAnsi="Arial" w:cs="Arial"/>
+          <w:i/>
+          <w:iCs/>
+        </w:rPr>
+      </w:pPr>
+      <w:r>
+        <w:rPr>
+          <w:rFonts w:ascii="Arial" w:hAnsi="Arial" w:cs="Arial"/>
+          <w:i/>
+          <w:iCs/>
+        </w:rPr>
+        <w:t>Server oder Hosting-Umgebung für Datenbank</w:t>
+      </w:r>
+    </w:p>
+    <w:p>
+      <w:pPr>
+        <w:pStyle w:val="Listenabsatz"/>
+        <w:numPr>
+          <w:ilvl w:val="0"/>
+          <w:numId w:val="20"/>
+        </w:numPr>
+        <w:rPr>
+          <w:rFonts w:ascii="Arial" w:hAnsi="Arial" w:cs="Arial"/>
+          <w:i/>
+          <w:iCs/>
+        </w:rPr>
+      </w:pPr>
+      <w:r>
+        <w:rPr>
+          <w:rFonts w:ascii="Arial" w:hAnsi="Arial" w:cs="Arial"/>
+          <w:i/>
+          <w:iCs/>
+        </w:rPr>
+        <w:t>Endgerät mit aktuellem Webbrowser</w:t>
+      </w:r>
+    </w:p>
+    <w:p>
+      <w:pPr>
+        <w:pStyle w:val="berschrift3"/>
+      </w:pPr>
+      <w:bookmarkStart w:id="42" w:name="_Toc230160339"/>
+      <w:r>
+        <w:t>6.6.2 Software:</w:t>
+      </w:r>
+      <w:bookmarkEnd w:id="42"/>
+    </w:p>
+    <w:p>
+      <w:pPr>
+        <w:pStyle w:val="Listenabsatz"/>
+        <w:numPr>
+          <w:ilvl w:val="0"/>
+          <w:numId w:val="21"/>
+        </w:numPr>
+        <w:rPr>
+          <w:rFonts w:ascii="Arial" w:hAnsi="Arial" w:cs="Arial"/>
+          <w:i/>
+          <w:iCs/>
+        </w:rPr>
+      </w:pPr>
+      <w:r>
+        <w:rPr>
+          <w:rFonts w:ascii="Arial" w:hAnsi="Arial" w:cs="Arial"/>
+          <w:i/>
+          <w:iCs/>
+        </w:rPr>
+        <w:t>Visual Studio Code</w:t>
+      </w:r>
+    </w:p>
+    <w:p>
+      <w:pPr>
+        <w:pStyle w:val="Listenabsatz"/>
+        <w:numPr>
+          <w:ilvl w:val="0"/>
+          <w:numId w:val="21"/>
+        </w:numPr>
+        <w:rPr>
+          <w:rFonts w:ascii="Arial" w:hAnsi="Arial" w:cs="Arial"/>
+          <w:i/>
+          <w:iCs/>
+        </w:rPr>
+      </w:pPr>
+      <w:proofErr w:type="spellStart"/>
+      <w:r>
+        <w:rPr>
+          <w:rFonts w:ascii="Arial" w:hAnsi="Arial" w:cs="Arial"/>
+          <w:i/>
+          <w:iCs/>
+        </w:rPr>
+        <w:t>Git</w:t>
+      </w:r>
+      <w:proofErr w:type="spellEnd"/>
+      <w:r>
+        <w:rPr>
+          <w:rFonts w:ascii="Arial" w:hAnsi="Arial" w:cs="Arial"/>
+          <w:i/>
+          <w:iCs/>
+        </w:rPr>
+        <w:t xml:space="preserve"> / </w:t>
+      </w:r>
+      <w:proofErr w:type="spellStart"/>
+      <w:r>
+        <w:rPr>
+          <w:rFonts w:ascii="Arial" w:hAnsi="Arial" w:cs="Arial"/>
+          <w:i/>
+          <w:iCs/>
+        </w:rPr>
+        <w:t>Github</w:t>
+      </w:r>
+      <w:proofErr w:type="spellEnd"/>
+    </w:p>
+    <w:p>
+      <w:pPr>
+        <w:pStyle w:val="Listenabsatz"/>
+        <w:numPr>
+          <w:ilvl w:val="0"/>
+          <w:numId w:val="21"/>
+        </w:numPr>
+        <w:rPr>
+          <w:rFonts w:ascii="Arial" w:hAnsi="Arial" w:cs="Arial"/>
+          <w:i/>
+          <w:iCs/>
+        </w:rPr>
+      </w:pPr>
+      <w:r>
+        <w:rPr>
+          <w:rFonts w:ascii="Arial" w:hAnsi="Arial" w:cs="Arial"/>
+          <w:i/>
+          <w:iCs/>
+        </w:rPr>
+        <w:t>Next.js v16+</w:t>
+      </w:r>
+    </w:p>
+    <w:p>
+      <w:pPr>
+        <w:pStyle w:val="Listenabsatz"/>
+        <w:numPr>
+          <w:ilvl w:val="0"/>
+          <w:numId w:val="21"/>
+        </w:numPr>
+        <w:rPr>
+          <w:rFonts w:ascii="Arial" w:hAnsi="Arial" w:cs="Arial"/>
+          <w:i/>
+          <w:iCs/>
+        </w:rPr>
+      </w:pPr>
+      <w:r>
+        <w:rPr>
+          <w:rFonts w:ascii="Arial" w:hAnsi="Arial" w:cs="Arial"/>
+          <w:i/>
+          <w:iCs/>
+        </w:rPr>
+        <w:t>React</w:t>
+      </w:r>
+    </w:p>
+    <w:p>
+      <w:pPr>
+        <w:pStyle w:val="Listenabsatz"/>
+        <w:numPr>
+          <w:ilvl w:val="0"/>
+          <w:numId w:val="21"/>
+        </w:numPr>
+        <w:rPr>
+          <w:rFonts w:ascii="Arial" w:hAnsi="Arial" w:cs="Arial"/>
+          <w:i/>
+          <w:iCs/>
+        </w:rPr>
+      </w:pPr>
+      <w:r>
+        <w:rPr>
+          <w:rFonts w:ascii="Arial" w:hAnsi="Arial" w:cs="Arial"/>
+          <w:i/>
+          <w:iCs/>
+        </w:rPr>
+        <w:t>ASP.NET Core</w:t>
+      </w:r>
+    </w:p>
+    <w:p>
+      <w:pPr>
+        <w:pStyle w:val="Listenabsatz"/>
+        <w:numPr>
+          <w:ilvl w:val="0"/>
+          <w:numId w:val="21"/>
+        </w:numPr>
+        <w:rPr>
+          <w:rFonts w:ascii="Arial" w:hAnsi="Arial" w:cs="Arial"/>
+          <w:i/>
+          <w:iCs/>
+        </w:rPr>
+      </w:pPr>
+      <w:r>
+        <w:rPr>
+          <w:rFonts w:ascii="Arial" w:hAnsi="Arial" w:cs="Arial"/>
+          <w:i/>
+          <w:iCs/>
+        </w:rPr>
+        <w:t>Entity Framework</w:t>
+      </w:r>
+    </w:p>
+    <w:p>
+      <w:pPr>
+        <w:pStyle w:val="Listenabsatz"/>
+        <w:numPr>
+          <w:ilvl w:val="0"/>
+          <w:numId w:val="21"/>
+        </w:numPr>
+        <w:rPr>
+          <w:rFonts w:ascii="Arial" w:hAnsi="Arial" w:cs="Arial"/>
+          <w:i/>
+          <w:iCs/>
+        </w:rPr>
+      </w:pPr>
+      <w:r>
+        <w:rPr>
+          <w:rFonts w:ascii="Arial" w:hAnsi="Arial" w:cs="Arial"/>
+          <w:i/>
+          <w:iCs/>
+        </w:rPr>
+        <w:t>Microsoft SignalR</w:t>
+      </w:r>
+    </w:p>
+    <w:p>
+      <w:pPr>
+        <w:pStyle w:val="Listenabsatz"/>
+        <w:numPr>
+          <w:ilvl w:val="0"/>
+          <w:numId w:val="21"/>
+        </w:numPr>
+        <w:rPr>
+          <w:rFonts w:ascii="Arial" w:hAnsi="Arial" w:cs="Arial"/>
+          <w:i/>
+          <w:iCs/>
+        </w:rPr>
+      </w:pPr>
+      <w:r>
+        <w:rPr>
+          <w:rFonts w:ascii="Arial" w:hAnsi="Arial" w:cs="Arial"/>
+          <w:i/>
+          <w:iCs/>
+        </w:rPr>
+        <w:t>SQL-</w:t>
+      </w:r>
+      <w:r>
+        <w:rPr>
+          <w:rFonts w:ascii="Arial" w:hAnsi="Arial" w:cs="Arial"/>
+          <w:i/>
+          <w:iCs/>
+        </w:rPr>
+        <w:t>Server Management Studio</w:t>
+      </w:r>
+    </w:p>
+    <w:p>
+      <w:pPr>
+        <w:pStyle w:val="Listenabsatz"/>
+        <w:numPr>
+          <w:ilvl w:val="0"/>
+          <w:numId w:val="21"/>
+        </w:numPr>
+        <w:rPr>
+          <w:rFonts w:ascii="Arial" w:hAnsi="Arial" w:cs="Arial"/>
+          <w:i/>
+          <w:iCs/>
+        </w:rPr>
+      </w:pPr>
+      <w:r>
+        <w:rPr>
+          <w:rFonts w:ascii="Arial" w:hAnsi="Arial" w:cs="Arial"/>
+          <w:i/>
+          <w:iCs/>
+        </w:rPr>
+        <w:t>Node.js (</w:t>
+      </w:r>
+      <w:r>
+        <w:rPr>
+          <w:rFonts w:ascii="Arial" w:hAnsi="Arial" w:cs="Arial"/>
+          <w:i/>
+          <w:iCs/>
+        </w:rPr>
+        <w:t>Ab</w:t>
+      </w:r>
+      <w:r>
+        <w:rPr>
+          <w:rFonts w:ascii="Arial" w:hAnsi="Arial" w:cs="Arial"/>
+          <w:i/>
+          <w:iCs/>
+        </w:rPr>
+        <w:t xml:space="preserve"> Version 20.9.0 -&gt; Node 18 wird nicht mehr unterstützt</w:t>
+      </w:r>
+      <w:r>
+        <w:rPr>
+          <w:rFonts w:ascii="Arial" w:hAnsi="Arial" w:cs="Arial"/>
+          <w:i/>
+          <w:iCs/>
+        </w:rPr>
+        <w:t>!</w:t>
+      </w:r>
+      <w:r>
+        <w:rPr>
+          <w:rFonts w:ascii="Arial" w:hAnsi="Arial" w:cs="Arial"/>
+          <w:i/>
+          <w:iCs/>
+        </w:rPr>
+        <w:t>)</w:t>
+      </w:r>
+    </w:p>
+    <w:p>
+      <w:pPr>
+        <w:pStyle w:val="Listenabsatz"/>
+        <w:numPr>
+          <w:ilvl w:val="0"/>
+          <w:numId w:val="21"/>
+        </w:numPr>
+        <w:rPr>
+          <w:rFonts w:ascii="Arial" w:hAnsi="Arial" w:cs="Arial"/>
+          <w:i/>
+          <w:iCs/>
+        </w:rPr>
+      </w:pPr>
+      <w:r>
+        <w:rPr>
+          <w:rFonts w:ascii="Arial" w:hAnsi="Arial" w:cs="Arial"/>
+          <w:i/>
+          <w:iCs/>
+        </w:rPr>
+        <w:t>NPM</w:t>
+      </w:r>
+    </w:p>
+    <w:p>
+      <w:pPr>
+        <w:pStyle w:val="berschrift3"/>
+      </w:pPr>
+      <w:bookmarkStart w:id="43" w:name="_Toc230160340"/>
+      <w:r>
+        <w:lastRenderedPageBreak/>
+        <w:t>6.6.</w:t>
+      </w:r>
+      <w:r>
+        <w:t>3</w:t>
+      </w:r>
+      <w:r>
+        <w:t xml:space="preserve"> Netzwerk &amp; Sicherheit:</w:t>
+      </w:r>
+      <w:bookmarkEnd w:id="43"/>
+    </w:p>
+    <w:p>
+      <w:pPr>
+        <w:pStyle w:val="Listenabsatz"/>
+        <w:numPr>
+          <w:ilvl w:val="0"/>
+          <w:numId w:val="22"/>
+        </w:numPr>
+        <w:rPr>
+          <w:rFonts w:ascii="Arial" w:hAnsi="Arial" w:cs="Arial"/>
+          <w:i/>
+          <w:iCs/>
+        </w:rPr>
+      </w:pPr>
+      <w:r>
+        <w:rPr>
+          <w:rFonts w:ascii="Arial" w:hAnsi="Arial" w:cs="Arial"/>
+          <w:i/>
+          <w:iCs/>
+        </w:rPr>
+        <w:t>Authentifizierung mittels JWT</w:t>
+      </w:r>
+    </w:p>
+    <w:p>
+      <w:pPr>
+        <w:pStyle w:val="Listenabsatz"/>
+        <w:numPr>
+          <w:ilvl w:val="0"/>
+          <w:numId w:val="22"/>
+        </w:numPr>
+        <w:rPr>
+          <w:rFonts w:ascii="Arial" w:hAnsi="Arial" w:cs="Arial"/>
+          <w:i/>
+          <w:iCs/>
+        </w:rPr>
+      </w:pPr>
+      <w:r>
+        <w:rPr>
+          <w:rFonts w:ascii="Arial" w:hAnsi="Arial" w:cs="Arial"/>
+          <w:i/>
+          <w:iCs/>
+        </w:rPr>
+        <w:t>Kommunikation zwischen Frontend und Backend über Web-API</w:t>
+      </w:r>
+    </w:p>
+    <w:p>
+      <w:pPr>
+        <w:pStyle w:val="Listenabsatz"/>
+        <w:numPr>
+          <w:ilvl w:val="0"/>
+          <w:numId w:val="22"/>
+        </w:numPr>
+        <w:rPr>
+          <w:rFonts w:ascii="Arial" w:hAnsi="Arial" w:cs="Arial"/>
+          <w:i/>
+          <w:iCs/>
+        </w:rPr>
+      </w:pPr>
+      <w:r>
+        <w:rPr>
+          <w:rFonts w:ascii="Arial" w:hAnsi="Arial" w:cs="Arial"/>
+          <w:i/>
+          <w:iCs/>
+        </w:rPr>
+        <w:t>CSRF-Schutz im Backend/API</w:t>
       </w:r>
     </w:p>
     <w:p>
       <w:pPr>
         <w:ind w:left="360"/>
       </w:pPr>
-      <w:r>
-        <w:t>&lt;Hardware</w:t>
-      </w:r>
-      <w:r>
-        <w:t>: Benutzer, Server</w:t>
-      </w:r>
-    </w:p>
-    <w:p>
-      <w:pPr>
-        <w:ind w:left="360"/>
-      </w:pPr>
-      <w:r>
-        <w:t>Software. IDEs, Frameworks, Versionierung, …</w:t>
-      </w:r>
-    </w:p>
-    <w:p>
-      <w:pPr>
-        <w:ind w:left="360"/>
-      </w:pPr>
-      <w:r>
-        <w:t xml:space="preserve">Netzwerk und Sicherheit: </w:t>
-      </w:r>
     </w:p>
     <w:p>
       <w:pPr>
@@ -8700,45 +12327,232 @@
           <w:ilvl w:val="1"/>
           <w:numId w:val="2"/>
         </w:numPr>
-        <w:rPr>
-          <w:rFonts w:ascii="Arial" w:hAnsi="Arial" w:cs="Arial"/>
-        </w:rPr>
-      </w:pPr>
-      <w:bookmarkStart w:id="29" w:name="_Toc230013901"/>
-      <w:r>
-        <w:rPr>
-          <w:rFonts w:ascii="Arial" w:hAnsi="Arial" w:cs="Arial"/>
-        </w:rPr>
-        <w:lastRenderedPageBreak/>
+        <w:ind w:left="567" w:hanging="531"/>
+        <w:rPr>
+          <w:rFonts w:ascii="Arial" w:hAnsi="Arial" w:cs="Arial"/>
+        </w:rPr>
+      </w:pPr>
+      <w:bookmarkStart w:id="44" w:name="_Toc230160341"/>
+      <w:r>
+        <w:rPr>
+          <w:rFonts w:ascii="Arial" w:hAnsi="Arial" w:cs="Arial"/>
+        </w:rPr>
         <w:t>Problemanalyse</w:t>
       </w:r>
-      <w:bookmarkEnd w:id="29"/>
-    </w:p>
-    <w:p>
-      <w:pPr>
-        <w:rPr>
-          <w:rFonts w:ascii="Arial" w:hAnsi="Arial" w:cs="Arial"/>
-          <w:i/>
-        </w:rPr>
-      </w:pPr>
-      <w:r>
-        <w:rPr>
-          <w:rFonts w:ascii="Arial" w:hAnsi="Arial" w:cs="Arial"/>
-          <w:i/>
-        </w:rPr>
-        <w:t>Fassen Sie die wichtigsten Probleme zusammen, die Sie erwarten. Wichtig ist vor allem, dass Sie für die wahrscheinlichsten Probleme bereits einen Lösungsansatz formulieren, um später Zeit zu sparen. Machen Sie sich auch über unwahrscheinliche Probleme Gedanken.</w:t>
-      </w:r>
-    </w:p>
+      <w:bookmarkEnd w:id="44"/>
+    </w:p>
+    <w:tbl>
+      <w:tblPr>
+        <w:tblStyle w:val="EinfacheTabelle1"/>
+        <w:tblW w:w="0" w:type="auto"/>
+        <w:tblLook w:val="04A0" w:firstRow="1" w:lastRow="0" w:firstColumn="1" w:lastColumn="0" w:noHBand="0" w:noVBand="1"/>
+      </w:tblPr>
+      <w:tblGrid>
+        <w:gridCol w:w="2952"/>
+        <w:gridCol w:w="2845"/>
+        <w:gridCol w:w="2905"/>
+      </w:tblGrid>
+      <w:tr>
+        <w:trPr>
+          <w:cnfStyle w:val="100000000000" w:firstRow="1" w:lastRow="0" w:firstColumn="0" w:lastColumn="0" w:oddVBand="0" w:evenVBand="0" w:oddHBand="0" w:evenHBand="0" w:firstRowFirstColumn="0" w:firstRowLastColumn="0" w:lastRowFirstColumn="0" w:lastRowLastColumn="0"/>
+          <w:trHeight w:val="414"/>
+        </w:trPr>
+        <w:tc>
+          <w:tcPr>
+            <w:cnfStyle w:val="001000000000" w:firstRow="0" w:lastRow="0" w:firstColumn="1" w:lastColumn="0" w:oddVBand="0" w:evenVBand="0" w:oddHBand="0" w:evenHBand="0" w:firstRowFirstColumn="0" w:firstRowLastColumn="0" w:lastRowFirstColumn="0" w:lastRowLastColumn="0"/>
+            <w:tcW w:w="2952" w:type="dxa"/>
+          </w:tcPr>
+          <w:p>
+            <w:r>
+              <w:t>Problem</w:t>
+            </w:r>
+          </w:p>
+        </w:tc>
+        <w:tc>
+          <w:tcPr>
+            <w:tcW w:w="2845" w:type="dxa"/>
+          </w:tcPr>
+          <w:p>
+            <w:pPr>
+              <w:cnfStyle w:val="100000000000" w:firstRow="1" w:lastRow="0" w:firstColumn="0" w:lastColumn="0" w:oddVBand="0" w:evenVBand="0" w:oddHBand="0" w:evenHBand="0" w:firstRowFirstColumn="0" w:firstRowLastColumn="0" w:lastRowFirstColumn="0" w:lastRowLastColumn="0"/>
+            </w:pPr>
+            <w:r>
+              <w:t>Auswirkung</w:t>
+            </w:r>
+          </w:p>
+        </w:tc>
+        <w:tc>
+          <w:tcPr>
+            <w:tcW w:w="2905" w:type="dxa"/>
+          </w:tcPr>
+          <w:p>
+            <w:pPr>
+              <w:cnfStyle w:val="100000000000" w:firstRow="1" w:lastRow="0" w:firstColumn="0" w:lastColumn="0" w:oddVBand="0" w:evenVBand="0" w:oddHBand="0" w:evenHBand="0" w:firstRowFirstColumn="0" w:firstRowLastColumn="0" w:lastRowFirstColumn="0" w:lastRowLastColumn="0"/>
+            </w:pPr>
+            <w:r>
+              <w:t>Lösungsansatz</w:t>
+            </w:r>
+          </w:p>
+        </w:tc>
+      </w:tr>
+      <w:tr>
+        <w:trPr>
+          <w:cnfStyle w:val="000000100000" w:firstRow="0" w:lastRow="0" w:firstColumn="0" w:lastColumn="0" w:oddVBand="0" w:evenVBand="0" w:oddHBand="1" w:evenHBand="0" w:firstRowFirstColumn="0" w:firstRowLastColumn="0" w:lastRowFirstColumn="0" w:lastRowLastColumn="0"/>
+        </w:trPr>
+        <w:tc>
+          <w:tcPr>
+            <w:cnfStyle w:val="001000000000" w:firstRow="0" w:lastRow="0" w:firstColumn="1" w:lastColumn="0" w:oddVBand="0" w:evenVBand="0" w:oddHBand="0" w:evenHBand="0" w:firstRowFirstColumn="0" w:firstRowLastColumn="0" w:lastRowFirstColumn="0" w:lastRowLastColumn="0"/>
+            <w:tcW w:w="2952" w:type="dxa"/>
+          </w:tcPr>
+          <w:p>
+            <w:pPr>
+              <w:rPr>
+                <w:b w:val="0"/>
+                <w:bCs w:val="0"/>
+              </w:rPr>
+            </w:pPr>
+            <w:r>
+              <w:rPr>
+                <w:b w:val="0"/>
+                <w:bCs w:val="0"/>
+              </w:rPr>
+              <w:t>Echtzeitsynchronisation zwischen mehreren Benutzern.</w:t>
+            </w:r>
+          </w:p>
+        </w:tc>
+        <w:tc>
+          <w:tcPr>
+            <w:tcW w:w="2845" w:type="dxa"/>
+          </w:tcPr>
+          <w:p>
+            <w:pPr>
+              <w:cnfStyle w:val="000000100000" w:firstRow="0" w:lastRow="0" w:firstColumn="0" w:lastColumn="0" w:oddVBand="0" w:evenVBand="0" w:oddHBand="1" w:evenHBand="0" w:firstRowFirstColumn="0" w:firstRowLastColumn="0" w:lastRowFirstColumn="0" w:lastRowLastColumn="0"/>
+            </w:pPr>
+            <w:r>
+              <w:t>Daten könnten verzögert oder doppelt angezeigt werden. ( Nur UI )</w:t>
+            </w:r>
+          </w:p>
+        </w:tc>
+        <w:tc>
+          <w:tcPr>
+            <w:tcW w:w="2905" w:type="dxa"/>
+          </w:tcPr>
+          <w:p>
+            <w:pPr>
+              <w:cnfStyle w:val="000000100000" w:firstRow="0" w:lastRow="0" w:firstColumn="0" w:lastColumn="0" w:oddVBand="0" w:evenVBand="0" w:oddHBand="1" w:evenHBand="0" w:firstRowFirstColumn="0" w:firstRowLastColumn="0" w:lastRowFirstColumn="0" w:lastRowLastColumn="0"/>
+            </w:pPr>
+            <w:r>
+              <w:t>Prüfung des Hubsystems und Hooks auf eventuelle Abweichungen.</w:t>
+            </w:r>
+          </w:p>
+        </w:tc>
+      </w:tr>
+      <w:tr>
+        <w:tc>
+          <w:tcPr>
+            <w:cnfStyle w:val="001000000000" w:firstRow="0" w:lastRow="0" w:firstColumn="1" w:lastColumn="0" w:oddVBand="0" w:evenVBand="0" w:oddHBand="0" w:evenHBand="0" w:firstRowFirstColumn="0" w:firstRowLastColumn="0" w:lastRowFirstColumn="0" w:lastRowLastColumn="0"/>
+            <w:tcW w:w="2952" w:type="dxa"/>
+          </w:tcPr>
+          <w:p>
+            <w:pPr>
+              <w:rPr>
+                <w:b w:val="0"/>
+                <w:bCs w:val="0"/>
+              </w:rPr>
+            </w:pPr>
+            <w:r>
+              <w:rPr>
+                <w:b w:val="0"/>
+                <w:bCs w:val="0"/>
+              </w:rPr>
+              <w:t>Große Datenmengen / Viele gleichzeitige Aufrufe</w:t>
+            </w:r>
+          </w:p>
+        </w:tc>
+        <w:tc>
+          <w:tcPr>
+            <w:tcW w:w="2845" w:type="dxa"/>
+          </w:tcPr>
+          <w:p>
+            <w:pPr>
+              <w:cnfStyle w:val="000000000000" w:firstRow="0" w:lastRow="0" w:firstColumn="0" w:lastColumn="0" w:oddVBand="0" w:evenVBand="0" w:oddHBand="0" w:evenHBand="0" w:firstRowFirstColumn="0" w:firstRowLastColumn="0" w:lastRowFirstColumn="0" w:lastRowLastColumn="0"/>
+            </w:pPr>
+            <w:r>
+              <w:t>Langsame Ladezeiten</w:t>
+            </w:r>
+          </w:p>
+        </w:tc>
+        <w:tc>
+          <w:tcPr>
+            <w:tcW w:w="2905" w:type="dxa"/>
+          </w:tcPr>
+          <w:p>
+            <w:pPr>
+              <w:cnfStyle w:val="000000000000" w:firstRow="0" w:lastRow="0" w:firstColumn="0" w:lastColumn="0" w:oddVBand="0" w:evenVBand="0" w:oddHBand="0" w:evenHBand="0" w:firstRowFirstColumn="0" w:firstRowLastColumn="0" w:lastRowFirstColumn="0" w:lastRowLastColumn="0"/>
+            </w:pPr>
+            <w:r>
+              <w:t>Asynchrones Laden und Datenbankzugriffe optimieren</w:t>
+            </w:r>
+          </w:p>
+        </w:tc>
+      </w:tr>
+      <w:tr>
+        <w:trPr>
+          <w:cnfStyle w:val="000000100000" w:firstRow="0" w:lastRow="0" w:firstColumn="0" w:lastColumn="0" w:oddVBand="0" w:evenVBand="0" w:oddHBand="1" w:evenHBand="0" w:firstRowFirstColumn="0" w:firstRowLastColumn="0" w:lastRowFirstColumn="0" w:lastRowLastColumn="0"/>
+        </w:trPr>
+        <w:tc>
+          <w:tcPr>
+            <w:cnfStyle w:val="001000000000" w:firstRow="0" w:lastRow="0" w:firstColumn="1" w:lastColumn="0" w:oddVBand="0" w:evenVBand="0" w:oddHBand="0" w:evenHBand="0" w:firstRowFirstColumn="0" w:firstRowLastColumn="0" w:lastRowFirstColumn="0" w:lastRowLastColumn="0"/>
+            <w:tcW w:w="2952" w:type="dxa"/>
+          </w:tcPr>
+          <w:p>
+            <w:pPr>
+              <w:rPr>
+                <w:b w:val="0"/>
+                <w:bCs w:val="0"/>
+              </w:rPr>
+            </w:pPr>
+            <w:r>
+              <w:rPr>
+                <w:b w:val="0"/>
+                <w:bCs w:val="0"/>
+              </w:rPr>
+              <w:t>Rechteverwaltung innerhalb von Workspaces</w:t>
+            </w:r>
+          </w:p>
+        </w:tc>
+        <w:tc>
+          <w:tcPr>
+            <w:tcW w:w="2845" w:type="dxa"/>
+          </w:tcPr>
+          <w:p>
+            <w:pPr>
+              <w:cnfStyle w:val="000000100000" w:firstRow="0" w:lastRow="0" w:firstColumn="0" w:lastColumn="0" w:oddVBand="0" w:evenVBand="0" w:oddHBand="1" w:evenHBand="0" w:firstRowFirstColumn="0" w:firstRowLastColumn="0" w:lastRowFirstColumn="0" w:lastRowLastColumn="0"/>
+            </w:pPr>
+            <w:r>
+              <w:t>User könnten Zugriffe haben die ungewollt sind</w:t>
+            </w:r>
+          </w:p>
+        </w:tc>
+        <w:tc>
+          <w:tcPr>
+            <w:tcW w:w="2905" w:type="dxa"/>
+          </w:tcPr>
+          <w:p>
+            <w:pPr>
+              <w:cnfStyle w:val="000000100000" w:firstRow="0" w:lastRow="0" w:firstColumn="0" w:lastColumn="0" w:oddVBand="0" w:evenVBand="0" w:oddHBand="1" w:evenHBand="0" w:firstRowFirstColumn="0" w:firstRowLastColumn="0" w:lastRowFirstColumn="0" w:lastRowLastColumn="0"/>
+            </w:pPr>
+            <w:r>
+              <w:t>Justierung der Rechtelogik</w:t>
+            </w:r>
+          </w:p>
+        </w:tc>
+      </w:tr>
+    </w:tbl>
     <w:p>
       <w:pPr>
         <w:ind w:left="360"/>
       </w:pPr>
-      <w:r>
-        <w:t>&lt;erwartete Probleme</w:t>
-      </w:r>
-      <w:r>
-        <w:t xml:space="preserve"> und Lösungsansätze, unwahrscheinliche Probleme, …&gt;</w:t>
-      </w:r>
     </w:p>
     <w:p>
       <w:pPr>
@@ -8747,75 +12561,273 @@
           <w:ilvl w:val="1"/>
           <w:numId w:val="2"/>
         </w:numPr>
-        <w:rPr>
-          <w:rFonts w:ascii="Arial" w:hAnsi="Arial" w:cs="Arial"/>
-        </w:rPr>
-      </w:pPr>
-      <w:bookmarkStart w:id="30" w:name="_Toc230013902"/>
+        <w:ind w:left="567" w:hanging="531"/>
+        <w:rPr>
+          <w:rFonts w:ascii="Arial" w:hAnsi="Arial" w:cs="Arial"/>
+        </w:rPr>
+      </w:pPr>
+      <w:bookmarkStart w:id="45" w:name="_Toc230160342"/>
       <w:r>
         <w:rPr>
           <w:rFonts w:ascii="Arial" w:hAnsi="Arial" w:cs="Arial"/>
         </w:rPr>
         <w:t>Qualität</w:t>
       </w:r>
-      <w:bookmarkEnd w:id="30"/>
-    </w:p>
-    <w:p>
-      <w:pPr>
-        <w:rPr>
-          <w:rFonts w:ascii="Arial" w:hAnsi="Arial" w:cs="Arial"/>
-          <w:i/>
-        </w:rPr>
-      </w:pPr>
-      <w:r>
-        <w:rPr>
-          <w:rFonts w:ascii="Arial" w:hAnsi="Arial" w:cs="Arial"/>
-          <w:i/>
-        </w:rPr>
-        <w:t>Welche Anforderungen stellen Sie an die Qualität? Beschreiben Sie auch, wie die Qualitätssicherung, -kontrolle und -abnahme aussieht</w:t>
-      </w:r>
-      <w:r>
-        <w:rPr>
-          <w:rFonts w:ascii="Arial" w:hAnsi="Arial" w:cs="Arial"/>
-          <w:i/>
-        </w:rPr>
-        <w:t>.</w:t>
+      <w:bookmarkEnd w:id="45"/>
+    </w:p>
+    <w:p>
+      <w:pPr>
+        <w:rPr>
+          <w:rFonts w:ascii="Arial" w:hAnsi="Arial" w:cs="Arial"/>
+          <w:i/>
+        </w:rPr>
+      </w:pPr>
+      <w:r>
+        <w:rPr>
+          <w:rFonts w:ascii="Arial" w:hAnsi="Arial" w:cs="Arial"/>
+          <w:i/>
+        </w:rPr>
+        <w:t>Die Anwendung soll stabil, übersichtlich und zuverlässig funktionieren. Die wichtigsten Funktionen sollen ohne ungewollte Fehlermeldungen nutzbar sein.</w:t>
+      </w:r>
+    </w:p>
+    <w:p>
+      <w:pPr>
+        <w:pStyle w:val="berschrift3"/>
+      </w:pPr>
+      <w:bookmarkStart w:id="46" w:name="_Toc230160343"/>
+      <w:r>
+        <w:t>6.4.1 Qualitätsanforderungen:</w:t>
+      </w:r>
+      <w:bookmarkEnd w:id="46"/>
+    </w:p>
+    <w:p>
+      <w:pPr>
+        <w:pStyle w:val="Listenabsatz"/>
+        <w:numPr>
+          <w:ilvl w:val="0"/>
+          <w:numId w:val="23"/>
+        </w:numPr>
+        <w:rPr>
+          <w:rFonts w:ascii="Arial" w:hAnsi="Arial" w:cs="Arial"/>
+          <w:i/>
+          <w:iCs/>
+        </w:rPr>
+      </w:pPr>
+      <w:r>
+        <w:rPr>
+          <w:rFonts w:ascii="Arial" w:hAnsi="Arial" w:cs="Arial"/>
+          <w:i/>
+          <w:iCs/>
+        </w:rPr>
+        <w:t xml:space="preserve">Die Benutzeroberfläche soll übersichtlich und </w:t>
+      </w:r>
+      <w:r>
+        <w:rPr>
+          <w:rFonts w:ascii="Arial" w:hAnsi="Arial" w:cs="Arial"/>
+          <w:i/>
+          <w:iCs/>
+        </w:rPr>
+        <w:t>verständlich</w:t>
+      </w:r>
+      <w:r>
+        <w:rPr>
+          <w:rFonts w:ascii="Arial" w:hAnsi="Arial" w:cs="Arial"/>
+          <w:i/>
+          <w:iCs/>
+        </w:rPr>
+        <w:t xml:space="preserve"> aufgebaut sein.</w:t>
+      </w:r>
+    </w:p>
+    <w:p>
+      <w:pPr>
+        <w:pStyle w:val="Listenabsatz"/>
+        <w:numPr>
+          <w:ilvl w:val="0"/>
+          <w:numId w:val="23"/>
+        </w:numPr>
+        <w:rPr>
+          <w:rFonts w:ascii="Arial" w:hAnsi="Arial" w:cs="Arial"/>
+          <w:i/>
+          <w:iCs/>
+        </w:rPr>
+      </w:pPr>
+      <w:r>
+        <w:rPr>
+          <w:rFonts w:ascii="Arial" w:hAnsi="Arial" w:cs="Arial"/>
+          <w:i/>
+          <w:iCs/>
+        </w:rPr>
+        <w:t>Wichtige Funktionen sollen mit wenigen Klicks erreichbar sein.</w:t>
+      </w:r>
+    </w:p>
+    <w:p>
+      <w:pPr>
+        <w:pStyle w:val="Listenabsatz"/>
+        <w:numPr>
+          <w:ilvl w:val="0"/>
+          <w:numId w:val="23"/>
+        </w:numPr>
+        <w:rPr>
+          <w:rFonts w:ascii="Arial" w:hAnsi="Arial" w:cs="Arial"/>
+          <w:i/>
+          <w:iCs/>
+        </w:rPr>
+      </w:pPr>
+      <w:r>
+        <w:rPr>
+          <w:rFonts w:ascii="Arial" w:hAnsi="Arial" w:cs="Arial"/>
+          <w:i/>
+          <w:iCs/>
+        </w:rPr>
+        <w:t>Eingaben sollen überprüft werden, um fehlerhafte Daten zu vermeiden.</w:t>
+      </w:r>
+    </w:p>
+    <w:p>
+      <w:pPr>
+        <w:pStyle w:val="Listenabsatz"/>
+        <w:numPr>
+          <w:ilvl w:val="0"/>
+          <w:numId w:val="23"/>
+        </w:numPr>
+        <w:rPr>
+          <w:rFonts w:ascii="Arial" w:hAnsi="Arial" w:cs="Arial"/>
+          <w:i/>
+          <w:iCs/>
+        </w:rPr>
+      </w:pPr>
+      <w:r>
+        <w:rPr>
+          <w:rFonts w:ascii="Arial" w:hAnsi="Arial" w:cs="Arial"/>
+          <w:i/>
+          <w:iCs/>
+        </w:rPr>
+        <w:t>Die Anwendung soll bei moderaten Datenmengen flüssig bedienbar sein.</w:t>
+      </w:r>
+    </w:p>
+    <w:p>
+      <w:pPr>
+        <w:pStyle w:val="Listenabsatz"/>
+        <w:numPr>
+          <w:ilvl w:val="0"/>
+          <w:numId w:val="23"/>
+        </w:numPr>
+        <w:rPr>
+          <w:rFonts w:ascii="Arial" w:hAnsi="Arial" w:cs="Arial"/>
+          <w:i/>
+          <w:iCs/>
+        </w:rPr>
+      </w:pPr>
+      <w:r>
+        <w:rPr>
+          <w:rFonts w:ascii="Arial" w:hAnsi="Arial" w:cs="Arial"/>
+          <w:i/>
+          <w:iCs/>
+        </w:rPr>
+        <w:t>Private und gemeinsame Bereiche sollen klar voneinander getrennt sein.</w:t>
+      </w:r>
+    </w:p>
+    <w:p>
+      <w:pPr>
+        <w:pStyle w:val="berschrift3"/>
+      </w:pPr>
+      <w:bookmarkStart w:id="47" w:name="_Toc230160344"/>
+      <w:r>
+        <w:t>6.4.1 Qualitätssicherung:</w:t>
+      </w:r>
+      <w:bookmarkEnd w:id="47"/>
+    </w:p>
+    <w:p>
+      <w:pPr>
+        <w:pStyle w:val="Listenabsatz"/>
+        <w:numPr>
+          <w:ilvl w:val="0"/>
+          <w:numId w:val="23"/>
+        </w:numPr>
+        <w:rPr>
+          <w:rFonts w:ascii="Arial" w:hAnsi="Arial" w:cs="Arial"/>
+          <w:i/>
+          <w:iCs/>
+        </w:rPr>
+      </w:pPr>
+      <w:r>
+        <w:rPr>
+          <w:rFonts w:ascii="Arial" w:hAnsi="Arial" w:cs="Arial"/>
+          <w:i/>
+          <w:iCs/>
+        </w:rPr>
+        <w:t>Die Funktionen werden während der Entwicklung regelmäßig getestet</w:t>
+      </w:r>
+    </w:p>
+    <w:p>
+      <w:pPr>
+        <w:pStyle w:val="Listenabsatz"/>
+        <w:numPr>
+          <w:ilvl w:val="0"/>
+          <w:numId w:val="23"/>
+        </w:numPr>
+        <w:rPr>
+          <w:rFonts w:ascii="Arial" w:hAnsi="Arial" w:cs="Arial"/>
+          <w:i/>
+          <w:iCs/>
+        </w:rPr>
+      </w:pPr>
+      <w:r>
+        <w:rPr>
+          <w:rFonts w:ascii="Arial" w:hAnsi="Arial" w:cs="Arial"/>
+          <w:i/>
+          <w:iCs/>
+        </w:rPr>
+        <w:t>Fehler werden dokumentiert und anschließend behoben.</w:t>
+      </w:r>
+    </w:p>
+    <w:p>
+      <w:pPr>
+        <w:pStyle w:val="Listenabsatz"/>
+        <w:numPr>
+          <w:ilvl w:val="0"/>
+          <w:numId w:val="23"/>
+        </w:numPr>
+        <w:rPr>
+          <w:rFonts w:ascii="Arial" w:hAnsi="Arial" w:cs="Arial"/>
+          <w:i/>
+          <w:iCs/>
+        </w:rPr>
+      </w:pPr>
+      <w:r>
+        <w:rPr>
+          <w:rFonts w:ascii="Arial" w:hAnsi="Arial" w:cs="Arial"/>
+          <w:i/>
+          <w:iCs/>
+        </w:rPr>
+        <w:t>API-Endpunkte werden auf korrekte Rückgaben geprüft.</w:t>
+      </w:r>
+    </w:p>
+    <w:p>
+      <w:pPr>
+        <w:pStyle w:val="Listenabsatz"/>
+        <w:numPr>
+          <w:ilvl w:val="0"/>
+          <w:numId w:val="23"/>
+        </w:numPr>
+        <w:rPr>
+          <w:rFonts w:ascii="Arial" w:hAnsi="Arial" w:cs="Arial"/>
+          <w:i/>
+          <w:iCs/>
+        </w:rPr>
+      </w:pPr>
+      <w:r>
+        <w:rPr>
+          <w:rFonts w:ascii="Arial" w:hAnsi="Arial" w:cs="Arial"/>
+          <w:i/>
+          <w:iCs/>
+        </w:rPr>
+        <w:t>Die Benutzeroberfläche wird auf Bedienbarkeit und Darstellung getestet.</w:t>
       </w:r>
     </w:p>
     <w:p>
       <w:pPr>
         <w:ind w:left="360"/>
       </w:pPr>
-      <w:r>
-        <w:t>&lt;Qualitätsanforderungen, Usability, Performance,</w:t>
-      </w:r>
-    </w:p>
-    <w:p>
-      <w:pPr>
-        <w:ind w:left="360"/>
-      </w:pPr>
-      <w:r>
-        <w:t>Qualitätssicherung: Testverfahren, Code-Reviews</w:t>
-      </w:r>
-      <w:r>
-        <w:t xml:space="preserve"> </w:t>
-      </w:r>
-    </w:p>
-    <w:p>
-      <w:pPr>
-        <w:ind w:left="360"/>
-      </w:pPr>
-      <w:r>
-        <w:t>Qualitätskontrolle: Feedbackrunden, Fehlerverfolgung</w:t>
-      </w:r>
-    </w:p>
-    <w:p>
-      <w:pPr>
-        <w:ind w:left="360"/>
-      </w:pPr>
-      <w:r>
-        <w:t>Abnahmeprozess: …&gt;</w:t>
-      </w:r>
     </w:p>
     <w:p>
       <w:pPr>
@@ -8824,11 +12836,12 @@
           <w:ilvl w:val="0"/>
           <w:numId w:val="2"/>
         </w:numPr>
-        <w:rPr>
-          <w:rFonts w:ascii="Arial" w:hAnsi="Arial" w:cs="Arial"/>
-        </w:rPr>
-      </w:pPr>
-      <w:bookmarkStart w:id="31" w:name="_Toc230013903"/>
+        <w:ind w:left="426"/>
+        <w:rPr>
+          <w:rFonts w:ascii="Arial" w:hAnsi="Arial" w:cs="Arial"/>
+        </w:rPr>
+      </w:pPr>
+      <w:bookmarkStart w:id="48" w:name="_Toc230160345"/>
       <w:r>
         <w:rPr>
           <w:rFonts w:ascii="Arial" w:hAnsi="Arial" w:cs="Arial"/>
@@ -8841,7 +12854,7 @@
         </w:rPr>
         <w:t>bedingungen</w:t>
       </w:r>
-      <w:bookmarkEnd w:id="31"/>
+      <w:bookmarkEnd w:id="48"/>
     </w:p>
     <w:p>
       <w:pPr>
@@ -8861,9 +12874,11 @@
           <w:szCs w:val="21"/>
           <w:shd w:val="clear" w:color="auto" w:fill="FFFFFF"/>
         </w:rPr>
-        <w:t>Hier wird festgehalten, in welchem Umfang, wann und wo an Ihre</w:t>
-      </w:r>
-      <w:r>
+        <w:t>Die Abnahme erfolgt, sobald die zentralen Funktionen wie Login, Dashboard, Workspaces, Todos, Events und Notizen funktionsfähig sind und die Anwendung stabil verwendet werden kann.</w:t>
+      </w:r>
+    </w:p>
+    <w:p>
+      <w:pPr>
         <w:rPr>
           <w:rFonts w:ascii="Arial" w:hAnsi="Arial" w:cs="Arial"/>
           <w:i/>
@@ -8871,9 +12886,10 @@
           <w:szCs w:val="21"/>
           <w:shd w:val="clear" w:color="auto" w:fill="FFFFFF"/>
         </w:rPr>
-        <w:t>m</w:t>
-      </w:r>
-      <w:r>
+      </w:pPr>
+    </w:p>
+    <w:p>
+      <w:pPr>
         <w:rPr>
           <w:rFonts w:ascii="Arial" w:hAnsi="Arial" w:cs="Arial"/>
           <w:i/>
@@ -8881,9 +12897,10 @@
           <w:szCs w:val="21"/>
           <w:shd w:val="clear" w:color="auto" w:fill="FFFFFF"/>
         </w:rPr>
-        <w:t xml:space="preserve"> Kunden geliefert w</w:t>
-      </w:r>
-      <w:r>
+      </w:pPr>
+    </w:p>
+    <w:p>
+      <w:pPr>
         <w:rPr>
           <w:rFonts w:ascii="Arial" w:hAnsi="Arial" w:cs="Arial"/>
           <w:i/>
@@ -8891,78 +12908,7 @@
           <w:szCs w:val="21"/>
           <w:shd w:val="clear" w:color="auto" w:fill="FFFFFF"/>
         </w:rPr>
-        <w:t xml:space="preserve">ird. </w:t>
-      </w:r>
-      <w:r>
-        <w:rPr>
-          <w:rFonts w:ascii="Arial" w:hAnsi="Arial" w:cs="Arial"/>
-          <w:i/>
-          <w:color w:val="3C3C3C"/>
-          <w:szCs w:val="21"/>
-          <w:shd w:val="clear" w:color="auto" w:fill="FFFFFF"/>
-        </w:rPr>
-        <w:t>W</w:t>
-      </w:r>
-      <w:r>
-        <w:rPr>
-          <w:rFonts w:ascii="Arial" w:hAnsi="Arial" w:cs="Arial"/>
-          <w:i/>
-          <w:color w:val="3C3C3C"/>
-          <w:szCs w:val="21"/>
-          <w:shd w:val="clear" w:color="auto" w:fill="FFFFFF"/>
-        </w:rPr>
-        <w:t>e</w:t>
-      </w:r>
-      <w:r>
-        <w:rPr>
-          <w:rFonts w:ascii="Arial" w:hAnsi="Arial" w:cs="Arial"/>
-          <w:i/>
-          <w:color w:val="3C3C3C"/>
-          <w:szCs w:val="21"/>
-          <w:shd w:val="clear" w:color="auto" w:fill="FFFFFF"/>
-        </w:rPr>
-        <w:t>iterhin wird hier spezifiziert, w</w:t>
-      </w:r>
-      <w:r>
-        <w:rPr>
-          <w:rFonts w:ascii="Arial" w:hAnsi="Arial" w:cs="Arial"/>
-          <w:i/>
-          <w:color w:val="3C3C3C"/>
-          <w:szCs w:val="21"/>
-          <w:shd w:val="clear" w:color="auto" w:fill="FFFFFF"/>
-        </w:rPr>
-        <w:t xml:space="preserve">ann das Projekt als abgeschlossen </w:t>
-      </w:r>
-      <w:r>
-        <w:rPr>
-          <w:rFonts w:ascii="Arial" w:hAnsi="Arial" w:cs="Arial"/>
-          <w:i/>
-          <w:color w:val="3C3C3C"/>
-          <w:szCs w:val="21"/>
-          <w:shd w:val="clear" w:color="auto" w:fill="FFFFFF"/>
-        </w:rPr>
-        <w:t xml:space="preserve">gilt </w:t>
-      </w:r>
-      <w:r>
-        <w:rPr>
-          <w:rFonts w:ascii="Arial" w:hAnsi="Arial" w:cs="Arial"/>
-          <w:i/>
-          <w:color w:val="3C3C3C"/>
-          <w:szCs w:val="21"/>
-          <w:shd w:val="clear" w:color="auto" w:fill="FFFFFF"/>
-        </w:rPr>
-        <w:t>und wer de</w:t>
-      </w:r>
-      <w:r>
-        <w:rPr>
-          <w:rFonts w:ascii="Arial" w:hAnsi="Arial" w:cs="Arial"/>
-          <w:i/>
-          <w:color w:val="3C3C3C"/>
-          <w:szCs w:val="21"/>
-          <w:shd w:val="clear" w:color="auto" w:fill="FFFFFF"/>
-        </w:rPr>
-        <w:t>finiert, ob die Qualität stimmt. Es sollte klar festgelegt werden, wer für die Abnahme verantwortlich ist.</w:t>
-      </w:r>
+      </w:pPr>
     </w:p>
     <w:p>
       <w:pPr>
@@ -8971,18 +12917,20 @@
           <w:ilvl w:val="0"/>
           <w:numId w:val="2"/>
         </w:numPr>
-        <w:rPr>
-          <w:rFonts w:ascii="Arial" w:hAnsi="Arial" w:cs="Arial"/>
-        </w:rPr>
-      </w:pPr>
-      <w:bookmarkStart w:id="32" w:name="_Toc230013904"/>
-      <w:r>
-        <w:rPr>
-          <w:rFonts w:ascii="Arial" w:hAnsi="Arial" w:cs="Arial"/>
-        </w:rPr>
+        <w:ind w:left="426"/>
+        <w:rPr>
+          <w:rFonts w:ascii="Arial" w:hAnsi="Arial" w:cs="Arial"/>
+        </w:rPr>
+      </w:pPr>
+      <w:bookmarkStart w:id="49" w:name="_Toc230160346"/>
+      <w:r>
+        <w:rPr>
+          <w:rFonts w:ascii="Arial" w:hAnsi="Arial" w:cs="Arial"/>
+        </w:rPr>
+        <w:lastRenderedPageBreak/>
         <w:t>Beurteilung</w:t>
       </w:r>
-      <w:bookmarkEnd w:id="32"/>
+      <w:bookmarkEnd w:id="49"/>
     </w:p>
     <w:p>
       <w:pPr>
@@ -8994,7 +12942,9 @@
           <w:shd w:val="clear" w:color="auto" w:fill="FFFFFF"/>
         </w:rPr>
       </w:pPr>
-      <w:r>
+    </w:p>
+    <w:p>
+      <w:pPr>
         <w:rPr>
           <w:rFonts w:ascii="Arial" w:hAnsi="Arial" w:cs="Arial"/>
           <w:i/>
@@ -9002,9 +12952,10 @@
           <w:szCs w:val="21"/>
           <w:shd w:val="clear" w:color="auto" w:fill="FFFFFF"/>
         </w:rPr>
-        <w:t xml:space="preserve">Hier wird nochmal der Umfang und die </w:t>
-      </w:r>
-      <w:r>
+      </w:pPr>
+    </w:p>
+    <w:p>
+      <w:pPr>
         <w:rPr>
           <w:rFonts w:ascii="Arial" w:hAnsi="Arial" w:cs="Arial"/>
           <w:i/>
@@ -9012,39 +12963,7 @@
           <w:szCs w:val="21"/>
           <w:shd w:val="clear" w:color="auto" w:fill="FFFFFF"/>
         </w:rPr>
-        <w:t>Z</w:t>
-      </w:r>
-      <w:r>
-        <w:rPr>
-          <w:rFonts w:ascii="Arial" w:hAnsi="Arial" w:cs="Arial"/>
-          <w:i/>
-          <w:color w:val="3C3C3C"/>
-          <w:szCs w:val="21"/>
-          <w:shd w:val="clear" w:color="auto" w:fill="FFFFFF"/>
-        </w:rPr>
-        <w:t>iele des Projektes festgehalten. Ebenso wird die angestrebte Beurteilung festgelegt.</w:t>
-      </w:r>
-    </w:p>
-    <w:p>
-      <w:pPr>
-        <w:rPr>
-          <w:rFonts w:ascii="Arial" w:hAnsi="Arial" w:cs="Arial"/>
-          <w:i/>
-          <w:color w:val="3C3C3C"/>
-          <w:szCs w:val="21"/>
-          <w:shd w:val="clear" w:color="auto" w:fill="FFFFFF"/>
-        </w:rPr>
-      </w:pPr>
-      <w:r>
-        <w:rPr>
-          <w:rFonts w:ascii="Arial" w:hAnsi="Arial" w:cs="Arial"/>
-          <w:i/>
-          <w:color w:val="3C3C3C"/>
-          <w:szCs w:val="21"/>
-          <w:shd w:val="clear" w:color="auto" w:fill="FFFFFF"/>
-        </w:rPr>
-        <w:t>&lt;Tabelle mit allen Inhalten&gt;</w:t>
-      </w:r>
+      </w:pPr>
     </w:p>
     <w:p>
       <w:pPr>
@@ -9053,18 +12972,19 @@
           <w:ilvl w:val="0"/>
           <w:numId w:val="2"/>
         </w:numPr>
-        <w:rPr>
-          <w:rFonts w:ascii="Arial" w:hAnsi="Arial" w:cs="Arial"/>
-        </w:rPr>
-      </w:pPr>
-      <w:bookmarkStart w:id="33" w:name="_Toc230013905"/>
+        <w:ind w:left="567" w:hanging="501"/>
+        <w:rPr>
+          <w:rFonts w:ascii="Arial" w:hAnsi="Arial" w:cs="Arial"/>
+        </w:rPr>
+      </w:pPr>
+      <w:bookmarkStart w:id="50" w:name="_Toc230160347"/>
       <w:r>
         <w:rPr>
           <w:rFonts w:ascii="Arial" w:hAnsi="Arial" w:cs="Arial"/>
         </w:rPr>
         <w:t>Anhang</w:t>
       </w:r>
-      <w:bookmarkEnd w:id="33"/>
+      <w:bookmarkEnd w:id="50"/>
     </w:p>
     <w:p>
       <w:pPr>
@@ -9116,6 +13036,10 @@
           <w:ilvl w:val="0"/>
           <w:numId w:val="2"/>
         </w:numPr>
+        <w:tabs>
+          <w:tab w:val="left" w:pos="1134"/>
+        </w:tabs>
+        <w:ind w:left="426" w:hanging="426"/>
         <w:rPr>
           <w:rFonts w:ascii="Arial" w:hAnsi="Arial" w:cs="Arial"/>
         </w:rPr>
@@ -9126,14 +13050,14 @@
         </w:rPr>
         <w:t xml:space="preserve"> </w:t>
       </w:r>
-      <w:bookmarkStart w:id="34" w:name="_Toc230013906"/>
+      <w:bookmarkStart w:id="51" w:name="_Toc230160348"/>
       <w:r>
         <w:rPr>
           <w:rFonts w:ascii="Arial" w:hAnsi="Arial" w:cs="Arial"/>
         </w:rPr>
         <w:t>Vereinbarung</w:t>
       </w:r>
-      <w:bookmarkEnd w:id="34"/>
+      <w:bookmarkEnd w:id="51"/>
     </w:p>
     <w:p>
       <w:pPr>
@@ -9288,20 +13212,19 @@
           <w:i/>
         </w:rPr>
       </w:pPr>
-    </w:p>
-    <w:p>
-      <w:pPr>
-        <w:rPr>
-          <w:rFonts w:ascii="Arial" w:hAnsi="Arial" w:cs="Arial"/>
-          <w:i/>
-        </w:rPr>
-      </w:pPr>
-      <w:r>
-        <w:rPr>
-          <w:rFonts w:ascii="Arial" w:hAnsi="Arial" w:cs="Arial"/>
-          <w:i/>
-        </w:rPr>
-        <w:t xml:space="preserve">Herbert Pichler </w:t>
+      <w:r>
+        <w:rPr>
+          <w:rFonts w:ascii="Arial" w:hAnsi="Arial" w:cs="Arial"/>
+          <w:i/>
+        </w:rPr>
+        <w:t>Christoph Wirrer</w:t>
+      </w:r>
+      <w:r>
+        <w:rPr>
+          <w:rFonts w:ascii="Arial" w:hAnsi="Arial" w:cs="Arial"/>
+          <w:i/>
+        </w:rPr>
+        <w:t xml:space="preserve"> </w:t>
       </w:r>
       <w:r>
         <w:rPr>
@@ -9344,7 +13267,28 @@
           <w:i/>
         </w:rPr>
         <w:tab/>
+      </w:r>
+      <w:r>
+        <w:rPr>
+          <w:rFonts w:ascii="Arial" w:hAnsi="Arial" w:cs="Arial"/>
+          <w:i/>
+        </w:rPr>
+        <w:tab/>
+        <w:t xml:space="preserve">         </w:t>
+      </w:r>
+      <w:r>
+        <w:rPr>
+          <w:rFonts w:ascii="Arial" w:hAnsi="Arial" w:cs="Arial"/>
+          <w:i/>
+        </w:rPr>
         <w:t>Salzburg, am</w:t>
+      </w:r>
+      <w:r>
+        <w:rPr>
+          <w:rFonts w:ascii="Arial" w:hAnsi="Arial" w:cs="Arial"/>
+          <w:i/>
+        </w:rPr>
+        <w:t xml:space="preserve"> [Datum]</w:t>
       </w:r>
     </w:p>
     <w:p>
@@ -9398,7 +13342,21 @@
           <w:rFonts w:ascii="Arial" w:hAnsi="Arial" w:cs="Arial"/>
           <w:i/>
         </w:rPr>
-        <w:t xml:space="preserve">                  </w:t>
+        <w:t xml:space="preserve"> </w:t>
+      </w:r>
+      <w:r>
+        <w:rPr>
+          <w:rFonts w:ascii="Arial" w:hAnsi="Arial" w:cs="Arial"/>
+          <w:i/>
+        </w:rPr>
+        <w:t>Christian Riepl</w:t>
+      </w:r>
+      <w:r>
+        <w:rPr>
+          <w:rFonts w:ascii="Arial" w:hAnsi="Arial" w:cs="Arial"/>
+          <w:i/>
+        </w:rPr>
+        <w:t xml:space="preserve">                </w:t>
       </w:r>
     </w:p>
     <w:p>
@@ -9450,6 +13408,13 @@
         </w:rPr>
         <w:br/>
       </w:r>
+      <w:r>
+        <w:rPr>
+          <w:rFonts w:ascii="Arial" w:hAnsi="Arial" w:cs="Arial"/>
+          <w:i/>
+        </w:rPr>
+        <w:t>Christian Riepl</w:t>
+      </w:r>
     </w:p>
     <w:p>
       <w:pPr>
@@ -9471,12 +13436,12 @@
       </w:r>
     </w:p>
     <w:sectPr>
-      <w:headerReference w:type="even" r:id="rId10"/>
-      <w:headerReference w:type="default" r:id="rId11"/>
-      <w:footerReference w:type="even" r:id="rId12"/>
-      <w:footerReference w:type="default" r:id="rId13"/>
-      <w:headerReference w:type="first" r:id="rId14"/>
-      <w:footerReference w:type="first" r:id="rId15"/>
+      <w:headerReference w:type="even" r:id="rId11"/>
+      <w:headerReference w:type="default" r:id="rId12"/>
+      <w:footerReference w:type="even" r:id="rId13"/>
+      <w:footerReference w:type="default" r:id="rId14"/>
+      <w:headerReference w:type="first" r:id="rId15"/>
+      <w:footerReference w:type="first" r:id="rId16"/>
       <w:pgSz w:w="11906" w:h="16838"/>
       <w:pgMar w:top="1417" w:right="1417" w:bottom="1134" w:left="1417" w:header="708" w:footer="708" w:gutter="0"/>
       <w:cols w:space="708"/>
@@ -10175,6 +14140,119 @@
     </w:lvl>
   </w:abstractNum>
   <w:abstractNum w:abstractNumId="5" w15:restartNumberingAfterBreak="0">
+    <w:nsid w:val="1BE60FE4"/>
+    <w:multiLevelType w:val="hybridMultilevel"/>
+    <w:tmpl w:val="BA3898F0"/>
+    <w:lvl w:ilvl="0" w:tplc="0C070003">
+      <w:start w:val="1"/>
+      <w:numFmt w:val="bullet"/>
+      <w:lvlText w:val="o"/>
+      <w:lvlJc w:val="left"/>
+      <w:pPr>
+        <w:ind w:left="720" w:hanging="360"/>
+      </w:pPr>
+      <w:rPr>
+        <w:rFonts w:ascii="Courier New" w:hAnsi="Courier New" w:cs="Courier New" w:hint="default"/>
+      </w:rPr>
+    </w:lvl>
+    <w:lvl w:ilvl="1" w:tplc="0C070003" w:tentative="1">
+      <w:start w:val="1"/>
+      <w:numFmt w:val="bullet"/>
+      <w:lvlText w:val="o"/>
+      <w:lvlJc w:val="left"/>
+      <w:pPr>
+        <w:ind w:left="1440" w:hanging="360"/>
+      </w:pPr>
+      <w:rPr>
+        <w:rFonts w:ascii="Courier New" w:hAnsi="Courier New" w:cs="Courier New" w:hint="default"/>
+      </w:rPr>
+    </w:lvl>
+    <w:lvl w:ilvl="2" w:tplc="0C070005" w:tentative="1">
+      <w:start w:val="1"/>
+      <w:numFmt w:val="bullet"/>
+      <w:lvlText w:val=""/>
+      <w:lvlJc w:val="left"/>
+      <w:pPr>
+        <w:ind w:left="2160" w:hanging="360"/>
+      </w:pPr>
+      <w:rPr>
+        <w:rFonts w:ascii="Wingdings" w:hAnsi="Wingdings" w:hint="default"/>
+      </w:rPr>
+    </w:lvl>
+    <w:lvl w:ilvl="3" w:tplc="0C070001" w:tentative="1">
+      <w:start w:val="1"/>
+      <w:numFmt w:val="bullet"/>
+      <w:lvlText w:val=""/>
+      <w:lvlJc w:val="left"/>
+      <w:pPr>
+        <w:ind w:left="2880" w:hanging="360"/>
+      </w:pPr>
+      <w:rPr>
+        <w:rFonts w:ascii="Symbol" w:hAnsi="Symbol" w:hint="default"/>
+      </w:rPr>
+    </w:lvl>
+    <w:lvl w:ilvl="4" w:tplc="0C070003" w:tentative="1">
+      <w:start w:val="1"/>
+      <w:numFmt w:val="bullet"/>
+      <w:lvlText w:val="o"/>
+      <w:lvlJc w:val="left"/>
+      <w:pPr>
+        <w:ind w:left="3600" w:hanging="360"/>
+      </w:pPr>
+      <w:rPr>
+        <w:rFonts w:ascii="Courier New" w:hAnsi="Courier New" w:cs="Courier New" w:hint="default"/>
+      </w:rPr>
+    </w:lvl>
+    <w:lvl w:ilvl="5" w:tplc="0C070005" w:tentative="1">
+      <w:start w:val="1"/>
+      <w:numFmt w:val="bullet"/>
+      <w:lvlText w:val=""/>
+      <w:lvlJc w:val="left"/>
+      <w:pPr>
+        <w:ind w:left="4320" w:hanging="360"/>
+      </w:pPr>
+      <w:rPr>
+        <w:rFonts w:ascii="Wingdings" w:hAnsi="Wingdings" w:hint="default"/>
+      </w:rPr>
+    </w:lvl>
+    <w:lvl w:ilvl="6" w:tplc="0C070001" w:tentative="1">
+      <w:start w:val="1"/>
+      <w:numFmt w:val="bullet"/>
+      <w:lvlText w:val=""/>
+      <w:lvlJc w:val="left"/>
+      <w:pPr>
+        <w:ind w:left="5040" w:hanging="360"/>
+      </w:pPr>
+      <w:rPr>
+        <w:rFonts w:ascii="Symbol" w:hAnsi="Symbol" w:hint="default"/>
+      </w:rPr>
+    </w:lvl>
+    <w:lvl w:ilvl="7" w:tplc="0C070003" w:tentative="1">
+      <w:start w:val="1"/>
+      <w:numFmt w:val="bullet"/>
+      <w:lvlText w:val="o"/>
+      <w:lvlJc w:val="left"/>
+      <w:pPr>
+        <w:ind w:left="5760" w:hanging="360"/>
+      </w:pPr>
+      <w:rPr>
+        <w:rFonts w:ascii="Courier New" w:hAnsi="Courier New" w:cs="Courier New" w:hint="default"/>
+      </w:rPr>
+    </w:lvl>
+    <w:lvl w:ilvl="8" w:tplc="0C070005" w:tentative="1">
+      <w:start w:val="1"/>
+      <w:numFmt w:val="bullet"/>
+      <w:lvlText w:val=""/>
+      <w:lvlJc w:val="left"/>
+      <w:pPr>
+        <w:ind w:left="6480" w:hanging="360"/>
+      </w:pPr>
+      <w:rPr>
+        <w:rFonts w:ascii="Wingdings" w:hAnsi="Wingdings" w:hint="default"/>
+      </w:rPr>
+    </w:lvl>
+  </w:abstractNum>
+  <w:abstractNum w:abstractNumId="6" w15:restartNumberingAfterBreak="0">
     <w:nsid w:val="1F606D65"/>
     <w:multiLevelType w:val="hybridMultilevel"/>
     <w:tmpl w:val="107A80B0"/>
@@ -10287,7 +14365,7 @@
       </w:rPr>
     </w:lvl>
   </w:abstractNum>
-  <w:abstractNum w:abstractNumId="6" w15:restartNumberingAfterBreak="0">
+  <w:abstractNum w:abstractNumId="7" w15:restartNumberingAfterBreak="0">
     <w:nsid w:val="22717C24"/>
     <w:multiLevelType w:val="hybridMultilevel"/>
     <w:tmpl w:val="82CAFDAE"/>
@@ -10376,7 +14454,7 @@
       </w:pPr>
     </w:lvl>
   </w:abstractNum>
-  <w:abstractNum w:abstractNumId="7" w15:restartNumberingAfterBreak="0">
+  <w:abstractNum w:abstractNumId="8" w15:restartNumberingAfterBreak="0">
     <w:nsid w:val="25E4467D"/>
     <w:multiLevelType w:val="hybridMultilevel"/>
     <w:tmpl w:val="C92883B4"/>
@@ -10489,7 +14567,233 @@
       </w:rPr>
     </w:lvl>
   </w:abstractNum>
-  <w:abstractNum w:abstractNumId="8" w15:restartNumberingAfterBreak="0">
+  <w:abstractNum w:abstractNumId="9" w15:restartNumberingAfterBreak="0">
+    <w:nsid w:val="31344E88"/>
+    <w:multiLevelType w:val="hybridMultilevel"/>
+    <w:tmpl w:val="E5187024"/>
+    <w:lvl w:ilvl="0" w:tplc="0C070001">
+      <w:start w:val="1"/>
+      <w:numFmt w:val="bullet"/>
+      <w:lvlText w:val=""/>
+      <w:lvlJc w:val="left"/>
+      <w:pPr>
+        <w:ind w:left="720" w:hanging="360"/>
+      </w:pPr>
+      <w:rPr>
+        <w:rFonts w:ascii="Symbol" w:hAnsi="Symbol" w:hint="default"/>
+      </w:rPr>
+    </w:lvl>
+    <w:lvl w:ilvl="1" w:tplc="0C070003" w:tentative="1">
+      <w:start w:val="1"/>
+      <w:numFmt w:val="bullet"/>
+      <w:lvlText w:val="o"/>
+      <w:lvlJc w:val="left"/>
+      <w:pPr>
+        <w:ind w:left="1440" w:hanging="360"/>
+      </w:pPr>
+      <w:rPr>
+        <w:rFonts w:ascii="Courier New" w:hAnsi="Courier New" w:cs="Courier New" w:hint="default"/>
+      </w:rPr>
+    </w:lvl>
+    <w:lvl w:ilvl="2" w:tplc="0C070005" w:tentative="1">
+      <w:start w:val="1"/>
+      <w:numFmt w:val="bullet"/>
+      <w:lvlText w:val=""/>
+      <w:lvlJc w:val="left"/>
+      <w:pPr>
+        <w:ind w:left="2160" w:hanging="360"/>
+      </w:pPr>
+      <w:rPr>
+        <w:rFonts w:ascii="Wingdings" w:hAnsi="Wingdings" w:hint="default"/>
+      </w:rPr>
+    </w:lvl>
+    <w:lvl w:ilvl="3" w:tplc="0C070001" w:tentative="1">
+      <w:start w:val="1"/>
+      <w:numFmt w:val="bullet"/>
+      <w:lvlText w:val=""/>
+      <w:lvlJc w:val="left"/>
+      <w:pPr>
+        <w:ind w:left="2880" w:hanging="360"/>
+      </w:pPr>
+      <w:rPr>
+        <w:rFonts w:ascii="Symbol" w:hAnsi="Symbol" w:hint="default"/>
+      </w:rPr>
+    </w:lvl>
+    <w:lvl w:ilvl="4" w:tplc="0C070003" w:tentative="1">
+      <w:start w:val="1"/>
+      <w:numFmt w:val="bullet"/>
+      <w:lvlText w:val="o"/>
+      <w:lvlJc w:val="left"/>
+      <w:pPr>
+        <w:ind w:left="3600" w:hanging="360"/>
+      </w:pPr>
+      <w:rPr>
+        <w:rFonts w:ascii="Courier New" w:hAnsi="Courier New" w:cs="Courier New" w:hint="default"/>
+      </w:rPr>
+    </w:lvl>
+    <w:lvl w:ilvl="5" w:tplc="0C070005" w:tentative="1">
+      <w:start w:val="1"/>
+      <w:numFmt w:val="bullet"/>
+      <w:lvlText w:val=""/>
+      <w:lvlJc w:val="left"/>
+      <w:pPr>
+        <w:ind w:left="4320" w:hanging="360"/>
+      </w:pPr>
+      <w:rPr>
+        <w:rFonts w:ascii="Wingdings" w:hAnsi="Wingdings" w:hint="default"/>
+      </w:rPr>
+    </w:lvl>
+    <w:lvl w:ilvl="6" w:tplc="0C070001" w:tentative="1">
+      <w:start w:val="1"/>
+      <w:numFmt w:val="bullet"/>
+      <w:lvlText w:val=""/>
+      <w:lvlJc w:val="left"/>
+      <w:pPr>
+        <w:ind w:left="5040" w:hanging="360"/>
+      </w:pPr>
+      <w:rPr>
+        <w:rFonts w:ascii="Symbol" w:hAnsi="Symbol" w:hint="default"/>
+      </w:rPr>
+    </w:lvl>
+    <w:lvl w:ilvl="7" w:tplc="0C070003" w:tentative="1">
+      <w:start w:val="1"/>
+      <w:numFmt w:val="bullet"/>
+      <w:lvlText w:val="o"/>
+      <w:lvlJc w:val="left"/>
+      <w:pPr>
+        <w:ind w:left="5760" w:hanging="360"/>
+      </w:pPr>
+      <w:rPr>
+        <w:rFonts w:ascii="Courier New" w:hAnsi="Courier New" w:cs="Courier New" w:hint="default"/>
+      </w:rPr>
+    </w:lvl>
+    <w:lvl w:ilvl="8" w:tplc="0C070005" w:tentative="1">
+      <w:start w:val="1"/>
+      <w:numFmt w:val="bullet"/>
+      <w:lvlText w:val=""/>
+      <w:lvlJc w:val="left"/>
+      <w:pPr>
+        <w:ind w:left="6480" w:hanging="360"/>
+      </w:pPr>
+      <w:rPr>
+        <w:rFonts w:ascii="Wingdings" w:hAnsi="Wingdings" w:hint="default"/>
+      </w:rPr>
+    </w:lvl>
+  </w:abstractNum>
+  <w:abstractNum w:abstractNumId="10" w15:restartNumberingAfterBreak="0">
+    <w:nsid w:val="31D86571"/>
+    <w:multiLevelType w:val="hybridMultilevel"/>
+    <w:tmpl w:val="D45C8164"/>
+    <w:lvl w:ilvl="0" w:tplc="0C070001">
+      <w:start w:val="1"/>
+      <w:numFmt w:val="bullet"/>
+      <w:lvlText w:val=""/>
+      <w:lvlJc w:val="left"/>
+      <w:pPr>
+        <w:ind w:left="720" w:hanging="360"/>
+      </w:pPr>
+      <w:rPr>
+        <w:rFonts w:ascii="Symbol" w:hAnsi="Symbol" w:hint="default"/>
+      </w:rPr>
+    </w:lvl>
+    <w:lvl w:ilvl="1" w:tplc="0C070003" w:tentative="1">
+      <w:start w:val="1"/>
+      <w:numFmt w:val="bullet"/>
+      <w:lvlText w:val="o"/>
+      <w:lvlJc w:val="left"/>
+      <w:pPr>
+        <w:ind w:left="1440" w:hanging="360"/>
+      </w:pPr>
+      <w:rPr>
+        <w:rFonts w:ascii="Courier New" w:hAnsi="Courier New" w:cs="Courier New" w:hint="default"/>
+      </w:rPr>
+    </w:lvl>
+    <w:lvl w:ilvl="2" w:tplc="0C070005" w:tentative="1">
+      <w:start w:val="1"/>
+      <w:numFmt w:val="bullet"/>
+      <w:lvlText w:val=""/>
+      <w:lvlJc w:val="left"/>
+      <w:pPr>
+        <w:ind w:left="2160" w:hanging="360"/>
+      </w:pPr>
+      <w:rPr>
+        <w:rFonts w:ascii="Wingdings" w:hAnsi="Wingdings" w:hint="default"/>
+      </w:rPr>
+    </w:lvl>
+    <w:lvl w:ilvl="3" w:tplc="0C070001" w:tentative="1">
+      <w:start w:val="1"/>
+      <w:numFmt w:val="bullet"/>
+      <w:lvlText w:val=""/>
+      <w:lvlJc w:val="left"/>
+      <w:pPr>
+        <w:ind w:left="2880" w:hanging="360"/>
+      </w:pPr>
+      <w:rPr>
+        <w:rFonts w:ascii="Symbol" w:hAnsi="Symbol" w:hint="default"/>
+      </w:rPr>
+    </w:lvl>
+    <w:lvl w:ilvl="4" w:tplc="0C070003" w:tentative="1">
+      <w:start w:val="1"/>
+      <w:numFmt w:val="bullet"/>
+      <w:lvlText w:val="o"/>
+      <w:lvlJc w:val="left"/>
+      <w:pPr>
+        <w:ind w:left="3600" w:hanging="360"/>
+      </w:pPr>
+      <w:rPr>
+        <w:rFonts w:ascii="Courier New" w:hAnsi="Courier New" w:cs="Courier New" w:hint="default"/>
+      </w:rPr>
+    </w:lvl>
+    <w:lvl w:ilvl="5" w:tplc="0C070005" w:tentative="1">
+      <w:start w:val="1"/>
+      <w:numFmt w:val="bullet"/>
+      <w:lvlText w:val=""/>
+      <w:lvlJc w:val="left"/>
+      <w:pPr>
+        <w:ind w:left="4320" w:hanging="360"/>
+      </w:pPr>
+      <w:rPr>
+        <w:rFonts w:ascii="Wingdings" w:hAnsi="Wingdings" w:hint="default"/>
+      </w:rPr>
+    </w:lvl>
+    <w:lvl w:ilvl="6" w:tplc="0C070001" w:tentative="1">
+      <w:start w:val="1"/>
+      <w:numFmt w:val="bullet"/>
+      <w:lvlText w:val=""/>
+      <w:lvlJc w:val="left"/>
+      <w:pPr>
+        <w:ind w:left="5040" w:hanging="360"/>
+      </w:pPr>
+      <w:rPr>
+        <w:rFonts w:ascii="Symbol" w:hAnsi="Symbol" w:hint="default"/>
+      </w:rPr>
+    </w:lvl>
+    <w:lvl w:ilvl="7" w:tplc="0C070003" w:tentative="1">
+      <w:start w:val="1"/>
+      <w:numFmt w:val="bullet"/>
+      <w:lvlText w:val="o"/>
+      <w:lvlJc w:val="left"/>
+      <w:pPr>
+        <w:ind w:left="5760" w:hanging="360"/>
+      </w:pPr>
+      <w:rPr>
+        <w:rFonts w:ascii="Courier New" w:hAnsi="Courier New" w:cs="Courier New" w:hint="default"/>
+      </w:rPr>
+    </w:lvl>
+    <w:lvl w:ilvl="8" w:tplc="0C070005" w:tentative="1">
+      <w:start w:val="1"/>
+      <w:numFmt w:val="bullet"/>
+      <w:lvlText w:val=""/>
+      <w:lvlJc w:val="left"/>
+      <w:pPr>
+        <w:ind w:left="6480" w:hanging="360"/>
+      </w:pPr>
+      <w:rPr>
+        <w:rFonts w:ascii="Wingdings" w:hAnsi="Wingdings" w:hint="default"/>
+      </w:rPr>
+    </w:lvl>
+  </w:abstractNum>
+  <w:abstractNum w:abstractNumId="11" w15:restartNumberingAfterBreak="0">
     <w:nsid w:val="35677B33"/>
     <w:multiLevelType w:val="multilevel"/>
     <w:tmpl w:val="E6CC9EFA"/>
@@ -10610,7 +14914,7 @@
       </w:rPr>
     </w:lvl>
   </w:abstractNum>
-  <w:abstractNum w:abstractNumId="9" w15:restartNumberingAfterBreak="0">
+  <w:abstractNum w:abstractNumId="12" w15:restartNumberingAfterBreak="0">
     <w:nsid w:val="35954B9F"/>
     <w:multiLevelType w:val="hybridMultilevel"/>
     <w:tmpl w:val="89C000C4"/>
@@ -10723,7 +15027,120 @@
       </w:rPr>
     </w:lvl>
   </w:abstractNum>
-  <w:abstractNum w:abstractNumId="10" w15:restartNumberingAfterBreak="0">
+  <w:abstractNum w:abstractNumId="13" w15:restartNumberingAfterBreak="0">
+    <w:nsid w:val="3A0A6171"/>
+    <w:multiLevelType w:val="hybridMultilevel"/>
+    <w:tmpl w:val="EC74B9E0"/>
+    <w:lvl w:ilvl="0" w:tplc="0C070001">
+      <w:start w:val="1"/>
+      <w:numFmt w:val="bullet"/>
+      <w:lvlText w:val=""/>
+      <w:lvlJc w:val="left"/>
+      <w:pPr>
+        <w:ind w:left="720" w:hanging="360"/>
+      </w:pPr>
+      <w:rPr>
+        <w:rFonts w:ascii="Symbol" w:hAnsi="Symbol" w:hint="default"/>
+      </w:rPr>
+    </w:lvl>
+    <w:lvl w:ilvl="1" w:tplc="0C070003" w:tentative="1">
+      <w:start w:val="1"/>
+      <w:numFmt w:val="bullet"/>
+      <w:lvlText w:val="o"/>
+      <w:lvlJc w:val="left"/>
+      <w:pPr>
+        <w:ind w:left="1440" w:hanging="360"/>
+      </w:pPr>
+      <w:rPr>
+        <w:rFonts w:ascii="Courier New" w:hAnsi="Courier New" w:cs="Courier New" w:hint="default"/>
+      </w:rPr>
+    </w:lvl>
+    <w:lvl w:ilvl="2" w:tplc="0C070005" w:tentative="1">
+      <w:start w:val="1"/>
+      <w:numFmt w:val="bullet"/>
+      <w:lvlText w:val=""/>
+      <w:lvlJc w:val="left"/>
+      <w:pPr>
+        <w:ind w:left="2160" w:hanging="360"/>
+      </w:pPr>
+      <w:rPr>
+        <w:rFonts w:ascii="Wingdings" w:hAnsi="Wingdings" w:hint="default"/>
+      </w:rPr>
+    </w:lvl>
+    <w:lvl w:ilvl="3" w:tplc="0C070001" w:tentative="1">
+      <w:start w:val="1"/>
+      <w:numFmt w:val="bullet"/>
+      <w:lvlText w:val=""/>
+      <w:lvlJc w:val="left"/>
+      <w:pPr>
+        <w:ind w:left="2880" w:hanging="360"/>
+      </w:pPr>
+      <w:rPr>
+        <w:rFonts w:ascii="Symbol" w:hAnsi="Symbol" w:hint="default"/>
+      </w:rPr>
+    </w:lvl>
+    <w:lvl w:ilvl="4" w:tplc="0C070003" w:tentative="1">
+      <w:start w:val="1"/>
+      <w:numFmt w:val="bullet"/>
+      <w:lvlText w:val="o"/>
+      <w:lvlJc w:val="left"/>
+      <w:pPr>
+        <w:ind w:left="3600" w:hanging="360"/>
+      </w:pPr>
+      <w:rPr>
+        <w:rFonts w:ascii="Courier New" w:hAnsi="Courier New" w:cs="Courier New" w:hint="default"/>
+      </w:rPr>
+    </w:lvl>
+    <w:lvl w:ilvl="5" w:tplc="0C070005" w:tentative="1">
+      <w:start w:val="1"/>
+      <w:numFmt w:val="bullet"/>
+      <w:lvlText w:val=""/>
+      <w:lvlJc w:val="left"/>
+      <w:pPr>
+        <w:ind w:left="4320" w:hanging="360"/>
+      </w:pPr>
+      <w:rPr>
+        <w:rFonts w:ascii="Wingdings" w:hAnsi="Wingdings" w:hint="default"/>
+      </w:rPr>
+    </w:lvl>
+    <w:lvl w:ilvl="6" w:tplc="0C070001" w:tentative="1">
+      <w:start w:val="1"/>
+      <w:numFmt w:val="bullet"/>
+      <w:lvlText w:val=""/>
+      <w:lvlJc w:val="left"/>
+      <w:pPr>
+        <w:ind w:left="5040" w:hanging="360"/>
+      </w:pPr>
+      <w:rPr>
+        <w:rFonts w:ascii="Symbol" w:hAnsi="Symbol" w:hint="default"/>
+      </w:rPr>
+    </w:lvl>
+    <w:lvl w:ilvl="7" w:tplc="0C070003" w:tentative="1">
+      <w:start w:val="1"/>
+      <w:numFmt w:val="bullet"/>
+      <w:lvlText w:val="o"/>
+      <w:lvlJc w:val="left"/>
+      <w:pPr>
+        <w:ind w:left="5760" w:hanging="360"/>
+      </w:pPr>
+      <w:rPr>
+        <w:rFonts w:ascii="Courier New" w:hAnsi="Courier New" w:cs="Courier New" w:hint="default"/>
+      </w:rPr>
+    </w:lvl>
+    <w:lvl w:ilvl="8" w:tplc="0C070005" w:tentative="1">
+      <w:start w:val="1"/>
+      <w:numFmt w:val="bullet"/>
+      <w:lvlText w:val=""/>
+      <w:lvlJc w:val="left"/>
+      <w:pPr>
+        <w:ind w:left="6480" w:hanging="360"/>
+      </w:pPr>
+      <w:rPr>
+        <w:rFonts w:ascii="Wingdings" w:hAnsi="Wingdings" w:hint="default"/>
+      </w:rPr>
+    </w:lvl>
+  </w:abstractNum>
+  <w:abstractNum w:abstractNumId="14" w15:restartNumberingAfterBreak="0">
     <w:nsid w:val="3A8B3054"/>
     <w:multiLevelType w:val="hybridMultilevel"/>
     <w:tmpl w:val="96AA6E36"/>
@@ -10836,7 +15253,7 @@
       </w:rPr>
     </w:lvl>
   </w:abstractNum>
-  <w:abstractNum w:abstractNumId="11" w15:restartNumberingAfterBreak="0">
+  <w:abstractNum w:abstractNumId="15" w15:restartNumberingAfterBreak="0">
     <w:nsid w:val="3C8C76FD"/>
     <w:multiLevelType w:val="hybridMultilevel"/>
     <w:tmpl w:val="35F0946E"/>
@@ -10949,7 +15366,7 @@
       </w:rPr>
     </w:lvl>
   </w:abstractNum>
-  <w:abstractNum w:abstractNumId="12" w15:restartNumberingAfterBreak="0">
+  <w:abstractNum w:abstractNumId="16" w15:restartNumberingAfterBreak="0">
     <w:nsid w:val="418E27A5"/>
     <w:multiLevelType w:val="hybridMultilevel"/>
     <w:tmpl w:val="4DB81F8C"/>
@@ -11062,7 +15479,7 @@
       </w:rPr>
     </w:lvl>
   </w:abstractNum>
-  <w:abstractNum w:abstractNumId="13" w15:restartNumberingAfterBreak="0">
+  <w:abstractNum w:abstractNumId="17" w15:restartNumberingAfterBreak="0">
     <w:nsid w:val="4A10175C"/>
     <w:multiLevelType w:val="hybridMultilevel"/>
     <w:tmpl w:val="C0C00724"/>
@@ -11175,7 +15592,7 @@
       </w:rPr>
     </w:lvl>
   </w:abstractNum>
-  <w:abstractNum w:abstractNumId="14" w15:restartNumberingAfterBreak="0">
+  <w:abstractNum w:abstractNumId="18" w15:restartNumberingAfterBreak="0">
     <w:nsid w:val="4EBD76D9"/>
     <w:multiLevelType w:val="hybridMultilevel"/>
     <w:tmpl w:val="CC207B8A"/>
@@ -11264,7 +15681,7 @@
       </w:pPr>
     </w:lvl>
   </w:abstractNum>
-  <w:abstractNum w:abstractNumId="15" w15:restartNumberingAfterBreak="0">
+  <w:abstractNum w:abstractNumId="19" w15:restartNumberingAfterBreak="0">
     <w:nsid w:val="4F2046F3"/>
     <w:multiLevelType w:val="hybridMultilevel"/>
     <w:tmpl w:val="298A1B84"/>
@@ -11377,7 +15794,7 @@
       </w:rPr>
     </w:lvl>
   </w:abstractNum>
-  <w:abstractNum w:abstractNumId="16" w15:restartNumberingAfterBreak="0">
+  <w:abstractNum w:abstractNumId="20" w15:restartNumberingAfterBreak="0">
     <w:nsid w:val="526A7232"/>
     <w:multiLevelType w:val="multilevel"/>
     <w:tmpl w:val="E6CC9EFA"/>
@@ -11498,7 +15915,233 @@
       </w:rPr>
     </w:lvl>
   </w:abstractNum>
-  <w:abstractNum w:abstractNumId="17" w15:restartNumberingAfterBreak="0">
+  <w:abstractNum w:abstractNumId="21" w15:restartNumberingAfterBreak="0">
+    <w:nsid w:val="5D234437"/>
+    <w:multiLevelType w:val="hybridMultilevel"/>
+    <w:tmpl w:val="7C30D02C"/>
+    <w:lvl w:ilvl="0" w:tplc="0C070001">
+      <w:start w:val="1"/>
+      <w:numFmt w:val="bullet"/>
+      <w:lvlText w:val=""/>
+      <w:lvlJc w:val="left"/>
+      <w:pPr>
+        <w:ind w:left="720" w:hanging="360"/>
+      </w:pPr>
+      <w:rPr>
+        <w:rFonts w:ascii="Symbol" w:hAnsi="Symbol" w:hint="default"/>
+      </w:rPr>
+    </w:lvl>
+    <w:lvl w:ilvl="1" w:tplc="0C070003" w:tentative="1">
+      <w:start w:val="1"/>
+      <w:numFmt w:val="bullet"/>
+      <w:lvlText w:val="o"/>
+      <w:lvlJc w:val="left"/>
+      <w:pPr>
+        <w:ind w:left="1440" w:hanging="360"/>
+      </w:pPr>
+      <w:rPr>
+        <w:rFonts w:ascii="Courier New" w:hAnsi="Courier New" w:cs="Courier New" w:hint="default"/>
+      </w:rPr>
+    </w:lvl>
+    <w:lvl w:ilvl="2" w:tplc="0C070005" w:tentative="1">
+      <w:start w:val="1"/>
+      <w:numFmt w:val="bullet"/>
+      <w:lvlText w:val=""/>
+      <w:lvlJc w:val="left"/>
+      <w:pPr>
+        <w:ind w:left="2160" w:hanging="360"/>
+      </w:pPr>
+      <w:rPr>
+        <w:rFonts w:ascii="Wingdings" w:hAnsi="Wingdings" w:hint="default"/>
+      </w:rPr>
+    </w:lvl>
+    <w:lvl w:ilvl="3" w:tplc="0C070001" w:tentative="1">
+      <w:start w:val="1"/>
+      <w:numFmt w:val="bullet"/>
+      <w:lvlText w:val=""/>
+      <w:lvlJc w:val="left"/>
+      <w:pPr>
+        <w:ind w:left="2880" w:hanging="360"/>
+      </w:pPr>
+      <w:rPr>
+        <w:rFonts w:ascii="Symbol" w:hAnsi="Symbol" w:hint="default"/>
+      </w:rPr>
+    </w:lvl>
+    <w:lvl w:ilvl="4" w:tplc="0C070003" w:tentative="1">
+      <w:start w:val="1"/>
+      <w:numFmt w:val="bullet"/>
+      <w:lvlText w:val="o"/>
+      <w:lvlJc w:val="left"/>
+      <w:pPr>
+        <w:ind w:left="3600" w:hanging="360"/>
+      </w:pPr>
+      <w:rPr>
+        <w:rFonts w:ascii="Courier New" w:hAnsi="Courier New" w:cs="Courier New" w:hint="default"/>
+      </w:rPr>
+    </w:lvl>
+    <w:lvl w:ilvl="5" w:tplc="0C070005" w:tentative="1">
+      <w:start w:val="1"/>
+      <w:numFmt w:val="bullet"/>
+      <w:lvlText w:val=""/>
+      <w:lvlJc w:val="left"/>
+      <w:pPr>
+        <w:ind w:left="4320" w:hanging="360"/>
+      </w:pPr>
+      <w:rPr>
+        <w:rFonts w:ascii="Wingdings" w:hAnsi="Wingdings" w:hint="default"/>
+      </w:rPr>
+    </w:lvl>
+    <w:lvl w:ilvl="6" w:tplc="0C070001" w:tentative="1">
+      <w:start w:val="1"/>
+      <w:numFmt w:val="bullet"/>
+      <w:lvlText w:val=""/>
+      <w:lvlJc w:val="left"/>
+      <w:pPr>
+        <w:ind w:left="5040" w:hanging="360"/>
+      </w:pPr>
+      <w:rPr>
+        <w:rFonts w:ascii="Symbol" w:hAnsi="Symbol" w:hint="default"/>
+      </w:rPr>
+    </w:lvl>
+    <w:lvl w:ilvl="7" w:tplc="0C070003" w:tentative="1">
+      <w:start w:val="1"/>
+      <w:numFmt w:val="bullet"/>
+      <w:lvlText w:val="o"/>
+      <w:lvlJc w:val="left"/>
+      <w:pPr>
+        <w:ind w:left="5760" w:hanging="360"/>
+      </w:pPr>
+      <w:rPr>
+        <w:rFonts w:ascii="Courier New" w:hAnsi="Courier New" w:cs="Courier New" w:hint="default"/>
+      </w:rPr>
+    </w:lvl>
+    <w:lvl w:ilvl="8" w:tplc="0C070005" w:tentative="1">
+      <w:start w:val="1"/>
+      <w:numFmt w:val="bullet"/>
+      <w:lvlText w:val=""/>
+      <w:lvlJc w:val="left"/>
+      <w:pPr>
+        <w:ind w:left="6480" w:hanging="360"/>
+      </w:pPr>
+      <w:rPr>
+        <w:rFonts w:ascii="Wingdings" w:hAnsi="Wingdings" w:hint="default"/>
+      </w:rPr>
+    </w:lvl>
+  </w:abstractNum>
+  <w:abstractNum w:abstractNumId="22" w15:restartNumberingAfterBreak="0">
+    <w:nsid w:val="68E90091"/>
+    <w:multiLevelType w:val="hybridMultilevel"/>
+    <w:tmpl w:val="EFA674C6"/>
+    <w:lvl w:ilvl="0" w:tplc="0C070003">
+      <w:start w:val="1"/>
+      <w:numFmt w:val="bullet"/>
+      <w:lvlText w:val="o"/>
+      <w:lvlJc w:val="left"/>
+      <w:pPr>
+        <w:ind w:left="720" w:hanging="360"/>
+      </w:pPr>
+      <w:rPr>
+        <w:rFonts w:ascii="Courier New" w:hAnsi="Courier New" w:cs="Courier New" w:hint="default"/>
+      </w:rPr>
+    </w:lvl>
+    <w:lvl w:ilvl="1" w:tplc="0C070003" w:tentative="1">
+      <w:start w:val="1"/>
+      <w:numFmt w:val="bullet"/>
+      <w:lvlText w:val="o"/>
+      <w:lvlJc w:val="left"/>
+      <w:pPr>
+        <w:ind w:left="1440" w:hanging="360"/>
+      </w:pPr>
+      <w:rPr>
+        <w:rFonts w:ascii="Courier New" w:hAnsi="Courier New" w:cs="Courier New" w:hint="default"/>
+      </w:rPr>
+    </w:lvl>
+    <w:lvl w:ilvl="2" w:tplc="0C070005" w:tentative="1">
+      <w:start w:val="1"/>
+      <w:numFmt w:val="bullet"/>
+      <w:lvlText w:val=""/>
+      <w:lvlJc w:val="left"/>
+      <w:pPr>
+        <w:ind w:left="2160" w:hanging="360"/>
+      </w:pPr>
+      <w:rPr>
+        <w:rFonts w:ascii="Wingdings" w:hAnsi="Wingdings" w:hint="default"/>
+      </w:rPr>
+    </w:lvl>
+    <w:lvl w:ilvl="3" w:tplc="0C070001" w:tentative="1">
+      <w:start w:val="1"/>
+      <w:numFmt w:val="bullet"/>
+      <w:lvlText w:val=""/>
+      <w:lvlJc w:val="left"/>
+      <w:pPr>
+        <w:ind w:left="2880" w:hanging="360"/>
+      </w:pPr>
+      <w:rPr>
+        <w:rFonts w:ascii="Symbol" w:hAnsi="Symbol" w:hint="default"/>
+      </w:rPr>
+    </w:lvl>
+    <w:lvl w:ilvl="4" w:tplc="0C070003" w:tentative="1">
+      <w:start w:val="1"/>
+      <w:numFmt w:val="bullet"/>
+      <w:lvlText w:val="o"/>
+      <w:lvlJc w:val="left"/>
+      <w:pPr>
+        <w:ind w:left="3600" w:hanging="360"/>
+      </w:pPr>
+      <w:rPr>
+        <w:rFonts w:ascii="Courier New" w:hAnsi="Courier New" w:cs="Courier New" w:hint="default"/>
+      </w:rPr>
+    </w:lvl>
+    <w:lvl w:ilvl="5" w:tplc="0C070005" w:tentative="1">
+      <w:start w:val="1"/>
+      <w:numFmt w:val="bullet"/>
+      <w:lvlText w:val=""/>
+      <w:lvlJc w:val="left"/>
+      <w:pPr>
+        <w:ind w:left="4320" w:hanging="360"/>
+      </w:pPr>
+      <w:rPr>
+        <w:rFonts w:ascii="Wingdings" w:hAnsi="Wingdings" w:hint="default"/>
+      </w:rPr>
+    </w:lvl>
+    <w:lvl w:ilvl="6" w:tplc="0C070001" w:tentative="1">
+      <w:start w:val="1"/>
+      <w:numFmt w:val="bullet"/>
+      <w:lvlText w:val=""/>
+      <w:lvlJc w:val="left"/>
+      <w:pPr>
+        <w:ind w:left="5040" w:hanging="360"/>
+      </w:pPr>
+      <w:rPr>
+        <w:rFonts w:ascii="Symbol" w:hAnsi="Symbol" w:hint="default"/>
+      </w:rPr>
+    </w:lvl>
+    <w:lvl w:ilvl="7" w:tplc="0C070003" w:tentative="1">
+      <w:start w:val="1"/>
+      <w:numFmt w:val="bullet"/>
+      <w:lvlText w:val="o"/>
+      <w:lvlJc w:val="left"/>
+      <w:pPr>
+        <w:ind w:left="5760" w:hanging="360"/>
+      </w:pPr>
+      <w:rPr>
+        <w:rFonts w:ascii="Courier New" w:hAnsi="Courier New" w:cs="Courier New" w:hint="default"/>
+      </w:rPr>
+    </w:lvl>
+    <w:lvl w:ilvl="8" w:tplc="0C070005" w:tentative="1">
+      <w:start w:val="1"/>
+      <w:numFmt w:val="bullet"/>
+      <w:lvlText w:val=""/>
+      <w:lvlJc w:val="left"/>
+      <w:pPr>
+        <w:ind w:left="6480" w:hanging="360"/>
+      </w:pPr>
+      <w:rPr>
+        <w:rFonts w:ascii="Wingdings" w:hAnsi="Wingdings" w:hint="default"/>
+      </w:rPr>
+    </w:lvl>
+  </w:abstractNum>
+  <w:abstractNum w:abstractNumId="23" w15:restartNumberingAfterBreak="0">
     <w:nsid w:val="6CC63FD5"/>
     <w:multiLevelType w:val="hybridMultilevel"/>
     <w:tmpl w:val="317A75FE"/>
@@ -11587,7 +16230,7 @@
       </w:pPr>
     </w:lvl>
   </w:abstractNum>
-  <w:abstractNum w:abstractNumId="18" w15:restartNumberingAfterBreak="0">
+  <w:abstractNum w:abstractNumId="24" w15:restartNumberingAfterBreak="0">
     <w:nsid w:val="6F6C5207"/>
     <w:multiLevelType w:val="hybridMultilevel"/>
     <w:tmpl w:val="5336D11A"/>
@@ -11701,16 +16344,16 @@
     </w:lvl>
   </w:abstractNum>
   <w:num w:numId="1" w16cid:durableId="893664626">
-    <w:abstractNumId w:val="14"/>
+    <w:abstractNumId w:val="18"/>
   </w:num>
   <w:num w:numId="2" w16cid:durableId="1247302835">
-    <w:abstractNumId w:val="8"/>
+    <w:abstractNumId w:val="11"/>
   </w:num>
   <w:num w:numId="3" w16cid:durableId="782385036">
-    <w:abstractNumId w:val="17"/>
+    <w:abstractNumId w:val="23"/>
   </w:num>
   <w:num w:numId="4" w16cid:durableId="2046901218">
-    <w:abstractNumId w:val="6"/>
+    <w:abstractNumId w:val="7"/>
   </w:num>
   <w:num w:numId="5" w16cid:durableId="975986052">
     <w:abstractNumId w:val="3"/>
@@ -11719,43 +16362,61 @@
     <w:abstractNumId w:val="1"/>
   </w:num>
   <w:num w:numId="7" w16cid:durableId="1514804800">
-    <w:abstractNumId w:val="15"/>
+    <w:abstractNumId w:val="19"/>
   </w:num>
   <w:num w:numId="8" w16cid:durableId="983895436">
-    <w:abstractNumId w:val="16"/>
+    <w:abstractNumId w:val="20"/>
   </w:num>
   <w:num w:numId="9" w16cid:durableId="1199507795">
-    <w:abstractNumId w:val="18"/>
+    <w:abstractNumId w:val="24"/>
   </w:num>
   <w:num w:numId="10" w16cid:durableId="1194611405">
-    <w:abstractNumId w:val="10"/>
+    <w:abstractNumId w:val="14"/>
   </w:num>
   <w:num w:numId="11" w16cid:durableId="1750151941">
     <w:abstractNumId w:val="4"/>
   </w:num>
   <w:num w:numId="12" w16cid:durableId="308630938">
-    <w:abstractNumId w:val="9"/>
+    <w:abstractNumId w:val="12"/>
   </w:num>
   <w:num w:numId="13" w16cid:durableId="1060520652">
-    <w:abstractNumId w:val="13"/>
+    <w:abstractNumId w:val="17"/>
   </w:num>
   <w:num w:numId="14" w16cid:durableId="1960380410">
-    <w:abstractNumId w:val="7"/>
+    <w:abstractNumId w:val="8"/>
   </w:num>
   <w:num w:numId="15" w16cid:durableId="643319310">
-    <w:abstractNumId w:val="11"/>
+    <w:abstractNumId w:val="15"/>
   </w:num>
   <w:num w:numId="16" w16cid:durableId="923563687">
-    <w:abstractNumId w:val="12"/>
+    <w:abstractNumId w:val="16"/>
   </w:num>
   <w:num w:numId="17" w16cid:durableId="1909463368">
     <w:abstractNumId w:val="2"/>
   </w:num>
   <w:num w:numId="18" w16cid:durableId="1385905950">
-    <w:abstractNumId w:val="5"/>
+    <w:abstractNumId w:val="6"/>
   </w:num>
   <w:num w:numId="19" w16cid:durableId="1940871000">
     <w:abstractNumId w:val="0"/>
+  </w:num>
+  <w:num w:numId="20" w16cid:durableId="227033867">
+    <w:abstractNumId w:val="9"/>
+  </w:num>
+  <w:num w:numId="21" w16cid:durableId="246351667">
+    <w:abstractNumId w:val="21"/>
+  </w:num>
+  <w:num w:numId="22" w16cid:durableId="177936102">
+    <w:abstractNumId w:val="10"/>
+  </w:num>
+  <w:num w:numId="23" w16cid:durableId="1889031905">
+    <w:abstractNumId w:val="13"/>
+  </w:num>
+  <w:num w:numId="24" w16cid:durableId="398789054">
+    <w:abstractNumId w:val="22"/>
+  </w:num>
+  <w:num w:numId="25" w16cid:durableId="1641302488">
+    <w:abstractNumId w:val="5"/>
   </w:num>
 </w:numbering>
 </file>
@@ -12221,6 +16882,7 @@
   <w:style w:type="character" w:default="1" w:styleId="Absatz-Standardschriftart">
     <w:name w:val="Default Paragraph Font"/>
     <w:uiPriority w:val="1"/>
+    <w:semiHidden/>
     <w:unhideWhenUsed/>
   </w:style>
   <w:style w:type="table" w:default="1" w:styleId="NormaleTabelle">
@@ -12430,6 +17092,81 @@
       <w:spacing w:after="100"/>
       <w:ind w:left="440"/>
     </w:pPr>
+  </w:style>
+  <w:style w:type="table" w:styleId="EinfacheTabelle1">
+    <w:name w:val="Plain Table 1"/>
+    <w:basedOn w:val="NormaleTabelle"/>
+    <w:uiPriority w:val="41"/>
+    <w:rsid w:val="00690253"/>
+    <w:pPr>
+      <w:spacing w:after="0" w:line="240" w:lineRule="auto"/>
+    </w:pPr>
+    <w:tblPr>
+      <w:tblStyleRowBandSize w:val="1"/>
+      <w:tblStyleColBandSize w:val="1"/>
+      <w:tblBorders>
+        <w:top w:val="single" w:sz="4" w:space="0" w:color="BFBFBF" w:themeColor="background1" w:themeShade="BF"/>
+        <w:left w:val="single" w:sz="4" w:space="0" w:color="BFBFBF" w:themeColor="background1" w:themeShade="BF"/>
+        <w:bottom w:val="single" w:sz="4" w:space="0" w:color="BFBFBF" w:themeColor="background1" w:themeShade="BF"/>
+        <w:right w:val="single" w:sz="4" w:space="0" w:color="BFBFBF" w:themeColor="background1" w:themeShade="BF"/>
+        <w:insideH w:val="single" w:sz="4" w:space="0" w:color="BFBFBF" w:themeColor="background1" w:themeShade="BF"/>
+        <w:insideV w:val="single" w:sz="4" w:space="0" w:color="BFBFBF" w:themeColor="background1" w:themeShade="BF"/>
+      </w:tblBorders>
+    </w:tblPr>
+    <w:tblStylePr w:type="firstRow">
+      <w:rPr>
+        <w:b/>
+        <w:bCs/>
+      </w:rPr>
+    </w:tblStylePr>
+    <w:tblStylePr w:type="lastRow">
+      <w:rPr>
+        <w:b/>
+        <w:bCs/>
+      </w:rPr>
+      <w:tblPr/>
+      <w:tcPr>
+        <w:tcBorders>
+          <w:top w:val="double" w:sz="4" w:space="0" w:color="BFBFBF" w:themeColor="background1" w:themeShade="BF"/>
+        </w:tcBorders>
+      </w:tcPr>
+    </w:tblStylePr>
+    <w:tblStylePr w:type="firstCol">
+      <w:rPr>
+        <w:b/>
+        <w:bCs/>
+      </w:rPr>
+    </w:tblStylePr>
+    <w:tblStylePr w:type="lastCol">
+      <w:rPr>
+        <w:b/>
+        <w:bCs/>
+      </w:rPr>
+    </w:tblStylePr>
+    <w:tblStylePr w:type="band1Vert">
+      <w:tblPr/>
+      <w:tcPr>
+        <w:shd w:val="clear" w:color="auto" w:fill="F2F2F2" w:themeFill="background1" w:themeFillShade="F2"/>
+      </w:tcPr>
+    </w:tblStylePr>
+    <w:tblStylePr w:type="band1Horz">
+      <w:tblPr/>
+      <w:tcPr>
+        <w:shd w:val="clear" w:color="auto" w:fill="F2F2F2" w:themeFill="background1" w:themeFillShade="F2"/>
+      </w:tcPr>
+    </w:tblStylePr>
+  </w:style>
+  <w:style w:type="character" w:styleId="BesuchterLink">
+    <w:name w:val="FollowedHyperlink"/>
+    <w:basedOn w:val="Absatz-Standardschriftart"/>
+    <w:uiPriority w:val="99"/>
+    <w:semiHidden/>
+    <w:unhideWhenUsed/>
+    <w:rsid w:val="00141EE0"/>
+    <w:rPr>
+      <w:color w:val="954F72" w:themeColor="followedHyperlink"/>
+      <w:u w:val="single"/>
+    </w:rPr>
   </w:style>
 </w:styles>
 </file>

--- a/0_Documents/Pflichtenheft.docx
+++ b/0_Documents/Pflichtenheft.docx
@@ -6362,21 +6362,12 @@
         </w:rPr>
         <w:t>Desktop-</w:t>
       </w:r>
-      <w:proofErr w:type="spellStart"/>
-      <w:r>
-        <w:rPr>
-          <w:rFonts w:ascii="Arial" w:hAnsi="Arial" w:cs="Arial"/>
-          <w:i/>
-        </w:rPr>
-        <w:t>WebApp</w:t>
-      </w:r>
-      <w:proofErr w:type="spellEnd"/>
-      <w:r>
-        <w:rPr>
-          <w:rFonts w:ascii="Arial" w:hAnsi="Arial" w:cs="Arial"/>
-          <w:i/>
-        </w:rPr>
-        <w:t xml:space="preserve"> „Lumify“. </w:t>
+      <w:r>
+        <w:rPr>
+          <w:rFonts w:ascii="Arial" w:hAnsi="Arial" w:cs="Arial"/>
+          <w:i/>
+        </w:rPr>
+        <w:t xml:space="preserve">WebApp „Lumify“. </w:t>
       </w:r>
       <w:r>
         <w:rPr>
@@ -7330,6 +7321,13 @@
     </w:p>
     <w:p>
       <w:pPr>
+        <w:rPr>
+          <w:rFonts w:ascii="Arial" w:hAnsi="Arial" w:cs="Arial"/>
+        </w:rPr>
+      </w:pPr>
+    </w:p>
+    <w:p>
+      <w:pPr>
         <w:pStyle w:val="berschrift1"/>
         <w:numPr>
           <w:ilvl w:val="0"/>
@@ -7940,6 +7938,14 @@
     </w:p>
     <w:p>
       <w:pPr>
+        <w:rPr>
+          <w:rFonts w:ascii="Arial" w:hAnsi="Arial" w:cs="Arial"/>
+          <w:i/>
+        </w:rPr>
+      </w:pPr>
+    </w:p>
+    <w:p>
+      <w:pPr>
         <w:pStyle w:val="berschrift1"/>
         <w:numPr>
           <w:ilvl w:val="0"/>
@@ -8581,19 +8587,6 @@
     <w:p>
       <w:pPr>
         <w:pStyle w:val="Listenabsatz"/>
-        <w:ind w:left="426"/>
-      </w:pPr>
-    </w:p>
-    <w:p>
-      <w:pPr>
-        <w:pStyle w:val="Listenabsatz"/>
-        <w:ind w:left="426"/>
-      </w:pPr>
-    </w:p>
-    <w:p/>
-    <w:p>
-      <w:pPr>
-        <w:pStyle w:val="Listenabsatz"/>
         <w:tabs>
           <w:tab w:val="left" w:pos="426"/>
         </w:tabs>
@@ -8619,18 +8612,6 @@
         </w:rPr>
         <w:t>beigelegtem Blatt</w:t>
       </w:r>
-    </w:p>
-    <w:p>
-      <w:pPr>
-        <w:pStyle w:val="Listenabsatz"/>
-        <w:ind w:left="426"/>
-      </w:pPr>
-    </w:p>
-    <w:p>
-      <w:pPr>
-        <w:pStyle w:val="Listenabsatz"/>
-        <w:ind w:left="426"/>
-      </w:pPr>
     </w:p>
     <w:p/>
     <w:p>
@@ -8650,7 +8631,6 @@
         <w:rPr>
           <w:rFonts w:ascii="Arial" w:hAnsi="Arial" w:cs="Arial"/>
         </w:rPr>
-        <w:lastRenderedPageBreak/>
         <w:t>Features</w:t>
       </w:r>
       <w:bookmarkEnd w:id="16"/>
@@ -8836,15 +8816,6 @@
     </w:p>
     <w:p>
       <w:pPr>
-        <w:rPr>
-          <w:rFonts w:ascii="Arial" w:hAnsi="Arial" w:cs="Arial"/>
-          <w:i/>
-          <w:iCs/>
-        </w:rPr>
-      </w:pPr>
-    </w:p>
-    <w:p>
-      <w:pPr>
         <w:pStyle w:val="berschrift2"/>
         <w:numPr>
           <w:ilvl w:val="1"/>
@@ -8860,6 +8831,7 @@
         <w:rPr>
           <w:rFonts w:ascii="Arial" w:hAnsi="Arial" w:cs="Arial"/>
         </w:rPr>
+        <w:lastRenderedPageBreak/>
         <w:t>Sicherheitsanforderungen</w:t>
       </w:r>
       <w:bookmarkEnd w:id="17"/>
@@ -9094,14 +9066,6 @@
         </w:rPr>
         <w:t>Registrierung als neuer Benutzer</w:t>
       </w:r>
-      <w:r>
-        <w:rPr>
-          <w:rFonts w:ascii="Arial" w:hAnsi="Arial" w:cs="Arial"/>
-          <w:i/>
-          <w:iCs/>
-        </w:rPr>
-        <w:br/>
-      </w:r>
     </w:p>
     <w:p>
       <w:pPr>
@@ -9407,7 +9371,6 @@
           <w:i/>
           <w:iCs/>
         </w:rPr>
-        <w:lastRenderedPageBreak/>
         <w:t>Workspaces sollen als Cards dargestellt werden.</w:t>
       </w:r>
       <w:r>
@@ -9453,6 +9416,8 @@
         <w:t>Zusätzlich sollen noch die Module „Freundesliste“ und „Letzte Aktivitäten“ angezeigt werden.</w:t>
       </w:r>
     </w:p>
+    <w:p/>
+    <w:p/>
     <w:p/>
     <w:p>
       <w:pPr>
@@ -9471,6 +9436,7 @@
         <w:rPr>
           <w:rFonts w:ascii="Arial" w:hAnsi="Arial" w:cs="Arial"/>
         </w:rPr>
+        <w:lastRenderedPageBreak/>
         <w:t>Workspaces</w:t>
       </w:r>
       <w:bookmarkEnd w:id="25"/>
@@ -10126,6 +10092,9 @@
       </w:r>
     </w:p>
     <w:p/>
+    <w:p/>
+    <w:p/>
+    <w:p/>
     <w:p>
       <w:pPr>
         <w:pStyle w:val="berschrift2"/>
@@ -10671,6 +10640,24 @@
         </w:rPr>
       </w:pPr>
     </w:p>
+    <w:p>
+      <w:pPr>
+        <w:rPr>
+          <w:rFonts w:ascii="Arial" w:hAnsi="Arial" w:cs="Arial"/>
+          <w:i/>
+          <w:iCs/>
+        </w:rPr>
+      </w:pPr>
+    </w:p>
+    <w:p>
+      <w:pPr>
+        <w:rPr>
+          <w:rFonts w:ascii="Arial" w:hAnsi="Arial" w:cs="Arial"/>
+          <w:i/>
+          <w:iCs/>
+        </w:rPr>
+      </w:pPr>
+    </w:p>
     <w:p/>
     <w:p>
       <w:pPr>
@@ -11023,96 +11010,24 @@
           <w:i/>
           <w:iCs/>
         </w:rPr>
-        <w:t xml:space="preserve">Die Feature-Seite Notiz soll links eine Sidebar besitzen in der ein </w:t>
-      </w:r>
-      <w:proofErr w:type="spellStart"/>
-      <w:r>
-        <w:rPr>
-          <w:rFonts w:ascii="Arial" w:hAnsi="Arial" w:cs="Arial"/>
-          <w:i/>
-          <w:iCs/>
-        </w:rPr>
-        <w:t>Treeview</w:t>
-      </w:r>
-      <w:proofErr w:type="spellEnd"/>
-      <w:r>
-        <w:rPr>
-          <w:rFonts w:ascii="Arial" w:hAnsi="Arial" w:cs="Arial"/>
-          <w:i/>
-          <w:iCs/>
-        </w:rPr>
-        <w:t xml:space="preserve"> der Ordnerstruktur angezeigt wird. Elemente im </w:t>
-      </w:r>
-      <w:proofErr w:type="spellStart"/>
-      <w:r>
-        <w:rPr>
-          <w:rFonts w:ascii="Arial" w:hAnsi="Arial" w:cs="Arial"/>
-          <w:i/>
-          <w:iCs/>
-        </w:rPr>
-        <w:t>Treeview</w:t>
-      </w:r>
-      <w:proofErr w:type="spellEnd"/>
-      <w:r>
-        <w:rPr>
-          <w:rFonts w:ascii="Arial" w:hAnsi="Arial" w:cs="Arial"/>
-          <w:i/>
-          <w:iCs/>
-        </w:rPr>
-        <w:t xml:space="preserve"> sollen klickbar sein und den gewählten Ordner im Hauptfenster anzeigen. Bei Klick auf eine Notiz im </w:t>
-      </w:r>
-      <w:proofErr w:type="spellStart"/>
-      <w:r>
-        <w:rPr>
-          <w:rFonts w:ascii="Arial" w:hAnsi="Arial" w:cs="Arial"/>
-          <w:i/>
-          <w:iCs/>
-        </w:rPr>
-        <w:t>Treeview</w:t>
-      </w:r>
-      <w:proofErr w:type="spellEnd"/>
-      <w:r>
-        <w:rPr>
-          <w:rFonts w:ascii="Arial" w:hAnsi="Arial" w:cs="Arial"/>
-          <w:i/>
-          <w:iCs/>
-        </w:rPr>
-        <w:t xml:space="preserve"> soll der übergeordnete Ordner angezeigt werden.</w:t>
-      </w:r>
-    </w:p>
-    <w:p>
-      <w:pPr>
-        <w:rPr>
-          <w:rFonts w:ascii="Arial" w:hAnsi="Arial" w:cs="Arial"/>
-          <w:i/>
-          <w:iCs/>
-        </w:rPr>
-      </w:pPr>
-      <w:r>
-        <w:rPr>
-          <w:rFonts w:ascii="Arial" w:hAnsi="Arial" w:cs="Arial"/>
-          <w:i/>
-          <w:iCs/>
-        </w:rPr>
-        <w:t xml:space="preserve">Rechts neben der Sidebar soll sich der Hauptbereich mit dem </w:t>
-      </w:r>
-      <w:proofErr w:type="spellStart"/>
-      <w:r>
-        <w:rPr>
-          <w:rFonts w:ascii="Arial" w:hAnsi="Arial" w:cs="Arial"/>
-          <w:i/>
-          <w:iCs/>
-        </w:rPr>
-        <w:t>FileView</w:t>
-      </w:r>
-      <w:proofErr w:type="spellEnd"/>
-      <w:r>
-        <w:rPr>
-          <w:rFonts w:ascii="Arial" w:hAnsi="Arial" w:cs="Arial"/>
-          <w:i/>
-          <w:iCs/>
-        </w:rPr>
-        <w:t xml:space="preserve"> befinden.</w:t>
+        <w:t>Die Feature-Seite Notiz soll links eine Sidebar besitzen in der ein Treeview der Ordnerstruktur angezeigt wird. Elemente im Treeview sollen klickbar sein und den gewählten Ordner im Hauptfenster anzeigen. Bei Klick auf eine Notiz im Treeview soll der übergeordnete Ordner angezeigt werden.</w:t>
+      </w:r>
+    </w:p>
+    <w:p>
+      <w:pPr>
+        <w:rPr>
+          <w:rFonts w:ascii="Arial" w:hAnsi="Arial" w:cs="Arial"/>
+          <w:i/>
+          <w:iCs/>
+        </w:rPr>
+      </w:pPr>
+      <w:r>
+        <w:rPr>
+          <w:rFonts w:ascii="Arial" w:hAnsi="Arial" w:cs="Arial"/>
+          <w:i/>
+          <w:iCs/>
+        </w:rPr>
+        <w:t>Rechts neben der Sidebar soll sich der Hauptbereich mit dem FileView befinden.</w:t>
       </w:r>
       <w:r>
         <w:rPr>
@@ -11121,60 +11036,24 @@
           <w:iCs/>
         </w:rPr>
         <w:br/>
-        <w:t xml:space="preserve">Der </w:t>
-      </w:r>
-      <w:proofErr w:type="spellStart"/>
-      <w:r>
-        <w:rPr>
-          <w:rFonts w:ascii="Arial" w:hAnsi="Arial" w:cs="Arial"/>
-          <w:i/>
-          <w:iCs/>
-        </w:rPr>
-        <w:t>FileView</w:t>
-      </w:r>
-      <w:proofErr w:type="spellEnd"/>
-      <w:r>
-        <w:rPr>
-          <w:rFonts w:ascii="Arial" w:hAnsi="Arial" w:cs="Arial"/>
-          <w:i/>
-          <w:iCs/>
-        </w:rPr>
-        <w:t xml:space="preserve"> soll einen Header besitzen in dem der aktuelle Pfad angezeigt wird.</w:t>
-      </w:r>
-    </w:p>
-    <w:p>
-      <w:pPr>
-        <w:rPr>
-          <w:rFonts w:ascii="Arial" w:hAnsi="Arial" w:cs="Arial"/>
-          <w:i/>
-          <w:iCs/>
-        </w:rPr>
-      </w:pPr>
-      <w:r>
-        <w:rPr>
-          <w:rFonts w:ascii="Arial" w:hAnsi="Arial" w:cs="Arial"/>
-          <w:i/>
-          <w:iCs/>
-        </w:rPr>
-        <w:t xml:space="preserve">Im Content-Bereich des </w:t>
-      </w:r>
-      <w:proofErr w:type="spellStart"/>
-      <w:r>
-        <w:rPr>
-          <w:rFonts w:ascii="Arial" w:hAnsi="Arial" w:cs="Arial"/>
-          <w:i/>
-          <w:iCs/>
-        </w:rPr>
-        <w:t>FileViews</w:t>
-      </w:r>
-      <w:proofErr w:type="spellEnd"/>
-      <w:r>
-        <w:rPr>
-          <w:rFonts w:ascii="Arial" w:hAnsi="Arial" w:cs="Arial"/>
-          <w:i/>
-          <w:iCs/>
-        </w:rPr>
-        <w:t xml:space="preserve"> sollen Ordner und Notizen dargestellt werden.</w:t>
+        <w:t>Der FileView soll einen Header besitzen in dem der aktuelle Pfad angezeigt wird.</w:t>
+      </w:r>
+    </w:p>
+    <w:p>
+      <w:pPr>
+        <w:rPr>
+          <w:rFonts w:ascii="Arial" w:hAnsi="Arial" w:cs="Arial"/>
+          <w:i/>
+          <w:iCs/>
+        </w:rPr>
+      </w:pPr>
+      <w:r>
+        <w:rPr>
+          <w:rFonts w:ascii="Arial" w:hAnsi="Arial" w:cs="Arial"/>
+          <w:i/>
+          <w:iCs/>
+        </w:rPr>
+        <w:t>Im Content-Bereich des FileViews sollen Ordner und Notizen dargestellt werden.</w:t>
       </w:r>
     </w:p>
     <w:p>
@@ -11313,60 +11192,24 @@
           <w:i/>
           <w:iCs/>
         </w:rPr>
-        <w:t xml:space="preserve">ist nur </w:t>
-      </w:r>
-      <w:proofErr w:type="spellStart"/>
-      <w:r>
-        <w:rPr>
-          <w:rFonts w:ascii="Arial" w:hAnsi="Arial" w:cs="Arial"/>
-          <w:i/>
-          <w:iCs/>
-        </w:rPr>
-        <w:t>zb</w:t>
-      </w:r>
-      <w:proofErr w:type="spellEnd"/>
-      <w:r>
-        <w:rPr>
-          <w:rFonts w:ascii="Arial" w:hAnsi="Arial" w:cs="Arial"/>
-          <w:i/>
-          <w:iCs/>
-        </w:rPr>
-        <w:t>. nur aktiv, sobald ein Element gewählt ist)</w:t>
-      </w:r>
-    </w:p>
-    <w:p>
-      <w:pPr>
-        <w:rPr>
-          <w:rFonts w:ascii="Arial" w:hAnsi="Arial" w:cs="Arial"/>
-          <w:i/>
-          <w:iCs/>
-        </w:rPr>
-      </w:pPr>
-      <w:r>
-        <w:rPr>
-          <w:rFonts w:ascii="Arial" w:hAnsi="Arial" w:cs="Arial"/>
-          <w:i/>
-          <w:iCs/>
-        </w:rPr>
-        <w:t xml:space="preserve">Der </w:t>
-      </w:r>
-      <w:proofErr w:type="spellStart"/>
-      <w:r>
-        <w:rPr>
-          <w:rFonts w:ascii="Arial" w:hAnsi="Arial" w:cs="Arial"/>
-          <w:i/>
-          <w:iCs/>
-        </w:rPr>
-        <w:t>FileBrowser</w:t>
-      </w:r>
-      <w:proofErr w:type="spellEnd"/>
-      <w:r>
-        <w:rPr>
-          <w:rFonts w:ascii="Arial" w:hAnsi="Arial" w:cs="Arial"/>
-          <w:i/>
-          <w:iCs/>
-        </w:rPr>
-        <w:t xml:space="preserve"> soll intuitiv funktionieren und gewohnte Bedienung von anderen Browsern aufgreifen. Darunter ein </w:t>
+        <w:t>ist nur zb. nur aktiv, sobald ein Element gewählt ist)</w:t>
+      </w:r>
+    </w:p>
+    <w:p>
+      <w:pPr>
+        <w:rPr>
+          <w:rFonts w:ascii="Arial" w:hAnsi="Arial" w:cs="Arial"/>
+          <w:i/>
+          <w:iCs/>
+        </w:rPr>
+      </w:pPr>
+      <w:r>
+        <w:rPr>
+          <w:rFonts w:ascii="Arial" w:hAnsi="Arial" w:cs="Arial"/>
+          <w:i/>
+          <w:iCs/>
+        </w:rPr>
+        <w:t xml:space="preserve">Der FileBrowser soll intuitiv funktionieren und gewohnte Bedienung von anderen Browsern aufgreifen. Darunter ein </w:t>
       </w:r>
       <w:r>
         <w:rPr>
@@ -11400,6 +11243,15 @@
         </w:rPr>
         <w:t xml:space="preserve"> um ein Element auszuwählen.</w:t>
       </w:r>
+    </w:p>
+    <w:p>
+      <w:pPr>
+        <w:rPr>
+          <w:rFonts w:ascii="Arial" w:hAnsi="Arial" w:cs="Arial"/>
+          <w:i/>
+          <w:iCs/>
+        </w:rPr>
+      </w:pPr>
     </w:p>
     <w:p>
       <w:pPr>
@@ -11484,20 +11336,15 @@
         <w:t>Datenfluss soll immer bei der Hauptkomponente beginnen und auf Unterkomponenten verteilt werden.</w:t>
       </w:r>
     </w:p>
-    <w:p/>
-    <w:p>
-      <w:pPr>
-        <w:rPr>
-          <w:rFonts w:ascii="Arial" w:hAnsi="Arial" w:cs="Arial"/>
-          <w:sz w:val="26"/>
-          <w:szCs w:val="26"/>
-        </w:rPr>
-      </w:pPr>
-      <w:r>
-        <w:rPr>
-          <w:rFonts w:ascii="Arial" w:hAnsi="Arial" w:cs="Arial"/>
-          <w:sz w:val="26"/>
-          <w:szCs w:val="26"/>
+    <w:p>
+      <w:pPr>
+        <w:rPr>
+          <w:rFonts w:ascii="Arial" w:hAnsi="Arial" w:cs="Arial"/>
+        </w:rPr>
+      </w:pPr>
+      <w:r>
+        <w:rPr>
+          <w:rFonts w:ascii="Arial" w:hAnsi="Arial" w:cs="Arial"/>
           <w:highlight w:val="yellow"/>
         </w:rPr>
         <w:t>Mit dem folgenden Link</w:t>
@@ -11505,8 +11352,6 @@
       <w:r>
         <w:rPr>
           <w:rFonts w:ascii="Arial" w:hAnsi="Arial" w:cs="Arial"/>
-          <w:sz w:val="26"/>
-          <w:szCs w:val="26"/>
           <w:highlight w:val="yellow"/>
         </w:rPr>
         <w:t xml:space="preserve"> kann die geplante Komponenten- und Datenfluss-Struktur eingesehen werden</w:t>
@@ -11514,13 +11359,15 @@
       <w:r>
         <w:rPr>
           <w:rFonts w:ascii="Arial" w:hAnsi="Arial" w:cs="Arial"/>
-          <w:sz w:val="26"/>
-          <w:szCs w:val="26"/>
         </w:rPr>
         <w:t>:</w:t>
       </w:r>
-    </w:p>
-    <w:p>
+      <w:r>
+        <w:rPr>
+          <w:rFonts w:ascii="Arial" w:hAnsi="Arial" w:cs="Arial"/>
+        </w:rPr>
+        <w:t xml:space="preserve"> </w:t>
+      </w:r>
       <w:hyperlink r:id="rId10" w:history="1">
         <w:r>
           <w:rPr>
@@ -11578,9 +11425,7 @@
         </w:rPr>
         <w:t>Die App soll fristgerecht zum Ende des Schuljahres stabil benutzbar sein mit allen angeforderten Features.</w:t>
       </w:r>
-    </w:p>
-    <w:p>
-      <w:pPr>
+      <w:r>
         <w:rPr>
           <w:rFonts w:ascii="Arial" w:hAnsi="Arial" w:cs="Arial"/>
           <w:i/>
@@ -11588,7 +11433,8 @@
           <w:szCs w:val="21"/>
           <w:shd w:val="clear" w:color="auto" w:fill="FFFFFF"/>
         </w:rPr>
-      </w:pPr>
+        <w:br/>
+      </w:r>
     </w:p>
     <w:p>
       <w:pPr>
@@ -11987,34 +11833,14 @@
           <w:iCs/>
         </w:rPr>
       </w:pPr>
-      <w:proofErr w:type="spellStart"/>
-      <w:r>
-        <w:rPr>
-          <w:rFonts w:ascii="Arial" w:hAnsi="Arial" w:cs="Arial"/>
-          <w:i/>
-          <w:iCs/>
-        </w:rPr>
-        <w:t>Git</w:t>
-      </w:r>
-      <w:proofErr w:type="spellEnd"/>
-      <w:r>
-        <w:rPr>
-          <w:rFonts w:ascii="Arial" w:hAnsi="Arial" w:cs="Arial"/>
-          <w:i/>
-          <w:iCs/>
-        </w:rPr>
-        <w:t xml:space="preserve"> / </w:t>
-      </w:r>
-      <w:proofErr w:type="spellStart"/>
-      <w:r>
-        <w:rPr>
-          <w:rFonts w:ascii="Arial" w:hAnsi="Arial" w:cs="Arial"/>
-          <w:i/>
-          <w:iCs/>
-        </w:rPr>
-        <w:t>Github</w:t>
-      </w:r>
-      <w:proofErr w:type="spellEnd"/>
+      <w:r>
+        <w:rPr>
+          <w:rFonts w:ascii="Arial" w:hAnsi="Arial" w:cs="Arial"/>
+          <w:i/>
+          <w:iCs/>
+        </w:rPr>
+        <w:t>Git / Github</w:t>
+      </w:r>
     </w:p>
     <w:p>
       <w:pPr>
@@ -12238,7 +12064,6 @@
       </w:pPr>
       <w:bookmarkStart w:id="43" w:name="_Toc230160340"/>
       <w:r>
-        <w:lastRenderedPageBreak/>
         <w:t>6.6.</w:t>
       </w:r>
       <w:r>
@@ -12314,11 +12139,6 @@
         </w:rPr>
         <w:t>CSRF-Schutz im Backend/API</w:t>
       </w:r>
-    </w:p>
-    <w:p>
-      <w:pPr>
-        <w:ind w:left="360"/>
-      </w:pPr>
     </w:p>
     <w:p>
       <w:pPr>
@@ -12337,218 +12157,173 @@
         <w:rPr>
           <w:rFonts w:ascii="Arial" w:hAnsi="Arial" w:cs="Arial"/>
         </w:rPr>
+        <w:lastRenderedPageBreak/>
         <w:t>Problemanalyse</w:t>
       </w:r>
       <w:bookmarkEnd w:id="44"/>
     </w:p>
-    <w:tbl>
-      <w:tblPr>
-        <w:tblStyle w:val="EinfacheTabelle1"/>
-        <w:tblW w:w="0" w:type="auto"/>
-        <w:tblLook w:val="04A0" w:firstRow="1" w:lastRow="0" w:firstColumn="1" w:lastColumn="0" w:noHBand="0" w:noVBand="1"/>
-      </w:tblPr>
-      <w:tblGrid>
-        <w:gridCol w:w="2952"/>
-        <w:gridCol w:w="2845"/>
-        <w:gridCol w:w="2905"/>
-      </w:tblGrid>
-      <w:tr>
-        <w:trPr>
-          <w:cnfStyle w:val="100000000000" w:firstRow="1" w:lastRow="0" w:firstColumn="0" w:lastColumn="0" w:oddVBand="0" w:evenVBand="0" w:oddHBand="0" w:evenHBand="0" w:firstRowFirstColumn="0" w:firstRowLastColumn="0" w:lastRowFirstColumn="0" w:lastRowLastColumn="0"/>
-          <w:trHeight w:val="414"/>
-        </w:trPr>
-        <w:tc>
-          <w:tcPr>
-            <w:cnfStyle w:val="001000000000" w:firstRow="0" w:lastRow="0" w:firstColumn="1" w:lastColumn="0" w:oddVBand="0" w:evenVBand="0" w:oddHBand="0" w:evenHBand="0" w:firstRowFirstColumn="0" w:firstRowLastColumn="0" w:lastRowFirstColumn="0" w:lastRowLastColumn="0"/>
-            <w:tcW w:w="2952" w:type="dxa"/>
-          </w:tcPr>
-          <w:p>
-            <w:r>
-              <w:t>Problem</w:t>
-            </w:r>
-          </w:p>
-        </w:tc>
-        <w:tc>
-          <w:tcPr>
-            <w:tcW w:w="2845" w:type="dxa"/>
-          </w:tcPr>
-          <w:p>
-            <w:pPr>
-              <w:cnfStyle w:val="100000000000" w:firstRow="1" w:lastRow="0" w:firstColumn="0" w:lastColumn="0" w:oddVBand="0" w:evenVBand="0" w:oddHBand="0" w:evenHBand="0" w:firstRowFirstColumn="0" w:firstRowLastColumn="0" w:lastRowFirstColumn="0" w:lastRowLastColumn="0"/>
-            </w:pPr>
-            <w:r>
-              <w:t>Auswirkung</w:t>
-            </w:r>
-          </w:p>
-        </w:tc>
-        <w:tc>
-          <w:tcPr>
-            <w:tcW w:w="2905" w:type="dxa"/>
-          </w:tcPr>
-          <w:p>
-            <w:pPr>
-              <w:cnfStyle w:val="100000000000" w:firstRow="1" w:lastRow="0" w:firstColumn="0" w:lastColumn="0" w:oddVBand="0" w:evenVBand="0" w:oddHBand="0" w:evenHBand="0" w:firstRowFirstColumn="0" w:firstRowLastColumn="0" w:lastRowFirstColumn="0" w:lastRowLastColumn="0"/>
-            </w:pPr>
-            <w:r>
-              <w:t>Lösungsansatz</w:t>
-            </w:r>
-          </w:p>
-        </w:tc>
-      </w:tr>
-      <w:tr>
-        <w:trPr>
-          <w:cnfStyle w:val="000000100000" w:firstRow="0" w:lastRow="0" w:firstColumn="0" w:lastColumn="0" w:oddVBand="0" w:evenVBand="0" w:oddHBand="1" w:evenHBand="0" w:firstRowFirstColumn="0" w:firstRowLastColumn="0" w:lastRowFirstColumn="0" w:lastRowLastColumn="0"/>
-        </w:trPr>
-        <w:tc>
-          <w:tcPr>
-            <w:cnfStyle w:val="001000000000" w:firstRow="0" w:lastRow="0" w:firstColumn="1" w:lastColumn="0" w:oddVBand="0" w:evenVBand="0" w:oddHBand="0" w:evenHBand="0" w:firstRowFirstColumn="0" w:firstRowLastColumn="0" w:lastRowFirstColumn="0" w:lastRowLastColumn="0"/>
-            <w:tcW w:w="2952" w:type="dxa"/>
-          </w:tcPr>
-          <w:p>
-            <w:pPr>
-              <w:rPr>
-                <w:b w:val="0"/>
-                <w:bCs w:val="0"/>
-              </w:rPr>
-            </w:pPr>
-            <w:r>
-              <w:rPr>
-                <w:b w:val="0"/>
-                <w:bCs w:val="0"/>
-              </w:rPr>
-              <w:t>Echtzeitsynchronisation zwischen mehreren Benutzern.</w:t>
-            </w:r>
-          </w:p>
-        </w:tc>
-        <w:tc>
-          <w:tcPr>
-            <w:tcW w:w="2845" w:type="dxa"/>
-          </w:tcPr>
-          <w:p>
-            <w:pPr>
-              <w:cnfStyle w:val="000000100000" w:firstRow="0" w:lastRow="0" w:firstColumn="0" w:lastColumn="0" w:oddVBand="0" w:evenVBand="0" w:oddHBand="1" w:evenHBand="0" w:firstRowFirstColumn="0" w:firstRowLastColumn="0" w:lastRowFirstColumn="0" w:lastRowLastColumn="0"/>
-            </w:pPr>
-            <w:r>
-              <w:t>Daten könnten verzögert oder doppelt angezeigt werden. ( Nur UI )</w:t>
-            </w:r>
-          </w:p>
-        </w:tc>
-        <w:tc>
-          <w:tcPr>
-            <w:tcW w:w="2905" w:type="dxa"/>
-          </w:tcPr>
-          <w:p>
-            <w:pPr>
-              <w:cnfStyle w:val="000000100000" w:firstRow="0" w:lastRow="0" w:firstColumn="0" w:lastColumn="0" w:oddVBand="0" w:evenVBand="0" w:oddHBand="1" w:evenHBand="0" w:firstRowFirstColumn="0" w:firstRowLastColumn="0" w:lastRowFirstColumn="0" w:lastRowLastColumn="0"/>
-            </w:pPr>
-            <w:r>
-              <w:t>Prüfung des Hubsystems und Hooks auf eventuelle Abweichungen.</w:t>
-            </w:r>
-          </w:p>
-        </w:tc>
-      </w:tr>
-      <w:tr>
-        <w:tc>
-          <w:tcPr>
-            <w:cnfStyle w:val="001000000000" w:firstRow="0" w:lastRow="0" w:firstColumn="1" w:lastColumn="0" w:oddVBand="0" w:evenVBand="0" w:oddHBand="0" w:evenHBand="0" w:firstRowFirstColumn="0" w:firstRowLastColumn="0" w:lastRowFirstColumn="0" w:lastRowLastColumn="0"/>
-            <w:tcW w:w="2952" w:type="dxa"/>
-          </w:tcPr>
-          <w:p>
-            <w:pPr>
-              <w:rPr>
-                <w:b w:val="0"/>
-                <w:bCs w:val="0"/>
-              </w:rPr>
-            </w:pPr>
-            <w:r>
-              <w:rPr>
-                <w:b w:val="0"/>
-                <w:bCs w:val="0"/>
-              </w:rPr>
-              <w:t>Große Datenmengen / Viele gleichzeitige Aufrufe</w:t>
-            </w:r>
-          </w:p>
-        </w:tc>
-        <w:tc>
-          <w:tcPr>
-            <w:tcW w:w="2845" w:type="dxa"/>
-          </w:tcPr>
-          <w:p>
-            <w:pPr>
-              <w:cnfStyle w:val="000000000000" w:firstRow="0" w:lastRow="0" w:firstColumn="0" w:lastColumn="0" w:oddVBand="0" w:evenVBand="0" w:oddHBand="0" w:evenHBand="0" w:firstRowFirstColumn="0" w:firstRowLastColumn="0" w:lastRowFirstColumn="0" w:lastRowLastColumn="0"/>
-            </w:pPr>
-            <w:r>
-              <w:t>Langsame Ladezeiten</w:t>
-            </w:r>
-          </w:p>
-        </w:tc>
-        <w:tc>
-          <w:tcPr>
-            <w:tcW w:w="2905" w:type="dxa"/>
-          </w:tcPr>
-          <w:p>
-            <w:pPr>
-              <w:cnfStyle w:val="000000000000" w:firstRow="0" w:lastRow="0" w:firstColumn="0" w:lastColumn="0" w:oddVBand="0" w:evenVBand="0" w:oddHBand="0" w:evenHBand="0" w:firstRowFirstColumn="0" w:firstRowLastColumn="0" w:lastRowFirstColumn="0" w:lastRowLastColumn="0"/>
-            </w:pPr>
-            <w:r>
-              <w:t>Asynchrones Laden und Datenbankzugriffe optimieren</w:t>
-            </w:r>
-          </w:p>
-        </w:tc>
-      </w:tr>
-      <w:tr>
-        <w:trPr>
-          <w:cnfStyle w:val="000000100000" w:firstRow="0" w:lastRow="0" w:firstColumn="0" w:lastColumn="0" w:oddVBand="0" w:evenVBand="0" w:oddHBand="1" w:evenHBand="0" w:firstRowFirstColumn="0" w:firstRowLastColumn="0" w:lastRowFirstColumn="0" w:lastRowLastColumn="0"/>
-        </w:trPr>
-        <w:tc>
-          <w:tcPr>
-            <w:cnfStyle w:val="001000000000" w:firstRow="0" w:lastRow="0" w:firstColumn="1" w:lastColumn="0" w:oddVBand="0" w:evenVBand="0" w:oddHBand="0" w:evenHBand="0" w:firstRowFirstColumn="0" w:firstRowLastColumn="0" w:lastRowFirstColumn="0" w:lastRowLastColumn="0"/>
-            <w:tcW w:w="2952" w:type="dxa"/>
-          </w:tcPr>
-          <w:p>
-            <w:pPr>
-              <w:rPr>
-                <w:b w:val="0"/>
-                <w:bCs w:val="0"/>
-              </w:rPr>
-            </w:pPr>
-            <w:r>
-              <w:rPr>
-                <w:b w:val="0"/>
-                <w:bCs w:val="0"/>
-              </w:rPr>
-              <w:t>Rechteverwaltung innerhalb von Workspaces</w:t>
-            </w:r>
-          </w:p>
-        </w:tc>
-        <w:tc>
-          <w:tcPr>
-            <w:tcW w:w="2845" w:type="dxa"/>
-          </w:tcPr>
-          <w:p>
-            <w:pPr>
-              <w:cnfStyle w:val="000000100000" w:firstRow="0" w:lastRow="0" w:firstColumn="0" w:lastColumn="0" w:oddVBand="0" w:evenVBand="0" w:oddHBand="1" w:evenHBand="0" w:firstRowFirstColumn="0" w:firstRowLastColumn="0" w:lastRowFirstColumn="0" w:lastRowLastColumn="0"/>
-            </w:pPr>
-            <w:r>
-              <w:t>User könnten Zugriffe haben die ungewollt sind</w:t>
-            </w:r>
-          </w:p>
-        </w:tc>
-        <w:tc>
-          <w:tcPr>
-            <w:tcW w:w="2905" w:type="dxa"/>
-          </w:tcPr>
-          <w:p>
-            <w:pPr>
-              <w:cnfStyle w:val="000000100000" w:firstRow="0" w:lastRow="0" w:firstColumn="0" w:lastColumn="0" w:oddVBand="0" w:evenVBand="0" w:oddHBand="1" w:evenHBand="0" w:firstRowFirstColumn="0" w:firstRowLastColumn="0" w:lastRowFirstColumn="0" w:lastRowLastColumn="0"/>
-            </w:pPr>
-            <w:r>
-              <w:t>Justierung der Rechtelogik</w:t>
-            </w:r>
-          </w:p>
-        </w:tc>
-      </w:tr>
-    </w:tbl>
+    <w:p>
+      <w:pPr>
+        <w:pStyle w:val="berschrift3"/>
+        <w:numPr>
+          <w:ilvl w:val="2"/>
+          <w:numId w:val="2"/>
+        </w:numPr>
+      </w:pPr>
+      <w:r>
+        <w:t>Risikoanalyse</w:t>
+      </w:r>
+      <w:r>
+        <w:br/>
+      </w:r>
+    </w:p>
+    <w:p>
+      <w:r>
+        <w:drawing>
+          <wp:inline distT="0" distB="0" distL="0" distR="0" wp14:anchorId="59A4181B" wp14:editId="4DD1FABB">
+            <wp:extent cx="7879991" cy="3697409"/>
+            <wp:effectExtent l="0" t="4127" r="2857" b="2858"/>
+            <wp:docPr id="1170861140" name="Grafik 1"/>
+            <wp:cNvGraphicFramePr>
+              <a:graphicFrameLocks xmlns:a="http://schemas.openxmlformats.org/drawingml/2006/main" noChangeAspect="1"/>
+            </wp:cNvGraphicFramePr>
+            <a:graphic xmlns:a="http://schemas.openxmlformats.org/drawingml/2006/main">
+              <a:graphicData uri="http://schemas.openxmlformats.org/drawingml/2006/picture">
+                <pic:pic xmlns:pic="http://schemas.openxmlformats.org/drawingml/2006/picture">
+                  <pic:nvPicPr>
+                    <pic:cNvPr id="1170861140" name=""/>
+                    <pic:cNvPicPr/>
+                  </pic:nvPicPr>
+                  <pic:blipFill>
+                    <a:blip r:embed="rId11"/>
+                    <a:stretch>
+                      <a:fillRect/>
+                    </a:stretch>
+                  </pic:blipFill>
+                  <pic:spPr>
+                    <a:xfrm rot="5400000">
+                      <a:off x="0" y="0"/>
+                      <a:ext cx="7929526" cy="3720652"/>
+                    </a:xfrm>
+                    <a:prstGeom prst="rect">
+                      <a:avLst/>
+                    </a:prstGeom>
+                  </pic:spPr>
+                </pic:pic>
+              </a:graphicData>
+            </a:graphic>
+          </wp:inline>
+        </w:drawing>
+      </w:r>
+    </w:p>
+    <w:p/>
+    <w:p>
+      <w:pPr>
+        <w:pStyle w:val="berschrift3"/>
+        <w:numPr>
+          <w:ilvl w:val="2"/>
+          <w:numId w:val="2"/>
+        </w:numPr>
+      </w:pPr>
+      <w:r>
+        <w:lastRenderedPageBreak/>
+        <w:t>Risikomatrix</w:t>
+      </w:r>
+      <w:r>
+        <w:br/>
+      </w:r>
+    </w:p>
+    <w:p>
+      <w:r>
+        <w:drawing>
+          <wp:inline distT="0" distB="0" distL="0" distR="0" wp14:anchorId="5C8C0E2B" wp14:editId="457C5DDA">
+            <wp:extent cx="5760720" cy="3728720"/>
+            <wp:effectExtent l="0" t="0" r="0" b="5080"/>
+            <wp:docPr id="339406284" name="Grafik 1"/>
+            <wp:cNvGraphicFramePr>
+              <a:graphicFrameLocks xmlns:a="http://schemas.openxmlformats.org/drawingml/2006/main" noChangeAspect="1"/>
+            </wp:cNvGraphicFramePr>
+            <a:graphic xmlns:a="http://schemas.openxmlformats.org/drawingml/2006/main">
+              <a:graphicData uri="http://schemas.openxmlformats.org/drawingml/2006/picture">
+                <pic:pic xmlns:pic="http://schemas.openxmlformats.org/drawingml/2006/picture">
+                  <pic:nvPicPr>
+                    <pic:cNvPr id="339406284" name=""/>
+                    <pic:cNvPicPr/>
+                  </pic:nvPicPr>
+                  <pic:blipFill rotWithShape="1">
+                    <a:blip r:embed="rId12"/>
+                    <a:srcRect t="7556"/>
+                    <a:stretch>
+                      <a:fillRect/>
+                    </a:stretch>
+                  </pic:blipFill>
+                  <pic:spPr bwMode="auto">
+                    <a:xfrm>
+                      <a:off x="0" y="0"/>
+                      <a:ext cx="5760720" cy="3728720"/>
+                    </a:xfrm>
+                    <a:prstGeom prst="rect">
+                      <a:avLst/>
+                    </a:prstGeom>
+                    <a:ln>
+                      <a:noFill/>
+                    </a:ln>
+                    <a:extLst>
+                      <a:ext uri="{53640926-AAD7-44D8-BBD7-CCE9431645EC}">
+                        <a14:shadowObscured xmlns:a14="http://schemas.microsoft.com/office/drawing/2010/main"/>
+                      </a:ext>
+                    </a:extLst>
+                  </pic:spPr>
+                </pic:pic>
+              </a:graphicData>
+            </a:graphic>
+          </wp:inline>
+        </w:drawing>
+      </w:r>
+    </w:p>
+    <w:p/>
+    <w:p>
+      <w:r>
+        <w:drawing>
+          <wp:inline distT="0" distB="0" distL="0" distR="0" wp14:anchorId="698299F2" wp14:editId="02514FB3">
+            <wp:extent cx="5760720" cy="3460750"/>
+            <wp:effectExtent l="0" t="0" r="0" b="6350"/>
+            <wp:docPr id="1060668023" name="Grafik 1"/>
+            <wp:cNvGraphicFramePr>
+              <a:graphicFrameLocks xmlns:a="http://schemas.openxmlformats.org/drawingml/2006/main" noChangeAspect="1"/>
+            </wp:cNvGraphicFramePr>
+            <a:graphic xmlns:a="http://schemas.openxmlformats.org/drawingml/2006/main">
+              <a:graphicData uri="http://schemas.openxmlformats.org/drawingml/2006/picture">
+                <pic:pic xmlns:pic="http://schemas.openxmlformats.org/drawingml/2006/picture">
+                  <pic:nvPicPr>
+                    <pic:cNvPr id="1060668023" name=""/>
+                    <pic:cNvPicPr/>
+                  </pic:nvPicPr>
+                  <pic:blipFill>
+                    <a:blip r:embed="rId13"/>
+                    <a:stretch>
+                      <a:fillRect/>
+                    </a:stretch>
+                  </pic:blipFill>
+                  <pic:spPr>
+                    <a:xfrm>
+                      <a:off x="0" y="0"/>
+                      <a:ext cx="5760720" cy="3460750"/>
+                    </a:xfrm>
+                    <a:prstGeom prst="rect">
+                      <a:avLst/>
+                    </a:prstGeom>
+                  </pic:spPr>
+                </pic:pic>
+              </a:graphicData>
+            </a:graphic>
+          </wp:inline>
+        </w:drawing>
+      </w:r>
+    </w:p>
+    <w:p/>
+    <w:p/>
+    <w:p/>
     <w:p>
       <w:pPr>
         <w:ind w:left="360"/>
@@ -12571,6 +12346,7 @@
         <w:rPr>
           <w:rFonts w:ascii="Arial" w:hAnsi="Arial" w:cs="Arial"/>
         </w:rPr>
+        <w:lastRenderedPageBreak/>
         <w:t>Qualität</w:t>
       </w:r>
       <w:bookmarkEnd w:id="45"/>
@@ -12596,7 +12372,10 @@
       </w:pPr>
       <w:bookmarkStart w:id="46" w:name="_Toc230160343"/>
       <w:r>
-        <w:t>6.4.1 Qualitätsanforderungen:</w:t>
+        <w:t>7</w:t>
+      </w:r>
+      <w:r>
+        <w:t>.4.1 Qualitätsanforderungen:</w:t>
       </w:r>
       <w:bookmarkEnd w:id="46"/>
     </w:p>
@@ -12732,7 +12511,10 @@
       </w:pPr>
       <w:bookmarkStart w:id="47" w:name="_Toc230160344"/>
       <w:r>
-        <w:t>6.4.1 Qualitätssicherung:</w:t>
+        <w:t>7</w:t>
+      </w:r>
+      <w:r>
+        <w:t>.4.1 Qualitätssicherung:</w:t>
       </w:r>
       <w:bookmarkEnd w:id="47"/>
     </w:p>
@@ -12890,28 +12672,6 @@
     </w:p>
     <w:p>
       <w:pPr>
-        <w:rPr>
-          <w:rFonts w:ascii="Arial" w:hAnsi="Arial" w:cs="Arial"/>
-          <w:i/>
-          <w:color w:val="3C3C3C"/>
-          <w:szCs w:val="21"/>
-          <w:shd w:val="clear" w:color="auto" w:fill="FFFFFF"/>
-        </w:rPr>
-      </w:pPr>
-    </w:p>
-    <w:p>
-      <w:pPr>
-        <w:rPr>
-          <w:rFonts w:ascii="Arial" w:hAnsi="Arial" w:cs="Arial"/>
-          <w:i/>
-          <w:color w:val="3C3C3C"/>
-          <w:szCs w:val="21"/>
-          <w:shd w:val="clear" w:color="auto" w:fill="FFFFFF"/>
-        </w:rPr>
-      </w:pPr>
-    </w:p>
-    <w:p>
-      <w:pPr>
         <w:pStyle w:val="berschrift1"/>
         <w:numPr>
           <w:ilvl w:val="0"/>
@@ -12927,7 +12687,6 @@
         <w:rPr>
           <w:rFonts w:ascii="Arial" w:hAnsi="Arial" w:cs="Arial"/>
         </w:rPr>
-        <w:lastRenderedPageBreak/>
         <w:t>Beurteilung</w:t>
       </w:r>
       <w:bookmarkEnd w:id="49"/>
@@ -12942,6 +12701,16 @@
           <w:shd w:val="clear" w:color="auto" w:fill="FFFFFF"/>
         </w:rPr>
       </w:pPr>
+      <w:r>
+        <w:rPr>
+          <w:rFonts w:ascii="Arial" w:hAnsi="Arial" w:cs="Arial"/>
+          <w:i/>
+          <w:color w:val="3C3C3C"/>
+          <w:szCs w:val="21"/>
+          <w:shd w:val="clear" w:color="auto" w:fill="FFFFFF"/>
+        </w:rPr>
+        <w:t>Noch nicht beurteilt.</w:t>
+      </w:r>
     </w:p>
     <w:p>
       <w:pPr>
@@ -13028,6 +12797,70 @@
         </w:rPr>
         <w:t xml:space="preserve"> Projekt dienen.</w:t>
       </w:r>
+    </w:p>
+    <w:p>
+      <w:pPr>
+        <w:rPr>
+          <w:rFonts w:ascii="Arial" w:hAnsi="Arial" w:cs="Arial"/>
+          <w:i/>
+        </w:rPr>
+      </w:pPr>
+    </w:p>
+    <w:p>
+      <w:pPr>
+        <w:rPr>
+          <w:rFonts w:ascii="Arial" w:hAnsi="Arial" w:cs="Arial"/>
+          <w:i/>
+        </w:rPr>
+      </w:pPr>
+    </w:p>
+    <w:p>
+      <w:pPr>
+        <w:rPr>
+          <w:rFonts w:ascii="Arial" w:hAnsi="Arial" w:cs="Arial"/>
+          <w:i/>
+        </w:rPr>
+      </w:pPr>
+    </w:p>
+    <w:p>
+      <w:pPr>
+        <w:rPr>
+          <w:rFonts w:ascii="Arial" w:hAnsi="Arial" w:cs="Arial"/>
+          <w:i/>
+        </w:rPr>
+      </w:pPr>
+    </w:p>
+    <w:p>
+      <w:pPr>
+        <w:rPr>
+          <w:rFonts w:ascii="Arial" w:hAnsi="Arial" w:cs="Arial"/>
+          <w:i/>
+        </w:rPr>
+      </w:pPr>
+    </w:p>
+    <w:p>
+      <w:pPr>
+        <w:rPr>
+          <w:rFonts w:ascii="Arial" w:hAnsi="Arial" w:cs="Arial"/>
+          <w:i/>
+        </w:rPr>
+      </w:pPr>
+    </w:p>
+    <w:p>
+      <w:pPr>
+        <w:rPr>
+          <w:rFonts w:ascii="Arial" w:hAnsi="Arial" w:cs="Arial"/>
+          <w:i/>
+        </w:rPr>
+      </w:pPr>
+    </w:p>
+    <w:p>
+      <w:pPr>
+        <w:rPr>
+          <w:rFonts w:ascii="Arial" w:hAnsi="Arial" w:cs="Arial"/>
+          <w:i/>
+        </w:rPr>
+      </w:pPr>
     </w:p>
     <w:p>
       <w:pPr>
@@ -13048,6 +12881,7 @@
         <w:rPr>
           <w:rFonts w:ascii="Arial" w:hAnsi="Arial" w:cs="Arial"/>
         </w:rPr>
+        <w:lastRenderedPageBreak/>
         <w:t xml:space="preserve"> </w:t>
       </w:r>
       <w:bookmarkStart w:id="51" w:name="_Toc230160348"/>
@@ -13436,14 +13270,14 @@
       </w:r>
     </w:p>
     <w:sectPr>
-      <w:headerReference w:type="even" r:id="rId11"/>
-      <w:headerReference w:type="default" r:id="rId12"/>
-      <w:footerReference w:type="even" r:id="rId13"/>
-      <w:footerReference w:type="default" r:id="rId14"/>
-      <w:headerReference w:type="first" r:id="rId15"/>
-      <w:footerReference w:type="first" r:id="rId16"/>
+      <w:headerReference w:type="even" r:id="rId14"/>
+      <w:headerReference w:type="default" r:id="rId15"/>
+      <w:footerReference w:type="even" r:id="rId16"/>
+      <w:footerReference w:type="default" r:id="rId17"/>
+      <w:headerReference w:type="first" r:id="rId18"/>
+      <w:footerReference w:type="first" r:id="rId19"/>
       <w:pgSz w:w="11906" w:h="16838"/>
-      <w:pgMar w:top="1417" w:right="1417" w:bottom="1134" w:left="1417" w:header="708" w:footer="708" w:gutter="0"/>
+      <w:pgMar w:top="1135" w:right="1417" w:bottom="1134" w:left="1417" w:header="708" w:footer="708" w:gutter="0"/>
       <w:cols w:space="708"/>
       <w:docGrid w:linePitch="360"/>
     </w:sectPr>

--- a/0_Documents/Pflichtenheft.docx
+++ b/0_Documents/Pflichtenheft.docx
@@ -1390,7 +1390,7 @@
             </w:rPr>
             <w:fldChar w:fldCharType="separate"/>
           </w:r>
-          <w:hyperlink w:anchor="_Toc230160297" w:history="1">
+          <w:hyperlink w:anchor="_Toc230179969" w:history="1">
             <w:r>
               <w:rPr>
                 <w:rStyle w:val="Hyperlink"/>
@@ -1438,7 +1438,7 @@
                 <w:noProof/>
                 <w:webHidden/>
               </w:rPr>
-              <w:instrText xml:space="preserve"> PAGEREF _Toc230160297 \h </w:instrText>
+              <w:instrText xml:space="preserve"> PAGEREF _Toc230179969 \h </w:instrText>
             </w:r>
             <w:r>
               <w:rPr>
@@ -1486,7 +1486,7 @@
               <w14:ligatures w14:val="standardContextual"/>
             </w:rPr>
           </w:pPr>
-          <w:hyperlink w:anchor="_Toc230160298" w:history="1">
+          <w:hyperlink w:anchor="_Toc230179970" w:history="1">
             <w:r>
               <w:rPr>
                 <w:rStyle w:val="Hyperlink"/>
@@ -1534,7 +1534,7 @@
                 <w:noProof/>
                 <w:webHidden/>
               </w:rPr>
-              <w:instrText xml:space="preserve"> PAGEREF _Toc230160298 \h </w:instrText>
+              <w:instrText xml:space="preserve"> PAGEREF _Toc230179970 \h </w:instrText>
             </w:r>
             <w:r>
               <w:rPr>
@@ -1582,7 +1582,7 @@
               <w14:ligatures w14:val="standardContextual"/>
             </w:rPr>
           </w:pPr>
-          <w:hyperlink w:anchor="_Toc230160299" w:history="1">
+          <w:hyperlink w:anchor="_Toc230179971" w:history="1">
             <w:r>
               <w:rPr>
                 <w:rStyle w:val="Hyperlink"/>
@@ -1630,7 +1630,7 @@
                 <w:noProof/>
                 <w:webHidden/>
               </w:rPr>
-              <w:instrText xml:space="preserve"> PAGEREF _Toc230160299 \h </w:instrText>
+              <w:instrText xml:space="preserve"> PAGEREF _Toc230179971 \h </w:instrText>
             </w:r>
             <w:r>
               <w:rPr>
@@ -1678,7 +1678,7 @@
               <w14:ligatures w14:val="standardContextual"/>
             </w:rPr>
           </w:pPr>
-          <w:hyperlink w:anchor="_Toc230160300" w:history="1">
+          <w:hyperlink w:anchor="_Toc230179972" w:history="1">
             <w:r>
               <w:rPr>
                 <w:rStyle w:val="Hyperlink"/>
@@ -1726,7 +1726,7 @@
                 <w:noProof/>
                 <w:webHidden/>
               </w:rPr>
-              <w:instrText xml:space="preserve"> PAGEREF _Toc230160300 \h </w:instrText>
+              <w:instrText xml:space="preserve"> PAGEREF _Toc230179972 \h </w:instrText>
             </w:r>
             <w:r>
               <w:rPr>
@@ -1746,7 +1746,7 @@
                 <w:noProof/>
                 <w:webHidden/>
               </w:rPr>
-              <w:t>3</w:t>
+              <w:t>4</w:t>
             </w:r>
             <w:r>
               <w:rPr>
@@ -1774,7 +1774,7 @@
               <w14:ligatures w14:val="standardContextual"/>
             </w:rPr>
           </w:pPr>
-          <w:hyperlink w:anchor="_Toc230160301" w:history="1">
+          <w:hyperlink w:anchor="_Toc230179973" w:history="1">
             <w:r>
               <w:rPr>
                 <w:rStyle w:val="Hyperlink"/>
@@ -1822,7 +1822,7 @@
                 <w:noProof/>
                 <w:webHidden/>
               </w:rPr>
-              <w:instrText xml:space="preserve"> PAGEREF _Toc230160301 \h </w:instrText>
+              <w:instrText xml:space="preserve"> PAGEREF _Toc230179973 \h </w:instrText>
             </w:r>
             <w:r>
               <w:rPr>
@@ -1870,7 +1870,7 @@
               <w14:ligatures w14:val="standardContextual"/>
             </w:rPr>
           </w:pPr>
-          <w:hyperlink w:anchor="_Toc230160302" w:history="1">
+          <w:hyperlink w:anchor="_Toc230179974" w:history="1">
             <w:r>
               <w:rPr>
                 <w:rStyle w:val="Hyperlink"/>
@@ -1918,7 +1918,7 @@
                 <w:noProof/>
                 <w:webHidden/>
               </w:rPr>
-              <w:instrText xml:space="preserve"> PAGEREF _Toc230160302 \h </w:instrText>
+              <w:instrText xml:space="preserve"> PAGEREF _Toc230179974 \h </w:instrText>
             </w:r>
             <w:r>
               <w:rPr>
@@ -1966,7 +1966,7 @@
               <w14:ligatures w14:val="standardContextual"/>
             </w:rPr>
           </w:pPr>
-          <w:hyperlink w:anchor="_Toc230160303" w:history="1">
+          <w:hyperlink w:anchor="_Toc230179975" w:history="1">
             <w:r>
               <w:rPr>
                 <w:rStyle w:val="Hyperlink"/>
@@ -2014,7 +2014,7 @@
                 <w:noProof/>
                 <w:webHidden/>
               </w:rPr>
-              <w:instrText xml:space="preserve"> PAGEREF _Toc230160303 \h </w:instrText>
+              <w:instrText xml:space="preserve"> PAGEREF _Toc230179975 \h </w:instrText>
             </w:r>
             <w:r>
               <w:rPr>
@@ -2062,7 +2062,7 @@
               <w14:ligatures w14:val="standardContextual"/>
             </w:rPr>
           </w:pPr>
-          <w:hyperlink w:anchor="_Toc230160304" w:history="1">
+          <w:hyperlink w:anchor="_Toc230179976" w:history="1">
             <w:r>
               <w:rPr>
                 <w:rStyle w:val="Hyperlink"/>
@@ -2110,7 +2110,7 @@
                 <w:noProof/>
                 <w:webHidden/>
               </w:rPr>
-              <w:instrText xml:space="preserve"> PAGEREF _Toc230160304 \h </w:instrText>
+              <w:instrText xml:space="preserve"> PAGEREF _Toc230179976 \h </w:instrText>
             </w:r>
             <w:r>
               <w:rPr>
@@ -2158,7 +2158,7 @@
               <w14:ligatures w14:val="standardContextual"/>
             </w:rPr>
           </w:pPr>
-          <w:hyperlink w:anchor="_Toc230160305" w:history="1">
+          <w:hyperlink w:anchor="_Toc230179977" w:history="1">
             <w:r>
               <w:rPr>
                 <w:rStyle w:val="Hyperlink"/>
@@ -2206,7 +2206,7 @@
                 <w:noProof/>
                 <w:webHidden/>
               </w:rPr>
-              <w:instrText xml:space="preserve"> PAGEREF _Toc230160305 \h </w:instrText>
+              <w:instrText xml:space="preserve"> PAGEREF _Toc230179977 \h </w:instrText>
             </w:r>
             <w:r>
               <w:rPr>
@@ -2226,7 +2226,7 @@
                 <w:noProof/>
                 <w:webHidden/>
               </w:rPr>
-              <w:t>4</w:t>
+              <w:t>5</w:t>
             </w:r>
             <w:r>
               <w:rPr>
@@ -2254,7 +2254,7 @@
               <w14:ligatures w14:val="standardContextual"/>
             </w:rPr>
           </w:pPr>
-          <w:hyperlink w:anchor="_Toc230160306" w:history="1">
+          <w:hyperlink w:anchor="_Toc230179978" w:history="1">
             <w:r>
               <w:rPr>
                 <w:rStyle w:val="Hyperlink"/>
@@ -2302,7 +2302,7 @@
                 <w:noProof/>
                 <w:webHidden/>
               </w:rPr>
-              <w:instrText xml:space="preserve"> PAGEREF _Toc230160306 \h </w:instrText>
+              <w:instrText xml:space="preserve"> PAGEREF _Toc230179978 \h </w:instrText>
             </w:r>
             <w:r>
               <w:rPr>
@@ -2350,7 +2350,7 @@
               <w14:ligatures w14:val="standardContextual"/>
             </w:rPr>
           </w:pPr>
-          <w:hyperlink w:anchor="_Toc230160307" w:history="1">
+          <w:hyperlink w:anchor="_Toc230179979" w:history="1">
             <w:r>
               <w:rPr>
                 <w:rStyle w:val="Hyperlink"/>
@@ -2398,7 +2398,7 @@
                 <w:noProof/>
                 <w:webHidden/>
               </w:rPr>
-              <w:instrText xml:space="preserve"> PAGEREF _Toc230160307 \h </w:instrText>
+              <w:instrText xml:space="preserve"> PAGEREF _Toc230179979 \h </w:instrText>
             </w:r>
             <w:r>
               <w:rPr>
@@ -2446,7 +2446,7 @@
               <w14:ligatures w14:val="standardContextual"/>
             </w:rPr>
           </w:pPr>
-          <w:hyperlink w:anchor="_Toc230160308" w:history="1">
+          <w:hyperlink w:anchor="_Toc230179980" w:history="1">
             <w:r>
               <w:rPr>
                 <w:rStyle w:val="Hyperlink"/>
@@ -2494,7 +2494,7 @@
                 <w:noProof/>
                 <w:webHidden/>
               </w:rPr>
-              <w:instrText xml:space="preserve"> PAGEREF _Toc230160308 \h </w:instrText>
+              <w:instrText xml:space="preserve"> PAGEREF _Toc230179980 \h </w:instrText>
             </w:r>
             <w:r>
               <w:rPr>
@@ -2542,7 +2542,7 @@
               <w14:ligatures w14:val="standardContextual"/>
             </w:rPr>
           </w:pPr>
-          <w:hyperlink w:anchor="_Toc230160309" w:history="1">
+          <w:hyperlink w:anchor="_Toc230179981" w:history="1">
             <w:r>
               <w:rPr>
                 <w:rStyle w:val="Hyperlink"/>
@@ -2590,7 +2590,7 @@
                 <w:noProof/>
                 <w:webHidden/>
               </w:rPr>
-              <w:instrText xml:space="preserve"> PAGEREF _Toc230160309 \h </w:instrText>
+              <w:instrText xml:space="preserve"> PAGEREF _Toc230179981 \h </w:instrText>
             </w:r>
             <w:r>
               <w:rPr>
@@ -2638,7 +2638,7 @@
               <w14:ligatures w14:val="standardContextual"/>
             </w:rPr>
           </w:pPr>
-          <w:hyperlink w:anchor="_Toc230160310" w:history="1">
+          <w:hyperlink w:anchor="_Toc230179982" w:history="1">
             <w:r>
               <w:rPr>
                 <w:rStyle w:val="Hyperlink"/>
@@ -2686,7 +2686,7 @@
                 <w:noProof/>
                 <w:webHidden/>
               </w:rPr>
-              <w:instrText xml:space="preserve"> PAGEREF _Toc230160310 \h </w:instrText>
+              <w:instrText xml:space="preserve"> PAGEREF _Toc230179982 \h </w:instrText>
             </w:r>
             <w:r>
               <w:rPr>
@@ -2734,7 +2734,7 @@
               <w14:ligatures w14:val="standardContextual"/>
             </w:rPr>
           </w:pPr>
-          <w:hyperlink w:anchor="_Toc230160311" w:history="1">
+          <w:hyperlink w:anchor="_Toc230179983" w:history="1">
             <w:r>
               <w:rPr>
                 <w:rStyle w:val="Hyperlink"/>
@@ -2782,7 +2782,7 @@
                 <w:noProof/>
                 <w:webHidden/>
               </w:rPr>
-              <w:instrText xml:space="preserve"> PAGEREF _Toc230160311 \h </w:instrText>
+              <w:instrText xml:space="preserve"> PAGEREF _Toc230179983 \h </w:instrText>
             </w:r>
             <w:r>
               <w:rPr>
@@ -2830,7 +2830,7 @@
               <w14:ligatures w14:val="standardContextual"/>
             </w:rPr>
           </w:pPr>
-          <w:hyperlink w:anchor="_Toc230160312" w:history="1">
+          <w:hyperlink w:anchor="_Toc230179984" w:history="1">
             <w:r>
               <w:rPr>
                 <w:rStyle w:val="Hyperlink"/>
@@ -2878,7 +2878,7 @@
                 <w:noProof/>
                 <w:webHidden/>
               </w:rPr>
-              <w:instrText xml:space="preserve"> PAGEREF _Toc230160312 \h </w:instrText>
+              <w:instrText xml:space="preserve"> PAGEREF _Toc230179984 \h </w:instrText>
             </w:r>
             <w:r>
               <w:rPr>
@@ -2926,7 +2926,7 @@
               <w14:ligatures w14:val="standardContextual"/>
             </w:rPr>
           </w:pPr>
-          <w:hyperlink w:anchor="_Toc230160313" w:history="1">
+          <w:hyperlink w:anchor="_Toc230179985" w:history="1">
             <w:r>
               <w:rPr>
                 <w:rStyle w:val="Hyperlink"/>
@@ -2974,7 +2974,7 @@
                 <w:noProof/>
                 <w:webHidden/>
               </w:rPr>
-              <w:instrText xml:space="preserve"> PAGEREF _Toc230160313 \h </w:instrText>
+              <w:instrText xml:space="preserve"> PAGEREF _Toc230179985 \h </w:instrText>
             </w:r>
             <w:r>
               <w:rPr>
@@ -2994,7 +2994,7 @@
                 <w:noProof/>
                 <w:webHidden/>
               </w:rPr>
-              <w:t>7</w:t>
+              <w:t>6</w:t>
             </w:r>
             <w:r>
               <w:rPr>
@@ -3022,7 +3022,7 @@
               <w14:ligatures w14:val="standardContextual"/>
             </w:rPr>
           </w:pPr>
-          <w:hyperlink w:anchor="_Toc230160314" w:history="1">
+          <w:hyperlink w:anchor="_Toc230179986" w:history="1">
             <w:r>
               <w:rPr>
                 <w:rStyle w:val="Hyperlink"/>
@@ -3070,7 +3070,7 @@
                 <w:noProof/>
                 <w:webHidden/>
               </w:rPr>
-              <w:instrText xml:space="preserve"> PAGEREF _Toc230160314 \h </w:instrText>
+              <w:instrText xml:space="preserve"> PAGEREF _Toc230179986 \h </w:instrText>
             </w:r>
             <w:r>
               <w:rPr>
@@ -3118,7 +3118,7 @@
               <w14:ligatures w14:val="standardContextual"/>
             </w:rPr>
           </w:pPr>
-          <w:hyperlink w:anchor="_Toc230160315" w:history="1">
+          <w:hyperlink w:anchor="_Toc230179987" w:history="1">
             <w:r>
               <w:rPr>
                 <w:rStyle w:val="Hyperlink"/>
@@ -3166,7 +3166,7 @@
                 <w:noProof/>
                 <w:webHidden/>
               </w:rPr>
-              <w:instrText xml:space="preserve"> PAGEREF _Toc230160315 \h </w:instrText>
+              <w:instrText xml:space="preserve"> PAGEREF _Toc230179987 \h </w:instrText>
             </w:r>
             <w:r>
               <w:rPr>
@@ -3214,7 +3214,7 @@
               <w14:ligatures w14:val="standardContextual"/>
             </w:rPr>
           </w:pPr>
-          <w:hyperlink w:anchor="_Toc230160316" w:history="1">
+          <w:hyperlink w:anchor="_Toc230179988" w:history="1">
             <w:r>
               <w:rPr>
                 <w:rStyle w:val="Hyperlink"/>
@@ -3262,7 +3262,7 @@
                 <w:noProof/>
                 <w:webHidden/>
               </w:rPr>
-              <w:instrText xml:space="preserve"> PAGEREF _Toc230160316 \h </w:instrText>
+              <w:instrText xml:space="preserve"> PAGEREF _Toc230179988 \h </w:instrText>
             </w:r>
             <w:r>
               <w:rPr>
@@ -3309,7 +3309,7 @@
               <w14:ligatures w14:val="standardContextual"/>
             </w:rPr>
           </w:pPr>
-          <w:hyperlink w:anchor="_Toc230160317" w:history="1">
+          <w:hyperlink w:anchor="_Toc230179989" w:history="1">
             <w:r>
               <w:rPr>
                 <w:rStyle w:val="Hyperlink"/>
@@ -3336,7 +3336,7 @@
                 <w:noProof/>
                 <w:webHidden/>
               </w:rPr>
-              <w:instrText xml:space="preserve"> PAGEREF _Toc230160317 \h </w:instrText>
+              <w:instrText xml:space="preserve"> PAGEREF _Toc230179989 \h </w:instrText>
             </w:r>
             <w:r>
               <w:rPr>
@@ -3383,7 +3383,7 @@
               <w14:ligatures w14:val="standardContextual"/>
             </w:rPr>
           </w:pPr>
-          <w:hyperlink w:anchor="_Toc230160318" w:history="1">
+          <w:hyperlink w:anchor="_Toc230179990" w:history="1">
             <w:r>
               <w:rPr>
                 <w:rStyle w:val="Hyperlink"/>
@@ -3410,7 +3410,7 @@
                 <w:noProof/>
                 <w:webHidden/>
               </w:rPr>
-              <w:instrText xml:space="preserve"> PAGEREF _Toc230160318 \h </w:instrText>
+              <w:instrText xml:space="preserve"> PAGEREF _Toc230179990 \h </w:instrText>
             </w:r>
             <w:r>
               <w:rPr>
@@ -3458,7 +3458,7 @@
               <w14:ligatures w14:val="standardContextual"/>
             </w:rPr>
           </w:pPr>
-          <w:hyperlink w:anchor="_Toc230160319" w:history="1">
+          <w:hyperlink w:anchor="_Toc230179991" w:history="1">
             <w:r>
               <w:rPr>
                 <w:rStyle w:val="Hyperlink"/>
@@ -3506,7 +3506,7 @@
                 <w:noProof/>
                 <w:webHidden/>
               </w:rPr>
-              <w:instrText xml:space="preserve"> PAGEREF _Toc230160319 \h </w:instrText>
+              <w:instrText xml:space="preserve"> PAGEREF _Toc230179991 \h </w:instrText>
             </w:r>
             <w:r>
               <w:rPr>
@@ -3553,7 +3553,7 @@
               <w14:ligatures w14:val="standardContextual"/>
             </w:rPr>
           </w:pPr>
-          <w:hyperlink w:anchor="_Toc230160320" w:history="1">
+          <w:hyperlink w:anchor="_Toc230179992" w:history="1">
             <w:r>
               <w:rPr>
                 <w:rStyle w:val="Hyperlink"/>
@@ -3580,7 +3580,7 @@
                 <w:noProof/>
                 <w:webHidden/>
               </w:rPr>
-              <w:instrText xml:space="preserve"> PAGEREF _Toc230160320 \h </w:instrText>
+              <w:instrText xml:space="preserve"> PAGEREF _Toc230179992 \h </w:instrText>
             </w:r>
             <w:r>
               <w:rPr>
@@ -3627,7 +3627,7 @@
               <w14:ligatures w14:val="standardContextual"/>
             </w:rPr>
           </w:pPr>
-          <w:hyperlink w:anchor="_Toc230160321" w:history="1">
+          <w:hyperlink w:anchor="_Toc230179993" w:history="1">
             <w:r>
               <w:rPr>
                 <w:rStyle w:val="Hyperlink"/>
@@ -3654,7 +3654,7 @@
                 <w:noProof/>
                 <w:webHidden/>
               </w:rPr>
-              <w:instrText xml:space="preserve"> PAGEREF _Toc230160321 \h </w:instrText>
+              <w:instrText xml:space="preserve"> PAGEREF _Toc230179993 \h </w:instrText>
             </w:r>
             <w:r>
               <w:rPr>
@@ -3702,7 +3702,7 @@
               <w14:ligatures w14:val="standardContextual"/>
             </w:rPr>
           </w:pPr>
-          <w:hyperlink w:anchor="_Toc230160322" w:history="1">
+          <w:hyperlink w:anchor="_Toc230179994" w:history="1">
             <w:r>
               <w:rPr>
                 <w:rStyle w:val="Hyperlink"/>
@@ -3750,7 +3750,7 @@
                 <w:noProof/>
                 <w:webHidden/>
               </w:rPr>
-              <w:instrText xml:space="preserve"> PAGEREF _Toc230160322 \h </w:instrText>
+              <w:instrText xml:space="preserve"> PAGEREF _Toc230179994 \h </w:instrText>
             </w:r>
             <w:r>
               <w:rPr>
@@ -3797,7 +3797,7 @@
               <w14:ligatures w14:val="standardContextual"/>
             </w:rPr>
           </w:pPr>
-          <w:hyperlink w:anchor="_Toc230160323" w:history="1">
+          <w:hyperlink w:anchor="_Toc230179995" w:history="1">
             <w:r>
               <w:rPr>
                 <w:rStyle w:val="Hyperlink"/>
@@ -3824,7 +3824,7 @@
                 <w:noProof/>
                 <w:webHidden/>
               </w:rPr>
-              <w:instrText xml:space="preserve"> PAGEREF _Toc230160323 \h </w:instrText>
+              <w:instrText xml:space="preserve"> PAGEREF _Toc230179995 \h </w:instrText>
             </w:r>
             <w:r>
               <w:rPr>
@@ -3871,7 +3871,7 @@
               <w14:ligatures w14:val="standardContextual"/>
             </w:rPr>
           </w:pPr>
-          <w:hyperlink w:anchor="_Toc230160324" w:history="1">
+          <w:hyperlink w:anchor="_Toc230179996" w:history="1">
             <w:r>
               <w:rPr>
                 <w:rStyle w:val="Hyperlink"/>
@@ -3898,7 +3898,7 @@
                 <w:noProof/>
                 <w:webHidden/>
               </w:rPr>
-              <w:instrText xml:space="preserve"> PAGEREF _Toc230160324 \h </w:instrText>
+              <w:instrText xml:space="preserve"> PAGEREF _Toc230179996 \h </w:instrText>
             </w:r>
             <w:r>
               <w:rPr>
@@ -3946,7 +3946,7 @@
               <w14:ligatures w14:val="standardContextual"/>
             </w:rPr>
           </w:pPr>
-          <w:hyperlink w:anchor="_Toc230160325" w:history="1">
+          <w:hyperlink w:anchor="_Toc230179997" w:history="1">
             <w:r>
               <w:rPr>
                 <w:rStyle w:val="Hyperlink"/>
@@ -3994,7 +3994,7 @@
                 <w:noProof/>
                 <w:webHidden/>
               </w:rPr>
-              <w:instrText xml:space="preserve"> PAGEREF _Toc230160325 \h </w:instrText>
+              <w:instrText xml:space="preserve"> PAGEREF _Toc230179997 \h </w:instrText>
             </w:r>
             <w:r>
               <w:rPr>
@@ -4041,7 +4041,7 @@
               <w14:ligatures w14:val="standardContextual"/>
             </w:rPr>
           </w:pPr>
-          <w:hyperlink w:anchor="_Toc230160326" w:history="1">
+          <w:hyperlink w:anchor="_Toc230179998" w:history="1">
             <w:r>
               <w:rPr>
                 <w:rStyle w:val="Hyperlink"/>
@@ -4068,7 +4068,7 @@
                 <w:noProof/>
                 <w:webHidden/>
               </w:rPr>
-              <w:instrText xml:space="preserve"> PAGEREF _Toc230160326 \h </w:instrText>
+              <w:instrText xml:space="preserve"> PAGEREF _Toc230179998 \h </w:instrText>
             </w:r>
             <w:r>
               <w:rPr>
@@ -4115,7 +4115,7 @@
               <w14:ligatures w14:val="standardContextual"/>
             </w:rPr>
           </w:pPr>
-          <w:hyperlink w:anchor="_Toc230160327" w:history="1">
+          <w:hyperlink w:anchor="_Toc230179999" w:history="1">
             <w:r>
               <w:rPr>
                 <w:rStyle w:val="Hyperlink"/>
@@ -4142,7 +4142,7 @@
                 <w:noProof/>
                 <w:webHidden/>
               </w:rPr>
-              <w:instrText xml:space="preserve"> PAGEREF _Toc230160327 \h </w:instrText>
+              <w:instrText xml:space="preserve"> PAGEREF _Toc230179999 \h </w:instrText>
             </w:r>
             <w:r>
               <w:rPr>
@@ -4190,7 +4190,7 @@
               <w14:ligatures w14:val="standardContextual"/>
             </w:rPr>
           </w:pPr>
-          <w:hyperlink w:anchor="_Toc230160328" w:history="1">
+          <w:hyperlink w:anchor="_Toc230180000" w:history="1">
             <w:r>
               <w:rPr>
                 <w:rStyle w:val="Hyperlink"/>
@@ -4238,7 +4238,7 @@
                 <w:noProof/>
                 <w:webHidden/>
               </w:rPr>
-              <w:instrText xml:space="preserve"> PAGEREF _Toc230160328 \h </w:instrText>
+              <w:instrText xml:space="preserve"> PAGEREF _Toc230180000 \h </w:instrText>
             </w:r>
             <w:r>
               <w:rPr>
@@ -4258,7 +4258,7 @@
                 <w:noProof/>
                 <w:webHidden/>
               </w:rPr>
-              <w:t>8</w:t>
+              <w:t>9</w:t>
             </w:r>
             <w:r>
               <w:rPr>
@@ -4285,7 +4285,7 @@
               <w14:ligatures w14:val="standardContextual"/>
             </w:rPr>
           </w:pPr>
-          <w:hyperlink w:anchor="_Toc230160329" w:history="1">
+          <w:hyperlink w:anchor="_Toc230180001" w:history="1">
             <w:r>
               <w:rPr>
                 <w:rStyle w:val="Hyperlink"/>
@@ -4312,7 +4312,7 @@
                 <w:noProof/>
                 <w:webHidden/>
               </w:rPr>
-              <w:instrText xml:space="preserve"> PAGEREF _Toc230160329 \h </w:instrText>
+              <w:instrText xml:space="preserve"> PAGEREF _Toc230180001 \h </w:instrText>
             </w:r>
             <w:r>
               <w:rPr>
@@ -4332,7 +4332,7 @@
                 <w:noProof/>
                 <w:webHidden/>
               </w:rPr>
-              <w:t>8</w:t>
+              <w:t>9</w:t>
             </w:r>
             <w:r>
               <w:rPr>
@@ -4359,7 +4359,7 @@
               <w14:ligatures w14:val="standardContextual"/>
             </w:rPr>
           </w:pPr>
-          <w:hyperlink w:anchor="_Toc230160330" w:history="1">
+          <w:hyperlink w:anchor="_Toc230180002" w:history="1">
             <w:r>
               <w:rPr>
                 <w:rStyle w:val="Hyperlink"/>
@@ -4386,7 +4386,7 @@
                 <w:noProof/>
                 <w:webHidden/>
               </w:rPr>
-              <w:instrText xml:space="preserve"> PAGEREF _Toc230160330 \h </w:instrText>
+              <w:instrText xml:space="preserve"> PAGEREF _Toc230180002 \h </w:instrText>
             </w:r>
             <w:r>
               <w:rPr>
@@ -4434,7 +4434,7 @@
               <w14:ligatures w14:val="standardContextual"/>
             </w:rPr>
           </w:pPr>
-          <w:hyperlink w:anchor="_Toc230160331" w:history="1">
+          <w:hyperlink w:anchor="_Toc230180003" w:history="1">
             <w:r>
               <w:rPr>
                 <w:rStyle w:val="Hyperlink"/>
@@ -4482,7 +4482,7 @@
                 <w:noProof/>
                 <w:webHidden/>
               </w:rPr>
-              <w:instrText xml:space="preserve"> PAGEREF _Toc230160331 \h </w:instrText>
+              <w:instrText xml:space="preserve"> PAGEREF _Toc230180003 \h </w:instrText>
             </w:r>
             <w:r>
               <w:rPr>
@@ -4502,7 +4502,7 @@
                 <w:noProof/>
                 <w:webHidden/>
               </w:rPr>
-              <w:t>9</w:t>
+              <w:t>10</w:t>
             </w:r>
             <w:r>
               <w:rPr>
@@ -4529,7 +4529,7 @@
               <w14:ligatures w14:val="standardContextual"/>
             </w:rPr>
           </w:pPr>
-          <w:hyperlink w:anchor="_Toc230160332" w:history="1">
+          <w:hyperlink w:anchor="_Toc230180004" w:history="1">
             <w:r>
               <w:rPr>
                 <w:rStyle w:val="Hyperlink"/>
@@ -4556,7 +4556,7 @@
                 <w:noProof/>
                 <w:webHidden/>
               </w:rPr>
-              <w:instrText xml:space="preserve"> PAGEREF _Toc230160332 \h </w:instrText>
+              <w:instrText xml:space="preserve"> PAGEREF _Toc230180004 \h </w:instrText>
             </w:r>
             <w:r>
               <w:rPr>
@@ -4576,7 +4576,7 @@
                 <w:noProof/>
                 <w:webHidden/>
               </w:rPr>
-              <w:t>9</w:t>
+              <w:t>10</w:t>
             </w:r>
             <w:r>
               <w:rPr>
@@ -4603,7 +4603,7 @@
               <w14:ligatures w14:val="standardContextual"/>
             </w:rPr>
           </w:pPr>
-          <w:hyperlink w:anchor="_Toc230160333" w:history="1">
+          <w:hyperlink w:anchor="_Toc230180005" w:history="1">
             <w:r>
               <w:rPr>
                 <w:rStyle w:val="Hyperlink"/>
@@ -4630,7 +4630,7 @@
                 <w:noProof/>
                 <w:webHidden/>
               </w:rPr>
-              <w:instrText xml:space="preserve"> PAGEREF _Toc230160333 \h </w:instrText>
+              <w:instrText xml:space="preserve"> PAGEREF _Toc230180005 \h </w:instrText>
             </w:r>
             <w:r>
               <w:rPr>
@@ -4650,7 +4650,7 @@
                 <w:noProof/>
                 <w:webHidden/>
               </w:rPr>
-              <w:t>9</w:t>
+              <w:t>10</w:t>
             </w:r>
             <w:r>
               <w:rPr>
@@ -4678,7 +4678,7 @@
               <w14:ligatures w14:val="standardContextual"/>
             </w:rPr>
           </w:pPr>
-          <w:hyperlink w:anchor="_Toc230160334" w:history="1">
+          <w:hyperlink w:anchor="_Toc230180006" w:history="1">
             <w:r>
               <w:rPr>
                 <w:rStyle w:val="Hyperlink"/>
@@ -4726,7 +4726,7 @@
                 <w:noProof/>
                 <w:webHidden/>
               </w:rPr>
-              <w:instrText xml:space="preserve"> PAGEREF _Toc230160334 \h </w:instrText>
+              <w:instrText xml:space="preserve"> PAGEREF _Toc230180006 \h </w:instrText>
             </w:r>
             <w:r>
               <w:rPr>
@@ -4746,7 +4746,7 @@
                 <w:noProof/>
                 <w:webHidden/>
               </w:rPr>
-              <w:t>9</w:t>
+              <w:t>11</w:t>
             </w:r>
             <w:r>
               <w:rPr>
@@ -4774,7 +4774,7 @@
               <w14:ligatures w14:val="standardContextual"/>
             </w:rPr>
           </w:pPr>
-          <w:hyperlink w:anchor="_Toc230160335" w:history="1">
+          <w:hyperlink w:anchor="_Toc230180007" w:history="1">
             <w:r>
               <w:rPr>
                 <w:rStyle w:val="Hyperlink"/>
@@ -4822,7 +4822,7 @@
                 <w:noProof/>
                 <w:webHidden/>
               </w:rPr>
-              <w:instrText xml:space="preserve"> PAGEREF _Toc230160335 \h </w:instrText>
+              <w:instrText xml:space="preserve"> PAGEREF _Toc230180007 \h </w:instrText>
             </w:r>
             <w:r>
               <w:rPr>
@@ -4842,7 +4842,7 @@
                 <w:noProof/>
                 <w:webHidden/>
               </w:rPr>
-              <w:t>10</w:t>
+              <w:t>11</w:t>
             </w:r>
             <w:r>
               <w:rPr>
@@ -4870,7 +4870,7 @@
               <w14:ligatures w14:val="standardContextual"/>
             </w:rPr>
           </w:pPr>
-          <w:hyperlink w:anchor="_Toc230160336" w:history="1">
+          <w:hyperlink w:anchor="_Toc230180008" w:history="1">
             <w:r>
               <w:rPr>
                 <w:rStyle w:val="Hyperlink"/>
@@ -4918,7 +4918,7 @@
                 <w:noProof/>
                 <w:webHidden/>
               </w:rPr>
-              <w:instrText xml:space="preserve"> PAGEREF _Toc230160336 \h </w:instrText>
+              <w:instrText xml:space="preserve"> PAGEREF _Toc230180008 \h </w:instrText>
             </w:r>
             <w:r>
               <w:rPr>
@@ -4938,7 +4938,7 @@
                 <w:noProof/>
                 <w:webHidden/>
               </w:rPr>
-              <w:t>10</w:t>
+              <w:t>11</w:t>
             </w:r>
             <w:r>
               <w:rPr>
@@ -4966,7 +4966,7 @@
               <w14:ligatures w14:val="standardContextual"/>
             </w:rPr>
           </w:pPr>
-          <w:hyperlink w:anchor="_Toc230160337" w:history="1">
+          <w:hyperlink w:anchor="_Toc230180009" w:history="1">
             <w:r>
               <w:rPr>
                 <w:rStyle w:val="Hyperlink"/>
@@ -5014,7 +5014,7 @@
                 <w:noProof/>
                 <w:webHidden/>
               </w:rPr>
-              <w:instrText xml:space="preserve"> PAGEREF _Toc230160337 \h </w:instrText>
+              <w:instrText xml:space="preserve"> PAGEREF _Toc230180009 \h </w:instrText>
             </w:r>
             <w:r>
               <w:rPr>
@@ -5034,7 +5034,7 @@
                 <w:noProof/>
                 <w:webHidden/>
               </w:rPr>
-              <w:t>10</w:t>
+              <w:t>11</w:t>
             </w:r>
             <w:r>
               <w:rPr>
@@ -5061,7 +5061,7 @@
               <w14:ligatures w14:val="standardContextual"/>
             </w:rPr>
           </w:pPr>
-          <w:hyperlink w:anchor="_Toc230160338" w:history="1">
+          <w:hyperlink w:anchor="_Toc230180010" w:history="1">
             <w:r>
               <w:rPr>
                 <w:rStyle w:val="Hyperlink"/>
@@ -5088,7 +5088,7 @@
                 <w:noProof/>
                 <w:webHidden/>
               </w:rPr>
-              <w:instrText xml:space="preserve"> PAGEREF _Toc230160338 \h </w:instrText>
+              <w:instrText xml:space="preserve"> PAGEREF _Toc230180010 \h </w:instrText>
             </w:r>
             <w:r>
               <w:rPr>
@@ -5108,7 +5108,7 @@
                 <w:noProof/>
                 <w:webHidden/>
               </w:rPr>
-              <w:t>10</w:t>
+              <w:t>11</w:t>
             </w:r>
             <w:r>
               <w:rPr>
@@ -5135,7 +5135,7 @@
               <w14:ligatures w14:val="standardContextual"/>
             </w:rPr>
           </w:pPr>
-          <w:hyperlink w:anchor="_Toc230160339" w:history="1">
+          <w:hyperlink w:anchor="_Toc230180011" w:history="1">
             <w:r>
               <w:rPr>
                 <w:rStyle w:val="Hyperlink"/>
@@ -5162,7 +5162,7 @@
                 <w:noProof/>
                 <w:webHidden/>
               </w:rPr>
-              <w:instrText xml:space="preserve"> PAGEREF _Toc230160339 \h </w:instrText>
+              <w:instrText xml:space="preserve"> PAGEREF _Toc230180011 \h </w:instrText>
             </w:r>
             <w:r>
               <w:rPr>
@@ -5182,7 +5182,7 @@
                 <w:noProof/>
                 <w:webHidden/>
               </w:rPr>
-              <w:t>10</w:t>
+              <w:t>11</w:t>
             </w:r>
             <w:r>
               <w:rPr>
@@ -5209,7 +5209,7 @@
               <w14:ligatures w14:val="standardContextual"/>
             </w:rPr>
           </w:pPr>
-          <w:hyperlink w:anchor="_Toc230160340" w:history="1">
+          <w:hyperlink w:anchor="_Toc230180012" w:history="1">
             <w:r>
               <w:rPr>
                 <w:rStyle w:val="Hyperlink"/>
@@ -5236,7 +5236,7 @@
                 <w:noProof/>
                 <w:webHidden/>
               </w:rPr>
-              <w:instrText xml:space="preserve"> PAGEREF _Toc230160340 \h </w:instrText>
+              <w:instrText xml:space="preserve"> PAGEREF _Toc230180012 \h </w:instrText>
             </w:r>
             <w:r>
               <w:rPr>
@@ -5256,7 +5256,7 @@
                 <w:noProof/>
                 <w:webHidden/>
               </w:rPr>
-              <w:t>10</w:t>
+              <w:t>11</w:t>
             </w:r>
             <w:r>
               <w:rPr>
@@ -5284,7 +5284,7 @@
               <w14:ligatures w14:val="standardContextual"/>
             </w:rPr>
           </w:pPr>
-          <w:hyperlink w:anchor="_Toc230160341" w:history="1">
+          <w:hyperlink w:anchor="_Toc230180013" w:history="1">
             <w:r>
               <w:rPr>
                 <w:rStyle w:val="Hyperlink"/>
@@ -5332,7 +5332,7 @@
                 <w:noProof/>
                 <w:webHidden/>
               </w:rPr>
-              <w:instrText xml:space="preserve"> PAGEREF _Toc230160341 \h </w:instrText>
+              <w:instrText xml:space="preserve"> PAGEREF _Toc230180013 \h </w:instrText>
             </w:r>
             <w:r>
               <w:rPr>
@@ -5352,7 +5352,195 @@
                 <w:noProof/>
                 <w:webHidden/>
               </w:rPr>
-              <w:t>11</w:t>
+              <w:t>12</w:t>
+            </w:r>
+            <w:r>
+              <w:rPr>
+                <w:noProof/>
+                <w:webHidden/>
+              </w:rPr>
+              <w:fldChar w:fldCharType="end"/>
+            </w:r>
+          </w:hyperlink>
+        </w:p>
+        <w:p>
+          <w:pPr>
+            <w:pStyle w:val="Verzeichnis3"/>
+            <w:tabs>
+              <w:tab w:val="left" w:pos="1200"/>
+              <w:tab w:val="right" w:leader="dot" w:pos="9062"/>
+            </w:tabs>
+            <w:rPr>
+              <w:rFonts w:eastAsiaTheme="minorEastAsia"/>
+              <w:noProof/>
+              <w:kern w:val="2"/>
+              <w:sz w:val="24"/>
+              <w:szCs w:val="24"/>
+              <w:lang w:val="de-AT" w:eastAsia="de-AT"/>
+              <w14:ligatures w14:val="standardContextual"/>
+            </w:rPr>
+          </w:pPr>
+          <w:hyperlink w:anchor="_Toc230180014" w:history="1">
+            <w:r>
+              <w:rPr>
+                <w:rStyle w:val="Hyperlink"/>
+                <w:noProof/>
+              </w:rPr>
+              <w:t>7.3.1</w:t>
+            </w:r>
+            <w:r>
+              <w:rPr>
+                <w:rFonts w:eastAsiaTheme="minorEastAsia"/>
+                <w:noProof/>
+                <w:kern w:val="2"/>
+                <w:sz w:val="24"/>
+                <w:szCs w:val="24"/>
+                <w:lang w:val="de-AT" w:eastAsia="de-AT"/>
+                <w14:ligatures w14:val="standardContextual"/>
+              </w:rPr>
+              <w:tab/>
+            </w:r>
+            <w:r>
+              <w:rPr>
+                <w:rStyle w:val="Hyperlink"/>
+                <w:noProof/>
+              </w:rPr>
+              <w:t>Risikoanalyse</w:t>
+            </w:r>
+            <w:r>
+              <w:rPr>
+                <w:noProof/>
+                <w:webHidden/>
+              </w:rPr>
+              <w:tab/>
+            </w:r>
+            <w:r>
+              <w:rPr>
+                <w:noProof/>
+                <w:webHidden/>
+              </w:rPr>
+              <w:fldChar w:fldCharType="begin"/>
+            </w:r>
+            <w:r>
+              <w:rPr>
+                <w:noProof/>
+                <w:webHidden/>
+              </w:rPr>
+              <w:instrText xml:space="preserve"> PAGEREF _Toc230180014 \h </w:instrText>
+            </w:r>
+            <w:r>
+              <w:rPr>
+                <w:noProof/>
+                <w:webHidden/>
+              </w:rPr>
+            </w:r>
+            <w:r>
+              <w:rPr>
+                <w:noProof/>
+                <w:webHidden/>
+              </w:rPr>
+              <w:fldChar w:fldCharType="separate"/>
+            </w:r>
+            <w:r>
+              <w:rPr>
+                <w:noProof/>
+                <w:webHidden/>
+              </w:rPr>
+              <w:t>12</w:t>
+            </w:r>
+            <w:r>
+              <w:rPr>
+                <w:noProof/>
+                <w:webHidden/>
+              </w:rPr>
+              <w:fldChar w:fldCharType="end"/>
+            </w:r>
+          </w:hyperlink>
+        </w:p>
+        <w:p>
+          <w:pPr>
+            <w:pStyle w:val="Verzeichnis3"/>
+            <w:tabs>
+              <w:tab w:val="left" w:pos="1200"/>
+              <w:tab w:val="right" w:leader="dot" w:pos="9062"/>
+            </w:tabs>
+            <w:rPr>
+              <w:rFonts w:eastAsiaTheme="minorEastAsia"/>
+              <w:noProof/>
+              <w:kern w:val="2"/>
+              <w:sz w:val="24"/>
+              <w:szCs w:val="24"/>
+              <w:lang w:val="de-AT" w:eastAsia="de-AT"/>
+              <w14:ligatures w14:val="standardContextual"/>
+            </w:rPr>
+          </w:pPr>
+          <w:hyperlink w:anchor="_Toc230180015" w:history="1">
+            <w:r>
+              <w:rPr>
+                <w:rStyle w:val="Hyperlink"/>
+                <w:noProof/>
+              </w:rPr>
+              <w:t>7.3.2</w:t>
+            </w:r>
+            <w:r>
+              <w:rPr>
+                <w:rFonts w:eastAsiaTheme="minorEastAsia"/>
+                <w:noProof/>
+                <w:kern w:val="2"/>
+                <w:sz w:val="24"/>
+                <w:szCs w:val="24"/>
+                <w:lang w:val="de-AT" w:eastAsia="de-AT"/>
+                <w14:ligatures w14:val="standardContextual"/>
+              </w:rPr>
+              <w:tab/>
+            </w:r>
+            <w:r>
+              <w:rPr>
+                <w:rStyle w:val="Hyperlink"/>
+                <w:noProof/>
+              </w:rPr>
+              <w:t>Risikomatrix</w:t>
+            </w:r>
+            <w:r>
+              <w:rPr>
+                <w:noProof/>
+                <w:webHidden/>
+              </w:rPr>
+              <w:tab/>
+            </w:r>
+            <w:r>
+              <w:rPr>
+                <w:noProof/>
+                <w:webHidden/>
+              </w:rPr>
+              <w:fldChar w:fldCharType="begin"/>
+            </w:r>
+            <w:r>
+              <w:rPr>
+                <w:noProof/>
+                <w:webHidden/>
+              </w:rPr>
+              <w:instrText xml:space="preserve"> PAGEREF _Toc230180015 \h </w:instrText>
+            </w:r>
+            <w:r>
+              <w:rPr>
+                <w:noProof/>
+                <w:webHidden/>
+              </w:rPr>
+            </w:r>
+            <w:r>
+              <w:rPr>
+                <w:noProof/>
+                <w:webHidden/>
+              </w:rPr>
+              <w:fldChar w:fldCharType="separate"/>
+            </w:r>
+            <w:r>
+              <w:rPr>
+                <w:noProof/>
+                <w:webHidden/>
+              </w:rPr>
+              <w:t>13</w:t>
             </w:r>
             <w:r>
               <w:rPr>
@@ -5380,7 +5568,7 @@
               <w14:ligatures w14:val="standardContextual"/>
             </w:rPr>
           </w:pPr>
-          <w:hyperlink w:anchor="_Toc230160342" w:history="1">
+          <w:hyperlink w:anchor="_Toc230180016" w:history="1">
             <w:r>
               <w:rPr>
                 <w:rStyle w:val="Hyperlink"/>
@@ -5428,7 +5616,7 @@
                 <w:noProof/>
                 <w:webHidden/>
               </w:rPr>
-              <w:instrText xml:space="preserve"> PAGEREF _Toc230160342 \h </w:instrText>
+              <w:instrText xml:space="preserve"> PAGEREF _Toc230180016 \h </w:instrText>
             </w:r>
             <w:r>
               <w:rPr>
@@ -5448,7 +5636,7 @@
                 <w:noProof/>
                 <w:webHidden/>
               </w:rPr>
-              <w:t>11</w:t>
+              <w:t>14</w:t>
             </w:r>
             <w:r>
               <w:rPr>
@@ -5475,13 +5663,13 @@
               <w14:ligatures w14:val="standardContextual"/>
             </w:rPr>
           </w:pPr>
-          <w:hyperlink w:anchor="_Toc230160343" w:history="1">
+          <w:hyperlink w:anchor="_Toc230180017" w:history="1">
             <w:r>
               <w:rPr>
                 <w:rStyle w:val="Hyperlink"/>
                 <w:noProof/>
               </w:rPr>
-              <w:t>6.4.1 Qualitätsanforderungen:</w:t>
+              <w:t>7.4.1 Qualitätsanforderungen:</w:t>
             </w:r>
             <w:r>
               <w:rPr>
@@ -5502,7 +5690,7 @@
                 <w:noProof/>
                 <w:webHidden/>
               </w:rPr>
-              <w:instrText xml:space="preserve"> PAGEREF _Toc230160343 \h </w:instrText>
+              <w:instrText xml:space="preserve"> PAGEREF _Toc230180017 \h </w:instrText>
             </w:r>
             <w:r>
               <w:rPr>
@@ -5522,7 +5710,7 @@
                 <w:noProof/>
                 <w:webHidden/>
               </w:rPr>
-              <w:t>11</w:t>
+              <w:t>14</w:t>
             </w:r>
             <w:r>
               <w:rPr>
@@ -5549,13 +5737,13 @@
               <w14:ligatures w14:val="standardContextual"/>
             </w:rPr>
           </w:pPr>
-          <w:hyperlink w:anchor="_Toc230160344" w:history="1">
+          <w:hyperlink w:anchor="_Toc230180018" w:history="1">
             <w:r>
               <w:rPr>
                 <w:rStyle w:val="Hyperlink"/>
                 <w:noProof/>
               </w:rPr>
-              <w:t>6.4.1 Qualitätssicherung:</w:t>
+              <w:t>7.4.1 Qualitätssicherung:</w:t>
             </w:r>
             <w:r>
               <w:rPr>
@@ -5576,7 +5764,7 @@
                 <w:noProof/>
                 <w:webHidden/>
               </w:rPr>
-              <w:instrText xml:space="preserve"> PAGEREF _Toc230160344 \h </w:instrText>
+              <w:instrText xml:space="preserve"> PAGEREF _Toc230180018 \h </w:instrText>
             </w:r>
             <w:r>
               <w:rPr>
@@ -5596,7 +5784,7 @@
                 <w:noProof/>
                 <w:webHidden/>
               </w:rPr>
-              <w:t>11</w:t>
+              <w:t>14</w:t>
             </w:r>
             <w:r>
               <w:rPr>
@@ -5624,7 +5812,7 @@
               <w14:ligatures w14:val="standardContextual"/>
             </w:rPr>
           </w:pPr>
-          <w:hyperlink w:anchor="_Toc230160345" w:history="1">
+          <w:hyperlink w:anchor="_Toc230180019" w:history="1">
             <w:r>
               <w:rPr>
                 <w:rStyle w:val="Hyperlink"/>
@@ -5672,7 +5860,7 @@
                 <w:noProof/>
                 <w:webHidden/>
               </w:rPr>
-              <w:instrText xml:space="preserve"> PAGEREF _Toc230160345 \h </w:instrText>
+              <w:instrText xml:space="preserve"> PAGEREF _Toc230180019 \h </w:instrText>
             </w:r>
             <w:r>
               <w:rPr>
@@ -5692,7 +5880,7 @@
                 <w:noProof/>
                 <w:webHidden/>
               </w:rPr>
-              <w:t>11</w:t>
+              <w:t>14</w:t>
             </w:r>
             <w:r>
               <w:rPr>
@@ -5720,7 +5908,7 @@
               <w14:ligatures w14:val="standardContextual"/>
             </w:rPr>
           </w:pPr>
-          <w:hyperlink w:anchor="_Toc230160346" w:history="1">
+          <w:hyperlink w:anchor="_Toc230180020" w:history="1">
             <w:r>
               <w:rPr>
                 <w:rStyle w:val="Hyperlink"/>
@@ -5768,7 +5956,7 @@
                 <w:noProof/>
                 <w:webHidden/>
               </w:rPr>
-              <w:instrText xml:space="preserve"> PAGEREF _Toc230160346 \h </w:instrText>
+              <w:instrText xml:space="preserve"> PAGEREF _Toc230180020 \h </w:instrText>
             </w:r>
             <w:r>
               <w:rPr>
@@ -5788,7 +5976,7 @@
                 <w:noProof/>
                 <w:webHidden/>
               </w:rPr>
-              <w:t>11</w:t>
+              <w:t>14</w:t>
             </w:r>
             <w:r>
               <w:rPr>
@@ -5816,7 +6004,7 @@
               <w14:ligatures w14:val="standardContextual"/>
             </w:rPr>
           </w:pPr>
-          <w:hyperlink w:anchor="_Toc230160347" w:history="1">
+          <w:hyperlink w:anchor="_Toc230180021" w:history="1">
             <w:r>
               <w:rPr>
                 <w:rStyle w:val="Hyperlink"/>
@@ -5864,7 +6052,7 @@
                 <w:noProof/>
                 <w:webHidden/>
               </w:rPr>
-              <w:instrText xml:space="preserve"> PAGEREF _Toc230160347 \h </w:instrText>
+              <w:instrText xml:space="preserve"> PAGEREF _Toc230180021 \h </w:instrText>
             </w:r>
             <w:r>
               <w:rPr>
@@ -5884,7 +6072,7 @@
                 <w:noProof/>
                 <w:webHidden/>
               </w:rPr>
-              <w:t>11</w:t>
+              <w:t>14</w:t>
             </w:r>
             <w:r>
               <w:rPr>
@@ -5912,7 +6100,7 @@
               <w14:ligatures w14:val="standardContextual"/>
             </w:rPr>
           </w:pPr>
-          <w:hyperlink w:anchor="_Toc230160348" w:history="1">
+          <w:hyperlink w:anchor="_Toc230180022" w:history="1">
             <w:r>
               <w:rPr>
                 <w:rStyle w:val="Hyperlink"/>
@@ -5960,7 +6148,7 @@
                 <w:noProof/>
                 <w:webHidden/>
               </w:rPr>
-              <w:instrText xml:space="preserve"> PAGEREF _Toc230160348 \h </w:instrText>
+              <w:instrText xml:space="preserve"> PAGEREF _Toc230180022 \h </w:instrText>
             </w:r>
             <w:r>
               <w:rPr>
@@ -5980,7 +6168,7 @@
                 <w:noProof/>
                 <w:webHidden/>
               </w:rPr>
-              <w:t>12</w:t>
+              <w:t>15</w:t>
             </w:r>
             <w:r>
               <w:rPr>
@@ -6022,7 +6210,7 @@
           <w:rFonts w:ascii="Arial" w:hAnsi="Arial" w:cs="Arial"/>
         </w:rPr>
       </w:pPr>
-      <w:bookmarkStart w:id="0" w:name="_Toc230160297"/>
+      <w:bookmarkStart w:id="0" w:name="_Toc230179969"/>
       <w:r>
         <w:rPr>
           <w:rFonts w:ascii="Arial" w:hAnsi="Arial" w:cs="Arial"/>
@@ -6290,7 +6478,7 @@
           <w:rFonts w:ascii="Arial" w:hAnsi="Arial" w:cs="Arial"/>
         </w:rPr>
       </w:pPr>
-      <w:bookmarkStart w:id="1" w:name="_Toc230160298"/>
+      <w:bookmarkStart w:id="1" w:name="_Toc230179970"/>
       <w:r>
         <w:rPr>
           <w:rFonts w:ascii="Arial" w:hAnsi="Arial" w:cs="Arial"/>
@@ -6311,7 +6499,7 @@
           <w:rFonts w:ascii="Arial" w:hAnsi="Arial" w:cs="Arial"/>
         </w:rPr>
       </w:pPr>
-      <w:bookmarkStart w:id="2" w:name="_Toc230160299"/>
+      <w:bookmarkStart w:id="2" w:name="_Toc230179971"/>
       <w:r>
         <w:rPr>
           <w:rFonts w:ascii="Arial" w:hAnsi="Arial" w:cs="Arial"/>
@@ -6403,7 +6591,7 @@
           <w:rFonts w:ascii="Arial" w:hAnsi="Arial" w:cs="Arial"/>
         </w:rPr>
       </w:pPr>
-      <w:bookmarkStart w:id="3" w:name="_Toc230160300"/>
+      <w:bookmarkStart w:id="3" w:name="_Toc230179972"/>
       <w:r>
         <w:rPr>
           <w:rFonts w:ascii="Arial" w:hAnsi="Arial" w:cs="Arial"/>
@@ -6518,7 +6706,7 @@
           <w:rFonts w:ascii="Arial" w:hAnsi="Arial" w:cs="Arial"/>
         </w:rPr>
       </w:pPr>
-      <w:bookmarkStart w:id="4" w:name="_Toc230160301"/>
+      <w:bookmarkStart w:id="4" w:name="_Toc230179973"/>
       <w:r>
         <w:rPr>
           <w:rFonts w:ascii="Arial" w:hAnsi="Arial" w:cs="Arial"/>
@@ -6569,7 +6757,7 @@
           <w:rFonts w:ascii="Arial" w:hAnsi="Arial" w:cs="Arial"/>
         </w:rPr>
       </w:pPr>
-      <w:bookmarkStart w:id="5" w:name="_Toc230160302"/>
+      <w:bookmarkStart w:id="5" w:name="_Toc230179974"/>
       <w:r>
         <w:rPr>
           <w:rFonts w:ascii="Arial" w:hAnsi="Arial" w:cs="Arial"/>
@@ -6726,7 +6914,7 @@
           <w:rFonts w:ascii="Arial" w:hAnsi="Arial" w:cs="Arial"/>
         </w:rPr>
       </w:pPr>
-      <w:bookmarkStart w:id="6" w:name="_Toc230160303"/>
+      <w:bookmarkStart w:id="6" w:name="_Toc230179975"/>
       <w:r>
         <w:rPr>
           <w:rFonts w:ascii="Arial" w:hAnsi="Arial" w:cs="Arial"/>
@@ -7164,7 +7352,7 @@
           <w:rFonts w:ascii="Arial" w:hAnsi="Arial" w:cs="Arial"/>
         </w:rPr>
       </w:pPr>
-      <w:bookmarkStart w:id="7" w:name="_Toc230160304"/>
+      <w:bookmarkStart w:id="7" w:name="_Toc230179976"/>
       <w:r>
         <w:rPr>
           <w:rFonts w:ascii="Arial" w:hAnsi="Arial" w:cs="Arial"/>
@@ -7338,7 +7526,7 @@
           <w:rFonts w:ascii="Arial" w:hAnsi="Arial" w:cs="Arial"/>
         </w:rPr>
       </w:pPr>
-      <w:bookmarkStart w:id="8" w:name="_Toc230160305"/>
+      <w:bookmarkStart w:id="8" w:name="_Toc230179977"/>
       <w:r>
         <w:rPr>
           <w:rFonts w:ascii="Arial" w:hAnsi="Arial" w:cs="Arial"/>
@@ -7379,7 +7567,7 @@
           <w:rFonts w:ascii="Arial" w:hAnsi="Arial" w:cs="Arial"/>
         </w:rPr>
       </w:pPr>
-      <w:bookmarkStart w:id="9" w:name="_Toc230160306"/>
+      <w:bookmarkStart w:id="9" w:name="_Toc230179978"/>
       <w:r>
         <w:rPr>
           <w:rFonts w:ascii="Arial" w:hAnsi="Arial" w:cs="Arial"/>
@@ -7628,7 +7816,7 @@
           <w:rFonts w:ascii="Arial" w:hAnsi="Arial" w:cs="Arial"/>
         </w:rPr>
       </w:pPr>
-      <w:bookmarkStart w:id="10" w:name="_Toc230160307"/>
+      <w:bookmarkStart w:id="10" w:name="_Toc230179979"/>
       <w:r>
         <w:rPr>
           <w:rFonts w:ascii="Arial" w:hAnsi="Arial" w:cs="Arial"/>
@@ -7776,7 +7964,7 @@
           <w:rFonts w:ascii="Arial" w:hAnsi="Arial" w:cs="Arial"/>
         </w:rPr>
       </w:pPr>
-      <w:bookmarkStart w:id="11" w:name="_Toc230160308"/>
+      <w:bookmarkStart w:id="11" w:name="_Toc230179980"/>
       <w:r>
         <w:rPr>
           <w:rFonts w:ascii="Arial" w:hAnsi="Arial" w:cs="Arial"/>
@@ -7956,7 +8144,7 @@
           <w:rFonts w:ascii="Arial" w:hAnsi="Arial" w:cs="Arial"/>
         </w:rPr>
       </w:pPr>
-      <w:bookmarkStart w:id="12" w:name="_Toc230160309"/>
+      <w:bookmarkStart w:id="12" w:name="_Toc230179981"/>
       <w:r>
         <w:rPr>
           <w:rFonts w:ascii="Arial" w:hAnsi="Arial" w:cs="Arial"/>
@@ -8032,7 +8220,7 @@
           <w:rFonts w:ascii="Arial" w:hAnsi="Arial" w:cs="Arial"/>
         </w:rPr>
       </w:pPr>
-      <w:bookmarkStart w:id="13" w:name="_Toc230160310"/>
+      <w:bookmarkStart w:id="13" w:name="_Toc230179982"/>
       <w:r>
         <w:rPr>
           <w:rFonts w:ascii="Arial" w:hAnsi="Arial" w:cs="Arial"/>
@@ -8181,7 +8369,7 @@
           <w:rFonts w:ascii="Arial" w:hAnsi="Arial" w:cs="Arial"/>
         </w:rPr>
       </w:pPr>
-      <w:bookmarkStart w:id="14" w:name="_Toc230160311"/>
+      <w:bookmarkStart w:id="14" w:name="_Toc230179983"/>
       <w:r>
         <w:rPr>
           <w:rFonts w:ascii="Arial" w:hAnsi="Arial" w:cs="Arial"/>
@@ -8398,7 +8586,7 @@
           <w:rFonts w:ascii="Arial" w:hAnsi="Arial" w:cs="Arial"/>
         </w:rPr>
       </w:pPr>
-      <w:bookmarkStart w:id="15" w:name="_Toc230160312"/>
+      <w:bookmarkStart w:id="15" w:name="_Toc230179984"/>
       <w:r>
         <w:rPr>
           <w:rFonts w:ascii="Arial" w:hAnsi="Arial" w:cs="Arial"/>
@@ -8626,7 +8814,7 @@
           <w:rFonts w:ascii="Arial" w:hAnsi="Arial" w:cs="Arial"/>
         </w:rPr>
       </w:pPr>
-      <w:bookmarkStart w:id="16" w:name="_Toc230160313"/>
+      <w:bookmarkStart w:id="16" w:name="_Toc230179985"/>
       <w:r>
         <w:rPr>
           <w:rFonts w:ascii="Arial" w:hAnsi="Arial" w:cs="Arial"/>
@@ -8826,7 +9014,7 @@
           <w:rFonts w:ascii="Arial" w:hAnsi="Arial" w:cs="Arial"/>
         </w:rPr>
       </w:pPr>
-      <w:bookmarkStart w:id="17" w:name="_Toc230160314"/>
+      <w:bookmarkStart w:id="17" w:name="_Toc230179986"/>
       <w:r>
         <w:rPr>
           <w:rFonts w:ascii="Arial" w:hAnsi="Arial" w:cs="Arial"/>
@@ -8949,7 +9137,7 @@
           <w:rFonts w:ascii="Arial" w:hAnsi="Arial" w:cs="Arial"/>
         </w:rPr>
       </w:pPr>
-      <w:bookmarkStart w:id="18" w:name="_Toc230160315"/>
+      <w:bookmarkStart w:id="18" w:name="_Toc230179987"/>
       <w:r>
         <w:rPr>
           <w:rFonts w:ascii="Arial" w:hAnsi="Arial" w:cs="Arial"/>
@@ -8970,7 +9158,7 @@
           <w:rFonts w:ascii="Arial" w:hAnsi="Arial" w:cs="Arial"/>
         </w:rPr>
       </w:pPr>
-      <w:bookmarkStart w:id="19" w:name="_Toc230160316"/>
+      <w:bookmarkStart w:id="19" w:name="_Toc230179988"/>
       <w:r>
         <w:rPr>
           <w:rFonts w:ascii="Arial" w:hAnsi="Arial" w:cs="Arial"/>
@@ -9007,7 +9195,7 @@
       <w:pPr>
         <w:pStyle w:val="berschrift3"/>
       </w:pPr>
-      <w:bookmarkStart w:id="20" w:name="_Toc230160317"/>
+      <w:bookmarkStart w:id="20" w:name="_Toc230179989"/>
       <w:r>
         <w:t>5.1.1 Funktionen:</w:t>
       </w:r>
@@ -9071,7 +9259,7 @@
       <w:pPr>
         <w:pStyle w:val="berschrift3"/>
       </w:pPr>
-      <w:bookmarkStart w:id="21" w:name="_Toc230160318"/>
+      <w:bookmarkStart w:id="21" w:name="_Toc230179990"/>
       <w:r>
         <w:t>5.1.2 Beschreibung:</w:t>
       </w:r>
@@ -9190,7 +9378,7 @@
           <w:rFonts w:ascii="Arial" w:hAnsi="Arial" w:cs="Arial"/>
         </w:rPr>
       </w:pPr>
-      <w:bookmarkStart w:id="22" w:name="_Toc230160319"/>
+      <w:bookmarkStart w:id="22" w:name="_Toc230179991"/>
       <w:r>
         <w:rPr>
           <w:rFonts w:ascii="Arial" w:hAnsi="Arial" w:cs="Arial"/>
@@ -9209,7 +9397,7 @@
       <w:pPr>
         <w:pStyle w:val="berschrift3"/>
       </w:pPr>
-      <w:bookmarkStart w:id="23" w:name="_Toc230160320"/>
+      <w:bookmarkStart w:id="23" w:name="_Toc230179992"/>
       <w:r>
         <w:t>5.2.1 Funktionen:</w:t>
       </w:r>
@@ -9309,7 +9497,7 @@
       <w:pPr>
         <w:pStyle w:val="berschrift3"/>
       </w:pPr>
-      <w:bookmarkStart w:id="24" w:name="_Toc230160321"/>
+      <w:bookmarkStart w:id="24" w:name="_Toc230179993"/>
       <w:r>
         <w:t>5.2.2 Beschreibung:</w:t>
       </w:r>
@@ -9431,7 +9619,7 @@
           <w:rFonts w:ascii="Arial" w:hAnsi="Arial" w:cs="Arial"/>
         </w:rPr>
       </w:pPr>
-      <w:bookmarkStart w:id="25" w:name="_Toc230160322"/>
+      <w:bookmarkStart w:id="25" w:name="_Toc230179994"/>
       <w:r>
         <w:rPr>
           <w:rFonts w:ascii="Arial" w:hAnsi="Arial" w:cs="Arial"/>
@@ -9445,7 +9633,7 @@
       <w:pPr>
         <w:pStyle w:val="berschrift3"/>
       </w:pPr>
-      <w:bookmarkStart w:id="26" w:name="_Toc230160323"/>
+      <w:bookmarkStart w:id="26" w:name="_Toc230179995"/>
       <w:r>
         <w:t>5.3.1 Funktionen:</w:t>
       </w:r>
@@ -9664,7 +9852,7 @@
       <w:pPr>
         <w:pStyle w:val="berschrift3"/>
       </w:pPr>
-      <w:bookmarkStart w:id="27" w:name="_Toc230160324"/>
+      <w:bookmarkStart w:id="27" w:name="_Toc230179996"/>
       <w:r>
         <w:t>5.3.2 Beschreibung:</w:t>
       </w:r>
@@ -9734,7 +9922,7 @@
           <w:rFonts w:ascii="Arial" w:hAnsi="Arial" w:cs="Arial"/>
         </w:rPr>
       </w:pPr>
-      <w:bookmarkStart w:id="28" w:name="_Toc230160325"/>
+      <w:bookmarkStart w:id="28" w:name="_Toc230179997"/>
       <w:r>
         <w:rPr>
           <w:rFonts w:ascii="Arial" w:hAnsi="Arial" w:cs="Arial"/>
@@ -9747,7 +9935,7 @@
       <w:pPr>
         <w:pStyle w:val="berschrift3"/>
       </w:pPr>
-      <w:bookmarkStart w:id="29" w:name="_Toc230160326"/>
+      <w:bookmarkStart w:id="29" w:name="_Toc230179998"/>
       <w:r>
         <w:t>5.4.1 Funktionen:</w:t>
       </w:r>
@@ -10000,7 +10188,7 @@
       <w:pPr>
         <w:pStyle w:val="berschrift3"/>
       </w:pPr>
-      <w:bookmarkStart w:id="30" w:name="_Toc230160327"/>
+      <w:bookmarkStart w:id="30" w:name="_Toc230179999"/>
       <w:r>
         <w:t>5.4.2 Beschreibung:</w:t>
       </w:r>
@@ -10107,7 +10295,7 @@
           <w:rFonts w:ascii="Arial" w:hAnsi="Arial" w:cs="Arial"/>
         </w:rPr>
       </w:pPr>
-      <w:bookmarkStart w:id="31" w:name="_Toc230160328"/>
+      <w:bookmarkStart w:id="31" w:name="_Toc230180000"/>
       <w:r>
         <w:rPr>
           <w:rFonts w:ascii="Arial" w:hAnsi="Arial" w:cs="Arial"/>
@@ -10121,7 +10309,7 @@
       <w:pPr>
         <w:pStyle w:val="berschrift3"/>
       </w:pPr>
-      <w:bookmarkStart w:id="32" w:name="_Toc230160329"/>
+      <w:bookmarkStart w:id="32" w:name="_Toc230180001"/>
       <w:r>
         <w:t>5.5.1 Funktionen:</w:t>
       </w:r>
@@ -10271,7 +10459,7 @@
       <w:pPr>
         <w:pStyle w:val="berschrift3"/>
       </w:pPr>
-      <w:bookmarkStart w:id="33" w:name="_Toc230160330"/>
+      <w:bookmarkStart w:id="33" w:name="_Toc230180002"/>
       <w:r>
         <w:t>5.5.2 Beschreibung:</w:t>
       </w:r>
@@ -10671,7 +10859,7 @@
           <w:rFonts w:ascii="Arial" w:hAnsi="Arial" w:cs="Arial"/>
         </w:rPr>
       </w:pPr>
-      <w:bookmarkStart w:id="34" w:name="_Toc230160331"/>
+      <w:bookmarkStart w:id="34" w:name="_Toc230180003"/>
       <w:r>
         <w:rPr>
           <w:rFonts w:ascii="Arial" w:hAnsi="Arial" w:cs="Arial"/>
@@ -10685,7 +10873,7 @@
       <w:pPr>
         <w:pStyle w:val="berschrift3"/>
       </w:pPr>
-      <w:bookmarkStart w:id="35" w:name="_Toc230160332"/>
+      <w:bookmarkStart w:id="35" w:name="_Toc230180004"/>
       <w:r>
         <w:t>5.6.1 Funktionen:</w:t>
       </w:r>
@@ -10956,7 +11144,7 @@
       <w:pPr>
         <w:pStyle w:val="berschrift3"/>
       </w:pPr>
-      <w:bookmarkStart w:id="36" w:name="_Toc230160333"/>
+      <w:bookmarkStart w:id="36" w:name="_Toc230180005"/>
       <w:r>
         <w:t>5.6.2 Beschreibung:</w:t>
       </w:r>
@@ -11292,7 +11480,7 @@
           <w:rFonts w:ascii="Arial" w:hAnsi="Arial" w:cs="Arial"/>
         </w:rPr>
       </w:pPr>
-      <w:bookmarkStart w:id="37" w:name="_Toc230160334"/>
+      <w:bookmarkStart w:id="37" w:name="_Toc230180006"/>
       <w:r>
         <w:rPr>
           <w:rFonts w:ascii="Arial" w:hAnsi="Arial" w:cs="Arial"/>
@@ -11396,7 +11584,7 @@
           <w:rFonts w:ascii="Arial" w:hAnsi="Arial" w:cs="Arial"/>
         </w:rPr>
       </w:pPr>
-      <w:bookmarkStart w:id="38" w:name="_Toc230160335"/>
+      <w:bookmarkStart w:id="38" w:name="_Toc230180007"/>
       <w:r>
         <w:rPr>
           <w:rFonts w:ascii="Arial" w:hAnsi="Arial" w:cs="Arial"/>
@@ -11448,7 +11636,7 @@
           <w:rFonts w:ascii="Arial" w:hAnsi="Arial" w:cs="Arial"/>
         </w:rPr>
       </w:pPr>
-      <w:bookmarkStart w:id="39" w:name="_Toc230160336"/>
+      <w:bookmarkStart w:id="39" w:name="_Toc230180008"/>
       <w:r>
         <w:rPr>
           <w:rFonts w:ascii="Arial" w:hAnsi="Arial" w:cs="Arial"/>
@@ -11703,7 +11891,7 @@
           <w:rFonts w:ascii="Arial" w:hAnsi="Arial" w:cs="Arial"/>
         </w:rPr>
       </w:pPr>
-      <w:bookmarkStart w:id="40" w:name="_Toc230160337"/>
+      <w:bookmarkStart w:id="40" w:name="_Toc230180009"/>
       <w:r>
         <w:rPr>
           <w:rFonts w:ascii="Arial" w:hAnsi="Arial" w:cs="Arial"/>
@@ -11716,7 +11904,7 @@
       <w:pPr>
         <w:pStyle w:val="berschrift3"/>
       </w:pPr>
-      <w:bookmarkStart w:id="41" w:name="_Toc230160338"/>
+      <w:bookmarkStart w:id="41" w:name="_Toc230180010"/>
       <w:r>
         <w:t>6.6.1 Hardware:</w:t>
       </w:r>
@@ -11792,7 +11980,7 @@
       <w:pPr>
         <w:pStyle w:val="berschrift3"/>
       </w:pPr>
-      <w:bookmarkStart w:id="42" w:name="_Toc230160339"/>
+      <w:bookmarkStart w:id="42" w:name="_Toc230180011"/>
       <w:r>
         <w:t>6.6.2 Software:</w:t>
       </w:r>
@@ -12062,7 +12250,7 @@
       <w:pPr>
         <w:pStyle w:val="berschrift3"/>
       </w:pPr>
-      <w:bookmarkStart w:id="43" w:name="_Toc230160340"/>
+      <w:bookmarkStart w:id="43" w:name="_Toc230180012"/>
       <w:r>
         <w:t>6.6.</w:t>
       </w:r>
@@ -12152,7 +12340,7 @@
           <w:rFonts w:ascii="Arial" w:hAnsi="Arial" w:cs="Arial"/>
         </w:rPr>
       </w:pPr>
-      <w:bookmarkStart w:id="44" w:name="_Toc230160341"/>
+      <w:bookmarkStart w:id="44" w:name="_Toc230180013"/>
       <w:r>
         <w:rPr>
           <w:rFonts w:ascii="Arial" w:hAnsi="Arial" w:cs="Arial"/>
@@ -12170,9 +12358,11 @@
           <w:numId w:val="2"/>
         </w:numPr>
       </w:pPr>
+      <w:bookmarkStart w:id="45" w:name="_Toc230180014"/>
       <w:r>
         <w:t>Risikoanalyse</w:t>
       </w:r>
+      <w:bookmarkEnd w:id="45"/>
       <w:r>
         <w:br/>
       </w:r>
@@ -12225,10 +12415,12 @@
           <w:numId w:val="2"/>
         </w:numPr>
       </w:pPr>
+      <w:bookmarkStart w:id="46" w:name="_Toc230180015"/>
       <w:r>
         <w:lastRenderedPageBreak/>
         <w:t>Risikomatrix</w:t>
       </w:r>
+      <w:bookmarkEnd w:id="46"/>
       <w:r>
         <w:br/>
       </w:r>
@@ -12341,7 +12533,7 @@
           <w:rFonts w:ascii="Arial" w:hAnsi="Arial" w:cs="Arial"/>
         </w:rPr>
       </w:pPr>
-      <w:bookmarkStart w:id="45" w:name="_Toc230160342"/>
+      <w:bookmarkStart w:id="47" w:name="_Toc230180016"/>
       <w:r>
         <w:rPr>
           <w:rFonts w:ascii="Arial" w:hAnsi="Arial" w:cs="Arial"/>
@@ -12349,7 +12541,7 @@
         <w:lastRenderedPageBreak/>
         <w:t>Qualität</w:t>
       </w:r>
-      <w:bookmarkEnd w:id="45"/>
+      <w:bookmarkEnd w:id="47"/>
     </w:p>
     <w:p>
       <w:pPr>
@@ -12370,14 +12562,14 @@
       <w:pPr>
         <w:pStyle w:val="berschrift3"/>
       </w:pPr>
-      <w:bookmarkStart w:id="46" w:name="_Toc230160343"/>
+      <w:bookmarkStart w:id="48" w:name="_Toc230180017"/>
       <w:r>
         <w:t>7</w:t>
       </w:r>
       <w:r>
         <w:t>.4.1 Qualitätsanforderungen:</w:t>
       </w:r>
-      <w:bookmarkEnd w:id="46"/>
+      <w:bookmarkEnd w:id="48"/>
     </w:p>
     <w:p>
       <w:pPr>
@@ -12509,14 +12701,14 @@
       <w:pPr>
         <w:pStyle w:val="berschrift3"/>
       </w:pPr>
-      <w:bookmarkStart w:id="47" w:name="_Toc230160344"/>
+      <w:bookmarkStart w:id="49" w:name="_Toc230180018"/>
       <w:r>
         <w:t>7</w:t>
       </w:r>
       <w:r>
         <w:t>.4.1 Qualitätssicherung:</w:t>
       </w:r>
-      <w:bookmarkEnd w:id="47"/>
+      <w:bookmarkEnd w:id="49"/>
     </w:p>
     <w:p>
       <w:pPr>
@@ -12623,7 +12815,7 @@
           <w:rFonts w:ascii="Arial" w:hAnsi="Arial" w:cs="Arial"/>
         </w:rPr>
       </w:pPr>
-      <w:bookmarkStart w:id="48" w:name="_Toc230160345"/>
+      <w:bookmarkStart w:id="50" w:name="_Toc230180019"/>
       <w:r>
         <w:rPr>
           <w:rFonts w:ascii="Arial" w:hAnsi="Arial" w:cs="Arial"/>
@@ -12636,7 +12828,7 @@
         </w:rPr>
         <w:t>bedingungen</w:t>
       </w:r>
-      <w:bookmarkEnd w:id="48"/>
+      <w:bookmarkEnd w:id="50"/>
     </w:p>
     <w:p>
       <w:pPr>
@@ -12682,14 +12874,14 @@
           <w:rFonts w:ascii="Arial" w:hAnsi="Arial" w:cs="Arial"/>
         </w:rPr>
       </w:pPr>
-      <w:bookmarkStart w:id="49" w:name="_Toc230160346"/>
+      <w:bookmarkStart w:id="51" w:name="_Toc230180020"/>
       <w:r>
         <w:rPr>
           <w:rFonts w:ascii="Arial" w:hAnsi="Arial" w:cs="Arial"/>
         </w:rPr>
         <w:t>Beurteilung</w:t>
       </w:r>
-      <w:bookmarkEnd w:id="49"/>
+      <w:bookmarkEnd w:id="51"/>
     </w:p>
     <w:p>
       <w:pPr>
@@ -12746,14 +12938,14 @@
           <w:rFonts w:ascii="Arial" w:hAnsi="Arial" w:cs="Arial"/>
         </w:rPr>
       </w:pPr>
-      <w:bookmarkStart w:id="50" w:name="_Toc230160347"/>
+      <w:bookmarkStart w:id="52" w:name="_Toc230180021"/>
       <w:r>
         <w:rPr>
           <w:rFonts w:ascii="Arial" w:hAnsi="Arial" w:cs="Arial"/>
         </w:rPr>
         <w:t>Anhang</w:t>
       </w:r>
-      <w:bookmarkEnd w:id="50"/>
+      <w:bookmarkEnd w:id="52"/>
     </w:p>
     <w:p>
       <w:pPr>
@@ -12884,14 +13076,14 @@
         <w:lastRenderedPageBreak/>
         <w:t xml:space="preserve"> </w:t>
       </w:r>
-      <w:bookmarkStart w:id="51" w:name="_Toc230160348"/>
+      <w:bookmarkStart w:id="53" w:name="_Toc230180022"/>
       <w:r>
         <w:rPr>
           <w:rFonts w:ascii="Arial" w:hAnsi="Arial" w:cs="Arial"/>
         </w:rPr>
         <w:t>Vereinbarung</w:t>
       </w:r>
-      <w:bookmarkEnd w:id="51"/>
+      <w:bookmarkEnd w:id="53"/>
     </w:p>
     <w:p>
       <w:pPr>

--- a/0_Documents/Pflichtenheft.docx
+++ b/0_Documents/Pflichtenheft.docx
@@ -395,13 +395,13 @@
         <w:tblLook w:val="04A0" w:firstRow="1" w:lastRow="0" w:firstColumn="1" w:lastColumn="0" w:noHBand="0" w:noVBand="1"/>
       </w:tblPr>
       <w:tblGrid>
-        <w:gridCol w:w="704"/>
-        <w:gridCol w:w="1276"/>
-        <w:gridCol w:w="992"/>
-        <w:gridCol w:w="1843"/>
-        <w:gridCol w:w="1699"/>
-        <w:gridCol w:w="1328"/>
-        <w:gridCol w:w="1220"/>
+        <w:gridCol w:w="659"/>
+        <w:gridCol w:w="1264"/>
+        <w:gridCol w:w="983"/>
+        <w:gridCol w:w="2084"/>
+        <w:gridCol w:w="1675"/>
+        <w:gridCol w:w="1260"/>
+        <w:gridCol w:w="1137"/>
       </w:tblGrid>
       <w:tr>
         <w:trPr>
@@ -720,7 +720,35 @@
                 <w:rFonts w:ascii="Arial" w:hAnsi="Arial" w:cs="Arial"/>
                 <w:sz w:val="20"/>
               </w:rPr>
-              <w:t>User/Friendship-system</w:t>
+              <w:t>User</w:t>
+            </w:r>
+            <w:r>
+              <w:rPr>
+                <w:rFonts w:ascii="Arial" w:hAnsi="Arial" w:cs="Arial"/>
+                <w:sz w:val="20"/>
+              </w:rPr>
+              <w:t xml:space="preserve"> </w:t>
+            </w:r>
+            <w:r>
+              <w:rPr>
+                <w:rFonts w:ascii="Arial" w:hAnsi="Arial" w:cs="Arial"/>
+                <w:sz w:val="20"/>
+              </w:rPr>
+              <w:t>/</w:t>
+            </w:r>
+            <w:r>
+              <w:rPr>
+                <w:rFonts w:ascii="Arial" w:hAnsi="Arial" w:cs="Arial"/>
+                <w:sz w:val="20"/>
+              </w:rPr>
+              <w:t xml:space="preserve"> </w:t>
+            </w:r>
+            <w:r>
+              <w:rPr>
+                <w:rFonts w:ascii="Arial" w:hAnsi="Arial" w:cs="Arial"/>
+                <w:sz w:val="20"/>
+              </w:rPr>
+              <w:t>Friendship-system</w:t>
             </w:r>
           </w:p>
         </w:tc>
@@ -836,6 +864,13 @@
                 <w:sz w:val="20"/>
               </w:rPr>
             </w:pPr>
+            <w:r>
+              <w:rPr>
+                <w:rFonts w:ascii="Arial" w:hAnsi="Arial" w:cs="Arial"/>
+                <w:sz w:val="20"/>
+              </w:rPr>
+              <w:t>20.05.2026</w:t>
+            </w:r>
           </w:p>
         </w:tc>
         <w:tc>
@@ -851,6 +886,13 @@
                 <w:sz w:val="20"/>
               </w:rPr>
             </w:pPr>
+            <w:r>
+              <w:rPr>
+                <w:rFonts w:ascii="Arial" w:hAnsi="Arial" w:cs="Arial"/>
+                <w:sz w:val="20"/>
+              </w:rPr>
+              <w:t>0.1</w:t>
+            </w:r>
           </w:p>
         </w:tc>
         <w:tc>
@@ -866,6 +908,27 @@
                 <w:sz w:val="20"/>
               </w:rPr>
             </w:pPr>
+            <w:r>
+              <w:rPr>
+                <w:rFonts w:ascii="Arial" w:hAnsi="Arial" w:cs="Arial"/>
+                <w:sz w:val="20"/>
+              </w:rPr>
+              <w:t xml:space="preserve">Hubs </w:t>
+            </w:r>
+            <w:r>
+              <w:rPr>
+                <w:rFonts w:ascii="Arial" w:hAnsi="Arial" w:cs="Arial"/>
+                <w:sz w:val="20"/>
+              </w:rPr>
+              <w:t>/ ChatController</w:t>
+            </w:r>
+            <w:r>
+              <w:rPr>
+                <w:rFonts w:ascii="Arial" w:hAnsi="Arial" w:cs="Arial"/>
+                <w:sz w:val="20"/>
+              </w:rPr>
+              <w:t xml:space="preserve"> / WorkspaceController </w:t>
+            </w:r>
           </w:p>
         </w:tc>
         <w:tc>
@@ -881,6 +944,13 @@
                 <w:sz w:val="20"/>
               </w:rPr>
             </w:pPr>
+            <w:r>
+              <w:rPr>
+                <w:rFonts w:ascii="Arial" w:hAnsi="Arial" w:cs="Arial"/>
+                <w:sz w:val="20"/>
+              </w:rPr>
+              <w:t>Implementation</w:t>
+            </w:r>
           </w:p>
         </w:tc>
         <w:tc>
@@ -918,6 +988,16 @@
                 <w:sz w:val="20"/>
               </w:rPr>
             </w:pPr>
+            <w:r>
+              <w:rPr>
+                <w:rFonts w:ascii="Arial" w:hAnsi="Arial" w:cs="Arial"/>
+                <w:b/>
+                <w:bCs/>
+                <w:color w:val="70AD47" w:themeColor="accent6"/>
+                <w:sz w:val="20"/>
+              </w:rPr>
+              <w:t>DONE</w:t>
+            </w:r>
           </w:p>
         </w:tc>
       </w:tr>
@@ -12369,6 +12449,9 @@
     </w:p>
     <w:p>
       <w:r>
+        <w:rPr>
+          <w:noProof/>
+        </w:rPr>
         <w:drawing>
           <wp:inline distT="0" distB="0" distL="0" distR="0" wp14:anchorId="59A4181B" wp14:editId="4DD1FABB">
             <wp:extent cx="7879991" cy="3697409"/>
@@ -12427,6 +12510,9 @@
     </w:p>
     <w:p>
       <w:r>
+        <w:rPr>
+          <w:noProof/>
+        </w:rPr>
         <w:drawing>
           <wp:inline distT="0" distB="0" distL="0" distR="0" wp14:anchorId="5C8C0E2B" wp14:editId="457C5DDA">
             <wp:extent cx="5760720" cy="3728720"/>
@@ -12476,6 +12562,9 @@
     <w:p/>
     <w:p>
       <w:r>
+        <w:rPr>
+          <w:noProof/>
+        </w:rPr>
         <w:drawing>
           <wp:inline distT="0" distB="0" distL="0" distR="0" wp14:anchorId="698299F2" wp14:editId="02514FB3">
             <wp:extent cx="5760720" cy="3460750"/>

--- a/0_Documents/Pflichtenheft.docx
+++ b/0_Documents/Pflichtenheft.docx
@@ -1040,6 +1040,13 @@
                 <w:sz w:val="20"/>
               </w:rPr>
             </w:pPr>
+            <w:r>
+              <w:rPr>
+                <w:rFonts w:ascii="Arial" w:hAnsi="Arial" w:cs="Arial"/>
+                <w:sz w:val="20"/>
+              </w:rPr>
+              <w:t>21.05.2026</w:t>
+            </w:r>
           </w:p>
         </w:tc>
         <w:tc>
@@ -1055,6 +1062,13 @@
                 <w:sz w:val="20"/>
               </w:rPr>
             </w:pPr>
+            <w:r>
+              <w:rPr>
+                <w:rFonts w:ascii="Arial" w:hAnsi="Arial" w:cs="Arial"/>
+                <w:sz w:val="20"/>
+              </w:rPr>
+              <w:t>0.1</w:t>
+            </w:r>
           </w:p>
         </w:tc>
         <w:tc>
@@ -1070,6 +1084,27 @@
                 <w:sz w:val="20"/>
               </w:rPr>
             </w:pPr>
+            <w:r>
+              <w:rPr>
+                <w:rFonts w:ascii="Arial" w:hAnsi="Arial" w:cs="Arial"/>
+                <w:sz w:val="20"/>
+              </w:rPr>
+              <w:t>API-Services / Hooks f</w:t>
+            </w:r>
+            <w:r>
+              <w:rPr>
+                <w:rFonts w:ascii="Arial" w:hAnsi="Arial" w:cs="Arial"/>
+                <w:sz w:val="20"/>
+              </w:rPr>
+              <w:t>ür</w:t>
+            </w:r>
+            <w:r>
+              <w:rPr>
+                <w:rFonts w:ascii="Arial" w:hAnsi="Arial" w:cs="Arial"/>
+                <w:sz w:val="20"/>
+              </w:rPr>
+              <w:t xml:space="preserve"> Hubs</w:t>
+            </w:r>
           </w:p>
         </w:tc>
         <w:tc>
@@ -1085,6 +1120,13 @@
                 <w:sz w:val="20"/>
               </w:rPr>
             </w:pPr>
+            <w:r>
+              <w:rPr>
+                <w:rFonts w:ascii="Arial" w:hAnsi="Arial" w:cs="Arial"/>
+                <w:sz w:val="20"/>
+              </w:rPr>
+              <w:t>Implementation</w:t>
+            </w:r>
           </w:p>
         </w:tc>
         <w:tc>
@@ -1122,6 +1164,16 @@
                 <w:sz w:val="20"/>
               </w:rPr>
             </w:pPr>
+            <w:r>
+              <w:rPr>
+                <w:rFonts w:ascii="Arial" w:hAnsi="Arial" w:cs="Arial"/>
+                <w:b/>
+                <w:bCs/>
+                <w:color w:val="70AD47" w:themeColor="accent6"/>
+                <w:sz w:val="20"/>
+              </w:rPr>
+              <w:t>DONE</w:t>
+            </w:r>
           </w:p>
         </w:tc>
       </w:tr>

--- a/0_Documents/Pflichtenheft.docx
+++ b/0_Documents/Pflichtenheft.docx
@@ -698,7 +698,14 @@
                 <w:rFonts w:ascii="Arial" w:hAnsi="Arial" w:cs="Arial"/>
                 <w:sz w:val="20"/>
               </w:rPr>
-              <w:t>0.1</w:t>
+              <w:t>0.</w:t>
+            </w:r>
+            <w:r>
+              <w:rPr>
+                <w:rFonts w:ascii="Arial" w:hAnsi="Arial" w:cs="Arial"/>
+                <w:sz w:val="20"/>
+              </w:rPr>
+              <w:t>1.2</w:t>
             </w:r>
           </w:p>
         </w:tc>
@@ -891,7 +898,14 @@
                 <w:rFonts w:ascii="Arial" w:hAnsi="Arial" w:cs="Arial"/>
                 <w:sz w:val="20"/>
               </w:rPr>
-              <w:t>0.1</w:t>
+              <w:t>0.</w:t>
+            </w:r>
+            <w:r>
+              <w:rPr>
+                <w:rFonts w:ascii="Arial" w:hAnsi="Arial" w:cs="Arial"/>
+                <w:sz w:val="20"/>
+              </w:rPr>
+              <w:t>1.3</w:t>
             </w:r>
           </w:p>
         </w:tc>
@@ -920,15 +934,54 @@
                 <w:rFonts w:ascii="Arial" w:hAnsi="Arial" w:cs="Arial"/>
                 <w:sz w:val="20"/>
               </w:rPr>
-              <w:t>/ ChatController</w:t>
-            </w:r>
-            <w:r>
+              <w:t xml:space="preserve">/ </w:t>
+            </w:r>
+          </w:p>
+          <w:p>
+            <w:pPr>
+              <w:jc w:val="center"/>
               <w:rPr>
                 <w:rFonts w:ascii="Arial" w:hAnsi="Arial" w:cs="Arial"/>
                 <w:sz w:val="20"/>
               </w:rPr>
-              <w:t xml:space="preserve"> / WorkspaceController </w:t>
-            </w:r>
+            </w:pPr>
+            <w:r>
+              <w:rPr>
+                <w:rFonts w:ascii="Arial" w:hAnsi="Arial" w:cs="Arial"/>
+                <w:sz w:val="20"/>
+              </w:rPr>
+              <w:t>Hooks für Hubs</w:t>
+            </w:r>
+            <w:r>
+              <w:rPr>
+                <w:rFonts w:ascii="Arial" w:hAnsi="Arial" w:cs="Arial"/>
+                <w:sz w:val="20"/>
+              </w:rPr>
+              <w:t xml:space="preserve"> / </w:t>
+            </w:r>
+            <w:r>
+              <w:rPr>
+                <w:rFonts w:ascii="Arial" w:hAnsi="Arial" w:cs="Arial"/>
+                <w:sz w:val="20"/>
+              </w:rPr>
+              <w:t>ChatController</w:t>
+            </w:r>
+            <w:r>
+              <w:rPr>
+                <w:rFonts w:ascii="Arial" w:hAnsi="Arial" w:cs="Arial"/>
+                <w:sz w:val="20"/>
+              </w:rPr>
+              <w:t xml:space="preserve"> / </w:t>
+            </w:r>
+          </w:p>
+          <w:p>
+            <w:pPr>
+              <w:jc w:val="center"/>
+              <w:rPr>
+                <w:rFonts w:ascii="Arial" w:hAnsi="Arial" w:cs="Arial"/>
+                <w:sz w:val="20"/>
+              </w:rPr>
+            </w:pPr>
           </w:p>
         </w:tc>
         <w:tc>
@@ -1067,7 +1120,14 @@
                 <w:rFonts w:ascii="Arial" w:hAnsi="Arial" w:cs="Arial"/>
                 <w:sz w:val="20"/>
               </w:rPr>
-              <w:t>0.1</w:t>
+              <w:t>0.</w:t>
+            </w:r>
+            <w:r>
+              <w:rPr>
+                <w:rFonts w:ascii="Arial" w:hAnsi="Arial" w:cs="Arial"/>
+                <w:sz w:val="20"/>
+              </w:rPr>
+              <w:t>1.4</w:t>
             </w:r>
           </w:p>
         </w:tc>
@@ -1089,21 +1149,23 @@
                 <w:rFonts w:ascii="Arial" w:hAnsi="Arial" w:cs="Arial"/>
                 <w:sz w:val="20"/>
               </w:rPr>
-              <w:t>API-Services / Hooks f</w:t>
-            </w:r>
-            <w:r>
+              <w:t xml:space="preserve">API-Services / </w:t>
+            </w:r>
+          </w:p>
+          <w:p>
+            <w:pPr>
+              <w:jc w:val="center"/>
               <w:rPr>
                 <w:rFonts w:ascii="Arial" w:hAnsi="Arial" w:cs="Arial"/>
                 <w:sz w:val="20"/>
               </w:rPr>
-              <w:t>ür</w:t>
-            </w:r>
+            </w:pPr>
             <w:r>
               <w:rPr>
                 <w:rFonts w:ascii="Arial" w:hAnsi="Arial" w:cs="Arial"/>
                 <w:sz w:val="20"/>
               </w:rPr>
-              <w:t xml:space="preserve"> Hubs</w:t>
+              <w:t>WorkspaceController</w:t>
             </w:r>
           </w:p>
         </w:tc>
